--- a/8.资源管理/1.流程制度规范类文件/JXTX-08-05-最终软件库管理制度.docx
+++ b/8.资源管理/1.流程制度规范类文件/JXTX-08-05-最终软件库管理制度.docx
@@ -22,6 +22,57 @@
         <w:textAlignment w:val="baseline"/>
       </w:pPr>
       <w:bookmarkStart w:id="0" w:name="_Toc22577"/>
+      <w:r>
+        <w:drawing>
+          <wp:anchor distT="0" distB="0" distL="114300" distR="114300" simplePos="0" relativeHeight="251661312" behindDoc="1" locked="0" layoutInCell="1" allowOverlap="1">
+            <wp:simplePos x="0" y="0"/>
+            <wp:positionH relativeFrom="column">
+              <wp:posOffset>-19050</wp:posOffset>
+            </wp:positionH>
+            <wp:positionV relativeFrom="paragraph">
+              <wp:posOffset>-22225</wp:posOffset>
+            </wp:positionV>
+            <wp:extent cx="5304790" cy="8893810"/>
+            <wp:effectExtent l="0" t="0" r="13970" b="6350"/>
+            <wp:wrapNone/>
+            <wp:docPr id="1" name="图片 1"/>
+            <wp:cNvGraphicFramePr>
+              <a:graphicFrameLocks xmlns:a="http://schemas.openxmlformats.org/drawingml/2006/main" noChangeAspect="1"/>
+            </wp:cNvGraphicFramePr>
+            <a:graphic xmlns:a="http://schemas.openxmlformats.org/drawingml/2006/main">
+              <a:graphicData uri="http://schemas.openxmlformats.org/drawingml/2006/picture">
+                <pic:pic xmlns:pic="http://schemas.openxmlformats.org/drawingml/2006/picture">
+                  <pic:nvPicPr>
+                    <pic:cNvPr id="1" name="图片 1"/>
+                    <pic:cNvPicPr>
+                      <a:picLocks noChangeAspect="1"/>
+                    </pic:cNvPicPr>
+                  </pic:nvPicPr>
+                  <pic:blipFill>
+                    <a:blip r:embed="rId8"/>
+                    <a:stretch>
+                      <a:fillRect/>
+                    </a:stretch>
+                  </pic:blipFill>
+                  <pic:spPr>
+                    <a:xfrm>
+                      <a:off x="0" y="0"/>
+                      <a:ext cx="5304790" cy="8893810"/>
+                    </a:xfrm>
+                    <a:prstGeom prst="rect">
+                      <a:avLst/>
+                    </a:prstGeom>
+                    <a:noFill/>
+                    <a:ln>
+                      <a:noFill/>
+                    </a:ln>
+                  </pic:spPr>
+                </pic:pic>
+              </a:graphicData>
+            </a:graphic>
+          </wp:anchor>
+        </w:drawing>
+      </w:r>
       <w:r>
         <w:drawing>
           <wp:anchor distT="0" distB="0" distL="114300" distR="114300" simplePos="0" relativeHeight="251660288" behindDoc="1" locked="0" layoutInCell="1" allowOverlap="1">
@@ -49,7 +100,7 @@
                     </pic:cNvPicPr>
                   </pic:nvPicPr>
                   <pic:blipFill>
-                    <a:blip r:embed="rId8"/>
+                    <a:blip r:embed="rId9"/>
                     <a:stretch>
                       <a:fillRect/>
                     </a:stretch>
@@ -104,7 +155,7 @@
                     </pic:cNvPicPr>
                   </pic:nvPicPr>
                   <pic:blipFill>
-                    <a:blip r:embed="rId9">
+                    <a:blip r:embed="rId10">
                       <a:alphaModFix amt="58000"/>
                       <a:lum contrast="-52000"/>
                     </a:blip>
@@ -1940,8 +1991,6 @@
         <w:snapToGrid w:val="0"/>
         <w:textAlignment w:val="baseline"/>
       </w:pPr>
-      <w:bookmarkStart w:id="21" w:name="_GoBack"/>
-      <w:bookmarkEnd w:id="21"/>
       <w:r>
         <w:br w:type="page"/>
       </w:r>
@@ -4514,6 +4563,523 @@
         </w:rPr>
       </w:pPr>
       <w:bookmarkStart w:id="20" w:name="_Toc23689"/>
+      <w:r>
+        <w:rPr>
+          <w:rFonts w:hint="eastAsia"/>
+          <w:lang w:val="en-US" w:eastAsia="zh-CN"/>
+        </w:rPr>
+        <w:t>考核指标</w:t>
+      </w:r>
+    </w:p>
+    <w:tbl>
+      <w:tblPr>
+        <w:tblStyle w:val="20"/>
+        <w:tblW w:w="8504" w:type="dxa"/>
+        <w:tblInd w:w="96" w:type="dxa"/>
+        <w:tblBorders>
+          <w:top w:val="none" w:color="auto" w:sz="0" w:space="0"/>
+          <w:left w:val="none" w:color="auto" w:sz="0" w:space="0"/>
+          <w:bottom w:val="none" w:color="auto" w:sz="0" w:space="0"/>
+          <w:right w:val="none" w:color="auto" w:sz="0" w:space="0"/>
+          <w:insideH w:val="none" w:color="auto" w:sz="0" w:space="0"/>
+          <w:insideV w:val="none" w:color="auto" w:sz="0" w:space="0"/>
+        </w:tblBorders>
+        <w:shd w:val="clear" w:color="auto" w:fill="auto"/>
+        <w:tblLayout w:type="autofit"/>
+        <w:tblCellMar>
+          <w:top w:w="0" w:type="dxa"/>
+          <w:left w:w="108" w:type="dxa"/>
+          <w:bottom w:w="0" w:type="dxa"/>
+          <w:right w:w="108" w:type="dxa"/>
+        </w:tblCellMar>
+      </w:tblPr>
+      <w:tblGrid>
+        <w:gridCol w:w="2383"/>
+        <w:gridCol w:w="1056"/>
+        <w:gridCol w:w="4139"/>
+        <w:gridCol w:w="926"/>
+      </w:tblGrid>
+      <w:tr>
+        <w:tblPrEx>
+          <w:tblBorders>
+            <w:top w:val="none" w:color="auto" w:sz="0" w:space="0"/>
+            <w:left w:val="none" w:color="auto" w:sz="0" w:space="0"/>
+            <w:bottom w:val="none" w:color="auto" w:sz="0" w:space="0"/>
+            <w:right w:val="none" w:color="auto" w:sz="0" w:space="0"/>
+            <w:insideH w:val="none" w:color="auto" w:sz="0" w:space="0"/>
+            <w:insideV w:val="none" w:color="auto" w:sz="0" w:space="0"/>
+          </w:tblBorders>
+          <w:tblCellMar>
+            <w:top w:w="0" w:type="dxa"/>
+            <w:left w:w="108" w:type="dxa"/>
+            <w:bottom w:w="0" w:type="dxa"/>
+            <w:right w:w="108" w:type="dxa"/>
+          </w:tblCellMar>
+        </w:tblPrEx>
+        <w:trPr>
+          <w:trHeight w:val="493" w:hRule="atLeast"/>
+        </w:trPr>
+        <w:tc>
+          <w:tcPr>
+            <w:tcW w:w="2383" w:type="dxa"/>
+            <w:tcBorders>
+              <w:top w:val="single" w:color="000000" w:sz="4" w:space="0"/>
+              <w:left w:val="single" w:color="000000" w:sz="4" w:space="0"/>
+              <w:bottom w:val="single" w:color="000000" w:sz="4" w:space="0"/>
+              <w:right w:val="single" w:color="000000" w:sz="4" w:space="0"/>
+            </w:tcBorders>
+            <w:shd w:val="clear" w:color="auto" w:fill="C0C0C0"/>
+            <w:vAlign w:val="center"/>
+          </w:tcPr>
+          <w:p>
+            <w:pPr>
+              <w:keepNext w:val="0"/>
+              <w:keepLines w:val="0"/>
+              <w:widowControl/>
+              <w:suppressLineNumbers w:val="0"/>
+              <w:jc w:val="center"/>
+              <w:textAlignment w:val="center"/>
+              <w:rPr>
+                <w:rFonts w:ascii="楷体_GB2312" w:hAnsi="宋体" w:eastAsia="楷体_GB2312" w:cs="楷体_GB2312"/>
+                <w:b/>
+                <w:bCs/>
+                <w:i w:val="0"/>
+                <w:iCs w:val="0"/>
+                <w:color w:val="000000"/>
+                <w:sz w:val="22"/>
+                <w:szCs w:val="22"/>
+                <w:u w:val="none"/>
+              </w:rPr>
+            </w:pPr>
+            <w:r>
+              <w:rPr>
+                <w:rFonts w:hint="default" w:ascii="楷体_GB2312" w:hAnsi="宋体" w:eastAsia="楷体_GB2312" w:cs="楷体_GB2312"/>
+                <w:b/>
+                <w:bCs/>
+                <w:i w:val="0"/>
+                <w:iCs w:val="0"/>
+                <w:snapToGrid w:val="0"/>
+                <w:color w:val="000000"/>
+                <w:kern w:val="0"/>
+                <w:sz w:val="22"/>
+                <w:szCs w:val="22"/>
+                <w:u w:val="none"/>
+                <w:lang w:val="en-US" w:eastAsia="zh-CN" w:bidi="ar"/>
+              </w:rPr>
+              <w:t>KPI</w:t>
+            </w:r>
+          </w:p>
+        </w:tc>
+        <w:tc>
+          <w:tcPr>
+            <w:tcW w:w="1056" w:type="dxa"/>
+            <w:tcBorders>
+              <w:top w:val="single" w:color="000000" w:sz="4" w:space="0"/>
+              <w:left w:val="single" w:color="000000" w:sz="4" w:space="0"/>
+              <w:bottom w:val="single" w:color="000000" w:sz="4" w:space="0"/>
+              <w:right w:val="single" w:color="000000" w:sz="4" w:space="0"/>
+            </w:tcBorders>
+            <w:shd w:val="clear" w:color="auto" w:fill="C0C0C0"/>
+            <w:vAlign w:val="center"/>
+          </w:tcPr>
+          <w:p>
+            <w:pPr>
+              <w:keepNext w:val="0"/>
+              <w:keepLines w:val="0"/>
+              <w:widowControl/>
+              <w:suppressLineNumbers w:val="0"/>
+              <w:jc w:val="center"/>
+              <w:textAlignment w:val="center"/>
+              <w:rPr>
+                <w:rFonts w:hint="default" w:ascii="楷体_GB2312" w:hAnsi="宋体" w:eastAsia="楷体_GB2312" w:cs="楷体_GB2312"/>
+                <w:b/>
+                <w:bCs/>
+                <w:i w:val="0"/>
+                <w:iCs w:val="0"/>
+                <w:color w:val="000000"/>
+                <w:sz w:val="22"/>
+                <w:szCs w:val="22"/>
+                <w:u w:val="none"/>
+              </w:rPr>
+            </w:pPr>
+            <w:r>
+              <w:rPr>
+                <w:rFonts w:hint="default" w:ascii="楷体_GB2312" w:hAnsi="宋体" w:eastAsia="楷体_GB2312" w:cs="楷体_GB2312"/>
+                <w:b/>
+                <w:bCs/>
+                <w:i w:val="0"/>
+                <w:iCs w:val="0"/>
+                <w:snapToGrid w:val="0"/>
+                <w:color w:val="000000"/>
+                <w:kern w:val="0"/>
+                <w:sz w:val="22"/>
+                <w:szCs w:val="22"/>
+                <w:u w:val="none"/>
+                <w:lang w:val="en-US" w:eastAsia="zh-CN" w:bidi="ar"/>
+              </w:rPr>
+              <w:t>目标值</w:t>
+            </w:r>
+          </w:p>
+        </w:tc>
+        <w:tc>
+          <w:tcPr>
+            <w:tcW w:w="4139" w:type="dxa"/>
+            <w:tcBorders>
+              <w:top w:val="single" w:color="000000" w:sz="4" w:space="0"/>
+              <w:left w:val="single" w:color="000000" w:sz="4" w:space="0"/>
+              <w:bottom w:val="single" w:color="000000" w:sz="4" w:space="0"/>
+              <w:right w:val="single" w:color="000000" w:sz="4" w:space="0"/>
+            </w:tcBorders>
+            <w:shd w:val="clear" w:color="auto" w:fill="C0C0C0"/>
+            <w:vAlign w:val="center"/>
+          </w:tcPr>
+          <w:p>
+            <w:pPr>
+              <w:keepNext w:val="0"/>
+              <w:keepLines w:val="0"/>
+              <w:widowControl/>
+              <w:suppressLineNumbers w:val="0"/>
+              <w:jc w:val="center"/>
+              <w:textAlignment w:val="center"/>
+              <w:rPr>
+                <w:rFonts w:hint="default" w:ascii="楷体_GB2312" w:hAnsi="宋体" w:eastAsia="楷体_GB2312" w:cs="楷体_GB2312"/>
+                <w:b/>
+                <w:bCs/>
+                <w:i w:val="0"/>
+                <w:iCs w:val="0"/>
+                <w:color w:val="000000"/>
+                <w:sz w:val="22"/>
+                <w:szCs w:val="22"/>
+                <w:u w:val="none"/>
+              </w:rPr>
+            </w:pPr>
+            <w:r>
+              <w:rPr>
+                <w:rFonts w:hint="default" w:ascii="楷体_GB2312" w:hAnsi="宋体" w:eastAsia="楷体_GB2312" w:cs="楷体_GB2312"/>
+                <w:b/>
+                <w:bCs/>
+                <w:i w:val="0"/>
+                <w:iCs w:val="0"/>
+                <w:snapToGrid w:val="0"/>
+                <w:color w:val="000000"/>
+                <w:kern w:val="0"/>
+                <w:sz w:val="22"/>
+                <w:szCs w:val="22"/>
+                <w:u w:val="none"/>
+                <w:lang w:val="en-US" w:eastAsia="zh-CN" w:bidi="ar"/>
+              </w:rPr>
+              <w:t>计算公式/方法</w:t>
+            </w:r>
+          </w:p>
+        </w:tc>
+        <w:tc>
+          <w:tcPr>
+            <w:tcW w:w="926" w:type="dxa"/>
+            <w:tcBorders>
+              <w:top w:val="single" w:color="000000" w:sz="4" w:space="0"/>
+              <w:left w:val="single" w:color="000000" w:sz="4" w:space="0"/>
+              <w:bottom w:val="single" w:color="000000" w:sz="4" w:space="0"/>
+              <w:right w:val="single" w:color="000000" w:sz="4" w:space="0"/>
+            </w:tcBorders>
+            <w:shd w:val="clear" w:color="auto" w:fill="C0C0C0"/>
+            <w:vAlign w:val="center"/>
+          </w:tcPr>
+          <w:p>
+            <w:pPr>
+              <w:keepNext w:val="0"/>
+              <w:keepLines w:val="0"/>
+              <w:widowControl/>
+              <w:suppressLineNumbers w:val="0"/>
+              <w:jc w:val="center"/>
+              <w:textAlignment w:val="center"/>
+              <w:rPr>
+                <w:rFonts w:hint="default" w:ascii="楷体_GB2312" w:hAnsi="宋体" w:eastAsia="楷体_GB2312" w:cs="楷体_GB2312"/>
+                <w:b/>
+                <w:bCs/>
+                <w:i w:val="0"/>
+                <w:iCs w:val="0"/>
+                <w:color w:val="000000"/>
+                <w:sz w:val="22"/>
+                <w:szCs w:val="22"/>
+                <w:u w:val="none"/>
+              </w:rPr>
+            </w:pPr>
+            <w:r>
+              <w:rPr>
+                <w:rFonts w:hint="default" w:ascii="楷体_GB2312" w:hAnsi="宋体" w:eastAsia="楷体_GB2312" w:cs="楷体_GB2312"/>
+                <w:b/>
+                <w:bCs/>
+                <w:i w:val="0"/>
+                <w:iCs w:val="0"/>
+                <w:snapToGrid w:val="0"/>
+                <w:color w:val="000000"/>
+                <w:kern w:val="0"/>
+                <w:sz w:val="22"/>
+                <w:szCs w:val="22"/>
+                <w:u w:val="none"/>
+                <w:lang w:val="en-US" w:eastAsia="zh-CN" w:bidi="ar"/>
+              </w:rPr>
+              <w:t>频度</w:t>
+            </w:r>
+          </w:p>
+        </w:tc>
+      </w:tr>
+      <w:tr>
+        <w:tblPrEx>
+          <w:tblBorders>
+            <w:top w:val="none" w:color="auto" w:sz="0" w:space="0"/>
+            <w:left w:val="none" w:color="auto" w:sz="0" w:space="0"/>
+            <w:bottom w:val="none" w:color="auto" w:sz="0" w:space="0"/>
+            <w:right w:val="none" w:color="auto" w:sz="0" w:space="0"/>
+            <w:insideH w:val="none" w:color="auto" w:sz="0" w:space="0"/>
+            <w:insideV w:val="none" w:color="auto" w:sz="0" w:space="0"/>
+          </w:tblBorders>
+          <w:tblCellMar>
+            <w:top w:w="0" w:type="dxa"/>
+            <w:left w:w="108" w:type="dxa"/>
+            <w:bottom w:w="0" w:type="dxa"/>
+            <w:right w:w="108" w:type="dxa"/>
+          </w:tblCellMar>
+        </w:tblPrEx>
+        <w:trPr>
+          <w:trHeight w:val="493" w:hRule="atLeast"/>
+        </w:trPr>
+        <w:tc>
+          <w:tcPr>
+            <w:tcW w:w="2383" w:type="dxa"/>
+            <w:tcBorders>
+              <w:top w:val="single" w:color="000000" w:sz="4" w:space="0"/>
+              <w:left w:val="single" w:color="000000" w:sz="4" w:space="0"/>
+              <w:bottom w:val="single" w:color="000000" w:sz="4" w:space="0"/>
+              <w:right w:val="single" w:color="000000" w:sz="4" w:space="0"/>
+            </w:tcBorders>
+            <w:shd w:val="clear" w:color="auto" w:fill="auto"/>
+            <w:vAlign w:val="center"/>
+          </w:tcPr>
+          <w:p>
+            <w:pPr>
+              <w:keepNext w:val="0"/>
+              <w:keepLines w:val="0"/>
+              <w:widowControl/>
+              <w:suppressLineNumbers w:val="0"/>
+              <w:jc w:val="left"/>
+              <w:textAlignment w:val="center"/>
+              <w:rPr>
+                <w:rFonts w:hint="default" w:ascii="楷体_GB2312" w:hAnsi="宋体" w:eastAsia="楷体_GB2312" w:cs="楷体_GB2312"/>
+                <w:b/>
+                <w:bCs/>
+                <w:i w:val="0"/>
+                <w:iCs w:val="0"/>
+                <w:snapToGrid w:val="0"/>
+                <w:color w:val="000000"/>
+                <w:kern w:val="0"/>
+                <w:sz w:val="22"/>
+                <w:szCs w:val="22"/>
+                <w:u w:val="none"/>
+                <w:lang w:val="en-US" w:eastAsia="zh-CN" w:bidi="ar"/>
+              </w:rPr>
+            </w:pPr>
+            <w:r>
+              <w:rPr>
+                <w:rFonts w:hint="eastAsia" w:ascii="宋体" w:hAnsi="宋体" w:cs="宋体"/>
+                <w:i w:val="0"/>
+                <w:iCs w:val="0"/>
+                <w:snapToGrid w:val="0"/>
+                <w:color w:val="000000"/>
+                <w:kern w:val="0"/>
+                <w:sz w:val="21"/>
+                <w:szCs w:val="21"/>
+                <w:u w:val="none"/>
+                <w:lang w:val="en-US" w:eastAsia="zh-CN" w:bidi="ar"/>
+              </w:rPr>
+              <w:t>软件合规性审计次数</w:t>
+            </w:r>
+          </w:p>
+        </w:tc>
+        <w:tc>
+          <w:tcPr>
+            <w:tcW w:w="1056" w:type="dxa"/>
+            <w:tcBorders>
+              <w:top w:val="single" w:color="000000" w:sz="4" w:space="0"/>
+              <w:left w:val="single" w:color="000000" w:sz="4" w:space="0"/>
+              <w:bottom w:val="single" w:color="000000" w:sz="4" w:space="0"/>
+              <w:right w:val="single" w:color="000000" w:sz="4" w:space="0"/>
+            </w:tcBorders>
+            <w:shd w:val="clear" w:color="auto" w:fill="auto"/>
+            <w:vAlign w:val="center"/>
+          </w:tcPr>
+          <w:p>
+            <w:pPr>
+              <w:keepNext w:val="0"/>
+              <w:keepLines w:val="0"/>
+              <w:widowControl/>
+              <w:suppressLineNumbers w:val="0"/>
+              <w:jc w:val="left"/>
+              <w:textAlignment w:val="center"/>
+              <w:rPr>
+                <w:rFonts w:hint="default" w:ascii="楷体_GB2312" w:hAnsi="宋体" w:eastAsia="楷体_GB2312" w:cs="楷体_GB2312"/>
+                <w:b/>
+                <w:bCs/>
+                <w:i w:val="0"/>
+                <w:iCs w:val="0"/>
+                <w:snapToGrid w:val="0"/>
+                <w:color w:val="000000"/>
+                <w:kern w:val="0"/>
+                <w:sz w:val="22"/>
+                <w:szCs w:val="22"/>
+                <w:u w:val="none"/>
+                <w:lang w:val="en-US" w:eastAsia="zh-CN" w:bidi="ar"/>
+              </w:rPr>
+            </w:pPr>
+            <w:r>
+              <w:rPr>
+                <w:rFonts w:hint="eastAsia" w:ascii="宋体" w:hAnsi="宋体" w:eastAsia="宋体" w:cs="宋体"/>
+                <w:i w:val="0"/>
+                <w:iCs w:val="0"/>
+                <w:snapToGrid w:val="0"/>
+                <w:color w:val="000000"/>
+                <w:kern w:val="0"/>
+                <w:sz w:val="21"/>
+                <w:szCs w:val="21"/>
+                <w:u w:val="none"/>
+                <w:lang w:val="en-US" w:eastAsia="zh-CN" w:bidi="ar"/>
+              </w:rPr>
+              <w:t>≥</w:t>
+            </w:r>
+            <w:r>
+              <w:rPr>
+                <w:rFonts w:hint="eastAsia" w:ascii="宋体" w:hAnsi="宋体" w:cs="宋体"/>
+                <w:i w:val="0"/>
+                <w:iCs w:val="0"/>
+                <w:snapToGrid w:val="0"/>
+                <w:color w:val="000000"/>
+                <w:kern w:val="0"/>
+                <w:sz w:val="21"/>
+                <w:szCs w:val="21"/>
+                <w:u w:val="none"/>
+                <w:lang w:val="en-US" w:eastAsia="zh-CN" w:bidi="ar"/>
+              </w:rPr>
+              <w:t>1次</w:t>
+            </w:r>
+          </w:p>
+        </w:tc>
+        <w:tc>
+          <w:tcPr>
+            <w:tcW w:w="4139" w:type="dxa"/>
+            <w:tcBorders>
+              <w:top w:val="single" w:color="000000" w:sz="4" w:space="0"/>
+              <w:left w:val="single" w:color="000000" w:sz="4" w:space="0"/>
+              <w:bottom w:val="single" w:color="000000" w:sz="4" w:space="0"/>
+              <w:right w:val="single" w:color="000000" w:sz="4" w:space="0"/>
+            </w:tcBorders>
+            <w:shd w:val="clear" w:color="auto" w:fill="auto"/>
+            <w:vAlign w:val="center"/>
+          </w:tcPr>
+          <w:p>
+            <w:pPr>
+              <w:keepNext w:val="0"/>
+              <w:keepLines w:val="0"/>
+              <w:widowControl/>
+              <w:suppressLineNumbers w:val="0"/>
+              <w:jc w:val="left"/>
+              <w:textAlignment w:val="center"/>
+              <w:rPr>
+                <w:rFonts w:hint="default" w:ascii="楷体_GB2312" w:hAnsi="宋体" w:eastAsia="楷体_GB2312" w:cs="楷体_GB2312"/>
+                <w:b/>
+                <w:bCs/>
+                <w:i w:val="0"/>
+                <w:iCs w:val="0"/>
+                <w:snapToGrid w:val="0"/>
+                <w:color w:val="000000"/>
+                <w:kern w:val="0"/>
+                <w:sz w:val="22"/>
+                <w:szCs w:val="22"/>
+                <w:u w:val="none"/>
+                <w:lang w:val="en-US" w:eastAsia="zh-CN" w:bidi="ar"/>
+              </w:rPr>
+            </w:pPr>
+            <w:r>
+              <w:rPr>
+                <w:rFonts w:hint="eastAsia" w:ascii="宋体" w:hAnsi="宋体" w:cs="宋体"/>
+                <w:i w:val="0"/>
+                <w:iCs w:val="0"/>
+                <w:snapToGrid w:val="0"/>
+                <w:color w:val="000000"/>
+                <w:kern w:val="0"/>
+                <w:sz w:val="21"/>
+                <w:szCs w:val="21"/>
+                <w:u w:val="none"/>
+                <w:lang w:val="en-US" w:eastAsia="zh-CN" w:bidi="ar"/>
+              </w:rPr>
+              <w:t>数量，软件库审计报告数量</w:t>
+            </w:r>
+          </w:p>
+        </w:tc>
+        <w:tc>
+          <w:tcPr>
+            <w:tcW w:w="926" w:type="dxa"/>
+            <w:tcBorders>
+              <w:top w:val="single" w:color="000000" w:sz="4" w:space="0"/>
+              <w:left w:val="single" w:color="000000" w:sz="4" w:space="0"/>
+              <w:bottom w:val="single" w:color="000000" w:sz="4" w:space="0"/>
+              <w:right w:val="single" w:color="000000" w:sz="4" w:space="0"/>
+            </w:tcBorders>
+            <w:shd w:val="clear" w:color="auto" w:fill="auto"/>
+            <w:vAlign w:val="center"/>
+          </w:tcPr>
+          <w:p>
+            <w:pPr>
+              <w:keepNext w:val="0"/>
+              <w:keepLines w:val="0"/>
+              <w:widowControl/>
+              <w:suppressLineNumbers w:val="0"/>
+              <w:jc w:val="left"/>
+              <w:textAlignment w:val="center"/>
+              <w:rPr>
+                <w:rFonts w:hint="default" w:ascii="楷体_GB2312" w:hAnsi="宋体" w:eastAsia="楷体_GB2312" w:cs="楷体_GB2312"/>
+                <w:b/>
+                <w:bCs/>
+                <w:i w:val="0"/>
+                <w:iCs w:val="0"/>
+                <w:snapToGrid w:val="0"/>
+                <w:color w:val="000000"/>
+                <w:kern w:val="0"/>
+                <w:sz w:val="22"/>
+                <w:szCs w:val="22"/>
+                <w:u w:val="none"/>
+                <w:lang w:val="en-US" w:eastAsia="zh-CN" w:bidi="ar"/>
+              </w:rPr>
+            </w:pPr>
+            <w:r>
+              <w:rPr>
+                <w:rFonts w:hint="eastAsia" w:ascii="宋体" w:hAnsi="宋体" w:cs="宋体"/>
+                <w:i w:val="0"/>
+                <w:iCs w:val="0"/>
+                <w:snapToGrid w:val="0"/>
+                <w:color w:val="000000"/>
+                <w:kern w:val="0"/>
+                <w:sz w:val="21"/>
+                <w:szCs w:val="21"/>
+                <w:u w:val="none"/>
+                <w:lang w:val="en-US" w:eastAsia="zh-CN" w:bidi="ar"/>
+              </w:rPr>
+              <w:t>半年</w:t>
+            </w:r>
+            <w:bookmarkStart w:id="21" w:name="_GoBack"/>
+            <w:bookmarkEnd w:id="21"/>
+          </w:p>
+        </w:tc>
+      </w:tr>
+    </w:tbl>
+    <w:p>
+      <w:pPr>
+        <w:pStyle w:val="28"/>
+        <w:bidi w:val="0"/>
+        <w:rPr>
+          <w:rFonts w:hint="default"/>
+          <w:lang w:val="en-US" w:eastAsia="zh-CN"/>
+        </w:rPr>
+      </w:pPr>
       <w:r>
         <w:rPr>
           <w:rFonts w:hint="default"/>

--- a/8.资源管理/1.流程制度规范类文件/JXTX-08-05-最终软件库管理制度.docx
+++ b/8.资源管理/1.流程制度规范类文件/JXTX-08-05-最终软件库管理制度.docx
@@ -1,10 +1,11 @@
 
 <file path=word/document.xml><?xml version="1.0" encoding="utf-8"?>
-<w:document xmlns:wpc="http://schemas.microsoft.com/office/word/2010/wordprocessingCanvas" xmlns:mc="http://schemas.openxmlformats.org/markup-compatibility/2006" xmlns:o="urn:schemas-microsoft-com:office:office" xmlns:r="http://schemas.openxmlformats.org/officeDocument/2006/relationships" xmlns:m="http://schemas.openxmlformats.org/officeDocument/2006/math" xmlns:v="urn:schemas-microsoft-com:vml" xmlns:wp14="http://schemas.microsoft.com/office/word/2010/wordprocessingDrawing" xmlns:wp="http://schemas.openxmlformats.org/drawingml/2006/wordprocessingDrawing" xmlns:w="http://schemas.openxmlformats.org/wordprocessingml/2006/main" xmlns:w14="http://schemas.microsoft.com/office/word/2010/wordml" xmlns:w10="urn:schemas-microsoft-com:office:word" xmlns:w15="http://schemas.microsoft.com/office/word/2012/wordml" xmlns:wpg="http://schemas.microsoft.com/office/word/2010/wordprocessingGroup" xmlns:wpi="http://schemas.microsoft.com/office/word/2010/wordprocessingInk" xmlns:wne="http://schemas.microsoft.com/office/word/2006/wordml" xmlns:wps="http://schemas.microsoft.com/office/word/2010/wordprocessingShape" xmlns:wpsCustomData="http://www.wps.cn/officeDocument/2013/wpsCustomData" mc:Ignorable="w14 w15 wp14">
+<w:document xmlns:wpc="http://schemas.microsoft.com/office/word/2010/wordprocessingCanvas" xmlns:mc="http://schemas.openxmlformats.org/markup-compatibility/2006" xmlns:o="urn:schemas-microsoft-com:office:office" xmlns:r="http://schemas.openxmlformats.org/officeDocument/2006/relationships" xmlns:m="http://schemas.openxmlformats.org/officeDocument/2006/math" xmlns:v="urn:schemas-microsoft-com:vml" xmlns:wp14="http://schemas.microsoft.com/office/word/2010/wordprocessingDrawing" xmlns:wp="http://schemas.openxmlformats.org/drawingml/2006/wordprocessingDrawing" xmlns:w10="urn:schemas-microsoft-com:office:word" xmlns:w="http://schemas.openxmlformats.org/wordprocessingml/2006/main" xmlns:w14="http://schemas.microsoft.com/office/word/2010/wordml" xmlns:w15="http://schemas.microsoft.com/office/word/2012/wordml" xmlns:wne="http://schemas.microsoft.com/office/word/2006/wordml" xmlns:wpg="http://schemas.microsoft.com/office/word/2010/wordprocessingGroup" xmlns:wpi="http://schemas.microsoft.com/office/word/2010/wordprocessingInk" xmlns:wps="http://schemas.microsoft.com/office/word/2010/wordprocessingShape" mc:Ignorable="w14 w15 wp14">
+  <!-- Generated by Aspose.Words for .NET 13.3.0.1 -->
   <w:body>
     <w:p>
       <w:pPr>
-        <w:pStyle w:val="24"/>
+        <w:pStyle w:val="a"/>
         <w:keepNext w:val="0"/>
         <w:keepLines w:val="0"/>
         <w:pageBreakBefore w:val="0"/>
@@ -24,7 +25,7 @@
       <w:bookmarkStart w:id="0" w:name="_Toc22577"/>
       <w:r>
         <w:drawing>
-          <wp:anchor distT="0" distB="0" distL="114300" distR="114300" simplePos="0" relativeHeight="251661312" behindDoc="1" locked="0" layoutInCell="1" allowOverlap="1">
+          <wp:anchor distT="0" distB="0" distL="114300" distR="114300" simplePos="0" relativeHeight="251660288" behindDoc="1" locked="0" layoutInCell="1" allowOverlap="1">
             <wp:simplePos x="0" y="0"/>
             <wp:positionH relativeFrom="column">
               <wp:posOffset>-19050</wp:posOffset>
@@ -49,7 +50,7 @@
                     </pic:cNvPicPr>
                   </pic:nvPicPr>
                   <pic:blipFill>
-                    <a:blip r:embed="rId8"/>
+                    <a:blip xmlns:r="http://schemas.openxmlformats.org/officeDocument/2006/relationships" r:embed="rId4"/>
                     <a:stretch>
                       <a:fillRect/>
                     </a:stretch>
@@ -75,7 +76,7 @@
       </w:r>
       <w:r>
         <w:drawing>
-          <wp:anchor distT="0" distB="0" distL="114300" distR="114300" simplePos="0" relativeHeight="251660288" behindDoc="1" locked="0" layoutInCell="1" allowOverlap="1">
+          <wp:anchor distT="0" distB="0" distL="114300" distR="114300" simplePos="0" relativeHeight="251659264" behindDoc="1" locked="0" layoutInCell="1" allowOverlap="1">
             <wp:simplePos x="0" y="0"/>
             <wp:positionH relativeFrom="column">
               <wp:posOffset>0</wp:posOffset>
@@ -100,7 +101,7 @@
                     </pic:cNvPicPr>
                   </pic:nvPicPr>
                   <pic:blipFill>
-                    <a:blip r:embed="rId9"/>
+                    <a:blip xmlns:r="http://schemas.openxmlformats.org/officeDocument/2006/relationships" r:embed="rId5"/>
                     <a:stretch>
                       <a:fillRect/>
                     </a:stretch>
@@ -130,7 +131,7 @@
           <w:lang w:val="en-US" w:eastAsia="zh-CN"/>
         </w:rPr>
         <w:drawing>
-          <wp:anchor distT="0" distB="0" distL="114300" distR="114300" simplePos="0" relativeHeight="251659264" behindDoc="1" locked="0" layoutInCell="1" allowOverlap="1">
+          <wp:anchor distT="0" distB="0" distL="114300" distR="114300" simplePos="0" relativeHeight="251658240" behindDoc="1" locked="0" layoutInCell="1" allowOverlap="1">
             <wp:simplePos x="0" y="0"/>
             <wp:positionH relativeFrom="column">
               <wp:posOffset>635</wp:posOffset>
@@ -155,7 +156,7 @@
                     </pic:cNvPicPr>
                   </pic:nvPicPr>
                   <pic:blipFill>
-                    <a:blip r:embed="rId10">
+                    <a:blip xmlns:r="http://schemas.openxmlformats.org/officeDocument/2006/relationships" r:embed="rId6">
                       <a:alphaModFix amt="58000"/>
                       <a:lum contrast="-52000"/>
                     </a:blip>
@@ -189,7 +190,7 @@
     </w:p>
     <w:p>
       <w:pPr>
-        <w:pStyle w:val="25"/>
+        <w:pStyle w:val="a0"/>
         <w:keepNext w:val="0"/>
         <w:keepLines w:val="0"/>
         <w:pageBreakBefore w:val="0"/>
@@ -236,11 +237,11 @@
         <w:adjustRightInd w:val="0"/>
         <w:snapToGrid w:val="0"/>
         <w:spacing w:after="624" w:afterLines="200" w:line="219" w:lineRule="auto"/>
-        <w:ind w:left="0" w:leftChars="0" w:right="0" w:rightChars="0" w:firstLine="0" w:firstLineChars="0"/>
+        <w:ind w:left="0" w:right="0" w:firstLine="0" w:leftChars="0" w:rightChars="0" w:firstLineChars="0"/>
         <w:jc w:val="center"/>
         <w:textAlignment w:val="baseline"/>
         <w:rPr>
-          <w:rFonts w:hint="eastAsia" w:ascii="宋体" w:hAnsi="宋体" w:eastAsia="宋体" w:cs="宋体"/>
+          <w:rFonts w:ascii="宋体" w:eastAsia="宋体" w:hAnsi="宋体" w:cs="宋体" w:hint="eastAsia"/>
           <w:sz w:val="24"/>
           <w:szCs w:val="24"/>
           <w:lang w:val="en-US" w:eastAsia="zh-CN"/>
@@ -248,7 +249,7 @@
       </w:pPr>
       <w:r>
         <w:rPr>
-          <w:rFonts w:ascii="宋体" w:hAnsi="宋体" w:eastAsia="宋体" w:cs="宋体"/>
+          <w:rFonts w:ascii="宋体" w:eastAsia="宋体" w:hAnsi="宋体" w:cs="宋体"/>
           <w:b/>
           <w:bCs/>
           <w:spacing w:val="-3"/>
@@ -259,7 +260,7 @@
       </w:r>
       <w:r>
         <w:rPr>
-          <w:rFonts w:hint="eastAsia" w:ascii="宋体" w:hAnsi="宋体" w:eastAsia="宋体" w:cs="宋体"/>
+          <w:rFonts w:ascii="宋体" w:eastAsia="宋体" w:hAnsi="宋体" w:cs="宋体" w:hint="eastAsia"/>
           <w:b/>
           <w:bCs/>
           <w:spacing w:val="-3"/>
@@ -271,7 +272,7 @@
       </w:r>
       <w:r>
         <w:rPr>
-          <w:rFonts w:ascii="宋体" w:hAnsi="宋体" w:eastAsia="宋体" w:cs="宋体"/>
+          <w:rFonts w:ascii="宋体" w:eastAsia="宋体" w:hAnsi="宋体" w:cs="宋体"/>
           <w:b/>
           <w:bCs/>
           <w:spacing w:val="-3"/>
@@ -282,7 +283,7 @@
       </w:r>
       <w:r>
         <w:rPr>
-          <w:rFonts w:hint="eastAsia" w:ascii="宋体" w:hAnsi="宋体" w:cs="宋体"/>
+          <w:rFonts w:ascii="宋体" w:hAnsi="宋体" w:cs="宋体" w:hint="eastAsia"/>
           <w:b/>
           <w:bCs/>
           <w:spacing w:val="-3"/>
@@ -294,7 +295,7 @@
       </w:r>
       <w:r>
         <w:rPr>
-          <w:rFonts w:ascii="宋体" w:hAnsi="宋体" w:eastAsia="宋体" w:cs="宋体"/>
+          <w:rFonts w:ascii="宋体" w:eastAsia="宋体" w:hAnsi="宋体" w:cs="宋体"/>
           <w:b/>
           <w:bCs/>
           <w:spacing w:val="-3"/>
@@ -305,7 +306,7 @@
       </w:r>
       <w:r>
         <w:rPr>
-          <w:rFonts w:hint="eastAsia" w:ascii="宋体" w:hAnsi="宋体" w:cs="宋体"/>
+          <w:rFonts w:ascii="宋体" w:hAnsi="宋体" w:cs="宋体" w:hint="eastAsia"/>
           <w:b/>
           <w:bCs/>
           <w:spacing w:val="-3"/>
@@ -318,18 +319,17 @@
     </w:p>
     <w:tbl>
       <w:tblPr>
-        <w:tblStyle w:val="21"/>
+        <w:tblStyle w:val="TableGrid"/>
         <w:tblW w:w="0" w:type="auto"/>
         <w:jc w:val="center"/>
         <w:tblBorders>
-          <w:top w:val="none" w:color="auto" w:sz="0" w:space="0"/>
-          <w:left w:val="none" w:color="auto" w:sz="0" w:space="0"/>
-          <w:bottom w:val="none" w:color="auto" w:sz="0" w:space="0"/>
-          <w:right w:val="none" w:color="auto" w:sz="0" w:space="0"/>
-          <w:insideH w:val="none" w:color="auto" w:sz="0" w:space="0"/>
-          <w:insideV w:val="none" w:color="auto" w:sz="0" w:space="0"/>
+          <w:top w:val="nil"/>
+          <w:left w:val="nil"/>
+          <w:bottom w:val="nil"/>
+          <w:right w:val="nil"/>
+          <w:insideH w:val="nil"/>
+          <w:insideV w:val="nil"/>
         </w:tblBorders>
-        <w:tblLayout w:type="autofit"/>
         <w:tblCellMar>
           <w:top w:w="0" w:type="dxa"/>
           <w:left w:w="108" w:type="dxa"/>
@@ -343,13 +343,15 @@
       </w:tblGrid>
       <w:tr>
         <w:tblPrEx>
+          <w:tblW w:w="0" w:type="auto"/>
+          <w:jc w:val="center"/>
           <w:tblBorders>
-            <w:top w:val="none" w:color="auto" w:sz="0" w:space="0"/>
-            <w:left w:val="none" w:color="auto" w:sz="0" w:space="0"/>
-            <w:bottom w:val="none" w:color="auto" w:sz="0" w:space="0"/>
-            <w:right w:val="none" w:color="auto" w:sz="0" w:space="0"/>
-            <w:insideH w:val="none" w:color="auto" w:sz="0" w:space="0"/>
-            <w:insideV w:val="none" w:color="auto" w:sz="0" w:space="0"/>
+            <w:top w:val="nil"/>
+            <w:left w:val="nil"/>
+            <w:bottom w:val="nil"/>
+            <w:right w:val="nil"/>
+            <w:insideH w:val="nil"/>
+            <w:insideV w:val="nil"/>
           </w:tblBorders>
           <w:tblCellMar>
             <w:top w:w="0" w:type="dxa"/>
@@ -359,7 +361,7 @@
           </w:tblCellMar>
         </w:tblPrEx>
         <w:trPr>
-          <w:trHeight w:val="810" w:hRule="atLeast"/>
+          <w:trHeight w:val="810"/>
           <w:jc w:val="center"/>
         </w:trPr>
         <w:tc>
@@ -397,7 +399,7 @@
             </w:r>
             <w:r>
               <w:rPr>
-                <w:rFonts w:hint="default" w:asciiTheme="minorAscii" w:hAnsiTheme="minorAscii" w:eastAsiaTheme="minorEastAsia"/>
+                <w:rFonts w:asciiTheme="minorAscii" w:eastAsiaTheme="minorEastAsia" w:hAnsiTheme="minorAscii" w:hint="default"/>
                 <w:spacing w:val="227"/>
                 <w:sz w:val="21"/>
                 <w:vertAlign w:val="baseline"/>
@@ -451,7 +453,7 @@
             </w:r>
             <w:r>
               <w:rPr>
-                <w:rFonts w:hint="eastAsia" w:asciiTheme="minorAscii" w:hAnsiTheme="minorAscii" w:eastAsiaTheme="minorEastAsia"/>
+                <w:rFonts w:asciiTheme="minorAscii" w:eastAsiaTheme="minorEastAsia" w:hAnsiTheme="minorAscii" w:hint="eastAsia"/>
                 <w:spacing w:val="227"/>
                 <w:sz w:val="21"/>
                 <w:vertAlign w:val="baseline"/>
@@ -473,14 +475,8 @@
       </w:tr>
       <w:tr>
         <w:tblPrEx>
-          <w:tblBorders>
-            <w:top w:val="none" w:color="auto" w:sz="0" w:space="0"/>
-            <w:left w:val="none" w:color="auto" w:sz="0" w:space="0"/>
-            <w:bottom w:val="none" w:color="auto" w:sz="0" w:space="0"/>
-            <w:right w:val="none" w:color="auto" w:sz="0" w:space="0"/>
-            <w:insideH w:val="none" w:color="auto" w:sz="0" w:space="0"/>
-            <w:insideV w:val="none" w:color="auto" w:sz="0" w:space="0"/>
-          </w:tblBorders>
+          <w:tblW w:w="0" w:type="auto"/>
+          <w:jc w:val="center"/>
           <w:tblCellMar>
             <w:top w:w="0" w:type="dxa"/>
             <w:left w:w="108" w:type="dxa"/>
@@ -489,7 +485,7 @@
           </w:tblCellMar>
         </w:tblPrEx>
         <w:trPr>
-          <w:trHeight w:val="810" w:hRule="atLeast"/>
+          <w:trHeight w:val="810"/>
           <w:jc w:val="center"/>
         </w:trPr>
         <w:tc>
@@ -513,7 +509,7 @@
               <w:snapToGrid w:val="0"/>
               <w:textAlignment w:val="baseline"/>
               <w:rPr>
-                <w:rFonts w:hint="default" w:ascii="Arial" w:hAnsi="Arial" w:eastAsia="Arial" w:cs="Arial"/>
+                <w:rFonts w:ascii="Arial" w:eastAsia="Arial" w:hAnsi="Arial" w:cs="Arial" w:hint="default"/>
                 <w:snapToGrid w:val="0"/>
                 <w:color w:val="000000"/>
                 <w:kern w:val="0"/>
@@ -545,7 +541,7 @@
             </w:r>
             <w:r>
               <w:rPr>
-                <w:rFonts w:hint="default" w:asciiTheme="minorAscii" w:hAnsiTheme="minorAscii" w:eastAsiaTheme="minorEastAsia"/>
+                <w:rFonts w:asciiTheme="minorAscii" w:eastAsiaTheme="minorEastAsia" w:hAnsiTheme="minorAscii" w:hint="default"/>
                 <w:spacing w:val="227"/>
                 <w:sz w:val="21"/>
                 <w:vertAlign w:val="baseline"/>
@@ -598,7 +594,7 @@
               <w:snapToGrid w:val="0"/>
               <w:textAlignment w:val="baseline"/>
               <w:rPr>
-                <w:rFonts w:hint="default" w:ascii="Arial" w:hAnsi="Arial" w:eastAsia="Arial" w:cs="Arial"/>
+                <w:rFonts w:ascii="Arial" w:eastAsia="Arial" w:hAnsi="Arial" w:cs="Arial" w:hint="default"/>
                 <w:snapToGrid w:val="0"/>
                 <w:color w:val="000000"/>
                 <w:kern w:val="0"/>
@@ -618,7 +614,7 @@
             </w:r>
             <w:r>
               <w:rPr>
-                <w:rFonts w:hint="eastAsia" w:asciiTheme="minorAscii" w:hAnsiTheme="minorAscii" w:eastAsiaTheme="minorEastAsia"/>
+                <w:rFonts w:asciiTheme="minorAscii" w:eastAsiaTheme="minorEastAsia" w:hAnsiTheme="minorAscii" w:hint="eastAsia"/>
                 <w:spacing w:val="227"/>
                 <w:sz w:val="21"/>
                 <w:vertAlign w:val="baseline"/>
@@ -640,14 +636,8 @@
       </w:tr>
       <w:tr>
         <w:tblPrEx>
-          <w:tblBorders>
-            <w:top w:val="none" w:color="auto" w:sz="0" w:space="0"/>
-            <w:left w:val="none" w:color="auto" w:sz="0" w:space="0"/>
-            <w:bottom w:val="none" w:color="auto" w:sz="0" w:space="0"/>
-            <w:right w:val="none" w:color="auto" w:sz="0" w:space="0"/>
-            <w:insideH w:val="none" w:color="auto" w:sz="0" w:space="0"/>
-            <w:insideV w:val="none" w:color="auto" w:sz="0" w:space="0"/>
-          </w:tblBorders>
+          <w:tblW w:w="0" w:type="auto"/>
+          <w:jc w:val="center"/>
           <w:tblCellMar>
             <w:top w:w="0" w:type="dxa"/>
             <w:left w:w="108" w:type="dxa"/>
@@ -656,7 +646,7 @@
           </w:tblCellMar>
         </w:tblPrEx>
         <w:trPr>
-          <w:trHeight w:val="635" w:hRule="atLeast"/>
+          <w:trHeight w:val="635"/>
           <w:jc w:val="center"/>
         </w:trPr>
         <w:tc>
@@ -706,7 +696,7 @@
             </w:r>
             <w:r>
               <w:rPr>
-                <w:rFonts w:hint="eastAsia" w:asciiTheme="minorAscii" w:hAnsiTheme="minorAscii" w:eastAsiaTheme="minorEastAsia"/>
+                <w:rFonts w:asciiTheme="minorAscii" w:eastAsiaTheme="minorEastAsia" w:hAnsiTheme="minorAscii" w:hint="eastAsia"/>
                 <w:spacing w:val="227"/>
                 <w:sz w:val="21"/>
                 <w:vertAlign w:val="baseline"/>
@@ -759,7 +749,7 @@
             </w:r>
             <w:r>
               <w:rPr>
-                <w:rFonts w:hint="eastAsia" w:asciiTheme="minorAscii" w:hAnsiTheme="minorAscii" w:eastAsiaTheme="minorEastAsia"/>
+                <w:rFonts w:asciiTheme="minorAscii" w:eastAsiaTheme="minorEastAsia" w:hAnsiTheme="minorAscii" w:hint="eastAsia"/>
                 <w:spacing w:val="227"/>
                 <w:sz w:val="21"/>
                 <w:vertAlign w:val="baseline"/>
@@ -818,14 +808,14 @@
         <w:ind w:left="3634"/>
         <w:textAlignment w:val="baseline"/>
         <w:rPr>
-          <w:rFonts w:ascii="宋体" w:hAnsi="宋体" w:eastAsia="宋体" w:cs="宋体"/>
+          <w:rFonts w:ascii="宋体" w:eastAsia="宋体" w:hAnsi="宋体" w:cs="宋体"/>
           <w:sz w:val="31"/>
           <w:szCs w:val="31"/>
         </w:rPr>
       </w:pPr>
       <w:r>
         <w:rPr>
-          <w:rFonts w:ascii="宋体" w:hAnsi="宋体" w:eastAsia="宋体" w:cs="宋体"/>
+          <w:rFonts w:ascii="宋体" w:eastAsia="宋体" w:hAnsi="宋体" w:cs="宋体"/>
           <w:b/>
           <w:bCs/>
           <w:spacing w:val="4"/>
@@ -837,16 +827,16 @@
     </w:p>
     <w:tbl>
       <w:tblPr>
-        <w:tblStyle w:val="26"/>
+        <w:tblStyle w:val="TableNormal0"/>
         <w:tblW w:w="8214" w:type="dxa"/>
         <w:jc w:val="center"/>
         <w:tblBorders>
-          <w:top w:val="single" w:color="000000" w:sz="2" w:space="0"/>
-          <w:left w:val="single" w:color="000000" w:sz="2" w:space="0"/>
-          <w:bottom w:val="single" w:color="000000" w:sz="2" w:space="0"/>
-          <w:right w:val="single" w:color="000000" w:sz="2" w:space="0"/>
-          <w:insideH w:val="single" w:color="000000" w:sz="2" w:space="0"/>
-          <w:insideV w:val="single" w:color="000000" w:sz="2" w:space="0"/>
+          <w:top w:val="single" w:sz="2" w:space="0" w:color="000000"/>
+          <w:left w:val="single" w:sz="2" w:space="0" w:color="000000"/>
+          <w:bottom w:val="single" w:sz="2" w:space="0" w:color="000000"/>
+          <w:right w:val="single" w:sz="2" w:space="0" w:color="000000"/>
+          <w:insideH w:val="single" w:sz="2" w:space="0" w:color="000000"/>
+          <w:insideV w:val="single" w:sz="2" w:space="0" w:color="000000"/>
         </w:tblBorders>
         <w:tblLayout w:type="fixed"/>
         <w:tblCellMar>
@@ -866,14 +856,17 @@
       </w:tblGrid>
       <w:tr>
         <w:tblPrEx>
+          <w:tblW w:w="8214" w:type="dxa"/>
+          <w:jc w:val="center"/>
           <w:tblBorders>
-            <w:top w:val="single" w:color="000000" w:sz="2" w:space="0"/>
-            <w:left w:val="single" w:color="000000" w:sz="2" w:space="0"/>
-            <w:bottom w:val="single" w:color="000000" w:sz="2" w:space="0"/>
-            <w:right w:val="single" w:color="000000" w:sz="2" w:space="0"/>
-            <w:insideH w:val="single" w:color="000000" w:sz="2" w:space="0"/>
-            <w:insideV w:val="single" w:color="000000" w:sz="2" w:space="0"/>
+            <w:top w:val="single" w:sz="2" w:space="0" w:color="000000"/>
+            <w:left w:val="single" w:sz="2" w:space="0" w:color="000000"/>
+            <w:bottom w:val="single" w:sz="2" w:space="0" w:color="000000"/>
+            <w:right w:val="single" w:sz="2" w:space="0" w:color="000000"/>
+            <w:insideH w:val="single" w:sz="2" w:space="0" w:color="000000"/>
+            <w:insideV w:val="single" w:sz="2" w:space="0" w:color="000000"/>
           </w:tblBorders>
+          <w:tblLayout w:type="fixed"/>
           <w:tblCellMar>
             <w:top w:w="0" w:type="dxa"/>
             <w:left w:w="0" w:type="dxa"/>
@@ -882,7 +875,7 @@
           </w:tblCellMar>
         </w:tblPrEx>
         <w:trPr>
-          <w:trHeight w:val="593" w:hRule="atLeast"/>
+          <w:trHeight w:val="593"/>
           <w:jc w:val="center"/>
         </w:trPr>
         <w:tc>
@@ -904,18 +897,18 @@
               <w:adjustRightInd w:val="0"/>
               <w:snapToGrid w:val="0"/>
               <w:spacing w:before="176" w:line="228" w:lineRule="auto"/>
-              <w:ind w:left="0" w:leftChars="0" w:right="0" w:rightChars="0" w:firstLine="0" w:firstLineChars="0"/>
+              <w:ind w:left="0" w:right="0" w:firstLine="0" w:leftChars="0" w:rightChars="0" w:firstLineChars="0"/>
               <w:jc w:val="center"/>
               <w:textAlignment w:val="baseline"/>
               <w:rPr>
-                <w:rFonts w:ascii="宋体" w:hAnsi="宋体" w:eastAsia="宋体" w:cs="宋体"/>
+                <w:rFonts w:ascii="宋体" w:eastAsia="宋体" w:hAnsi="宋体" w:cs="宋体"/>
                 <w:sz w:val="20"/>
                 <w:szCs w:val="20"/>
               </w:rPr>
             </w:pPr>
             <w:r>
               <w:rPr>
-                <w:rFonts w:hint="eastAsia" w:ascii="宋体" w:hAnsi="宋体" w:cs="宋体"/>
+                <w:rFonts w:ascii="宋体" w:hAnsi="宋体" w:cs="宋体" w:hint="eastAsia"/>
                 <w:spacing w:val="-14"/>
                 <w:sz w:val="20"/>
                 <w:szCs w:val="20"/>
@@ -925,7 +918,7 @@
             </w:r>
             <w:r>
               <w:rPr>
-                <w:rFonts w:ascii="宋体" w:hAnsi="宋体" w:eastAsia="宋体" w:cs="宋体"/>
+                <w:rFonts w:ascii="宋体" w:eastAsia="宋体" w:hAnsi="宋体" w:cs="宋体"/>
                 <w:spacing w:val="-14"/>
                 <w:sz w:val="20"/>
                 <w:szCs w:val="20"/>
@@ -953,18 +946,18 @@
               <w:adjustRightInd w:val="0"/>
               <w:snapToGrid w:val="0"/>
               <w:spacing w:before="175" w:line="227" w:lineRule="auto"/>
-              <w:ind w:left="0" w:leftChars="0" w:right="0" w:rightChars="0" w:firstLine="0" w:firstLineChars="0"/>
+              <w:ind w:left="0" w:right="0" w:firstLine="0" w:leftChars="0" w:rightChars="0" w:firstLineChars="0"/>
               <w:jc w:val="center"/>
               <w:textAlignment w:val="baseline"/>
               <w:rPr>
-                <w:rFonts w:ascii="宋体" w:hAnsi="宋体" w:eastAsia="宋体" w:cs="宋体"/>
+                <w:rFonts w:ascii="宋体" w:eastAsia="宋体" w:hAnsi="宋体" w:cs="宋体"/>
                 <w:sz w:val="20"/>
                 <w:szCs w:val="20"/>
               </w:rPr>
             </w:pPr>
             <w:r>
               <w:rPr>
-                <w:rFonts w:ascii="宋体" w:hAnsi="宋体" w:eastAsia="宋体" w:cs="宋体"/>
+                <w:rFonts w:ascii="宋体" w:eastAsia="宋体" w:hAnsi="宋体" w:cs="宋体"/>
                 <w:spacing w:val="4"/>
                 <w:sz w:val="20"/>
                 <w:szCs w:val="20"/>
@@ -992,18 +985,18 @@
               <w:adjustRightInd w:val="0"/>
               <w:snapToGrid w:val="0"/>
               <w:spacing w:before="175" w:line="228" w:lineRule="auto"/>
-              <w:ind w:left="0" w:leftChars="0" w:right="0" w:rightChars="0" w:firstLine="0" w:firstLineChars="0"/>
+              <w:ind w:left="0" w:right="0" w:firstLine="0" w:leftChars="0" w:rightChars="0" w:firstLineChars="0"/>
               <w:jc w:val="center"/>
               <w:textAlignment w:val="baseline"/>
               <w:rPr>
-                <w:rFonts w:ascii="宋体" w:hAnsi="宋体" w:eastAsia="宋体" w:cs="宋体"/>
+                <w:rFonts w:ascii="宋体" w:eastAsia="宋体" w:hAnsi="宋体" w:cs="宋体"/>
                 <w:sz w:val="20"/>
                 <w:szCs w:val="20"/>
               </w:rPr>
             </w:pPr>
             <w:r>
               <w:rPr>
-                <w:rFonts w:ascii="宋体" w:hAnsi="宋体" w:eastAsia="宋体" w:cs="宋体"/>
+                <w:rFonts w:ascii="宋体" w:eastAsia="宋体" w:hAnsi="宋体" w:cs="宋体"/>
                 <w:spacing w:val="7"/>
                 <w:sz w:val="20"/>
                 <w:szCs w:val="20"/>
@@ -1031,11 +1024,11 @@
               <w:adjustRightInd w:val="0"/>
               <w:snapToGrid w:val="0"/>
               <w:spacing w:before="175" w:line="228" w:lineRule="auto"/>
-              <w:ind w:left="0" w:leftChars="0" w:right="0" w:rightChars="0" w:firstLine="0" w:firstLineChars="0"/>
+              <w:ind w:left="0" w:right="0" w:firstLine="0" w:leftChars="0" w:rightChars="0" w:firstLineChars="0"/>
               <w:jc w:val="center"/>
               <w:textAlignment w:val="baseline"/>
               <w:rPr>
-                <w:rFonts w:hint="eastAsia" w:ascii="宋体" w:hAnsi="宋体" w:eastAsia="宋体" w:cs="宋体"/>
+                <w:rFonts w:ascii="宋体" w:eastAsia="宋体" w:hAnsi="宋体" w:cs="宋体" w:hint="eastAsia"/>
                 <w:spacing w:val="7"/>
                 <w:sz w:val="20"/>
                 <w:szCs w:val="20"/>
@@ -1044,7 +1037,7 @@
             </w:pPr>
             <w:r>
               <w:rPr>
-                <w:rFonts w:hint="eastAsia" w:ascii="宋体" w:hAnsi="宋体" w:cs="宋体"/>
+                <w:rFonts w:ascii="宋体" w:hAnsi="宋体" w:cs="宋体" w:hint="eastAsia"/>
                 <w:spacing w:val="7"/>
                 <w:sz w:val="20"/>
                 <w:szCs w:val="20"/>
@@ -1073,11 +1066,11 @@
               <w:adjustRightInd w:val="0"/>
               <w:snapToGrid w:val="0"/>
               <w:spacing w:before="175" w:line="228" w:lineRule="auto"/>
-              <w:ind w:left="0" w:leftChars="0" w:right="0" w:rightChars="0" w:firstLine="0" w:firstLineChars="0"/>
+              <w:ind w:left="0" w:right="0" w:firstLine="0" w:leftChars="0" w:rightChars="0" w:firstLineChars="0"/>
               <w:jc w:val="center"/>
               <w:textAlignment w:val="baseline"/>
               <w:rPr>
-                <w:rFonts w:hint="default" w:ascii="宋体" w:hAnsi="宋体" w:cs="宋体"/>
+                <w:rFonts w:ascii="宋体" w:hAnsi="宋体" w:cs="宋体" w:hint="default"/>
                 <w:spacing w:val="7"/>
                 <w:sz w:val="20"/>
                 <w:szCs w:val="20"/>
@@ -1086,7 +1079,7 @@
             </w:pPr>
             <w:r>
               <w:rPr>
-                <w:rFonts w:hint="eastAsia" w:ascii="宋体" w:hAnsi="宋体" w:cs="宋体"/>
+                <w:rFonts w:ascii="宋体" w:hAnsi="宋体" w:cs="宋体" w:hint="eastAsia"/>
                 <w:spacing w:val="7"/>
                 <w:sz w:val="20"/>
                 <w:szCs w:val="20"/>
@@ -1115,18 +1108,18 @@
               <w:adjustRightInd w:val="0"/>
               <w:snapToGrid w:val="0"/>
               <w:spacing w:before="176" w:line="229" w:lineRule="auto"/>
-              <w:ind w:left="0" w:leftChars="0" w:right="0" w:rightChars="0" w:firstLine="0" w:firstLineChars="0"/>
+              <w:ind w:left="0" w:right="0" w:firstLine="0" w:leftChars="0" w:rightChars="0" w:firstLineChars="0"/>
               <w:jc w:val="center"/>
               <w:textAlignment w:val="baseline"/>
               <w:rPr>
-                <w:rFonts w:ascii="宋体" w:hAnsi="宋体" w:eastAsia="宋体" w:cs="宋体"/>
+                <w:rFonts w:ascii="宋体" w:eastAsia="宋体" w:hAnsi="宋体" w:cs="宋体"/>
                 <w:sz w:val="20"/>
                 <w:szCs w:val="20"/>
               </w:rPr>
             </w:pPr>
             <w:r>
               <w:rPr>
-                <w:rFonts w:ascii="宋体" w:hAnsi="宋体" w:eastAsia="宋体" w:cs="宋体"/>
+                <w:rFonts w:ascii="宋体" w:eastAsia="宋体" w:hAnsi="宋体" w:cs="宋体"/>
                 <w:spacing w:val="7"/>
                 <w:sz w:val="20"/>
                 <w:szCs w:val="20"/>
@@ -1138,14 +1131,9 @@
       </w:tr>
       <w:tr>
         <w:tblPrEx>
-          <w:tblBorders>
-            <w:top w:val="single" w:color="000000" w:sz="2" w:space="0"/>
-            <w:left w:val="single" w:color="000000" w:sz="2" w:space="0"/>
-            <w:bottom w:val="single" w:color="000000" w:sz="2" w:space="0"/>
-            <w:right w:val="single" w:color="000000" w:sz="2" w:space="0"/>
-            <w:insideH w:val="single" w:color="000000" w:sz="2" w:space="0"/>
-            <w:insideV w:val="single" w:color="000000" w:sz="2" w:space="0"/>
-          </w:tblBorders>
+          <w:tblW w:w="8214" w:type="dxa"/>
+          <w:jc w:val="center"/>
+          <w:tblLayout w:type="fixed"/>
           <w:tblCellMar>
             <w:top w:w="0" w:type="dxa"/>
             <w:left w:w="0" w:type="dxa"/>
@@ -1154,7 +1142,7 @@
           </w:tblCellMar>
         </w:tblPrEx>
         <w:trPr>
-          <w:trHeight w:val="516" w:hRule="atLeast"/>
+          <w:trHeight w:val="516"/>
           <w:jc w:val="center"/>
         </w:trPr>
         <w:tc>
@@ -1176,11 +1164,11 @@
               <w:adjustRightInd w:val="0"/>
               <w:snapToGrid w:val="0"/>
               <w:spacing w:before="173" w:line="267" w:lineRule="exact"/>
-              <w:ind w:left="0" w:leftChars="0" w:right="0" w:rightChars="0" w:firstLine="0" w:firstLineChars="0"/>
+              <w:ind w:left="0" w:right="0" w:firstLine="0" w:leftChars="0" w:rightChars="0" w:firstLineChars="0"/>
               <w:jc w:val="center"/>
               <w:textAlignment w:val="baseline"/>
               <w:rPr>
-                <w:rFonts w:hint="default" w:ascii="宋体" w:hAnsi="宋体" w:eastAsia="宋体" w:cs="宋体"/>
+                <w:rFonts w:ascii="宋体" w:eastAsia="宋体" w:hAnsi="宋体" w:cs="宋体" w:hint="default"/>
                 <w:sz w:val="20"/>
                 <w:szCs w:val="20"/>
                 <w:lang w:val="en-US"/>
@@ -1188,7 +1176,7 @@
             </w:pPr>
             <w:r>
               <w:rPr>
-                <w:rFonts w:ascii="宋体" w:hAnsi="宋体" w:eastAsia="宋体" w:cs="宋体"/>
+                <w:rFonts w:ascii="宋体" w:eastAsia="宋体" w:hAnsi="宋体" w:cs="宋体"/>
                 <w:spacing w:val="3"/>
                 <w:position w:val="1"/>
                 <w:sz w:val="20"/>
@@ -1198,7 +1186,7 @@
             </w:r>
             <w:r>
               <w:rPr>
-                <w:rFonts w:hint="eastAsia" w:ascii="宋体" w:hAnsi="宋体" w:cs="宋体"/>
+                <w:rFonts w:ascii="宋体" w:hAnsi="宋体" w:cs="宋体" w:hint="eastAsia"/>
                 <w:spacing w:val="3"/>
                 <w:position w:val="1"/>
                 <w:sz w:val="20"/>
@@ -1209,7 +1197,7 @@
             </w:r>
             <w:r>
               <w:rPr>
-                <w:rFonts w:ascii="宋体" w:hAnsi="宋体" w:eastAsia="宋体" w:cs="宋体"/>
+                <w:rFonts w:ascii="宋体" w:eastAsia="宋体" w:hAnsi="宋体" w:cs="宋体"/>
                 <w:spacing w:val="3"/>
                 <w:position w:val="1"/>
                 <w:sz w:val="20"/>
@@ -1219,7 +1207,7 @@
             </w:r>
             <w:r>
               <w:rPr>
-                <w:rFonts w:hint="eastAsia" w:ascii="宋体" w:hAnsi="宋体" w:cs="宋体"/>
+                <w:rFonts w:ascii="宋体" w:hAnsi="宋体" w:cs="宋体" w:hint="eastAsia"/>
                 <w:spacing w:val="3"/>
                 <w:position w:val="1"/>
                 <w:sz w:val="20"/>
@@ -1249,18 +1237,18 @@
               <w:adjustRightInd w:val="0"/>
               <w:snapToGrid w:val="0"/>
               <w:spacing w:before="173" w:line="267" w:lineRule="exact"/>
-              <w:ind w:left="0" w:leftChars="0" w:right="0" w:rightChars="0" w:firstLine="0" w:firstLineChars="0"/>
+              <w:ind w:left="0" w:right="0" w:firstLine="0" w:leftChars="0" w:rightChars="0" w:firstLineChars="0"/>
               <w:jc w:val="center"/>
               <w:textAlignment w:val="baseline"/>
               <w:rPr>
-                <w:rFonts w:ascii="宋体" w:hAnsi="宋体" w:eastAsia="宋体" w:cs="宋体"/>
+                <w:rFonts w:ascii="宋体" w:eastAsia="宋体" w:hAnsi="宋体" w:cs="宋体"/>
                 <w:sz w:val="20"/>
                 <w:szCs w:val="20"/>
               </w:rPr>
             </w:pPr>
             <w:r>
               <w:rPr>
-                <w:rFonts w:ascii="宋体" w:hAnsi="宋体" w:eastAsia="宋体" w:cs="宋体"/>
+                <w:rFonts w:ascii="宋体" w:eastAsia="宋体" w:hAnsi="宋体" w:cs="宋体"/>
                 <w:spacing w:val="4"/>
                 <w:position w:val="1"/>
                 <w:sz w:val="20"/>
@@ -1289,18 +1277,18 @@
               <w:adjustRightInd w:val="0"/>
               <w:snapToGrid w:val="0"/>
               <w:spacing w:before="172" w:line="228" w:lineRule="auto"/>
-              <w:ind w:left="0" w:leftChars="0" w:right="0" w:rightChars="0" w:firstLine="0" w:firstLineChars="0"/>
+              <w:ind w:left="0" w:right="0" w:firstLine="0" w:leftChars="0" w:rightChars="0" w:firstLineChars="0"/>
               <w:jc w:val="center"/>
               <w:textAlignment w:val="baseline"/>
               <w:rPr>
-                <w:rFonts w:ascii="宋体" w:hAnsi="宋体" w:eastAsia="宋体" w:cs="宋体"/>
+                <w:rFonts w:ascii="宋体" w:eastAsia="宋体" w:hAnsi="宋体" w:cs="宋体"/>
                 <w:sz w:val="20"/>
                 <w:szCs w:val="20"/>
               </w:rPr>
             </w:pPr>
             <w:r>
               <w:rPr>
-                <w:rFonts w:ascii="宋体" w:hAnsi="宋体" w:eastAsia="宋体" w:cs="宋体"/>
+                <w:rFonts w:ascii="宋体" w:eastAsia="宋体" w:hAnsi="宋体" w:cs="宋体"/>
                 <w:spacing w:val="200"/>
                 <w:kern w:val="0"/>
                 <w:sz w:val="20"/>
@@ -1310,7 +1298,7 @@
             </w:r>
             <w:r>
               <w:rPr>
-                <w:rFonts w:ascii="宋体" w:hAnsi="宋体" w:eastAsia="宋体" w:cs="宋体"/>
+                <w:rFonts w:ascii="宋体" w:eastAsia="宋体" w:hAnsi="宋体" w:cs="宋体"/>
                 <w:spacing w:val="0"/>
                 <w:kern w:val="0"/>
                 <w:sz w:val="20"/>
@@ -1339,11 +1327,11 @@
               <w:adjustRightInd w:val="0"/>
               <w:snapToGrid w:val="0"/>
               <w:spacing w:before="173" w:line="229" w:lineRule="auto"/>
-              <w:ind w:left="0" w:leftChars="0" w:right="0" w:rightChars="0" w:firstLine="0" w:firstLineChars="0"/>
+              <w:ind w:left="0" w:right="0" w:firstLine="0" w:leftChars="0" w:rightChars="0" w:firstLineChars="0"/>
               <w:jc w:val="center"/>
               <w:textAlignment w:val="baseline"/>
               <w:rPr>
-                <w:rFonts w:ascii="宋体" w:hAnsi="宋体" w:eastAsia="宋体" w:cs="宋体"/>
+                <w:rFonts w:ascii="宋体" w:eastAsia="宋体" w:hAnsi="宋体" w:cs="宋体"/>
                 <w:spacing w:val="200"/>
                 <w:kern w:val="0"/>
                 <w:sz w:val="20"/>
@@ -1352,7 +1340,7 @@
             </w:pPr>
             <w:r>
               <w:rPr>
-                <w:rFonts w:hint="eastAsia" w:asciiTheme="minorAscii" w:hAnsiTheme="minorAscii" w:eastAsiaTheme="minorEastAsia"/>
+                <w:rFonts w:asciiTheme="minorAscii" w:eastAsiaTheme="minorEastAsia" w:hAnsiTheme="minorAscii" w:hint="eastAsia"/>
                 <w:spacing w:val="0"/>
                 <w:kern w:val="0"/>
                 <w:sz w:val="21"/>
@@ -1382,11 +1370,11 @@
               <w:adjustRightInd w:val="0"/>
               <w:snapToGrid w:val="0"/>
               <w:spacing w:before="172" w:line="228" w:lineRule="auto"/>
-              <w:ind w:left="0" w:leftChars="0" w:right="0" w:rightChars="0" w:firstLine="0" w:firstLineChars="0"/>
+              <w:ind w:left="0" w:right="0" w:firstLine="0" w:leftChars="0" w:rightChars="0" w:firstLineChars="0"/>
               <w:jc w:val="center"/>
               <w:textAlignment w:val="baseline"/>
               <w:rPr>
-                <w:rFonts w:ascii="宋体" w:hAnsi="宋体" w:eastAsia="宋体" w:cs="宋体"/>
+                <w:rFonts w:ascii="宋体" w:eastAsia="宋体" w:hAnsi="宋体" w:cs="宋体"/>
                 <w:spacing w:val="200"/>
                 <w:kern w:val="0"/>
                 <w:sz w:val="20"/>
@@ -1395,7 +1383,7 @@
             </w:pPr>
             <w:r>
               <w:rPr>
-                <w:rFonts w:hint="eastAsia" w:ascii="宋体" w:hAnsi="宋体" w:eastAsia="宋体" w:cs="宋体"/>
+                <w:rFonts w:ascii="宋体" w:eastAsia="宋体" w:hAnsi="宋体" w:cs="宋体" w:hint="eastAsia"/>
                 <w:spacing w:val="200"/>
                 <w:kern w:val="0"/>
                 <w:sz w:val="20"/>
@@ -1405,7 +1393,7 @@
             </w:r>
             <w:r>
               <w:rPr>
-                <w:rFonts w:hint="eastAsia" w:asciiTheme="minorAscii" w:hAnsiTheme="minorAscii" w:eastAsiaTheme="minorEastAsia"/>
+                <w:rFonts w:asciiTheme="minorAscii" w:eastAsiaTheme="minorEastAsia" w:hAnsiTheme="minorAscii" w:hint="eastAsia"/>
                 <w:spacing w:val="0"/>
                 <w:kern w:val="0"/>
                 <w:sz w:val="21"/>
@@ -1435,18 +1423,18 @@
               <w:adjustRightInd w:val="0"/>
               <w:snapToGrid w:val="0"/>
               <w:spacing w:before="173" w:line="229" w:lineRule="auto"/>
-              <w:ind w:left="0" w:leftChars="0" w:right="0" w:rightChars="0" w:firstLine="0" w:firstLineChars="0"/>
+              <w:ind w:left="0" w:right="0" w:firstLine="0" w:leftChars="0" w:rightChars="0" w:firstLineChars="0"/>
               <w:jc w:val="center"/>
               <w:textAlignment w:val="baseline"/>
               <w:rPr>
-                <w:rFonts w:ascii="宋体" w:hAnsi="宋体" w:eastAsia="宋体" w:cs="宋体"/>
+                <w:rFonts w:ascii="宋体" w:eastAsia="宋体" w:hAnsi="宋体" w:cs="宋体"/>
                 <w:sz w:val="20"/>
                 <w:szCs w:val="20"/>
               </w:rPr>
             </w:pPr>
             <w:r>
               <w:rPr>
-                <w:rFonts w:hint="eastAsia" w:asciiTheme="minorAscii" w:hAnsiTheme="minorAscii" w:eastAsiaTheme="minorEastAsia"/>
+                <w:rFonts w:asciiTheme="minorAscii" w:eastAsiaTheme="minorEastAsia" w:hAnsiTheme="minorAscii" w:hint="eastAsia"/>
                 <w:spacing w:val="0"/>
                 <w:kern w:val="0"/>
                 <w:sz w:val="21"/>
@@ -1460,14 +1448,9 @@
       </w:tr>
       <w:tr>
         <w:tblPrEx>
-          <w:tblBorders>
-            <w:top w:val="single" w:color="000000" w:sz="2" w:space="0"/>
-            <w:left w:val="single" w:color="000000" w:sz="2" w:space="0"/>
-            <w:bottom w:val="single" w:color="000000" w:sz="2" w:space="0"/>
-            <w:right w:val="single" w:color="000000" w:sz="2" w:space="0"/>
-            <w:insideH w:val="single" w:color="000000" w:sz="2" w:space="0"/>
-            <w:insideV w:val="single" w:color="000000" w:sz="2" w:space="0"/>
-          </w:tblBorders>
+          <w:tblW w:w="8214" w:type="dxa"/>
+          <w:jc w:val="center"/>
+          <w:tblLayout w:type="fixed"/>
           <w:tblCellMar>
             <w:top w:w="0" w:type="dxa"/>
             <w:left w:w="0" w:type="dxa"/>
@@ -1476,7 +1459,7 @@
           </w:tblCellMar>
         </w:tblPrEx>
         <w:trPr>
-          <w:trHeight w:val="556" w:hRule="atLeast"/>
+          <w:trHeight w:val="556"/>
           <w:jc w:val="center"/>
         </w:trPr>
         <w:tc>
@@ -1485,7 +1468,7 @@
           </w:tcPr>
           <w:p>
             <w:pPr>
-              <w:pStyle w:val="27"/>
+              <w:pStyle w:val="TableText"/>
               <w:keepNext w:val="0"/>
               <w:keepLines w:val="0"/>
               <w:pageBreakBefore w:val="0"/>
@@ -1498,7 +1481,7 @@
               <w:bidi w:val="0"/>
               <w:adjustRightInd w:val="0"/>
               <w:snapToGrid w:val="0"/>
-              <w:ind w:left="0" w:leftChars="0" w:right="0" w:rightChars="0" w:firstLine="0" w:firstLineChars="0"/>
+              <w:ind w:left="0" w:right="0" w:firstLine="0" w:leftChars="0" w:rightChars="0" w:firstLineChars="0"/>
               <w:jc w:val="center"/>
               <w:textAlignment w:val="baseline"/>
             </w:pPr>
@@ -1510,7 +1493,7 @@
           </w:tcPr>
           <w:p>
             <w:pPr>
-              <w:pStyle w:val="27"/>
+              <w:pStyle w:val="TableText"/>
               <w:keepNext w:val="0"/>
               <w:keepLines w:val="0"/>
               <w:pageBreakBefore w:val="0"/>
@@ -1523,7 +1506,7 @@
               <w:bidi w:val="0"/>
               <w:adjustRightInd w:val="0"/>
               <w:snapToGrid w:val="0"/>
-              <w:ind w:left="0" w:leftChars="0" w:right="0" w:rightChars="0" w:firstLine="0" w:firstLineChars="0"/>
+              <w:ind w:left="0" w:right="0" w:firstLine="0" w:leftChars="0" w:rightChars="0" w:firstLineChars="0"/>
               <w:jc w:val="center"/>
               <w:textAlignment w:val="baseline"/>
             </w:pPr>
@@ -1535,7 +1518,7 @@
           </w:tcPr>
           <w:p>
             <w:pPr>
-              <w:pStyle w:val="27"/>
+              <w:pStyle w:val="TableText"/>
               <w:keepNext w:val="0"/>
               <w:keepLines w:val="0"/>
               <w:pageBreakBefore w:val="0"/>
@@ -1548,7 +1531,7 @@
               <w:bidi w:val="0"/>
               <w:adjustRightInd w:val="0"/>
               <w:snapToGrid w:val="0"/>
-              <w:ind w:left="0" w:leftChars="0" w:right="0" w:rightChars="0" w:firstLine="0" w:firstLineChars="0"/>
+              <w:ind w:left="0" w:right="0" w:firstLine="0" w:leftChars="0" w:rightChars="0" w:firstLineChars="0"/>
               <w:jc w:val="center"/>
               <w:textAlignment w:val="baseline"/>
             </w:pPr>
@@ -1560,7 +1543,7 @@
           </w:tcPr>
           <w:p>
             <w:pPr>
-              <w:pStyle w:val="27"/>
+              <w:pStyle w:val="TableText"/>
               <w:keepNext w:val="0"/>
               <w:keepLines w:val="0"/>
               <w:pageBreakBefore w:val="0"/>
@@ -1573,7 +1556,7 @@
               <w:bidi w:val="0"/>
               <w:adjustRightInd w:val="0"/>
               <w:snapToGrid w:val="0"/>
-              <w:ind w:left="0" w:leftChars="0" w:right="0" w:rightChars="0" w:firstLine="0" w:firstLineChars="0"/>
+              <w:ind w:left="0" w:right="0" w:firstLine="0" w:leftChars="0" w:rightChars="0" w:firstLineChars="0"/>
               <w:jc w:val="center"/>
               <w:textAlignment w:val="baseline"/>
             </w:pPr>
@@ -1585,7 +1568,7 @@
           </w:tcPr>
           <w:p>
             <w:pPr>
-              <w:pStyle w:val="27"/>
+              <w:pStyle w:val="TableText"/>
               <w:keepNext w:val="0"/>
               <w:keepLines w:val="0"/>
               <w:pageBreakBefore w:val="0"/>
@@ -1598,7 +1581,7 @@
               <w:bidi w:val="0"/>
               <w:adjustRightInd w:val="0"/>
               <w:snapToGrid w:val="0"/>
-              <w:ind w:left="0" w:leftChars="0" w:right="0" w:rightChars="0" w:firstLine="0" w:firstLineChars="0"/>
+              <w:ind w:left="0" w:right="0" w:firstLine="0" w:leftChars="0" w:rightChars="0" w:firstLineChars="0"/>
               <w:jc w:val="center"/>
               <w:textAlignment w:val="baseline"/>
             </w:pPr>
@@ -1610,7 +1593,7 @@
           </w:tcPr>
           <w:p>
             <w:pPr>
-              <w:pStyle w:val="27"/>
+              <w:pStyle w:val="TableText"/>
               <w:keepNext w:val="0"/>
               <w:keepLines w:val="0"/>
               <w:pageBreakBefore w:val="0"/>
@@ -1623,7 +1606,7 @@
               <w:bidi w:val="0"/>
               <w:adjustRightInd w:val="0"/>
               <w:snapToGrid w:val="0"/>
-              <w:ind w:left="0" w:leftChars="0" w:right="0" w:rightChars="0" w:firstLine="0" w:firstLineChars="0"/>
+              <w:ind w:left="0" w:right="0" w:firstLine="0" w:leftChars="0" w:rightChars="0" w:firstLineChars="0"/>
               <w:jc w:val="center"/>
               <w:textAlignment w:val="baseline"/>
             </w:pPr>
@@ -1632,14 +1615,9 @@
       </w:tr>
       <w:tr>
         <w:tblPrEx>
-          <w:tblBorders>
-            <w:top w:val="single" w:color="000000" w:sz="2" w:space="0"/>
-            <w:left w:val="single" w:color="000000" w:sz="2" w:space="0"/>
-            <w:bottom w:val="single" w:color="000000" w:sz="2" w:space="0"/>
-            <w:right w:val="single" w:color="000000" w:sz="2" w:space="0"/>
-            <w:insideH w:val="single" w:color="000000" w:sz="2" w:space="0"/>
-            <w:insideV w:val="single" w:color="000000" w:sz="2" w:space="0"/>
-          </w:tblBorders>
+          <w:tblW w:w="8214" w:type="dxa"/>
+          <w:jc w:val="center"/>
+          <w:tblLayout w:type="fixed"/>
           <w:tblCellMar>
             <w:top w:w="0" w:type="dxa"/>
             <w:left w:w="0" w:type="dxa"/>
@@ -1648,7 +1626,7 @@
           </w:tblCellMar>
         </w:tblPrEx>
         <w:trPr>
-          <w:trHeight w:val="556" w:hRule="atLeast"/>
+          <w:trHeight w:val="556"/>
           <w:jc w:val="center"/>
         </w:trPr>
         <w:tc>
@@ -1657,7 +1635,7 @@
           </w:tcPr>
           <w:p>
             <w:pPr>
-              <w:pStyle w:val="27"/>
+              <w:pStyle w:val="TableText"/>
               <w:keepNext w:val="0"/>
               <w:keepLines w:val="0"/>
               <w:pageBreakBefore w:val="0"/>
@@ -1670,7 +1648,7 @@
               <w:bidi w:val="0"/>
               <w:adjustRightInd w:val="0"/>
               <w:snapToGrid w:val="0"/>
-              <w:ind w:left="0" w:leftChars="0" w:right="0" w:rightChars="0" w:firstLine="0" w:firstLineChars="0"/>
+              <w:ind w:left="0" w:right="0" w:firstLine="0" w:leftChars="0" w:rightChars="0" w:firstLineChars="0"/>
               <w:jc w:val="center"/>
               <w:textAlignment w:val="baseline"/>
             </w:pPr>
@@ -1682,7 +1660,7 @@
           </w:tcPr>
           <w:p>
             <w:pPr>
-              <w:pStyle w:val="27"/>
+              <w:pStyle w:val="TableText"/>
               <w:keepNext w:val="0"/>
               <w:keepLines w:val="0"/>
               <w:pageBreakBefore w:val="0"/>
@@ -1695,7 +1673,7 @@
               <w:bidi w:val="0"/>
               <w:adjustRightInd w:val="0"/>
               <w:snapToGrid w:val="0"/>
-              <w:ind w:left="0" w:leftChars="0" w:right="0" w:rightChars="0" w:firstLine="0" w:firstLineChars="0"/>
+              <w:ind w:left="0" w:right="0" w:firstLine="0" w:leftChars="0" w:rightChars="0" w:firstLineChars="0"/>
               <w:jc w:val="center"/>
               <w:textAlignment w:val="baseline"/>
             </w:pPr>
@@ -1707,7 +1685,7 @@
           </w:tcPr>
           <w:p>
             <w:pPr>
-              <w:pStyle w:val="27"/>
+              <w:pStyle w:val="TableText"/>
               <w:keepNext w:val="0"/>
               <w:keepLines w:val="0"/>
               <w:pageBreakBefore w:val="0"/>
@@ -1720,7 +1698,7 @@
               <w:bidi w:val="0"/>
               <w:adjustRightInd w:val="0"/>
               <w:snapToGrid w:val="0"/>
-              <w:ind w:left="0" w:leftChars="0" w:right="0" w:rightChars="0" w:firstLine="0" w:firstLineChars="0"/>
+              <w:ind w:left="0" w:right="0" w:firstLine="0" w:leftChars="0" w:rightChars="0" w:firstLineChars="0"/>
               <w:jc w:val="center"/>
               <w:textAlignment w:val="baseline"/>
             </w:pPr>
@@ -1732,7 +1710,7 @@
           </w:tcPr>
           <w:p>
             <w:pPr>
-              <w:pStyle w:val="27"/>
+              <w:pStyle w:val="TableText"/>
               <w:keepNext w:val="0"/>
               <w:keepLines w:val="0"/>
               <w:pageBreakBefore w:val="0"/>
@@ -1745,7 +1723,7 @@
               <w:bidi w:val="0"/>
               <w:adjustRightInd w:val="0"/>
               <w:snapToGrid w:val="0"/>
-              <w:ind w:left="0" w:leftChars="0" w:right="0" w:rightChars="0" w:firstLine="0" w:firstLineChars="0"/>
+              <w:ind w:left="0" w:right="0" w:firstLine="0" w:leftChars="0" w:rightChars="0" w:firstLineChars="0"/>
               <w:jc w:val="center"/>
               <w:textAlignment w:val="baseline"/>
             </w:pPr>
@@ -1757,7 +1735,7 @@
           </w:tcPr>
           <w:p>
             <w:pPr>
-              <w:pStyle w:val="27"/>
+              <w:pStyle w:val="TableText"/>
               <w:keepNext w:val="0"/>
               <w:keepLines w:val="0"/>
               <w:pageBreakBefore w:val="0"/>
@@ -1770,7 +1748,7 @@
               <w:bidi w:val="0"/>
               <w:adjustRightInd w:val="0"/>
               <w:snapToGrid w:val="0"/>
-              <w:ind w:left="0" w:leftChars="0" w:right="0" w:rightChars="0" w:firstLine="0" w:firstLineChars="0"/>
+              <w:ind w:left="0" w:right="0" w:firstLine="0" w:leftChars="0" w:rightChars="0" w:firstLineChars="0"/>
               <w:jc w:val="center"/>
               <w:textAlignment w:val="baseline"/>
             </w:pPr>
@@ -1782,7 +1760,7 @@
           </w:tcPr>
           <w:p>
             <w:pPr>
-              <w:pStyle w:val="27"/>
+              <w:pStyle w:val="TableText"/>
               <w:keepNext w:val="0"/>
               <w:keepLines w:val="0"/>
               <w:pageBreakBefore w:val="0"/>
@@ -1795,7 +1773,7 @@
               <w:bidi w:val="0"/>
               <w:adjustRightInd w:val="0"/>
               <w:snapToGrid w:val="0"/>
-              <w:ind w:left="0" w:leftChars="0" w:right="0" w:rightChars="0" w:firstLine="0" w:firstLineChars="0"/>
+              <w:ind w:left="0" w:right="0" w:firstLine="0" w:leftChars="0" w:rightChars="0" w:firstLineChars="0"/>
               <w:jc w:val="center"/>
               <w:textAlignment w:val="baseline"/>
             </w:pPr>
@@ -1804,14 +1782,9 @@
       </w:tr>
       <w:tr>
         <w:tblPrEx>
-          <w:tblBorders>
-            <w:top w:val="single" w:color="000000" w:sz="2" w:space="0"/>
-            <w:left w:val="single" w:color="000000" w:sz="2" w:space="0"/>
-            <w:bottom w:val="single" w:color="000000" w:sz="2" w:space="0"/>
-            <w:right w:val="single" w:color="000000" w:sz="2" w:space="0"/>
-            <w:insideH w:val="single" w:color="000000" w:sz="2" w:space="0"/>
-            <w:insideV w:val="single" w:color="000000" w:sz="2" w:space="0"/>
-          </w:tblBorders>
+          <w:tblW w:w="8214" w:type="dxa"/>
+          <w:jc w:val="center"/>
+          <w:tblLayout w:type="fixed"/>
           <w:tblCellMar>
             <w:top w:w="0" w:type="dxa"/>
             <w:left w:w="0" w:type="dxa"/>
@@ -1820,7 +1793,7 @@
           </w:tblCellMar>
         </w:tblPrEx>
         <w:trPr>
-          <w:trHeight w:val="557" w:hRule="atLeast"/>
+          <w:trHeight w:val="557"/>
           <w:jc w:val="center"/>
         </w:trPr>
         <w:tc>
@@ -1829,7 +1802,7 @@
           </w:tcPr>
           <w:p>
             <w:pPr>
-              <w:pStyle w:val="27"/>
+              <w:pStyle w:val="TableText"/>
               <w:keepNext w:val="0"/>
               <w:keepLines w:val="0"/>
               <w:pageBreakBefore w:val="0"/>
@@ -1842,7 +1815,7 @@
               <w:bidi w:val="0"/>
               <w:adjustRightInd w:val="0"/>
               <w:snapToGrid w:val="0"/>
-              <w:ind w:left="0" w:leftChars="0" w:right="0" w:rightChars="0" w:firstLine="0" w:firstLineChars="0"/>
+              <w:ind w:left="0" w:right="0" w:firstLine="0" w:leftChars="0" w:rightChars="0" w:firstLineChars="0"/>
               <w:jc w:val="center"/>
               <w:textAlignment w:val="baseline"/>
             </w:pPr>
@@ -1854,7 +1827,7 @@
           </w:tcPr>
           <w:p>
             <w:pPr>
-              <w:pStyle w:val="27"/>
+              <w:pStyle w:val="TableText"/>
               <w:keepNext w:val="0"/>
               <w:keepLines w:val="0"/>
               <w:pageBreakBefore w:val="0"/>
@@ -1867,7 +1840,7 @@
               <w:bidi w:val="0"/>
               <w:adjustRightInd w:val="0"/>
               <w:snapToGrid w:val="0"/>
-              <w:ind w:left="0" w:leftChars="0" w:right="0" w:rightChars="0" w:firstLine="0" w:firstLineChars="0"/>
+              <w:ind w:left="0" w:right="0" w:firstLine="0" w:leftChars="0" w:rightChars="0" w:firstLineChars="0"/>
               <w:jc w:val="center"/>
               <w:textAlignment w:val="baseline"/>
             </w:pPr>
@@ -1879,7 +1852,7 @@
           </w:tcPr>
           <w:p>
             <w:pPr>
-              <w:pStyle w:val="27"/>
+              <w:pStyle w:val="TableText"/>
               <w:keepNext w:val="0"/>
               <w:keepLines w:val="0"/>
               <w:pageBreakBefore w:val="0"/>
@@ -1892,7 +1865,7 @@
               <w:bidi w:val="0"/>
               <w:adjustRightInd w:val="0"/>
               <w:snapToGrid w:val="0"/>
-              <w:ind w:left="0" w:leftChars="0" w:right="0" w:rightChars="0" w:firstLine="0" w:firstLineChars="0"/>
+              <w:ind w:left="0" w:right="0" w:firstLine="0" w:leftChars="0" w:rightChars="0" w:firstLineChars="0"/>
               <w:jc w:val="center"/>
               <w:textAlignment w:val="baseline"/>
             </w:pPr>
@@ -1904,7 +1877,7 @@
           </w:tcPr>
           <w:p>
             <w:pPr>
-              <w:pStyle w:val="27"/>
+              <w:pStyle w:val="TableText"/>
               <w:keepNext w:val="0"/>
               <w:keepLines w:val="0"/>
               <w:pageBreakBefore w:val="0"/>
@@ -1917,7 +1890,7 @@
               <w:bidi w:val="0"/>
               <w:adjustRightInd w:val="0"/>
               <w:snapToGrid w:val="0"/>
-              <w:ind w:left="0" w:leftChars="0" w:right="0" w:rightChars="0" w:firstLine="0" w:firstLineChars="0"/>
+              <w:ind w:left="0" w:right="0" w:firstLine="0" w:leftChars="0" w:rightChars="0" w:firstLineChars="0"/>
               <w:jc w:val="center"/>
               <w:textAlignment w:val="baseline"/>
             </w:pPr>
@@ -1929,7 +1902,7 @@
           </w:tcPr>
           <w:p>
             <w:pPr>
-              <w:pStyle w:val="27"/>
+              <w:pStyle w:val="TableText"/>
               <w:keepNext w:val="0"/>
               <w:keepLines w:val="0"/>
               <w:pageBreakBefore w:val="0"/>
@@ -1942,7 +1915,7 @@
               <w:bidi w:val="0"/>
               <w:adjustRightInd w:val="0"/>
               <w:snapToGrid w:val="0"/>
-              <w:ind w:left="0" w:leftChars="0" w:right="0" w:rightChars="0" w:firstLine="0" w:firstLineChars="0"/>
+              <w:ind w:left="0" w:right="0" w:firstLine="0" w:leftChars="0" w:rightChars="0" w:firstLineChars="0"/>
               <w:jc w:val="center"/>
               <w:textAlignment w:val="baseline"/>
             </w:pPr>
@@ -1954,7 +1927,7 @@
           </w:tcPr>
           <w:p>
             <w:pPr>
-              <w:pStyle w:val="27"/>
+              <w:pStyle w:val="TableText"/>
               <w:keepNext w:val="0"/>
               <w:keepLines w:val="0"/>
               <w:pageBreakBefore w:val="0"/>
@@ -1967,7 +1940,7 @@
               <w:bidi w:val="0"/>
               <w:adjustRightInd w:val="0"/>
               <w:snapToGrid w:val="0"/>
-              <w:ind w:left="0" w:leftChars="0" w:right="0" w:rightChars="0" w:firstLine="0" w:firstLineChars="0"/>
+              <w:ind w:left="0" w:right="0" w:firstLine="0" w:leftChars="0" w:rightChars="0" w:firstLineChars="0"/>
               <w:jc w:val="center"/>
               <w:textAlignment w:val="baseline"/>
             </w:pPr>
@@ -1998,7 +1971,7 @@
     <w:sdt>
       <w:sdtPr>
         <w:rPr>
-          <w:rFonts w:ascii="宋体" w:hAnsi="宋体" w:eastAsia="宋体" w:cs="Arial"/>
+          <w:rFonts w:ascii="宋体" w:eastAsia="宋体" w:hAnsi="宋体" w:cs="Arial"/>
           <w:snapToGrid w:val="0"/>
           <w:color w:val="000000"/>
           <w:kern w:val="0"/>
@@ -2014,7 +1987,7 @@
       </w:sdtPr>
       <w:sdtEndPr>
         <w:rPr>
-          <w:rFonts w:hint="eastAsia" w:ascii="宋体" w:hAnsi="宋体" w:eastAsia="宋体" w:cs="宋体"/>
+          <w:rFonts w:ascii="宋体" w:eastAsia="宋体" w:hAnsi="宋体" w:cs="宋体" w:hint="eastAsia"/>
           <w:snapToGrid w:val="0"/>
           <w:color w:val="000000"/>
           <w:kern w:val="0"/>
@@ -2039,18 +2012,18 @@
             <w:adjustRightInd w:val="0"/>
             <w:snapToGrid w:val="0"/>
             <w:spacing w:before="0" w:beforeLines="0" w:after="0" w:afterLines="0" w:line="240" w:lineRule="auto"/>
-            <w:ind w:left="0" w:leftChars="0" w:right="0" w:rightChars="0" w:firstLine="0" w:firstLineChars="0"/>
+            <w:ind w:left="0" w:right="0" w:firstLine="0" w:leftChars="0" w:rightChars="0" w:firstLineChars="0"/>
             <w:jc w:val="center"/>
             <w:textAlignment w:val="baseline"/>
             <w:rPr>
-              <w:rFonts w:hint="eastAsia" w:ascii="宋体" w:hAnsi="宋体" w:eastAsia="宋体" w:cs="宋体"/>
+              <w:rFonts w:ascii="宋体" w:eastAsia="宋体" w:hAnsi="宋体" w:cs="宋体" w:hint="eastAsia"/>
               <w:sz w:val="24"/>
               <w:szCs w:val="24"/>
             </w:rPr>
           </w:pPr>
           <w:r>
             <w:rPr>
-              <w:rFonts w:hint="eastAsia" w:ascii="宋体" w:hAnsi="宋体" w:eastAsia="宋体" w:cs="宋体"/>
+              <w:rFonts w:ascii="宋体" w:eastAsia="宋体" w:hAnsi="宋体" w:cs="宋体" w:hint="eastAsia"/>
               <w:sz w:val="24"/>
               <w:szCs w:val="24"/>
             </w:rPr>
@@ -2059,14 +2032,14 @@
         </w:p>
         <w:p>
           <w:pPr>
-            <w:pStyle w:val="16"/>
+            <w:pStyle w:val="TOC1"/>
             <w:tabs>
               <w:tab w:val="right" w:leader="dot" w:pos="8306"/>
             </w:tabs>
           </w:pPr>
           <w:r>
             <w:rPr>
-              <w:rFonts w:hint="eastAsia" w:ascii="宋体" w:hAnsi="宋体" w:eastAsia="宋体" w:cs="宋体"/>
+              <w:rFonts w:ascii="宋体" w:eastAsia="宋体" w:hAnsi="宋体" w:cs="宋体" w:hint="eastAsia"/>
               <w:sz w:val="24"/>
               <w:szCs w:val="24"/>
             </w:rPr>
@@ -2074,7 +2047,7 @@
           </w:r>
           <w:r>
             <w:rPr>
-              <w:rFonts w:hint="eastAsia" w:ascii="宋体" w:hAnsi="宋体" w:eastAsia="宋体" w:cs="宋体"/>
+              <w:rFonts w:ascii="宋体" w:eastAsia="宋体" w:hAnsi="宋体" w:cs="宋体" w:hint="eastAsia"/>
               <w:sz w:val="24"/>
               <w:szCs w:val="24"/>
             </w:rPr>
@@ -2082,7 +2055,7 @@
           </w:r>
           <w:r>
             <w:rPr>
-              <w:rFonts w:hint="eastAsia" w:ascii="宋体" w:hAnsi="宋体" w:eastAsia="宋体" w:cs="宋体"/>
+              <w:rFonts w:ascii="宋体" w:eastAsia="宋体" w:hAnsi="宋体" w:cs="宋体" w:hint="eastAsia"/>
               <w:sz w:val="24"/>
               <w:szCs w:val="24"/>
             </w:rPr>
@@ -2090,21 +2063,21 @@
           </w:r>
           <w:r>
             <w:rPr>
-              <w:rFonts w:hint="eastAsia" w:ascii="宋体" w:hAnsi="宋体" w:eastAsia="宋体" w:cs="宋体"/>
+              <w:rFonts w:ascii="宋体" w:eastAsia="宋体" w:hAnsi="宋体" w:cs="宋体" w:hint="eastAsia"/>
               <w:szCs w:val="24"/>
             </w:rPr>
             <w:fldChar w:fldCharType="begin"/>
           </w:r>
           <w:r>
             <w:rPr>
-              <w:rFonts w:hint="eastAsia" w:ascii="宋体" w:hAnsi="宋体" w:eastAsia="宋体" w:cs="宋体"/>
+              <w:rFonts w:ascii="宋体" w:eastAsia="宋体" w:hAnsi="宋体" w:cs="宋体" w:hint="eastAsia"/>
               <w:szCs w:val="24"/>
             </w:rPr>
             <w:instrText xml:space="preserve"> HYPERLINK \l _Toc22577 </w:instrText>
           </w:r>
           <w:r>
             <w:rPr>
-              <w:rFonts w:hint="eastAsia" w:ascii="宋体" w:hAnsi="宋体" w:eastAsia="宋体" w:cs="宋体"/>
+              <w:rFonts w:ascii="宋体" w:eastAsia="宋体" w:hAnsi="宋体" w:cs="宋体" w:hint="eastAsia"/>
               <w:szCs w:val="24"/>
             </w:rPr>
             <w:fldChar w:fldCharType="separate"/>
@@ -2136,7 +2109,7 @@
           </w:r>
           <w:r>
             <w:rPr>
-              <w:rFonts w:hint="eastAsia" w:ascii="宋体" w:hAnsi="宋体" w:eastAsia="宋体" w:cs="宋体"/>
+              <w:rFonts w:ascii="宋体" w:eastAsia="宋体" w:hAnsi="宋体" w:cs="宋体" w:hint="eastAsia"/>
               <w:szCs w:val="24"/>
             </w:rPr>
             <w:fldChar w:fldCharType="end"/>
@@ -2144,28 +2117,28 @@
         </w:p>
         <w:p>
           <w:pPr>
-            <w:pStyle w:val="16"/>
+            <w:pStyle w:val="TOC1"/>
             <w:tabs>
               <w:tab w:val="right" w:leader="dot" w:pos="8306"/>
             </w:tabs>
           </w:pPr>
           <w:r>
             <w:rPr>
-              <w:rFonts w:hint="eastAsia" w:ascii="宋体" w:hAnsi="宋体" w:eastAsia="宋体" w:cs="宋体"/>
+              <w:rFonts w:ascii="宋体" w:eastAsia="宋体" w:hAnsi="宋体" w:cs="宋体" w:hint="eastAsia"/>
               <w:szCs w:val="24"/>
             </w:rPr>
             <w:fldChar w:fldCharType="begin"/>
           </w:r>
           <w:r>
             <w:rPr>
-              <w:rFonts w:hint="eastAsia" w:ascii="宋体" w:hAnsi="宋体" w:eastAsia="宋体" w:cs="宋体"/>
+              <w:rFonts w:ascii="宋体" w:eastAsia="宋体" w:hAnsi="宋体" w:cs="宋体" w:hint="eastAsia"/>
               <w:szCs w:val="24"/>
             </w:rPr>
             <w:instrText xml:space="preserve"> HYPERLINK \l _Toc29244 </w:instrText>
           </w:r>
           <w:r>
             <w:rPr>
-              <w:rFonts w:hint="eastAsia" w:ascii="宋体" w:hAnsi="宋体" w:eastAsia="宋体" w:cs="宋体"/>
+              <w:rFonts w:ascii="宋体" w:eastAsia="宋体" w:hAnsi="宋体" w:cs="宋体" w:hint="eastAsia"/>
               <w:szCs w:val="24"/>
             </w:rPr>
             <w:fldChar w:fldCharType="separate"/>
@@ -2197,7 +2170,7 @@
           </w:r>
           <w:r>
             <w:rPr>
-              <w:rFonts w:hint="eastAsia" w:ascii="宋体" w:hAnsi="宋体" w:eastAsia="宋体" w:cs="宋体"/>
+              <w:rFonts w:ascii="宋体" w:eastAsia="宋体" w:hAnsi="宋体" w:cs="宋体" w:hint="eastAsia"/>
               <w:szCs w:val="24"/>
             </w:rPr>
             <w:fldChar w:fldCharType="end"/>
@@ -2205,28 +2178,28 @@
         </w:p>
         <w:p>
           <w:pPr>
-            <w:pStyle w:val="16"/>
+            <w:pStyle w:val="TOC1"/>
             <w:tabs>
               <w:tab w:val="right" w:leader="dot" w:pos="8306"/>
             </w:tabs>
           </w:pPr>
           <w:r>
             <w:rPr>
-              <w:rFonts w:hint="eastAsia" w:ascii="宋体" w:hAnsi="宋体" w:eastAsia="宋体" w:cs="宋体"/>
+              <w:rFonts w:ascii="宋体" w:eastAsia="宋体" w:hAnsi="宋体" w:cs="宋体" w:hint="eastAsia"/>
               <w:szCs w:val="24"/>
             </w:rPr>
             <w:fldChar w:fldCharType="begin"/>
           </w:r>
           <w:r>
             <w:rPr>
-              <w:rFonts w:hint="eastAsia" w:ascii="宋体" w:hAnsi="宋体" w:eastAsia="宋体" w:cs="宋体"/>
+              <w:rFonts w:ascii="宋体" w:eastAsia="宋体" w:hAnsi="宋体" w:cs="宋体" w:hint="eastAsia"/>
               <w:szCs w:val="24"/>
             </w:rPr>
             <w:instrText xml:space="preserve"> HYPERLINK \l _Toc12692 </w:instrText>
           </w:r>
           <w:r>
             <w:rPr>
-              <w:rFonts w:hint="eastAsia" w:ascii="宋体" w:hAnsi="宋体" w:eastAsia="宋体" w:cs="宋体"/>
+              <w:rFonts w:ascii="宋体" w:eastAsia="宋体" w:hAnsi="宋体" w:cs="宋体" w:hint="eastAsia"/>
               <w:szCs w:val="24"/>
             </w:rPr>
             <w:fldChar w:fldCharType="separate"/>
@@ -2258,7 +2231,7 @@
           </w:r>
           <w:r>
             <w:rPr>
-              <w:rFonts w:hint="eastAsia" w:ascii="宋体" w:hAnsi="宋体" w:eastAsia="宋体" w:cs="宋体"/>
+              <w:rFonts w:ascii="宋体" w:eastAsia="宋体" w:hAnsi="宋体" w:cs="宋体" w:hint="eastAsia"/>
               <w:szCs w:val="24"/>
             </w:rPr>
             <w:fldChar w:fldCharType="end"/>
@@ -2266,28 +2239,28 @@
         </w:p>
         <w:p>
           <w:pPr>
-            <w:pStyle w:val="16"/>
+            <w:pStyle w:val="TOC1"/>
             <w:tabs>
               <w:tab w:val="right" w:leader="dot" w:pos="8306"/>
             </w:tabs>
           </w:pPr>
           <w:r>
             <w:rPr>
-              <w:rFonts w:hint="eastAsia" w:ascii="宋体" w:hAnsi="宋体" w:eastAsia="宋体" w:cs="宋体"/>
+              <w:rFonts w:ascii="宋体" w:eastAsia="宋体" w:hAnsi="宋体" w:cs="宋体" w:hint="eastAsia"/>
               <w:szCs w:val="24"/>
             </w:rPr>
             <w:fldChar w:fldCharType="begin"/>
           </w:r>
           <w:r>
             <w:rPr>
-              <w:rFonts w:hint="eastAsia" w:ascii="宋体" w:hAnsi="宋体" w:eastAsia="宋体" w:cs="宋体"/>
+              <w:rFonts w:ascii="宋体" w:eastAsia="宋体" w:hAnsi="宋体" w:cs="宋体" w:hint="eastAsia"/>
               <w:szCs w:val="24"/>
             </w:rPr>
             <w:instrText xml:space="preserve"> HYPERLINK \l _Toc3727 </w:instrText>
           </w:r>
           <w:r>
             <w:rPr>
-              <w:rFonts w:hint="eastAsia" w:ascii="宋体" w:hAnsi="宋体" w:eastAsia="宋体" w:cs="宋体"/>
+              <w:rFonts w:ascii="宋体" w:eastAsia="宋体" w:hAnsi="宋体" w:cs="宋体" w:hint="eastAsia"/>
               <w:szCs w:val="24"/>
             </w:rPr>
             <w:fldChar w:fldCharType="separate"/>
@@ -2319,7 +2292,7 @@
           </w:r>
           <w:r>
             <w:rPr>
-              <w:rFonts w:hint="eastAsia" w:ascii="宋体" w:hAnsi="宋体" w:eastAsia="宋体" w:cs="宋体"/>
+              <w:rFonts w:ascii="宋体" w:eastAsia="宋体" w:hAnsi="宋体" w:cs="宋体" w:hint="eastAsia"/>
               <w:szCs w:val="24"/>
             </w:rPr>
             <w:fldChar w:fldCharType="end"/>
@@ -2327,28 +2300,28 @@
         </w:p>
         <w:p>
           <w:pPr>
-            <w:pStyle w:val="16"/>
+            <w:pStyle w:val="TOC1"/>
             <w:tabs>
               <w:tab w:val="right" w:leader="dot" w:pos="8306"/>
             </w:tabs>
           </w:pPr>
           <w:r>
             <w:rPr>
-              <w:rFonts w:hint="eastAsia" w:ascii="宋体" w:hAnsi="宋体" w:eastAsia="宋体" w:cs="宋体"/>
+              <w:rFonts w:ascii="宋体" w:eastAsia="宋体" w:hAnsi="宋体" w:cs="宋体" w:hint="eastAsia"/>
               <w:szCs w:val="24"/>
             </w:rPr>
             <w:fldChar w:fldCharType="begin"/>
           </w:r>
           <w:r>
             <w:rPr>
-              <w:rFonts w:hint="eastAsia" w:ascii="宋体" w:hAnsi="宋体" w:eastAsia="宋体" w:cs="宋体"/>
+              <w:rFonts w:ascii="宋体" w:eastAsia="宋体" w:hAnsi="宋体" w:cs="宋体" w:hint="eastAsia"/>
               <w:szCs w:val="24"/>
             </w:rPr>
             <w:instrText xml:space="preserve"> HYPERLINK \l _Toc7241 </w:instrText>
           </w:r>
           <w:r>
             <w:rPr>
-              <w:rFonts w:hint="eastAsia" w:ascii="宋体" w:hAnsi="宋体" w:eastAsia="宋体" w:cs="宋体"/>
+              <w:rFonts w:ascii="宋体" w:eastAsia="宋体" w:hAnsi="宋体" w:cs="宋体" w:hint="eastAsia"/>
               <w:szCs w:val="24"/>
             </w:rPr>
             <w:fldChar w:fldCharType="separate"/>
@@ -2380,7 +2353,7 @@
           </w:r>
           <w:r>
             <w:rPr>
-              <w:rFonts w:hint="eastAsia" w:ascii="宋体" w:hAnsi="宋体" w:eastAsia="宋体" w:cs="宋体"/>
+              <w:rFonts w:ascii="宋体" w:eastAsia="宋体" w:hAnsi="宋体" w:cs="宋体" w:hint="eastAsia"/>
               <w:szCs w:val="24"/>
             </w:rPr>
             <w:fldChar w:fldCharType="end"/>
@@ -2388,28 +2361,28 @@
         </w:p>
         <w:p>
           <w:pPr>
-            <w:pStyle w:val="16"/>
+            <w:pStyle w:val="TOC1"/>
             <w:tabs>
               <w:tab w:val="right" w:leader="dot" w:pos="8306"/>
             </w:tabs>
           </w:pPr>
           <w:r>
             <w:rPr>
-              <w:rFonts w:hint="eastAsia" w:ascii="宋体" w:hAnsi="宋体" w:eastAsia="宋体" w:cs="宋体"/>
+              <w:rFonts w:ascii="宋体" w:eastAsia="宋体" w:hAnsi="宋体" w:cs="宋体" w:hint="eastAsia"/>
               <w:szCs w:val="24"/>
             </w:rPr>
             <w:fldChar w:fldCharType="begin"/>
           </w:r>
           <w:r>
             <w:rPr>
-              <w:rFonts w:hint="eastAsia" w:ascii="宋体" w:hAnsi="宋体" w:eastAsia="宋体" w:cs="宋体"/>
+              <w:rFonts w:ascii="宋体" w:eastAsia="宋体" w:hAnsi="宋体" w:cs="宋体" w:hint="eastAsia"/>
               <w:szCs w:val="24"/>
             </w:rPr>
             <w:instrText xml:space="preserve"> HYPERLINK \l _Toc25609 </w:instrText>
           </w:r>
           <w:r>
             <w:rPr>
-              <w:rFonts w:hint="eastAsia" w:ascii="宋体" w:hAnsi="宋体" w:eastAsia="宋体" w:cs="宋体"/>
+              <w:rFonts w:ascii="宋体" w:eastAsia="宋体" w:hAnsi="宋体" w:cs="宋体" w:hint="eastAsia"/>
               <w:szCs w:val="24"/>
             </w:rPr>
             <w:fldChar w:fldCharType="separate"/>
@@ -2441,7 +2414,7 @@
           </w:r>
           <w:r>
             <w:rPr>
-              <w:rFonts w:hint="eastAsia" w:ascii="宋体" w:hAnsi="宋体" w:eastAsia="宋体" w:cs="宋体"/>
+              <w:rFonts w:ascii="宋体" w:eastAsia="宋体" w:hAnsi="宋体" w:cs="宋体" w:hint="eastAsia"/>
               <w:szCs w:val="24"/>
             </w:rPr>
             <w:fldChar w:fldCharType="end"/>
@@ -2449,28 +2422,28 @@
         </w:p>
         <w:p>
           <w:pPr>
-            <w:pStyle w:val="17"/>
+            <w:pStyle w:val="TOC2"/>
             <w:tabs>
               <w:tab w:val="right" w:leader="dot" w:pos="8306"/>
             </w:tabs>
           </w:pPr>
           <w:r>
             <w:rPr>
-              <w:rFonts w:hint="eastAsia" w:ascii="宋体" w:hAnsi="宋体" w:eastAsia="宋体" w:cs="宋体"/>
+              <w:rFonts w:ascii="宋体" w:eastAsia="宋体" w:hAnsi="宋体" w:cs="宋体" w:hint="eastAsia"/>
               <w:szCs w:val="24"/>
             </w:rPr>
             <w:fldChar w:fldCharType="begin"/>
           </w:r>
           <w:r>
             <w:rPr>
-              <w:rFonts w:hint="eastAsia" w:ascii="宋体" w:hAnsi="宋体" w:eastAsia="宋体" w:cs="宋体"/>
+              <w:rFonts w:ascii="宋体" w:eastAsia="宋体" w:hAnsi="宋体" w:cs="宋体" w:hint="eastAsia"/>
               <w:szCs w:val="24"/>
             </w:rPr>
             <w:instrText xml:space="preserve"> HYPERLINK \l _Toc23853 </w:instrText>
           </w:r>
           <w:r>
             <w:rPr>
-              <w:rFonts w:hint="eastAsia" w:ascii="宋体" w:hAnsi="宋体" w:eastAsia="宋体" w:cs="宋体"/>
+              <w:rFonts w:ascii="宋体" w:eastAsia="宋体" w:hAnsi="宋体" w:cs="宋体" w:hint="eastAsia"/>
               <w:szCs w:val="24"/>
             </w:rPr>
             <w:fldChar w:fldCharType="separate"/>
@@ -2502,7 +2475,7 @@
           </w:r>
           <w:r>
             <w:rPr>
-              <w:rFonts w:hint="eastAsia" w:ascii="宋体" w:hAnsi="宋体" w:eastAsia="宋体" w:cs="宋体"/>
+              <w:rFonts w:ascii="宋体" w:eastAsia="宋体" w:hAnsi="宋体" w:cs="宋体" w:hint="eastAsia"/>
               <w:szCs w:val="24"/>
             </w:rPr>
             <w:fldChar w:fldCharType="end"/>
@@ -2510,28 +2483,28 @@
         </w:p>
         <w:p>
           <w:pPr>
-            <w:pStyle w:val="17"/>
+            <w:pStyle w:val="TOC2"/>
             <w:tabs>
               <w:tab w:val="right" w:leader="dot" w:pos="8306"/>
             </w:tabs>
           </w:pPr>
           <w:r>
             <w:rPr>
-              <w:rFonts w:hint="eastAsia" w:ascii="宋体" w:hAnsi="宋体" w:eastAsia="宋体" w:cs="宋体"/>
+              <w:rFonts w:ascii="宋体" w:eastAsia="宋体" w:hAnsi="宋体" w:cs="宋体" w:hint="eastAsia"/>
               <w:szCs w:val="24"/>
             </w:rPr>
             <w:fldChar w:fldCharType="begin"/>
           </w:r>
           <w:r>
             <w:rPr>
-              <w:rFonts w:hint="eastAsia" w:ascii="宋体" w:hAnsi="宋体" w:eastAsia="宋体" w:cs="宋体"/>
+              <w:rFonts w:ascii="宋体" w:eastAsia="宋体" w:hAnsi="宋体" w:cs="宋体" w:hint="eastAsia"/>
               <w:szCs w:val="24"/>
             </w:rPr>
             <w:instrText xml:space="preserve"> HYPERLINK \l _Toc22281 </w:instrText>
           </w:r>
           <w:r>
             <w:rPr>
-              <w:rFonts w:hint="eastAsia" w:ascii="宋体" w:hAnsi="宋体" w:eastAsia="宋体" w:cs="宋体"/>
+              <w:rFonts w:ascii="宋体" w:eastAsia="宋体" w:hAnsi="宋体" w:cs="宋体" w:hint="eastAsia"/>
               <w:szCs w:val="24"/>
             </w:rPr>
             <w:fldChar w:fldCharType="separate"/>
@@ -2563,7 +2536,7 @@
           </w:r>
           <w:r>
             <w:rPr>
-              <w:rFonts w:hint="eastAsia" w:ascii="宋体" w:hAnsi="宋体" w:eastAsia="宋体" w:cs="宋体"/>
+              <w:rFonts w:ascii="宋体" w:eastAsia="宋体" w:hAnsi="宋体" w:cs="宋体" w:hint="eastAsia"/>
               <w:szCs w:val="24"/>
             </w:rPr>
             <w:fldChar w:fldCharType="end"/>
@@ -2571,28 +2544,28 @@
         </w:p>
         <w:p>
           <w:pPr>
-            <w:pStyle w:val="17"/>
+            <w:pStyle w:val="TOC2"/>
             <w:tabs>
               <w:tab w:val="right" w:leader="dot" w:pos="8306"/>
             </w:tabs>
           </w:pPr>
           <w:r>
             <w:rPr>
-              <w:rFonts w:hint="eastAsia" w:ascii="宋体" w:hAnsi="宋体" w:eastAsia="宋体" w:cs="宋体"/>
+              <w:rFonts w:ascii="宋体" w:eastAsia="宋体" w:hAnsi="宋体" w:cs="宋体" w:hint="eastAsia"/>
               <w:szCs w:val="24"/>
             </w:rPr>
             <w:fldChar w:fldCharType="begin"/>
           </w:r>
           <w:r>
             <w:rPr>
-              <w:rFonts w:hint="eastAsia" w:ascii="宋体" w:hAnsi="宋体" w:eastAsia="宋体" w:cs="宋体"/>
+              <w:rFonts w:ascii="宋体" w:eastAsia="宋体" w:hAnsi="宋体" w:cs="宋体" w:hint="eastAsia"/>
               <w:szCs w:val="24"/>
             </w:rPr>
             <w:instrText xml:space="preserve"> HYPERLINK \l _Toc30288 </w:instrText>
           </w:r>
           <w:r>
             <w:rPr>
-              <w:rFonts w:hint="eastAsia" w:ascii="宋体" w:hAnsi="宋体" w:eastAsia="宋体" w:cs="宋体"/>
+              <w:rFonts w:ascii="宋体" w:eastAsia="宋体" w:hAnsi="宋体" w:cs="宋体" w:hint="eastAsia"/>
               <w:szCs w:val="24"/>
             </w:rPr>
             <w:fldChar w:fldCharType="separate"/>
@@ -2631,7 +2604,7 @@
           </w:r>
           <w:r>
             <w:rPr>
-              <w:rFonts w:hint="eastAsia" w:ascii="宋体" w:hAnsi="宋体" w:eastAsia="宋体" w:cs="宋体"/>
+              <w:rFonts w:ascii="宋体" w:eastAsia="宋体" w:hAnsi="宋体" w:cs="宋体" w:hint="eastAsia"/>
               <w:szCs w:val="24"/>
             </w:rPr>
             <w:fldChar w:fldCharType="end"/>
@@ -2639,28 +2612,28 @@
         </w:p>
         <w:p>
           <w:pPr>
-            <w:pStyle w:val="17"/>
+            <w:pStyle w:val="TOC2"/>
             <w:tabs>
               <w:tab w:val="right" w:leader="dot" w:pos="8306"/>
             </w:tabs>
           </w:pPr>
           <w:r>
             <w:rPr>
-              <w:rFonts w:hint="eastAsia" w:ascii="宋体" w:hAnsi="宋体" w:eastAsia="宋体" w:cs="宋体"/>
+              <w:rFonts w:ascii="宋体" w:eastAsia="宋体" w:hAnsi="宋体" w:cs="宋体" w:hint="eastAsia"/>
               <w:szCs w:val="24"/>
             </w:rPr>
             <w:fldChar w:fldCharType="begin"/>
           </w:r>
           <w:r>
             <w:rPr>
-              <w:rFonts w:hint="eastAsia" w:ascii="宋体" w:hAnsi="宋体" w:eastAsia="宋体" w:cs="宋体"/>
+              <w:rFonts w:ascii="宋体" w:eastAsia="宋体" w:hAnsi="宋体" w:cs="宋体" w:hint="eastAsia"/>
               <w:szCs w:val="24"/>
             </w:rPr>
             <w:instrText xml:space="preserve"> HYPERLINK \l _Toc31709 </w:instrText>
           </w:r>
           <w:r>
             <w:rPr>
-              <w:rFonts w:hint="eastAsia" w:ascii="宋体" w:hAnsi="宋体" w:eastAsia="宋体" w:cs="宋体"/>
+              <w:rFonts w:ascii="宋体" w:eastAsia="宋体" w:hAnsi="宋体" w:cs="宋体" w:hint="eastAsia"/>
               <w:szCs w:val="24"/>
             </w:rPr>
             <w:fldChar w:fldCharType="separate"/>
@@ -2699,7 +2672,7 @@
           </w:r>
           <w:r>
             <w:rPr>
-              <w:rFonts w:hint="eastAsia" w:ascii="宋体" w:hAnsi="宋体" w:eastAsia="宋体" w:cs="宋体"/>
+              <w:rFonts w:ascii="宋体" w:eastAsia="宋体" w:hAnsi="宋体" w:cs="宋体" w:hint="eastAsia"/>
               <w:szCs w:val="24"/>
             </w:rPr>
             <w:fldChar w:fldCharType="end"/>
@@ -2707,28 +2680,28 @@
         </w:p>
         <w:p>
           <w:pPr>
-            <w:pStyle w:val="16"/>
+            <w:pStyle w:val="TOC1"/>
             <w:tabs>
               <w:tab w:val="right" w:leader="dot" w:pos="8306"/>
             </w:tabs>
           </w:pPr>
           <w:r>
             <w:rPr>
-              <w:rFonts w:hint="eastAsia" w:ascii="宋体" w:hAnsi="宋体" w:eastAsia="宋体" w:cs="宋体"/>
+              <w:rFonts w:ascii="宋体" w:eastAsia="宋体" w:hAnsi="宋体" w:cs="宋体" w:hint="eastAsia"/>
               <w:szCs w:val="24"/>
             </w:rPr>
             <w:fldChar w:fldCharType="begin"/>
           </w:r>
           <w:r>
             <w:rPr>
-              <w:rFonts w:hint="eastAsia" w:ascii="宋体" w:hAnsi="宋体" w:eastAsia="宋体" w:cs="宋体"/>
+              <w:rFonts w:ascii="宋体" w:eastAsia="宋体" w:hAnsi="宋体" w:cs="宋体" w:hint="eastAsia"/>
               <w:szCs w:val="24"/>
             </w:rPr>
             <w:instrText xml:space="preserve"> HYPERLINK \l _Toc25404 </w:instrText>
           </w:r>
           <w:r>
             <w:rPr>
-              <w:rFonts w:hint="eastAsia" w:ascii="宋体" w:hAnsi="宋体" w:eastAsia="宋体" w:cs="宋体"/>
+              <w:rFonts w:ascii="宋体" w:eastAsia="宋体" w:hAnsi="宋体" w:cs="宋体" w:hint="eastAsia"/>
               <w:szCs w:val="24"/>
             </w:rPr>
             <w:fldChar w:fldCharType="separate"/>
@@ -2760,7 +2733,7 @@
           </w:r>
           <w:r>
             <w:rPr>
-              <w:rFonts w:hint="eastAsia" w:ascii="宋体" w:hAnsi="宋体" w:eastAsia="宋体" w:cs="宋体"/>
+              <w:rFonts w:ascii="宋体" w:eastAsia="宋体" w:hAnsi="宋体" w:cs="宋体" w:hint="eastAsia"/>
               <w:szCs w:val="24"/>
             </w:rPr>
             <w:fldChar w:fldCharType="end"/>
@@ -2768,28 +2741,28 @@
         </w:p>
         <w:p>
           <w:pPr>
-            <w:pStyle w:val="17"/>
+            <w:pStyle w:val="TOC2"/>
             <w:tabs>
               <w:tab w:val="right" w:leader="dot" w:pos="8306"/>
             </w:tabs>
           </w:pPr>
           <w:r>
             <w:rPr>
-              <w:rFonts w:hint="eastAsia" w:ascii="宋体" w:hAnsi="宋体" w:eastAsia="宋体" w:cs="宋体"/>
+              <w:rFonts w:ascii="宋体" w:eastAsia="宋体" w:hAnsi="宋体" w:cs="宋体" w:hint="eastAsia"/>
               <w:szCs w:val="24"/>
             </w:rPr>
             <w:fldChar w:fldCharType="begin"/>
           </w:r>
           <w:r>
             <w:rPr>
-              <w:rFonts w:hint="eastAsia" w:ascii="宋体" w:hAnsi="宋体" w:eastAsia="宋体" w:cs="宋体"/>
+              <w:rFonts w:ascii="宋体" w:eastAsia="宋体" w:hAnsi="宋体" w:cs="宋体" w:hint="eastAsia"/>
               <w:szCs w:val="24"/>
             </w:rPr>
             <w:instrText xml:space="preserve"> HYPERLINK \l _Toc7802 </w:instrText>
           </w:r>
           <w:r>
             <w:rPr>
-              <w:rFonts w:hint="eastAsia" w:ascii="宋体" w:hAnsi="宋体" w:eastAsia="宋体" w:cs="宋体"/>
+              <w:rFonts w:ascii="宋体" w:eastAsia="宋体" w:hAnsi="宋体" w:cs="宋体" w:hint="eastAsia"/>
               <w:szCs w:val="24"/>
             </w:rPr>
             <w:fldChar w:fldCharType="separate"/>
@@ -2821,7 +2794,7 @@
           </w:r>
           <w:r>
             <w:rPr>
-              <w:rFonts w:hint="eastAsia" w:ascii="宋体" w:hAnsi="宋体" w:eastAsia="宋体" w:cs="宋体"/>
+              <w:rFonts w:ascii="宋体" w:eastAsia="宋体" w:hAnsi="宋体" w:cs="宋体" w:hint="eastAsia"/>
               <w:szCs w:val="24"/>
             </w:rPr>
             <w:fldChar w:fldCharType="end"/>
@@ -2829,28 +2802,28 @@
         </w:p>
         <w:p>
           <w:pPr>
-            <w:pStyle w:val="17"/>
+            <w:pStyle w:val="TOC2"/>
             <w:tabs>
               <w:tab w:val="right" w:leader="dot" w:pos="8306"/>
             </w:tabs>
           </w:pPr>
           <w:r>
             <w:rPr>
-              <w:rFonts w:hint="eastAsia" w:ascii="宋体" w:hAnsi="宋体" w:eastAsia="宋体" w:cs="宋体"/>
+              <w:rFonts w:ascii="宋体" w:eastAsia="宋体" w:hAnsi="宋体" w:cs="宋体" w:hint="eastAsia"/>
               <w:szCs w:val="24"/>
             </w:rPr>
             <w:fldChar w:fldCharType="begin"/>
           </w:r>
           <w:r>
             <w:rPr>
-              <w:rFonts w:hint="eastAsia" w:ascii="宋体" w:hAnsi="宋体" w:eastAsia="宋体" w:cs="宋体"/>
+              <w:rFonts w:ascii="宋体" w:eastAsia="宋体" w:hAnsi="宋体" w:cs="宋体" w:hint="eastAsia"/>
               <w:szCs w:val="24"/>
             </w:rPr>
             <w:instrText xml:space="preserve"> HYPERLINK \l _Toc19556 </w:instrText>
           </w:r>
           <w:r>
             <w:rPr>
-              <w:rFonts w:hint="eastAsia" w:ascii="宋体" w:hAnsi="宋体" w:eastAsia="宋体" w:cs="宋体"/>
+              <w:rFonts w:ascii="宋体" w:eastAsia="宋体" w:hAnsi="宋体" w:cs="宋体" w:hint="eastAsia"/>
               <w:szCs w:val="24"/>
             </w:rPr>
             <w:fldChar w:fldCharType="separate"/>
@@ -2882,7 +2855,7 @@
           </w:r>
           <w:r>
             <w:rPr>
-              <w:rFonts w:hint="eastAsia" w:ascii="宋体" w:hAnsi="宋体" w:eastAsia="宋体" w:cs="宋体"/>
+              <w:rFonts w:ascii="宋体" w:eastAsia="宋体" w:hAnsi="宋体" w:cs="宋体" w:hint="eastAsia"/>
               <w:szCs w:val="24"/>
             </w:rPr>
             <w:fldChar w:fldCharType="end"/>
@@ -2890,28 +2863,28 @@
         </w:p>
         <w:p>
           <w:pPr>
-            <w:pStyle w:val="17"/>
+            <w:pStyle w:val="TOC2"/>
             <w:tabs>
               <w:tab w:val="right" w:leader="dot" w:pos="8306"/>
             </w:tabs>
           </w:pPr>
           <w:r>
             <w:rPr>
-              <w:rFonts w:hint="eastAsia" w:ascii="宋体" w:hAnsi="宋体" w:eastAsia="宋体" w:cs="宋体"/>
+              <w:rFonts w:ascii="宋体" w:eastAsia="宋体" w:hAnsi="宋体" w:cs="宋体" w:hint="eastAsia"/>
               <w:szCs w:val="24"/>
             </w:rPr>
             <w:fldChar w:fldCharType="begin"/>
           </w:r>
           <w:r>
             <w:rPr>
-              <w:rFonts w:hint="eastAsia" w:ascii="宋体" w:hAnsi="宋体" w:eastAsia="宋体" w:cs="宋体"/>
+              <w:rFonts w:ascii="宋体" w:eastAsia="宋体" w:hAnsi="宋体" w:cs="宋体" w:hint="eastAsia"/>
               <w:szCs w:val="24"/>
             </w:rPr>
             <w:instrText xml:space="preserve"> HYPERLINK \l _Toc18601 </w:instrText>
           </w:r>
           <w:r>
             <w:rPr>
-              <w:rFonts w:hint="eastAsia" w:ascii="宋体" w:hAnsi="宋体" w:eastAsia="宋体" w:cs="宋体"/>
+              <w:rFonts w:ascii="宋体" w:eastAsia="宋体" w:hAnsi="宋体" w:cs="宋体" w:hint="eastAsia"/>
               <w:szCs w:val="24"/>
             </w:rPr>
             <w:fldChar w:fldCharType="separate"/>
@@ -2943,7 +2916,7 @@
           </w:r>
           <w:r>
             <w:rPr>
-              <w:rFonts w:hint="eastAsia" w:ascii="宋体" w:hAnsi="宋体" w:eastAsia="宋体" w:cs="宋体"/>
+              <w:rFonts w:ascii="宋体" w:eastAsia="宋体" w:hAnsi="宋体" w:cs="宋体" w:hint="eastAsia"/>
               <w:szCs w:val="24"/>
             </w:rPr>
             <w:fldChar w:fldCharType="end"/>
@@ -2951,28 +2924,28 @@
         </w:p>
         <w:p>
           <w:pPr>
-            <w:pStyle w:val="16"/>
+            <w:pStyle w:val="TOC1"/>
             <w:tabs>
               <w:tab w:val="right" w:leader="dot" w:pos="8306"/>
             </w:tabs>
           </w:pPr>
           <w:r>
             <w:rPr>
-              <w:rFonts w:hint="eastAsia" w:ascii="宋体" w:hAnsi="宋体" w:eastAsia="宋体" w:cs="宋体"/>
+              <w:rFonts w:ascii="宋体" w:eastAsia="宋体" w:hAnsi="宋体" w:cs="宋体" w:hint="eastAsia"/>
               <w:szCs w:val="24"/>
             </w:rPr>
             <w:fldChar w:fldCharType="begin"/>
           </w:r>
           <w:r>
             <w:rPr>
-              <w:rFonts w:hint="eastAsia" w:ascii="宋体" w:hAnsi="宋体" w:eastAsia="宋体" w:cs="宋体"/>
+              <w:rFonts w:ascii="宋体" w:eastAsia="宋体" w:hAnsi="宋体" w:cs="宋体" w:hint="eastAsia"/>
               <w:szCs w:val="24"/>
             </w:rPr>
             <w:instrText xml:space="preserve"> HYPERLINK \l _Toc4865 </w:instrText>
           </w:r>
           <w:r>
             <w:rPr>
-              <w:rFonts w:hint="eastAsia" w:ascii="宋体" w:hAnsi="宋体" w:eastAsia="宋体" w:cs="宋体"/>
+              <w:rFonts w:ascii="宋体" w:eastAsia="宋体" w:hAnsi="宋体" w:cs="宋体" w:hint="eastAsia"/>
               <w:szCs w:val="24"/>
             </w:rPr>
             <w:fldChar w:fldCharType="separate"/>
@@ -3004,7 +2977,7 @@
           </w:r>
           <w:r>
             <w:rPr>
-              <w:rFonts w:hint="eastAsia" w:ascii="宋体" w:hAnsi="宋体" w:eastAsia="宋体" w:cs="宋体"/>
+              <w:rFonts w:ascii="宋体" w:eastAsia="宋体" w:hAnsi="宋体" w:cs="宋体" w:hint="eastAsia"/>
               <w:szCs w:val="24"/>
             </w:rPr>
             <w:fldChar w:fldCharType="end"/>
@@ -3012,28 +2985,28 @@
         </w:p>
         <w:p>
           <w:pPr>
-            <w:pStyle w:val="17"/>
+            <w:pStyle w:val="TOC2"/>
             <w:tabs>
               <w:tab w:val="right" w:leader="dot" w:pos="8306"/>
             </w:tabs>
           </w:pPr>
           <w:r>
             <w:rPr>
-              <w:rFonts w:hint="eastAsia" w:ascii="宋体" w:hAnsi="宋体" w:eastAsia="宋体" w:cs="宋体"/>
+              <w:rFonts w:ascii="宋体" w:eastAsia="宋体" w:hAnsi="宋体" w:cs="宋体" w:hint="eastAsia"/>
               <w:szCs w:val="24"/>
             </w:rPr>
             <w:fldChar w:fldCharType="begin"/>
           </w:r>
           <w:r>
             <w:rPr>
-              <w:rFonts w:hint="eastAsia" w:ascii="宋体" w:hAnsi="宋体" w:eastAsia="宋体" w:cs="宋体"/>
+              <w:rFonts w:ascii="宋体" w:eastAsia="宋体" w:hAnsi="宋体" w:cs="宋体" w:hint="eastAsia"/>
               <w:szCs w:val="24"/>
             </w:rPr>
             <w:instrText xml:space="preserve"> HYPERLINK \l _Toc17137 </w:instrText>
           </w:r>
           <w:r>
             <w:rPr>
-              <w:rFonts w:hint="eastAsia" w:ascii="宋体" w:hAnsi="宋体" w:eastAsia="宋体" w:cs="宋体"/>
+              <w:rFonts w:ascii="宋体" w:eastAsia="宋体" w:hAnsi="宋体" w:cs="宋体" w:hint="eastAsia"/>
               <w:szCs w:val="24"/>
             </w:rPr>
             <w:fldChar w:fldCharType="separate"/>
@@ -3065,7 +3038,7 @@
           </w:r>
           <w:r>
             <w:rPr>
-              <w:rFonts w:hint="eastAsia" w:ascii="宋体" w:hAnsi="宋体" w:eastAsia="宋体" w:cs="宋体"/>
+              <w:rFonts w:ascii="宋体" w:eastAsia="宋体" w:hAnsi="宋体" w:cs="宋体" w:hint="eastAsia"/>
               <w:szCs w:val="24"/>
             </w:rPr>
             <w:fldChar w:fldCharType="end"/>
@@ -3073,28 +3046,28 @@
         </w:p>
         <w:p>
           <w:pPr>
-            <w:pStyle w:val="17"/>
+            <w:pStyle w:val="TOC2"/>
             <w:tabs>
               <w:tab w:val="right" w:leader="dot" w:pos="8306"/>
             </w:tabs>
           </w:pPr>
           <w:r>
             <w:rPr>
-              <w:rFonts w:hint="eastAsia" w:ascii="宋体" w:hAnsi="宋体" w:eastAsia="宋体" w:cs="宋体"/>
+              <w:rFonts w:ascii="宋体" w:eastAsia="宋体" w:hAnsi="宋体" w:cs="宋体" w:hint="eastAsia"/>
               <w:szCs w:val="24"/>
             </w:rPr>
             <w:fldChar w:fldCharType="begin"/>
           </w:r>
           <w:r>
             <w:rPr>
-              <w:rFonts w:hint="eastAsia" w:ascii="宋体" w:hAnsi="宋体" w:eastAsia="宋体" w:cs="宋体"/>
+              <w:rFonts w:ascii="宋体" w:eastAsia="宋体" w:hAnsi="宋体" w:cs="宋体" w:hint="eastAsia"/>
               <w:szCs w:val="24"/>
             </w:rPr>
             <w:instrText xml:space="preserve"> HYPERLINK \l _Toc24812 </w:instrText>
           </w:r>
           <w:r>
             <w:rPr>
-              <w:rFonts w:hint="eastAsia" w:ascii="宋体" w:hAnsi="宋体" w:eastAsia="宋体" w:cs="宋体"/>
+              <w:rFonts w:ascii="宋体" w:eastAsia="宋体" w:hAnsi="宋体" w:cs="宋体" w:hint="eastAsia"/>
               <w:szCs w:val="24"/>
             </w:rPr>
             <w:fldChar w:fldCharType="separate"/>
@@ -3126,7 +3099,7 @@
           </w:r>
           <w:r>
             <w:rPr>
-              <w:rFonts w:hint="eastAsia" w:ascii="宋体" w:hAnsi="宋体" w:eastAsia="宋体" w:cs="宋体"/>
+              <w:rFonts w:ascii="宋体" w:eastAsia="宋体" w:hAnsi="宋体" w:cs="宋体" w:hint="eastAsia"/>
               <w:szCs w:val="24"/>
             </w:rPr>
             <w:fldChar w:fldCharType="end"/>
@@ -3134,28 +3107,28 @@
         </w:p>
         <w:p>
           <w:pPr>
-            <w:pStyle w:val="17"/>
+            <w:pStyle w:val="TOC2"/>
             <w:tabs>
               <w:tab w:val="right" w:leader="dot" w:pos="8306"/>
             </w:tabs>
           </w:pPr>
           <w:r>
             <w:rPr>
-              <w:rFonts w:hint="eastAsia" w:ascii="宋体" w:hAnsi="宋体" w:eastAsia="宋体" w:cs="宋体"/>
+              <w:rFonts w:ascii="宋体" w:eastAsia="宋体" w:hAnsi="宋体" w:cs="宋体" w:hint="eastAsia"/>
               <w:szCs w:val="24"/>
             </w:rPr>
             <w:fldChar w:fldCharType="begin"/>
           </w:r>
           <w:r>
             <w:rPr>
-              <w:rFonts w:hint="eastAsia" w:ascii="宋体" w:hAnsi="宋体" w:eastAsia="宋体" w:cs="宋体"/>
+              <w:rFonts w:ascii="宋体" w:eastAsia="宋体" w:hAnsi="宋体" w:cs="宋体" w:hint="eastAsia"/>
               <w:szCs w:val="24"/>
             </w:rPr>
             <w:instrText xml:space="preserve"> HYPERLINK \l _Toc11657 </w:instrText>
           </w:r>
           <w:r>
             <w:rPr>
-              <w:rFonts w:hint="eastAsia" w:ascii="宋体" w:hAnsi="宋体" w:eastAsia="宋体" w:cs="宋体"/>
+              <w:rFonts w:ascii="宋体" w:eastAsia="宋体" w:hAnsi="宋体" w:cs="宋体" w:hint="eastAsia"/>
               <w:szCs w:val="24"/>
             </w:rPr>
             <w:fldChar w:fldCharType="separate"/>
@@ -3187,7 +3160,7 @@
           </w:r>
           <w:r>
             <w:rPr>
-              <w:rFonts w:hint="eastAsia" w:ascii="宋体" w:hAnsi="宋体" w:eastAsia="宋体" w:cs="宋体"/>
+              <w:rFonts w:ascii="宋体" w:eastAsia="宋体" w:hAnsi="宋体" w:cs="宋体" w:hint="eastAsia"/>
               <w:szCs w:val="24"/>
             </w:rPr>
             <w:fldChar w:fldCharType="end"/>
@@ -3195,28 +3168,28 @@
         </w:p>
         <w:p>
           <w:pPr>
-            <w:pStyle w:val="16"/>
+            <w:pStyle w:val="TOC1"/>
             <w:tabs>
               <w:tab w:val="right" w:leader="dot" w:pos="8306"/>
             </w:tabs>
           </w:pPr>
           <w:r>
             <w:rPr>
-              <w:rFonts w:hint="eastAsia" w:ascii="宋体" w:hAnsi="宋体" w:eastAsia="宋体" w:cs="宋体"/>
+              <w:rFonts w:ascii="宋体" w:eastAsia="宋体" w:hAnsi="宋体" w:cs="宋体" w:hint="eastAsia"/>
               <w:szCs w:val="24"/>
             </w:rPr>
             <w:fldChar w:fldCharType="begin"/>
           </w:r>
           <w:r>
             <w:rPr>
-              <w:rFonts w:hint="eastAsia" w:ascii="宋体" w:hAnsi="宋体" w:eastAsia="宋体" w:cs="宋体"/>
+              <w:rFonts w:ascii="宋体" w:eastAsia="宋体" w:hAnsi="宋体" w:cs="宋体" w:hint="eastAsia"/>
               <w:szCs w:val="24"/>
             </w:rPr>
             <w:instrText xml:space="preserve"> HYPERLINK \l _Toc1077 </w:instrText>
           </w:r>
           <w:r>
             <w:rPr>
-              <w:rFonts w:hint="eastAsia" w:ascii="宋体" w:hAnsi="宋体" w:eastAsia="宋体" w:cs="宋体"/>
+              <w:rFonts w:ascii="宋体" w:eastAsia="宋体" w:hAnsi="宋体" w:cs="宋体" w:hint="eastAsia"/>
               <w:szCs w:val="24"/>
             </w:rPr>
             <w:fldChar w:fldCharType="separate"/>
@@ -3248,7 +3221,7 @@
           </w:r>
           <w:r>
             <w:rPr>
-              <w:rFonts w:hint="eastAsia" w:ascii="宋体" w:hAnsi="宋体" w:eastAsia="宋体" w:cs="宋体"/>
+              <w:rFonts w:ascii="宋体" w:eastAsia="宋体" w:hAnsi="宋体" w:cs="宋体" w:hint="eastAsia"/>
               <w:szCs w:val="24"/>
             </w:rPr>
             <w:fldChar w:fldCharType="end"/>
@@ -3256,28 +3229,28 @@
         </w:p>
         <w:p>
           <w:pPr>
-            <w:pStyle w:val="16"/>
+            <w:pStyle w:val="TOC1"/>
             <w:tabs>
               <w:tab w:val="right" w:leader="dot" w:pos="8306"/>
             </w:tabs>
           </w:pPr>
           <w:r>
             <w:rPr>
-              <w:rFonts w:hint="eastAsia" w:ascii="宋体" w:hAnsi="宋体" w:eastAsia="宋体" w:cs="宋体"/>
+              <w:rFonts w:ascii="宋体" w:eastAsia="宋体" w:hAnsi="宋体" w:cs="宋体" w:hint="eastAsia"/>
               <w:szCs w:val="24"/>
             </w:rPr>
             <w:fldChar w:fldCharType="begin"/>
           </w:r>
           <w:r>
             <w:rPr>
-              <w:rFonts w:hint="eastAsia" w:ascii="宋体" w:hAnsi="宋体" w:eastAsia="宋体" w:cs="宋体"/>
+              <w:rFonts w:ascii="宋体" w:eastAsia="宋体" w:hAnsi="宋体" w:cs="宋体" w:hint="eastAsia"/>
               <w:szCs w:val="24"/>
             </w:rPr>
             <w:instrText xml:space="preserve"> HYPERLINK \l _Toc31251 </w:instrText>
           </w:r>
           <w:r>
             <w:rPr>
-              <w:rFonts w:hint="eastAsia" w:ascii="宋体" w:hAnsi="宋体" w:eastAsia="宋体" w:cs="宋体"/>
+              <w:rFonts w:ascii="宋体" w:eastAsia="宋体" w:hAnsi="宋体" w:cs="宋体" w:hint="eastAsia"/>
               <w:szCs w:val="24"/>
             </w:rPr>
             <w:fldChar w:fldCharType="separate"/>
@@ -3309,7 +3282,7 @@
           </w:r>
           <w:r>
             <w:rPr>
-              <w:rFonts w:hint="eastAsia" w:ascii="宋体" w:hAnsi="宋体" w:eastAsia="宋体" w:cs="宋体"/>
+              <w:rFonts w:ascii="宋体" w:eastAsia="宋体" w:hAnsi="宋体" w:cs="宋体" w:hint="eastAsia"/>
               <w:szCs w:val="24"/>
             </w:rPr>
             <w:fldChar w:fldCharType="end"/>
@@ -3317,28 +3290,28 @@
         </w:p>
         <w:p>
           <w:pPr>
-            <w:pStyle w:val="16"/>
+            <w:pStyle w:val="TOC1"/>
             <w:tabs>
               <w:tab w:val="right" w:leader="dot" w:pos="8306"/>
             </w:tabs>
           </w:pPr>
           <w:r>
             <w:rPr>
-              <w:rFonts w:hint="eastAsia" w:ascii="宋体" w:hAnsi="宋体" w:eastAsia="宋体" w:cs="宋体"/>
+              <w:rFonts w:ascii="宋体" w:eastAsia="宋体" w:hAnsi="宋体" w:cs="宋体" w:hint="eastAsia"/>
               <w:szCs w:val="24"/>
             </w:rPr>
             <w:fldChar w:fldCharType="begin"/>
           </w:r>
           <w:r>
             <w:rPr>
-              <w:rFonts w:hint="eastAsia" w:ascii="宋体" w:hAnsi="宋体" w:eastAsia="宋体" w:cs="宋体"/>
+              <w:rFonts w:ascii="宋体" w:eastAsia="宋体" w:hAnsi="宋体" w:cs="宋体" w:hint="eastAsia"/>
               <w:szCs w:val="24"/>
             </w:rPr>
             <w:instrText xml:space="preserve"> HYPERLINK \l _Toc23689 </w:instrText>
           </w:r>
           <w:r>
             <w:rPr>
-              <w:rFonts w:hint="eastAsia" w:ascii="宋体" w:hAnsi="宋体" w:eastAsia="宋体" w:cs="宋体"/>
+              <w:rFonts w:ascii="宋体" w:eastAsia="宋体" w:hAnsi="宋体" w:cs="宋体" w:hint="eastAsia"/>
               <w:szCs w:val="24"/>
             </w:rPr>
             <w:fldChar w:fldCharType="separate"/>
@@ -3370,7 +3343,7 @@
           </w:r>
           <w:r>
             <w:rPr>
-              <w:rFonts w:hint="eastAsia" w:ascii="宋体" w:hAnsi="宋体" w:eastAsia="宋体" w:cs="宋体"/>
+              <w:rFonts w:ascii="宋体" w:eastAsia="宋体" w:hAnsi="宋体" w:cs="宋体" w:hint="eastAsia"/>
               <w:szCs w:val="24"/>
             </w:rPr>
             <w:fldChar w:fldCharType="end"/>
@@ -3392,7 +3365,7 @@
             <w:snapToGrid w:val="0"/>
             <w:textAlignment w:val="baseline"/>
             <w:rPr>
-              <w:rFonts w:hint="eastAsia" w:ascii="宋体" w:hAnsi="宋体" w:eastAsia="宋体" w:cs="宋体"/>
+              <w:rFonts w:ascii="宋体" w:eastAsia="宋体" w:hAnsi="宋体" w:cs="宋体" w:hint="eastAsia"/>
               <w:snapToGrid w:val="0"/>
               <w:color w:val="000000"/>
               <w:kern w:val="0"/>
@@ -3403,7 +3376,7 @@
           </w:pPr>
           <w:r>
             <w:rPr>
-              <w:rFonts w:hint="eastAsia" w:ascii="宋体" w:hAnsi="宋体" w:eastAsia="宋体" w:cs="宋体"/>
+              <w:rFonts w:ascii="宋体" w:eastAsia="宋体" w:hAnsi="宋体" w:cs="宋体" w:hint="eastAsia"/>
               <w:szCs w:val="24"/>
             </w:rPr>
             <w:fldChar w:fldCharType="end"/>
@@ -3427,7 +3400,7 @@
         <w:snapToGrid w:val="0"/>
         <w:textAlignment w:val="baseline"/>
         <w:rPr>
-          <w:rFonts w:ascii="Arial" w:hAnsi="Arial" w:eastAsia="Arial" w:cs="Arial"/>
+          <w:rFonts w:ascii="Arial" w:eastAsia="Arial" w:hAnsi="Arial" w:cs="Arial"/>
           <w:snapToGrid w:val="0"/>
           <w:color w:val="000000"/>
           <w:kern w:val="0"/>
@@ -3438,7 +3411,7 @@
       </w:pPr>
       <w:r>
         <w:rPr>
-          <w:rFonts w:ascii="Arial" w:hAnsi="Arial" w:eastAsia="Arial" w:cs="Arial"/>
+          <w:rFonts w:ascii="Arial" w:eastAsia="Arial" w:hAnsi="Arial" w:cs="Arial"/>
           <w:snapToGrid w:val="0"/>
           <w:color w:val="000000"/>
           <w:kern w:val="0"/>
@@ -3451,7 +3424,7 @@
     </w:p>
     <w:p>
       <w:pPr>
-        <w:pStyle w:val="28"/>
+        <w:pStyle w:val="1"/>
         <w:bidi w:val="0"/>
         <w:rPr>
           <w:rFonts w:hint="default"/>
@@ -3470,7 +3443,7 @@
     </w:p>
     <w:p>
       <w:pPr>
-        <w:pStyle w:val="29"/>
+        <w:pStyle w:val="a1"/>
         <w:rPr>
           <w:rFonts w:hint="default"/>
           <w:lang w:val="en-US" w:eastAsia="zh-CN"/>
@@ -3486,7 +3459,7 @@
     </w:p>
     <w:p>
       <w:pPr>
-        <w:pStyle w:val="28"/>
+        <w:pStyle w:val="1"/>
         <w:bidi w:val="0"/>
         <w:rPr>
           <w:rFonts w:hint="default"/>
@@ -3505,7 +3478,7 @@
     </w:p>
     <w:p>
       <w:pPr>
-        <w:pStyle w:val="29"/>
+        <w:pStyle w:val="a1"/>
         <w:rPr>
           <w:rFonts w:hint="default"/>
           <w:lang w:val="en-US" w:eastAsia="zh-CN"/>
@@ -3521,7 +3494,7 @@
     </w:p>
     <w:p>
       <w:pPr>
-        <w:pStyle w:val="29"/>
+        <w:pStyle w:val="a1"/>
         <w:rPr>
           <w:rFonts w:hint="default"/>
           <w:lang w:val="en-US" w:eastAsia="zh-CN"/>
@@ -3537,7 +3510,7 @@
     </w:p>
     <w:p>
       <w:pPr>
-        <w:pStyle w:val="29"/>
+        <w:pStyle w:val="a1"/>
         <w:rPr>
           <w:rFonts w:hint="default"/>
           <w:lang w:val="en-US" w:eastAsia="zh-CN"/>
@@ -3553,7 +3526,7 @@
     </w:p>
     <w:p>
       <w:pPr>
-        <w:pStyle w:val="29"/>
+        <w:pStyle w:val="a1"/>
         <w:rPr>
           <w:rFonts w:hint="default"/>
           <w:lang w:val="en-US" w:eastAsia="zh-CN"/>
@@ -3569,7 +3542,7 @@
     </w:p>
     <w:p>
       <w:pPr>
-        <w:pStyle w:val="28"/>
+        <w:pStyle w:val="1"/>
         <w:bidi w:val="0"/>
         <w:rPr>
           <w:rFonts w:hint="default"/>
@@ -3588,7 +3561,7 @@
     </w:p>
     <w:p>
       <w:pPr>
-        <w:pStyle w:val="29"/>
+        <w:pStyle w:val="a1"/>
         <w:rPr>
           <w:rFonts w:hint="default"/>
           <w:lang w:val="en-US" w:eastAsia="zh-CN"/>
@@ -3604,7 +3577,7 @@
     </w:p>
     <w:p>
       <w:pPr>
-        <w:pStyle w:val="29"/>
+        <w:pStyle w:val="a1"/>
         <w:rPr>
           <w:rFonts w:hint="default"/>
           <w:lang w:val="en-US" w:eastAsia="zh-CN"/>
@@ -3620,7 +3593,7 @@
     </w:p>
     <w:p>
       <w:pPr>
-        <w:pStyle w:val="29"/>
+        <w:pStyle w:val="a1"/>
         <w:rPr>
           <w:rFonts w:hint="default"/>
           <w:lang w:val="en-US" w:eastAsia="zh-CN"/>
@@ -3636,7 +3609,7 @@
     </w:p>
     <w:p>
       <w:pPr>
-        <w:pStyle w:val="28"/>
+        <w:pStyle w:val="1"/>
         <w:bidi w:val="0"/>
         <w:rPr>
           <w:rFonts w:hint="default"/>
@@ -3655,7 +3628,7 @@
     </w:p>
     <w:p>
       <w:pPr>
-        <w:pStyle w:val="30"/>
+        <w:pStyle w:val="2"/>
         <w:bidi w:val="0"/>
         <w:rPr>
           <w:rFonts w:hint="default"/>
@@ -3674,7 +3647,7 @@
     </w:p>
     <w:p>
       <w:pPr>
-        <w:pStyle w:val="29"/>
+        <w:pStyle w:val="a1"/>
         <w:rPr>
           <w:rFonts w:hint="default"/>
           <w:lang w:val="en-US" w:eastAsia="zh-CN"/>
@@ -3690,7 +3663,7 @@
     </w:p>
     <w:p>
       <w:pPr>
-        <w:pStyle w:val="29"/>
+        <w:pStyle w:val="a1"/>
         <w:rPr>
           <w:rFonts w:hint="default"/>
           <w:lang w:val="en-US" w:eastAsia="zh-CN"/>
@@ -3706,7 +3679,7 @@
     </w:p>
     <w:p>
       <w:pPr>
-        <w:pStyle w:val="29"/>
+        <w:pStyle w:val="a1"/>
         <w:rPr>
           <w:rFonts w:hint="default"/>
           <w:lang w:val="en-US" w:eastAsia="zh-CN"/>
@@ -3722,7 +3695,7 @@
     </w:p>
     <w:p>
       <w:pPr>
-        <w:pStyle w:val="29"/>
+        <w:pStyle w:val="a1"/>
         <w:rPr>
           <w:rFonts w:hint="default"/>
           <w:lang w:val="en-US" w:eastAsia="zh-CN"/>
@@ -3738,7 +3711,7 @@
     </w:p>
     <w:p>
       <w:pPr>
-        <w:pStyle w:val="30"/>
+        <w:pStyle w:val="2"/>
         <w:bidi w:val="0"/>
         <w:rPr>
           <w:rFonts w:hint="default"/>
@@ -3757,7 +3730,7 @@
     </w:p>
     <w:p>
       <w:pPr>
-        <w:pStyle w:val="29"/>
+        <w:pStyle w:val="a1"/>
         <w:rPr>
           <w:rFonts w:hint="default"/>
           <w:lang w:val="en-US" w:eastAsia="zh-CN"/>
@@ -3773,7 +3746,7 @@
     </w:p>
     <w:p>
       <w:pPr>
-        <w:pStyle w:val="29"/>
+        <w:pStyle w:val="a1"/>
         <w:rPr>
           <w:rFonts w:hint="default"/>
           <w:lang w:val="en-US" w:eastAsia="zh-CN"/>
@@ -3789,7 +3762,7 @@
     </w:p>
     <w:p>
       <w:pPr>
-        <w:pStyle w:val="30"/>
+        <w:pStyle w:val="2"/>
         <w:bidi w:val="0"/>
         <w:rPr>
           <w:rFonts w:hint="default"/>
@@ -3808,7 +3781,7 @@
     </w:p>
     <w:p>
       <w:pPr>
-        <w:pStyle w:val="29"/>
+        <w:pStyle w:val="a1"/>
         <w:rPr>
           <w:rFonts w:hint="default"/>
           <w:lang w:val="en-US" w:eastAsia="zh-CN"/>
@@ -3824,7 +3797,7 @@
     </w:p>
     <w:p>
       <w:pPr>
-        <w:pStyle w:val="29"/>
+        <w:pStyle w:val="a1"/>
         <w:rPr>
           <w:rFonts w:hint="default"/>
           <w:lang w:val="en-US" w:eastAsia="zh-CN"/>
@@ -3840,7 +3813,7 @@
     </w:p>
     <w:p>
       <w:pPr>
-        <w:pStyle w:val="30"/>
+        <w:pStyle w:val="2"/>
         <w:bidi w:val="0"/>
         <w:rPr>
           <w:rFonts w:hint="default"/>
@@ -3859,7 +3832,7 @@
     </w:p>
     <w:p>
       <w:pPr>
-        <w:pStyle w:val="29"/>
+        <w:pStyle w:val="a1"/>
         <w:rPr>
           <w:rFonts w:hint="default"/>
           <w:lang w:val="en-US" w:eastAsia="zh-CN"/>
@@ -3875,7 +3848,7 @@
     </w:p>
     <w:p>
       <w:pPr>
-        <w:pStyle w:val="29"/>
+        <w:pStyle w:val="a1"/>
         <w:rPr>
           <w:rFonts w:hint="default"/>
           <w:lang w:val="en-US" w:eastAsia="zh-CN"/>
@@ -3891,7 +3864,7 @@
     </w:p>
     <w:p>
       <w:pPr>
-        <w:pStyle w:val="29"/>
+        <w:pStyle w:val="a1"/>
         <w:rPr>
           <w:rFonts w:hint="default"/>
           <w:lang w:val="en-US" w:eastAsia="zh-CN"/>
@@ -3907,7 +3880,7 @@
     </w:p>
     <w:p>
       <w:pPr>
-        <w:pStyle w:val="28"/>
+        <w:pStyle w:val="1"/>
         <w:bidi w:val="0"/>
         <w:rPr>
           <w:rFonts w:hint="default"/>
@@ -3926,7 +3899,7 @@
     </w:p>
     <w:p>
       <w:pPr>
-        <w:pStyle w:val="30"/>
+        <w:pStyle w:val="2"/>
         <w:bidi w:val="0"/>
         <w:rPr>
           <w:rFonts w:hint="default"/>
@@ -3945,7 +3918,7 @@
     </w:p>
     <w:p>
       <w:pPr>
-        <w:pStyle w:val="29"/>
+        <w:pStyle w:val="a1"/>
         <w:rPr>
           <w:rFonts w:hint="default"/>
           <w:lang w:val="en-US" w:eastAsia="zh-CN"/>
@@ -3961,7 +3934,7 @@
     </w:p>
     <w:p>
       <w:pPr>
-        <w:pStyle w:val="29"/>
+        <w:pStyle w:val="a1"/>
         <w:rPr>
           <w:rFonts w:hint="default"/>
           <w:lang w:val="en-US" w:eastAsia="zh-CN"/>
@@ -3977,7 +3950,7 @@
     </w:p>
     <w:p>
       <w:pPr>
-        <w:pStyle w:val="29"/>
+        <w:pStyle w:val="a1"/>
         <w:rPr>
           <w:rFonts w:hint="default"/>
           <w:lang w:val="en-US" w:eastAsia="zh-CN"/>
@@ -4007,7 +3980,7 @@
     </w:p>
     <w:p>
       <w:pPr>
-        <w:pStyle w:val="29"/>
+        <w:pStyle w:val="a1"/>
         <w:rPr>
           <w:rFonts w:hint="default"/>
           <w:lang w:val="en-US" w:eastAsia="zh-CN"/>
@@ -4023,7 +3996,7 @@
     </w:p>
     <w:p>
       <w:pPr>
-        <w:pStyle w:val="30"/>
+        <w:pStyle w:val="2"/>
         <w:bidi w:val="0"/>
         <w:rPr>
           <w:rFonts w:hint="default"/>
@@ -4042,7 +4015,7 @@
     </w:p>
     <w:p>
       <w:pPr>
-        <w:pStyle w:val="29"/>
+        <w:pStyle w:val="a1"/>
         <w:rPr>
           <w:rFonts w:hint="default"/>
           <w:lang w:val="en-US" w:eastAsia="zh-CN"/>
@@ -4058,7 +4031,7 @@
     </w:p>
     <w:p>
       <w:pPr>
-        <w:pStyle w:val="29"/>
+        <w:pStyle w:val="a1"/>
         <w:rPr>
           <w:rFonts w:hint="default"/>
           <w:lang w:val="en-US" w:eastAsia="zh-CN"/>
@@ -4088,7 +4061,7 @@
     </w:p>
     <w:p>
       <w:pPr>
-        <w:pStyle w:val="29"/>
+        <w:pStyle w:val="a1"/>
         <w:rPr>
           <w:rFonts w:hint="default"/>
           <w:lang w:val="en-US" w:eastAsia="zh-CN"/>
@@ -4104,7 +4077,7 @@
     </w:p>
     <w:p>
       <w:pPr>
-        <w:pStyle w:val="30"/>
+        <w:pStyle w:val="2"/>
         <w:bidi w:val="0"/>
         <w:rPr>
           <w:rFonts w:hint="default"/>
@@ -4123,7 +4096,7 @@
     </w:p>
     <w:p>
       <w:pPr>
-        <w:pStyle w:val="29"/>
+        <w:pStyle w:val="a1"/>
         <w:rPr>
           <w:rFonts w:hint="default"/>
           <w:lang w:val="en-US" w:eastAsia="zh-CN"/>
@@ -4139,7 +4112,7 @@
     </w:p>
     <w:p>
       <w:pPr>
-        <w:pStyle w:val="29"/>
+        <w:pStyle w:val="a1"/>
         <w:rPr>
           <w:rFonts w:hint="default"/>
           <w:lang w:val="en-US" w:eastAsia="zh-CN"/>
@@ -4155,7 +4128,7 @@
     </w:p>
     <w:p>
       <w:pPr>
-        <w:pStyle w:val="29"/>
+        <w:pStyle w:val="a1"/>
         <w:rPr>
           <w:rFonts w:hint="default"/>
           <w:lang w:val="en-US" w:eastAsia="zh-CN"/>
@@ -4171,7 +4144,7 @@
     </w:p>
     <w:p>
       <w:pPr>
-        <w:pStyle w:val="28"/>
+        <w:pStyle w:val="1"/>
         <w:bidi w:val="0"/>
         <w:rPr>
           <w:rFonts w:hint="default"/>
@@ -4190,7 +4163,7 @@
     </w:p>
     <w:p>
       <w:pPr>
-        <w:pStyle w:val="30"/>
+        <w:pStyle w:val="2"/>
         <w:bidi w:val="0"/>
         <w:rPr>
           <w:rFonts w:hint="default"/>
@@ -4209,7 +4182,7 @@
     </w:p>
     <w:p>
       <w:pPr>
-        <w:pStyle w:val="29"/>
+        <w:pStyle w:val="a1"/>
         <w:rPr>
           <w:rFonts w:hint="default"/>
           <w:lang w:val="en-US" w:eastAsia="zh-CN"/>
@@ -4225,7 +4198,7 @@
     </w:p>
     <w:p>
       <w:pPr>
-        <w:pStyle w:val="29"/>
+        <w:pStyle w:val="a1"/>
         <w:rPr>
           <w:rFonts w:hint="default"/>
           <w:lang w:val="en-US" w:eastAsia="zh-CN"/>
@@ -4241,7 +4214,7 @@
     </w:p>
     <w:p>
       <w:pPr>
-        <w:pStyle w:val="29"/>
+        <w:pStyle w:val="a1"/>
         <w:rPr>
           <w:rFonts w:hint="default"/>
           <w:lang w:val="en-US" w:eastAsia="zh-CN"/>
@@ -4257,7 +4230,7 @@
     </w:p>
     <w:p>
       <w:pPr>
-        <w:pStyle w:val="29"/>
+        <w:pStyle w:val="a1"/>
         <w:rPr>
           <w:rFonts w:hint="default"/>
           <w:lang w:val="en-US" w:eastAsia="zh-CN"/>
@@ -4273,7 +4246,7 @@
     </w:p>
     <w:p>
       <w:pPr>
-        <w:pStyle w:val="30"/>
+        <w:pStyle w:val="2"/>
         <w:bidi w:val="0"/>
         <w:rPr>
           <w:rFonts w:hint="default"/>
@@ -4292,7 +4265,7 @@
     </w:p>
     <w:p>
       <w:pPr>
-        <w:pStyle w:val="29"/>
+        <w:pStyle w:val="a1"/>
         <w:rPr>
           <w:rFonts w:hint="default"/>
           <w:lang w:val="en-US" w:eastAsia="zh-CN"/>
@@ -4315,7 +4288,7 @@
     </w:p>
     <w:p>
       <w:pPr>
-        <w:pStyle w:val="29"/>
+        <w:pStyle w:val="a1"/>
         <w:rPr>
           <w:rFonts w:hint="default"/>
           <w:lang w:val="en-US" w:eastAsia="zh-CN"/>
@@ -4331,7 +4304,7 @@
     </w:p>
     <w:p>
       <w:pPr>
-        <w:pStyle w:val="29"/>
+        <w:pStyle w:val="a1"/>
         <w:rPr>
           <w:rFonts w:hint="default"/>
           <w:lang w:val="en-US" w:eastAsia="zh-CN"/>
@@ -4347,7 +4320,7 @@
     </w:p>
     <w:p>
       <w:pPr>
-        <w:pStyle w:val="29"/>
+        <w:pStyle w:val="a1"/>
         <w:rPr>
           <w:rFonts w:hint="default"/>
           <w:lang w:val="en-US" w:eastAsia="zh-CN"/>
@@ -4363,7 +4336,7 @@
     </w:p>
     <w:p>
       <w:pPr>
-        <w:pStyle w:val="29"/>
+        <w:pStyle w:val="a1"/>
         <w:rPr>
           <w:rFonts w:hint="default"/>
           <w:lang w:val="en-US" w:eastAsia="zh-CN"/>
@@ -4379,7 +4352,7 @@
     </w:p>
     <w:p>
       <w:pPr>
-        <w:pStyle w:val="30"/>
+        <w:pStyle w:val="2"/>
         <w:bidi w:val="0"/>
         <w:rPr>
           <w:rFonts w:hint="default"/>
@@ -4398,7 +4371,7 @@
     </w:p>
     <w:p>
       <w:pPr>
-        <w:pStyle w:val="29"/>
+        <w:pStyle w:val="a1"/>
         <w:rPr>
           <w:rFonts w:hint="default"/>
           <w:lang w:val="en-US" w:eastAsia="zh-CN"/>
@@ -4414,7 +4387,7 @@
     </w:p>
     <w:p>
       <w:pPr>
-        <w:pStyle w:val="29"/>
+        <w:pStyle w:val="a1"/>
         <w:rPr>
           <w:rFonts w:hint="default"/>
           <w:lang w:val="en-US" w:eastAsia="zh-CN"/>
@@ -4437,7 +4410,7 @@
     </w:p>
     <w:p>
       <w:pPr>
-        <w:pStyle w:val="29"/>
+        <w:pStyle w:val="a1"/>
         <w:rPr>
           <w:rFonts w:hint="default"/>
           <w:lang w:val="en-US" w:eastAsia="zh-CN"/>
@@ -4453,7 +4426,7 @@
     </w:p>
     <w:p>
       <w:pPr>
-        <w:pStyle w:val="28"/>
+        <w:pStyle w:val="1"/>
         <w:bidi w:val="0"/>
         <w:rPr>
           <w:rFonts w:hint="default"/>
@@ -4472,7 +4445,7 @@
     </w:p>
     <w:p>
       <w:pPr>
-        <w:pStyle w:val="29"/>
+        <w:pStyle w:val="a1"/>
         <w:rPr>
           <w:rFonts w:hint="default"/>
           <w:lang w:val="en-US" w:eastAsia="zh-CN"/>
@@ -4488,7 +4461,7 @@
     </w:p>
     <w:p>
       <w:pPr>
-        <w:pStyle w:val="29"/>
+        <w:pStyle w:val="a1"/>
         <w:rPr>
           <w:rFonts w:hint="default"/>
           <w:lang w:val="en-US" w:eastAsia="zh-CN"/>
@@ -4504,7 +4477,7 @@
     </w:p>
     <w:p>
       <w:pPr>
-        <w:pStyle w:val="28"/>
+        <w:pStyle w:val="1"/>
         <w:bidi w:val="0"/>
         <w:rPr>
           <w:rFonts w:hint="default"/>
@@ -4523,7 +4496,7 @@
     </w:p>
     <w:p>
       <w:pPr>
-        <w:pStyle w:val="29"/>
+        <w:pStyle w:val="a1"/>
         <w:rPr>
           <w:rFonts w:hint="default"/>
           <w:lang w:val="en-US" w:eastAsia="zh-CN"/>
@@ -4539,7 +4512,7 @@
     </w:p>
     <w:p>
       <w:pPr>
-        <w:pStyle w:val="29"/>
+        <w:pStyle w:val="a1"/>
         <w:rPr>
           <w:rFonts w:hint="default"/>
           <w:lang w:val="en-US" w:eastAsia="zh-CN"/>
@@ -4555,7 +4528,7 @@
     </w:p>
     <w:p>
       <w:pPr>
-        <w:pStyle w:val="28"/>
+        <w:pStyle w:val="1"/>
         <w:bidi w:val="0"/>
         <w:rPr>
           <w:rFonts w:hint="default"/>
@@ -4573,19 +4546,18 @@
     </w:p>
     <w:tbl>
       <w:tblPr>
-        <w:tblStyle w:val="20"/>
+        <w:tblStyle w:val="TableNormal"/>
         <w:tblW w:w="8504" w:type="dxa"/>
         <w:tblInd w:w="96" w:type="dxa"/>
         <w:tblBorders>
-          <w:top w:val="none" w:color="auto" w:sz="0" w:space="0"/>
-          <w:left w:val="none" w:color="auto" w:sz="0" w:space="0"/>
-          <w:bottom w:val="none" w:color="auto" w:sz="0" w:space="0"/>
-          <w:right w:val="none" w:color="auto" w:sz="0" w:space="0"/>
-          <w:insideH w:val="none" w:color="auto" w:sz="0" w:space="0"/>
-          <w:insideV w:val="none" w:color="auto" w:sz="0" w:space="0"/>
+          <w:top w:val="nil"/>
+          <w:left w:val="nil"/>
+          <w:bottom w:val="nil"/>
+          <w:right w:val="nil"/>
+          <w:insideH w:val="nil"/>
+          <w:insideV w:val="nil"/>
         </w:tblBorders>
         <w:shd w:val="clear" w:color="auto" w:fill="auto"/>
-        <w:tblLayout w:type="autofit"/>
         <w:tblCellMar>
           <w:top w:w="0" w:type="dxa"/>
           <w:left w:w="108" w:type="dxa"/>
@@ -4601,14 +4573,17 @@
       </w:tblGrid>
       <w:tr>
         <w:tblPrEx>
+          <w:tblW w:w="8504" w:type="dxa"/>
+          <w:tblInd w:w="96" w:type="dxa"/>
           <w:tblBorders>
-            <w:top w:val="none" w:color="auto" w:sz="0" w:space="0"/>
-            <w:left w:val="none" w:color="auto" w:sz="0" w:space="0"/>
-            <w:bottom w:val="none" w:color="auto" w:sz="0" w:space="0"/>
-            <w:right w:val="none" w:color="auto" w:sz="0" w:space="0"/>
-            <w:insideH w:val="none" w:color="auto" w:sz="0" w:space="0"/>
-            <w:insideV w:val="none" w:color="auto" w:sz="0" w:space="0"/>
+            <w:top w:val="nil"/>
+            <w:left w:val="nil"/>
+            <w:bottom w:val="nil"/>
+            <w:right w:val="nil"/>
+            <w:insideH w:val="nil"/>
+            <w:insideV w:val="nil"/>
           </w:tblBorders>
+          <w:shd w:val="clear" w:color="auto" w:fill="auto"/>
           <w:tblCellMar>
             <w:top w:w="0" w:type="dxa"/>
             <w:left w:w="108" w:type="dxa"/>
@@ -4617,16 +4592,16 @@
           </w:tblCellMar>
         </w:tblPrEx>
         <w:trPr>
-          <w:trHeight w:val="493" w:hRule="atLeast"/>
+          <w:trHeight w:val="493"/>
         </w:trPr>
         <w:tc>
           <w:tcPr>
             <w:tcW w:w="2383" w:type="dxa"/>
             <w:tcBorders>
-              <w:top w:val="single" w:color="000000" w:sz="4" w:space="0"/>
-              <w:left w:val="single" w:color="000000" w:sz="4" w:space="0"/>
-              <w:bottom w:val="single" w:color="000000" w:sz="4" w:space="0"/>
-              <w:right w:val="single" w:color="000000" w:sz="4" w:space="0"/>
+              <w:top w:val="single" w:sz="4" w:space="0" w:color="000000"/>
+              <w:left w:val="single" w:sz="4" w:space="0" w:color="000000"/>
+              <w:bottom w:val="single" w:sz="4" w:space="0" w:color="000000"/>
+              <w:right w:val="single" w:sz="4" w:space="0" w:color="000000"/>
             </w:tcBorders>
             <w:shd w:val="clear" w:color="auto" w:fill="C0C0C0"/>
             <w:vAlign w:val="center"/>
@@ -4640,7 +4615,7 @@
               <w:jc w:val="center"/>
               <w:textAlignment w:val="center"/>
               <w:rPr>
-                <w:rFonts w:ascii="楷体_GB2312" w:hAnsi="宋体" w:eastAsia="楷体_GB2312" w:cs="楷体_GB2312"/>
+                <w:rFonts w:ascii="楷体_GB2312" w:eastAsia="楷体_GB2312" w:hAnsi="宋体" w:cs="楷体_GB2312"/>
                 <w:b/>
                 <w:bCs/>
                 <w:i w:val="0"/>
@@ -4653,7 +4628,7 @@
             </w:pPr>
             <w:r>
               <w:rPr>
-                <w:rFonts w:hint="default" w:ascii="楷体_GB2312" w:hAnsi="宋体" w:eastAsia="楷体_GB2312" w:cs="楷体_GB2312"/>
+                <w:rFonts w:ascii="楷体_GB2312" w:eastAsia="楷体_GB2312" w:hAnsi="宋体" w:cs="楷体_GB2312" w:hint="default"/>
                 <w:b/>
                 <w:bCs/>
                 <w:i w:val="0"/>
@@ -4664,7 +4639,7 @@
                 <w:sz w:val="22"/>
                 <w:szCs w:val="22"/>
                 <w:u w:val="none"/>
-                <w:lang w:val="en-US" w:eastAsia="zh-CN" w:bidi="ar"/>
+                <w:lang w:val="en-US" w:eastAsia="zh-CN"/>
               </w:rPr>
               <w:t>KPI</w:t>
             </w:r>
@@ -4674,10 +4649,10 @@
           <w:tcPr>
             <w:tcW w:w="1056" w:type="dxa"/>
             <w:tcBorders>
-              <w:top w:val="single" w:color="000000" w:sz="4" w:space="0"/>
-              <w:left w:val="single" w:color="000000" w:sz="4" w:space="0"/>
-              <w:bottom w:val="single" w:color="000000" w:sz="4" w:space="0"/>
-              <w:right w:val="single" w:color="000000" w:sz="4" w:space="0"/>
+              <w:top w:val="single" w:sz="4" w:space="0" w:color="000000"/>
+              <w:left w:val="single" w:sz="4" w:space="0" w:color="000000"/>
+              <w:bottom w:val="single" w:sz="4" w:space="0" w:color="000000"/>
+              <w:right w:val="single" w:sz="4" w:space="0" w:color="000000"/>
             </w:tcBorders>
             <w:shd w:val="clear" w:color="auto" w:fill="C0C0C0"/>
             <w:vAlign w:val="center"/>
@@ -4691,7 +4666,7 @@
               <w:jc w:val="center"/>
               <w:textAlignment w:val="center"/>
               <w:rPr>
-                <w:rFonts w:hint="default" w:ascii="楷体_GB2312" w:hAnsi="宋体" w:eastAsia="楷体_GB2312" w:cs="楷体_GB2312"/>
+                <w:rFonts w:ascii="楷体_GB2312" w:eastAsia="楷体_GB2312" w:hAnsi="宋体" w:cs="楷体_GB2312" w:hint="default"/>
                 <w:b/>
                 <w:bCs/>
                 <w:i w:val="0"/>
@@ -4704,7 +4679,7 @@
             </w:pPr>
             <w:r>
               <w:rPr>
-                <w:rFonts w:hint="default" w:ascii="楷体_GB2312" w:hAnsi="宋体" w:eastAsia="楷体_GB2312" w:cs="楷体_GB2312"/>
+                <w:rFonts w:ascii="楷体_GB2312" w:eastAsia="楷体_GB2312" w:hAnsi="宋体" w:cs="楷体_GB2312" w:hint="default"/>
                 <w:b/>
                 <w:bCs/>
                 <w:i w:val="0"/>
@@ -4715,7 +4690,7 @@
                 <w:sz w:val="22"/>
                 <w:szCs w:val="22"/>
                 <w:u w:val="none"/>
-                <w:lang w:val="en-US" w:eastAsia="zh-CN" w:bidi="ar"/>
+                <w:lang w:val="en-US" w:eastAsia="zh-CN"/>
               </w:rPr>
               <w:t>目标值</w:t>
             </w:r>
@@ -4725,10 +4700,10 @@
           <w:tcPr>
             <w:tcW w:w="4139" w:type="dxa"/>
             <w:tcBorders>
-              <w:top w:val="single" w:color="000000" w:sz="4" w:space="0"/>
-              <w:left w:val="single" w:color="000000" w:sz="4" w:space="0"/>
-              <w:bottom w:val="single" w:color="000000" w:sz="4" w:space="0"/>
-              <w:right w:val="single" w:color="000000" w:sz="4" w:space="0"/>
+              <w:top w:val="single" w:sz="4" w:space="0" w:color="000000"/>
+              <w:left w:val="single" w:sz="4" w:space="0" w:color="000000"/>
+              <w:bottom w:val="single" w:sz="4" w:space="0" w:color="000000"/>
+              <w:right w:val="single" w:sz="4" w:space="0" w:color="000000"/>
             </w:tcBorders>
             <w:shd w:val="clear" w:color="auto" w:fill="C0C0C0"/>
             <w:vAlign w:val="center"/>
@@ -4742,7 +4717,7 @@
               <w:jc w:val="center"/>
               <w:textAlignment w:val="center"/>
               <w:rPr>
-                <w:rFonts w:hint="default" w:ascii="楷体_GB2312" w:hAnsi="宋体" w:eastAsia="楷体_GB2312" w:cs="楷体_GB2312"/>
+                <w:rFonts w:ascii="楷体_GB2312" w:eastAsia="楷体_GB2312" w:hAnsi="宋体" w:cs="楷体_GB2312" w:hint="default"/>
                 <w:b/>
                 <w:bCs/>
                 <w:i w:val="0"/>
@@ -4755,7 +4730,7 @@
             </w:pPr>
             <w:r>
               <w:rPr>
-                <w:rFonts w:hint="default" w:ascii="楷体_GB2312" w:hAnsi="宋体" w:eastAsia="楷体_GB2312" w:cs="楷体_GB2312"/>
+                <w:rFonts w:ascii="楷体_GB2312" w:eastAsia="楷体_GB2312" w:hAnsi="宋体" w:cs="楷体_GB2312" w:hint="default"/>
                 <w:b/>
                 <w:bCs/>
                 <w:i w:val="0"/>
@@ -4766,7 +4741,7 @@
                 <w:sz w:val="22"/>
                 <w:szCs w:val="22"/>
                 <w:u w:val="none"/>
-                <w:lang w:val="en-US" w:eastAsia="zh-CN" w:bidi="ar"/>
+                <w:lang w:val="en-US" w:eastAsia="zh-CN"/>
               </w:rPr>
               <w:t>计算公式/方法</w:t>
             </w:r>
@@ -4776,10 +4751,10 @@
           <w:tcPr>
             <w:tcW w:w="926" w:type="dxa"/>
             <w:tcBorders>
-              <w:top w:val="single" w:color="000000" w:sz="4" w:space="0"/>
-              <w:left w:val="single" w:color="000000" w:sz="4" w:space="0"/>
-              <w:bottom w:val="single" w:color="000000" w:sz="4" w:space="0"/>
-              <w:right w:val="single" w:color="000000" w:sz="4" w:space="0"/>
+              <w:top w:val="single" w:sz="4" w:space="0" w:color="000000"/>
+              <w:left w:val="single" w:sz="4" w:space="0" w:color="000000"/>
+              <w:bottom w:val="single" w:sz="4" w:space="0" w:color="000000"/>
+              <w:right w:val="single" w:sz="4" w:space="0" w:color="000000"/>
             </w:tcBorders>
             <w:shd w:val="clear" w:color="auto" w:fill="C0C0C0"/>
             <w:vAlign w:val="center"/>
@@ -4793,7 +4768,7 @@
               <w:jc w:val="center"/>
               <w:textAlignment w:val="center"/>
               <w:rPr>
-                <w:rFonts w:hint="default" w:ascii="楷体_GB2312" w:hAnsi="宋体" w:eastAsia="楷体_GB2312" w:cs="楷体_GB2312"/>
+                <w:rFonts w:ascii="楷体_GB2312" w:eastAsia="楷体_GB2312" w:hAnsi="宋体" w:cs="楷体_GB2312" w:hint="default"/>
                 <w:b/>
                 <w:bCs/>
                 <w:i w:val="0"/>
@@ -4806,7 +4781,7 @@
             </w:pPr>
             <w:r>
               <w:rPr>
-                <w:rFonts w:hint="default" w:ascii="楷体_GB2312" w:hAnsi="宋体" w:eastAsia="楷体_GB2312" w:cs="楷体_GB2312"/>
+                <w:rFonts w:ascii="楷体_GB2312" w:eastAsia="楷体_GB2312" w:hAnsi="宋体" w:cs="楷体_GB2312" w:hint="default"/>
                 <w:b/>
                 <w:bCs/>
                 <w:i w:val="0"/>
@@ -4817,7 +4792,7 @@
                 <w:sz w:val="22"/>
                 <w:szCs w:val="22"/>
                 <w:u w:val="none"/>
-                <w:lang w:val="en-US" w:eastAsia="zh-CN" w:bidi="ar"/>
+                <w:lang w:val="en-US" w:eastAsia="zh-CN"/>
               </w:rPr>
               <w:t>频度</w:t>
             </w:r>
@@ -4826,14 +4801,9 @@
       </w:tr>
       <w:tr>
         <w:tblPrEx>
-          <w:tblBorders>
-            <w:top w:val="none" w:color="auto" w:sz="0" w:space="0"/>
-            <w:left w:val="none" w:color="auto" w:sz="0" w:space="0"/>
-            <w:bottom w:val="none" w:color="auto" w:sz="0" w:space="0"/>
-            <w:right w:val="none" w:color="auto" w:sz="0" w:space="0"/>
-            <w:insideH w:val="none" w:color="auto" w:sz="0" w:space="0"/>
-            <w:insideV w:val="none" w:color="auto" w:sz="0" w:space="0"/>
-          </w:tblBorders>
+          <w:tblW w:w="8504" w:type="dxa"/>
+          <w:tblInd w:w="96" w:type="dxa"/>
+          <w:shd w:val="clear" w:color="auto" w:fill="auto"/>
           <w:tblCellMar>
             <w:top w:w="0" w:type="dxa"/>
             <w:left w:w="108" w:type="dxa"/>
@@ -4842,16 +4812,16 @@
           </w:tblCellMar>
         </w:tblPrEx>
         <w:trPr>
-          <w:trHeight w:val="493" w:hRule="atLeast"/>
+          <w:trHeight w:val="493"/>
         </w:trPr>
         <w:tc>
           <w:tcPr>
             <w:tcW w:w="2383" w:type="dxa"/>
             <w:tcBorders>
-              <w:top w:val="single" w:color="000000" w:sz="4" w:space="0"/>
-              <w:left w:val="single" w:color="000000" w:sz="4" w:space="0"/>
-              <w:bottom w:val="single" w:color="000000" w:sz="4" w:space="0"/>
-              <w:right w:val="single" w:color="000000" w:sz="4" w:space="0"/>
+              <w:top w:val="single" w:sz="4" w:space="0" w:color="000000"/>
+              <w:left w:val="single" w:sz="4" w:space="0" w:color="000000"/>
+              <w:bottom w:val="single" w:sz="4" w:space="0" w:color="000000"/>
+              <w:right w:val="single" w:sz="4" w:space="0" w:color="000000"/>
             </w:tcBorders>
             <w:shd w:val="clear" w:color="auto" w:fill="auto"/>
             <w:vAlign w:val="center"/>
@@ -4865,7 +4835,7 @@
               <w:jc w:val="left"/>
               <w:textAlignment w:val="center"/>
               <w:rPr>
-                <w:rFonts w:hint="default" w:ascii="楷体_GB2312" w:hAnsi="宋体" w:eastAsia="楷体_GB2312" w:cs="楷体_GB2312"/>
+                <w:rFonts w:ascii="楷体_GB2312" w:eastAsia="楷体_GB2312" w:hAnsi="宋体" w:cs="楷体_GB2312" w:hint="default"/>
                 <w:b/>
                 <w:bCs/>
                 <w:i w:val="0"/>
@@ -4876,12 +4846,12 @@
                 <w:sz w:val="22"/>
                 <w:szCs w:val="22"/>
                 <w:u w:val="none"/>
-                <w:lang w:val="en-US" w:eastAsia="zh-CN" w:bidi="ar"/>
+                <w:lang w:val="en-US" w:eastAsia="zh-CN"/>
               </w:rPr>
             </w:pPr>
             <w:r>
               <w:rPr>
-                <w:rFonts w:hint="eastAsia" w:ascii="宋体" w:hAnsi="宋体" w:cs="宋体"/>
+                <w:rFonts w:ascii="宋体" w:hAnsi="宋体" w:cs="宋体" w:hint="eastAsia"/>
                 <w:i w:val="0"/>
                 <w:iCs w:val="0"/>
                 <w:snapToGrid w:val="0"/>
@@ -4890,7 +4860,7 @@
                 <w:sz w:val="21"/>
                 <w:szCs w:val="21"/>
                 <w:u w:val="none"/>
-                <w:lang w:val="en-US" w:eastAsia="zh-CN" w:bidi="ar"/>
+                <w:lang w:val="en-US" w:eastAsia="zh-CN"/>
               </w:rPr>
               <w:t>软件合规性审计次数</w:t>
             </w:r>
@@ -4900,10 +4870,10 @@
           <w:tcPr>
             <w:tcW w:w="1056" w:type="dxa"/>
             <w:tcBorders>
-              <w:top w:val="single" w:color="000000" w:sz="4" w:space="0"/>
-              <w:left w:val="single" w:color="000000" w:sz="4" w:space="0"/>
-              <w:bottom w:val="single" w:color="000000" w:sz="4" w:space="0"/>
-              <w:right w:val="single" w:color="000000" w:sz="4" w:space="0"/>
+              <w:top w:val="single" w:sz="4" w:space="0" w:color="000000"/>
+              <w:left w:val="single" w:sz="4" w:space="0" w:color="000000"/>
+              <w:bottom w:val="single" w:sz="4" w:space="0" w:color="000000"/>
+              <w:right w:val="single" w:sz="4" w:space="0" w:color="000000"/>
             </w:tcBorders>
             <w:shd w:val="clear" w:color="auto" w:fill="auto"/>
             <w:vAlign w:val="center"/>
@@ -4917,7 +4887,7 @@
               <w:jc w:val="left"/>
               <w:textAlignment w:val="center"/>
               <w:rPr>
-                <w:rFonts w:hint="default" w:ascii="楷体_GB2312" w:hAnsi="宋体" w:eastAsia="楷体_GB2312" w:cs="楷体_GB2312"/>
+                <w:rFonts w:ascii="楷体_GB2312" w:eastAsia="楷体_GB2312" w:hAnsi="宋体" w:cs="楷体_GB2312" w:hint="default"/>
                 <w:b/>
                 <w:bCs/>
                 <w:i w:val="0"/>
@@ -4928,12 +4898,12 @@
                 <w:sz w:val="22"/>
                 <w:szCs w:val="22"/>
                 <w:u w:val="none"/>
-                <w:lang w:val="en-US" w:eastAsia="zh-CN" w:bidi="ar"/>
+                <w:lang w:val="en-US" w:eastAsia="zh-CN"/>
               </w:rPr>
             </w:pPr>
             <w:r>
               <w:rPr>
-                <w:rFonts w:hint="eastAsia" w:ascii="宋体" w:hAnsi="宋体" w:eastAsia="宋体" w:cs="宋体"/>
+                <w:rFonts w:ascii="宋体" w:eastAsia="宋体" w:hAnsi="宋体" w:cs="宋体" w:hint="eastAsia"/>
                 <w:i w:val="0"/>
                 <w:iCs w:val="0"/>
                 <w:snapToGrid w:val="0"/>
@@ -4942,13 +4912,13 @@
                 <w:sz w:val="21"/>
                 <w:szCs w:val="21"/>
                 <w:u w:val="none"/>
-                <w:lang w:val="en-US" w:eastAsia="zh-CN" w:bidi="ar"/>
+                <w:lang w:val="en-US" w:eastAsia="zh-CN"/>
               </w:rPr>
               <w:t>≥</w:t>
             </w:r>
             <w:r>
               <w:rPr>
-                <w:rFonts w:hint="eastAsia" w:ascii="宋体" w:hAnsi="宋体" w:cs="宋体"/>
+                <w:rFonts w:ascii="宋体" w:hAnsi="宋体" w:cs="宋体" w:hint="eastAsia"/>
                 <w:i w:val="0"/>
                 <w:iCs w:val="0"/>
                 <w:snapToGrid w:val="0"/>
@@ -4957,7 +4927,7 @@
                 <w:sz w:val="21"/>
                 <w:szCs w:val="21"/>
                 <w:u w:val="none"/>
-                <w:lang w:val="en-US" w:eastAsia="zh-CN" w:bidi="ar"/>
+                <w:lang w:val="en-US" w:eastAsia="zh-CN"/>
               </w:rPr>
               <w:t>1次</w:t>
             </w:r>
@@ -4967,10 +4937,10 @@
           <w:tcPr>
             <w:tcW w:w="4139" w:type="dxa"/>
             <w:tcBorders>
-              <w:top w:val="single" w:color="000000" w:sz="4" w:space="0"/>
-              <w:left w:val="single" w:color="000000" w:sz="4" w:space="0"/>
-              <w:bottom w:val="single" w:color="000000" w:sz="4" w:space="0"/>
-              <w:right w:val="single" w:color="000000" w:sz="4" w:space="0"/>
+              <w:top w:val="single" w:sz="4" w:space="0" w:color="000000"/>
+              <w:left w:val="single" w:sz="4" w:space="0" w:color="000000"/>
+              <w:bottom w:val="single" w:sz="4" w:space="0" w:color="000000"/>
+              <w:right w:val="single" w:sz="4" w:space="0" w:color="000000"/>
             </w:tcBorders>
             <w:shd w:val="clear" w:color="auto" w:fill="auto"/>
             <w:vAlign w:val="center"/>
@@ -4984,7 +4954,7 @@
               <w:jc w:val="left"/>
               <w:textAlignment w:val="center"/>
               <w:rPr>
-                <w:rFonts w:hint="default" w:ascii="楷体_GB2312" w:hAnsi="宋体" w:eastAsia="楷体_GB2312" w:cs="楷体_GB2312"/>
+                <w:rFonts w:ascii="楷体_GB2312" w:eastAsia="楷体_GB2312" w:hAnsi="宋体" w:cs="楷体_GB2312" w:hint="default"/>
                 <w:b/>
                 <w:bCs/>
                 <w:i w:val="0"/>
@@ -4995,12 +4965,12 @@
                 <w:sz w:val="22"/>
                 <w:szCs w:val="22"/>
                 <w:u w:val="none"/>
-                <w:lang w:val="en-US" w:eastAsia="zh-CN" w:bidi="ar"/>
+                <w:lang w:val="en-US" w:eastAsia="zh-CN"/>
               </w:rPr>
             </w:pPr>
             <w:r>
               <w:rPr>
-                <w:rFonts w:hint="eastAsia" w:ascii="宋体" w:hAnsi="宋体" w:cs="宋体"/>
+                <w:rFonts w:ascii="宋体" w:hAnsi="宋体" w:cs="宋体" w:hint="eastAsia"/>
                 <w:i w:val="0"/>
                 <w:iCs w:val="0"/>
                 <w:snapToGrid w:val="0"/>
@@ -5009,7 +4979,7 @@
                 <w:sz w:val="21"/>
                 <w:szCs w:val="21"/>
                 <w:u w:val="none"/>
-                <w:lang w:val="en-US" w:eastAsia="zh-CN" w:bidi="ar"/>
+                <w:lang w:val="en-US" w:eastAsia="zh-CN"/>
               </w:rPr>
               <w:t>数量，软件库审计报告数量</w:t>
             </w:r>
@@ -5019,10 +4989,10 @@
           <w:tcPr>
             <w:tcW w:w="926" w:type="dxa"/>
             <w:tcBorders>
-              <w:top w:val="single" w:color="000000" w:sz="4" w:space="0"/>
-              <w:left w:val="single" w:color="000000" w:sz="4" w:space="0"/>
-              <w:bottom w:val="single" w:color="000000" w:sz="4" w:space="0"/>
-              <w:right w:val="single" w:color="000000" w:sz="4" w:space="0"/>
+              <w:top w:val="single" w:sz="4" w:space="0" w:color="000000"/>
+              <w:left w:val="single" w:sz="4" w:space="0" w:color="000000"/>
+              <w:bottom w:val="single" w:sz="4" w:space="0" w:color="000000"/>
+              <w:right w:val="single" w:sz="4" w:space="0" w:color="000000"/>
             </w:tcBorders>
             <w:shd w:val="clear" w:color="auto" w:fill="auto"/>
             <w:vAlign w:val="center"/>
@@ -5036,7 +5006,7 @@
               <w:jc w:val="left"/>
               <w:textAlignment w:val="center"/>
               <w:rPr>
-                <w:rFonts w:hint="default" w:ascii="楷体_GB2312" w:hAnsi="宋体" w:eastAsia="楷体_GB2312" w:cs="楷体_GB2312"/>
+                <w:rFonts w:ascii="楷体_GB2312" w:eastAsia="楷体_GB2312" w:hAnsi="宋体" w:cs="楷体_GB2312" w:hint="default"/>
                 <w:b/>
                 <w:bCs/>
                 <w:i w:val="0"/>
@@ -5047,12 +5017,12 @@
                 <w:sz w:val="22"/>
                 <w:szCs w:val="22"/>
                 <w:u w:val="none"/>
-                <w:lang w:val="en-US" w:eastAsia="zh-CN" w:bidi="ar"/>
+                <w:lang w:val="en-US" w:eastAsia="zh-CN"/>
               </w:rPr>
             </w:pPr>
             <w:r>
               <w:rPr>
-                <w:rFonts w:hint="eastAsia" w:ascii="宋体" w:hAnsi="宋体" w:cs="宋体"/>
+                <w:rFonts w:ascii="宋体" w:hAnsi="宋体" w:cs="宋体" w:hint="eastAsia"/>
                 <w:i w:val="0"/>
                 <w:iCs w:val="0"/>
                 <w:snapToGrid w:val="0"/>
@@ -5061,7 +5031,7 @@
                 <w:sz w:val="21"/>
                 <w:szCs w:val="21"/>
                 <w:u w:val="none"/>
-                <w:lang w:val="en-US" w:eastAsia="zh-CN" w:bidi="ar"/>
+                <w:lang w:val="en-US" w:eastAsia="zh-CN"/>
               </w:rPr>
               <w:t>半年</w:t>
             </w:r>
@@ -5073,7 +5043,7 @@
     </w:tbl>
     <w:p>
       <w:pPr>
-        <w:pStyle w:val="28"/>
+        <w:pStyle w:val="1"/>
         <w:bidi w:val="0"/>
         <w:rPr>
           <w:rFonts w:hint="default"/>
@@ -5091,7 +5061,7 @@
     </w:p>
     <w:p>
       <w:pPr>
-        <w:pStyle w:val="29"/>
+        <w:pStyle w:val="a1"/>
         <w:rPr>
           <w:rFonts w:hint="default"/>
           <w:lang w:val="en-US" w:eastAsia="zh-CN"/>
@@ -5107,7 +5077,7 @@
     </w:p>
     <w:p>
       <w:pPr>
-        <w:pStyle w:val="29"/>
+        <w:pStyle w:val="a1"/>
         <w:rPr>
           <w:rFonts w:hint="default"/>
           <w:lang w:val="en-US" w:eastAsia="zh-CN"/>
@@ -5115,84 +5085,34 @@
       </w:pPr>
     </w:p>
     <w:sectPr>
-      <w:headerReference r:id="rId5" w:type="default"/>
-      <w:footerReference r:id="rId6" w:type="default"/>
+      <w:headerReference w:type="default" r:id="rId7"/>
+      <w:footerReference w:type="default" r:id="rId8"/>
       <w:pgSz w:w="11906" w:h="16838"/>
       <w:pgMar w:top="1417" w:right="1800" w:bottom="1440" w:left="1800" w:header="1140" w:footer="992" w:gutter="0"/>
-      <w:cols w:space="425" w:num="1"/>
+      <w:cols w:num="1" w:space="425"/>
       <w:docGrid w:type="lines" w:linePitch="312" w:charSpace="0"/>
     </w:sectPr>
   </w:body>
 </w:document>
 </file>
 
-<file path=word/endnotes.xml><?xml version="1.0" encoding="utf-8"?>
-<w:endnotes xmlns:wpc="http://schemas.microsoft.com/office/word/2010/wordprocessingCanvas" xmlns:mc="http://schemas.openxmlformats.org/markup-compatibility/2006" xmlns:o="urn:schemas-microsoft-com:office:office" xmlns:r="http://schemas.openxmlformats.org/officeDocument/2006/relationships" xmlns:m="http://schemas.openxmlformats.org/officeDocument/2006/math" xmlns:v="urn:schemas-microsoft-com:vml" xmlns:wp14="http://schemas.microsoft.com/office/word/2010/wordprocessingDrawing" xmlns:wp="http://schemas.openxmlformats.org/drawingml/2006/wordprocessingDrawing" xmlns:w="http://schemas.openxmlformats.org/wordprocessingml/2006/main" xmlns:w14="http://schemas.microsoft.com/office/word/2010/wordml" xmlns:w15="http://schemas.microsoft.com/office/word/2012/wordml" xmlns:w10="urn:schemas-microsoft-com:office:word" xmlns:wpg="http://schemas.microsoft.com/office/word/2010/wordprocessingGroup" xmlns:wpi="http://schemas.microsoft.com/office/word/2010/wordprocessingInk" xmlns:wne="http://schemas.microsoft.com/office/word/2006/wordml" xmlns:wps="http://schemas.microsoft.com/office/word/2010/wordprocessingShape" xmlns:wpsCustomData="http://www.wps.cn/officeDocument/2013/wpsCustomData" mc:Ignorable="w14 w15 wp14">
-  <w:endnote w:type="separator" w:id="0">
-    <w:p>
-      <w:pPr>
-        <w:spacing w:line="240" w:lineRule="auto"/>
-      </w:pPr>
-      <w:r>
-        <w:separator/>
-      </w:r>
-    </w:p>
-  </w:endnote>
-  <w:endnote w:type="continuationSeparator" w:id="1">
-    <w:p>
-      <w:pPr>
-        <w:spacing w:line="240" w:lineRule="auto"/>
-      </w:pPr>
-      <w:r>
-        <w:continuationSeparator/>
-      </w:r>
-    </w:p>
-  </w:endnote>
-</w:endnotes>
-</file>
-
 <file path=word/footer1.xml><?xml version="1.0" encoding="utf-8"?>
-<w:ftr xmlns:wpc="http://schemas.microsoft.com/office/word/2010/wordprocessingCanvas" xmlns:mc="http://schemas.openxmlformats.org/markup-compatibility/2006" xmlns:o="urn:schemas-microsoft-com:office:office" xmlns:r="http://schemas.openxmlformats.org/officeDocument/2006/relationships" xmlns:m="http://schemas.openxmlformats.org/officeDocument/2006/math" xmlns:v="urn:schemas-microsoft-com:vml" xmlns:wp14="http://schemas.microsoft.com/office/word/2010/wordprocessingDrawing" xmlns:wp="http://schemas.openxmlformats.org/drawingml/2006/wordprocessingDrawing" xmlns:w10="urn:schemas-microsoft-com:office:word" xmlns:w="http://schemas.openxmlformats.org/wordprocessingml/2006/main" xmlns:w14="http://schemas.microsoft.com/office/word/2010/wordml" xmlns:w15="http://schemas.microsoft.com/office/word/2012/wordml" xmlns:wpg="http://schemas.microsoft.com/office/word/2010/wordprocessingGroup" xmlns:wpi="http://schemas.microsoft.com/office/word/2010/wordprocessingInk" xmlns:wne="http://schemas.microsoft.com/office/word/2006/wordml" xmlns:wps="http://schemas.microsoft.com/office/word/2010/wordprocessingShape" xmlns:wpsCustomData="http://www.wps.cn/officeDocument/2013/wpsCustomData" mc:Ignorable="w14 w15 wp14">
+<w:ftr xmlns:wpc="http://schemas.microsoft.com/office/word/2010/wordprocessingCanvas" xmlns:mc="http://schemas.openxmlformats.org/markup-compatibility/2006" xmlns:o="urn:schemas-microsoft-com:office:office" xmlns:r="http://schemas.openxmlformats.org/officeDocument/2006/relationships" xmlns:m="http://schemas.openxmlformats.org/officeDocument/2006/math" xmlns:v="urn:schemas-microsoft-com:vml" xmlns:wp14="http://schemas.microsoft.com/office/word/2010/wordprocessingDrawing" xmlns:wp="http://schemas.openxmlformats.org/drawingml/2006/wordprocessingDrawing" xmlns:w10="urn:schemas-microsoft-com:office:word" xmlns:w="http://schemas.openxmlformats.org/wordprocessingml/2006/main" xmlns:w14="http://schemas.microsoft.com/office/word/2010/wordml" xmlns:w15="http://schemas.microsoft.com/office/word/2012/wordml" xmlns:wne="http://schemas.microsoft.com/office/word/2006/wordml" xmlns:wpg="http://schemas.microsoft.com/office/word/2010/wordprocessingGroup" xmlns:wpi="http://schemas.microsoft.com/office/word/2010/wordprocessingInk" xmlns:wps="http://schemas.microsoft.com/office/word/2010/wordprocessingShape" mc:Ignorable="w14 w15 wp14">
   <w:p>
     <w:pPr>
-      <w:pStyle w:val="14"/>
+      <w:pStyle w:val="Footer"/>
     </w:pPr>
   </w:p>
 </w:ftr>
 </file>
 
-<file path=word/footnotes.xml><?xml version="1.0" encoding="utf-8"?>
-<w:footnotes xmlns:wpc="http://schemas.microsoft.com/office/word/2010/wordprocessingCanvas" xmlns:mc="http://schemas.openxmlformats.org/markup-compatibility/2006" xmlns:o="urn:schemas-microsoft-com:office:office" xmlns:r="http://schemas.openxmlformats.org/officeDocument/2006/relationships" xmlns:m="http://schemas.openxmlformats.org/officeDocument/2006/math" xmlns:v="urn:schemas-microsoft-com:vml" xmlns:wp14="http://schemas.microsoft.com/office/word/2010/wordprocessingDrawing" xmlns:wp="http://schemas.openxmlformats.org/drawingml/2006/wordprocessingDrawing" xmlns:w="http://schemas.openxmlformats.org/wordprocessingml/2006/main" xmlns:w14="http://schemas.microsoft.com/office/word/2010/wordml" xmlns:w15="http://schemas.microsoft.com/office/word/2012/wordml" xmlns:w10="urn:schemas-microsoft-com:office:word" xmlns:wpg="http://schemas.microsoft.com/office/word/2010/wordprocessingGroup" xmlns:wpi="http://schemas.microsoft.com/office/word/2010/wordprocessingInk" xmlns:wne="http://schemas.microsoft.com/office/word/2006/wordml" xmlns:wps="http://schemas.microsoft.com/office/word/2010/wordprocessingShape" xmlns:wpsCustomData="http://www.wps.cn/officeDocument/2013/wpsCustomData" mc:Ignorable="w14 w15 wp14">
-  <w:footnote w:type="separator" w:id="0">
-    <w:p>
-      <w:pPr>
-        <w:spacing w:line="360" w:lineRule="auto"/>
-      </w:pPr>
-      <w:r>
-        <w:separator/>
-      </w:r>
-    </w:p>
-  </w:footnote>
-  <w:footnote w:type="continuationSeparator" w:id="1">
-    <w:p>
-      <w:pPr>
-        <w:spacing w:line="360" w:lineRule="auto"/>
-      </w:pPr>
-      <w:r>
-        <w:continuationSeparator/>
-      </w:r>
-    </w:p>
-  </w:footnote>
-</w:footnotes>
-</file>
-
 <file path=word/header1.xml><?xml version="1.0" encoding="utf-8"?>
-<w:hdr xmlns:wpc="http://schemas.microsoft.com/office/word/2010/wordprocessingCanvas" xmlns:mc="http://schemas.openxmlformats.org/markup-compatibility/2006" xmlns:o="urn:schemas-microsoft-com:office:office" xmlns:r="http://schemas.openxmlformats.org/officeDocument/2006/relationships" xmlns:m="http://schemas.openxmlformats.org/officeDocument/2006/math" xmlns:v="urn:schemas-microsoft-com:vml" xmlns:wp14="http://schemas.microsoft.com/office/word/2010/wordprocessingDrawing" xmlns:wp="http://schemas.openxmlformats.org/drawingml/2006/wordprocessingDrawing" xmlns:w10="urn:schemas-microsoft-com:office:word" xmlns:w="http://schemas.openxmlformats.org/wordprocessingml/2006/main" xmlns:w14="http://schemas.microsoft.com/office/word/2010/wordml" xmlns:w15="http://schemas.microsoft.com/office/word/2012/wordml" xmlns:wpg="http://schemas.microsoft.com/office/word/2010/wordprocessingGroup" xmlns:wpi="http://schemas.microsoft.com/office/word/2010/wordprocessingInk" xmlns:wne="http://schemas.microsoft.com/office/word/2006/wordml" xmlns:wps="http://schemas.microsoft.com/office/word/2010/wordprocessingShape" xmlns:wpsCustomData="http://www.wps.cn/officeDocument/2013/wpsCustomData" mc:Ignorable="w14 w15 wp14">
+<w:hdr xmlns:wpc="http://schemas.microsoft.com/office/word/2010/wordprocessingCanvas" xmlns:mc="http://schemas.openxmlformats.org/markup-compatibility/2006" xmlns:o="urn:schemas-microsoft-com:office:office" xmlns:r="http://schemas.openxmlformats.org/officeDocument/2006/relationships" xmlns:m="http://schemas.openxmlformats.org/officeDocument/2006/math" xmlns:v="urn:schemas-microsoft-com:vml" xmlns:wp14="http://schemas.microsoft.com/office/word/2010/wordprocessingDrawing" xmlns:wp="http://schemas.openxmlformats.org/drawingml/2006/wordprocessingDrawing" xmlns:w10="urn:schemas-microsoft-com:office:word" xmlns:w="http://schemas.openxmlformats.org/wordprocessingml/2006/main" xmlns:w14="http://schemas.microsoft.com/office/word/2010/wordml" xmlns:w15="http://schemas.microsoft.com/office/word/2012/wordml" xmlns:wne="http://schemas.microsoft.com/office/word/2006/wordml" xmlns:wpg="http://schemas.microsoft.com/office/word/2010/wordprocessingGroup" xmlns:wpi="http://schemas.microsoft.com/office/word/2010/wordprocessingInk" xmlns:wps="http://schemas.microsoft.com/office/word/2010/wordprocessingShape" mc:Ignorable="w14 w15 wp14">
   <w:p>
     <w:pPr>
-      <w:pStyle w:val="15"/>
+      <w:pStyle w:val="Header"/>
       <w:pBdr>
-        <w:bottom w:val="single" w:color="auto" w:sz="4" w:space="1"/>
+        <w:bottom w:val="single" w:sz="4" w:space="1" w:color="auto"/>
       </w:pBdr>
       <w:tabs>
         <w:tab w:val="left" w:pos="335"/>
@@ -5200,27 +5120,27 @@
       </w:tabs>
       <w:jc w:val="right"/>
       <w:rPr>
-        <w:rFonts w:hint="eastAsia" w:eastAsiaTheme="minorEastAsia"/>
+        <w:rFonts w:eastAsiaTheme="minorEastAsia" w:hint="eastAsia"/>
         <w:lang w:eastAsia="zh-CN"/>
       </w:rPr>
     </w:pPr>
     <w:r>
       <w:rPr>
-        <w:rFonts w:hint="eastAsia" w:eastAsiaTheme="minorEastAsia"/>
+        <w:rFonts w:eastAsiaTheme="minorEastAsia" w:hint="eastAsia"/>
         <w:lang w:val="en-US" w:eastAsia="zh-CN"/>
       </w:rPr>
       <w:tab/>
     </w:r>
     <w:r>
       <w:rPr>
-        <w:rFonts w:hint="eastAsia" w:eastAsiaTheme="minorEastAsia"/>
+        <w:rFonts w:eastAsiaTheme="minorEastAsia" w:hint="eastAsia"/>
         <w:lang w:val="en-US" w:eastAsia="zh-CN"/>
       </w:rPr>
       <w:tab/>
     </w:r>
     <w:r>
       <w:rPr>
-        <w:rFonts w:hint="eastAsia" w:eastAsiaTheme="minorEastAsia"/>
+        <w:rFonts w:eastAsiaTheme="minorEastAsia" w:hint="eastAsia"/>
         <w:lang w:val="en-US" w:eastAsia="zh-CN"/>
       </w:rPr>
       <w:t>江西通信产业服务有限公司</w:t>
@@ -5230,15 +5150,15 @@
 </file>
 
 <file path=word/numbering.xml><?xml version="1.0" encoding="utf-8"?>
-<w:numbering xmlns:wpc="http://schemas.microsoft.com/office/word/2010/wordprocessingCanvas" xmlns:mc="http://schemas.openxmlformats.org/markup-compatibility/2006" xmlns:o="urn:schemas-microsoft-com:office:office" xmlns:r="http://schemas.openxmlformats.org/officeDocument/2006/relationships" xmlns:m="http://schemas.openxmlformats.org/officeDocument/2006/math" xmlns:v="urn:schemas-microsoft-com:vml" xmlns:wp14="http://schemas.microsoft.com/office/word/2010/wordprocessingDrawing" xmlns:wp="http://schemas.openxmlformats.org/drawingml/2006/wordprocessingDrawing" xmlns:w10="urn:schemas-microsoft-com:office:word" xmlns:w="http://schemas.openxmlformats.org/wordprocessingml/2006/main" xmlns:w14="http://schemas.microsoft.com/office/word/2010/wordml" xmlns:wpg="http://schemas.microsoft.com/office/word/2010/wordprocessingGroup" xmlns:wpi="http://schemas.microsoft.com/office/word/2010/wordprocessingInk" xmlns:wne="http://schemas.microsoft.com/office/word/2006/wordml" xmlns:wps="http://schemas.microsoft.com/office/word/2010/wordprocessingShape" xmlns:wpsCustomData="http://www.wps.cn/officeDocument/2013/wpsCustomData" mc:Ignorable="w14 wp14">
+<w:numbering xmlns:wpc="http://schemas.microsoft.com/office/word/2010/wordprocessingCanvas" xmlns:mc="http://schemas.openxmlformats.org/markup-compatibility/2006" xmlns:o="urn:schemas-microsoft-com:office:office" xmlns:r="http://schemas.openxmlformats.org/officeDocument/2006/relationships" xmlns:m="http://schemas.openxmlformats.org/officeDocument/2006/math" xmlns:v="urn:schemas-microsoft-com:vml" xmlns:wp14="http://schemas.microsoft.com/office/word/2010/wordprocessingDrawing" xmlns:wp="http://schemas.openxmlformats.org/drawingml/2006/wordprocessingDrawing" xmlns:w10="urn:schemas-microsoft-com:office:word" xmlns:w="http://schemas.openxmlformats.org/wordprocessingml/2006/main" xmlns:w14="http://schemas.microsoft.com/office/word/2010/wordml" xmlns:w15="http://schemas.microsoft.com/office/word/2012/wordml" xmlns:wne="http://schemas.microsoft.com/office/word/2006/wordml" xmlns:wpg="http://schemas.microsoft.com/office/word/2010/wordprocessingGroup" xmlns:wpi="http://schemas.microsoft.com/office/word/2010/wordprocessingInk" xmlns:wps="http://schemas.microsoft.com/office/word/2010/wordprocessingShape" mc:Ignorable="w14 w15 wp14">
   <w:abstractNum w:abstractNumId="0">
     <w:nsid w:val="8E964DCE"/>
     <w:multiLevelType w:val="multilevel"/>
     <w:tmpl w:val="8E964DCE"/>
-    <w:lvl w:ilvl="0" w:tentative="0">
+    <w:lvl w:ilvl="0">
       <w:start w:val="1"/>
       <w:numFmt w:val="decimal"/>
-      <w:pStyle w:val="2"/>
+      <w:pStyle w:val="Heading1"/>
       <w:lvlText w:val="%1."/>
       <w:lvlJc w:val="left"/>
       <w:pPr>
@@ -5248,10 +5168,10 @@
         <w:rFonts w:hint="default"/>
       </w:rPr>
     </w:lvl>
-    <w:lvl w:ilvl="1" w:tentative="0">
+    <w:lvl w:ilvl="1">
       <w:start w:val="1"/>
       <w:numFmt w:val="decimal"/>
-      <w:pStyle w:val="3"/>
+      <w:pStyle w:val="Heading2"/>
       <w:lvlText w:val="%1.%2."/>
       <w:lvlJc w:val="left"/>
       <w:pPr>
@@ -5261,10 +5181,10 @@
         <w:rFonts w:hint="default"/>
       </w:rPr>
     </w:lvl>
-    <w:lvl w:ilvl="2" w:tentative="0">
+    <w:lvl w:ilvl="2">
       <w:start w:val="1"/>
       <w:numFmt w:val="decimal"/>
-      <w:pStyle w:val="4"/>
+      <w:pStyle w:val="Heading3"/>
       <w:lvlText w:val="%1.%2.%3."/>
       <w:lvlJc w:val="left"/>
       <w:pPr>
@@ -5274,10 +5194,10 @@
         <w:rFonts w:hint="default"/>
       </w:rPr>
     </w:lvl>
-    <w:lvl w:ilvl="3" w:tentative="0">
+    <w:lvl w:ilvl="3">
       <w:start w:val="1"/>
       <w:numFmt w:val="decimal"/>
-      <w:pStyle w:val="5"/>
+      <w:pStyle w:val="Heading4"/>
       <w:lvlText w:val="%1.%2.%3.%4."/>
       <w:lvlJc w:val="left"/>
       <w:pPr>
@@ -5287,10 +5207,10 @@
         <w:rFonts w:hint="default"/>
       </w:rPr>
     </w:lvl>
-    <w:lvl w:ilvl="4" w:tentative="0">
+    <w:lvl w:ilvl="4">
       <w:start w:val="1"/>
       <w:numFmt w:val="decimal"/>
-      <w:pStyle w:val="6"/>
+      <w:pStyle w:val="Heading5"/>
       <w:lvlText w:val="%1.%2.%3.%4.%5."/>
       <w:lvlJc w:val="left"/>
       <w:pPr>
@@ -5300,10 +5220,10 @@
         <w:rFonts w:hint="default"/>
       </w:rPr>
     </w:lvl>
-    <w:lvl w:ilvl="5" w:tentative="0">
+    <w:lvl w:ilvl="5">
       <w:start w:val="1"/>
       <w:numFmt w:val="decimal"/>
-      <w:pStyle w:val="7"/>
+      <w:pStyle w:val="Heading6"/>
       <w:lvlText w:val="%1.%2.%3.%4.%5.%6."/>
       <w:lvlJc w:val="left"/>
       <w:pPr>
@@ -5313,10 +5233,10 @@
         <w:rFonts w:hint="default"/>
       </w:rPr>
     </w:lvl>
-    <w:lvl w:ilvl="6" w:tentative="0">
+    <w:lvl w:ilvl="6">
       <w:start w:val="1"/>
       <w:numFmt w:val="decimal"/>
-      <w:pStyle w:val="8"/>
+      <w:pStyle w:val="Heading7"/>
       <w:lvlText w:val="%1.%2.%3.%4.%5.%6.%7."/>
       <w:lvlJc w:val="left"/>
       <w:pPr>
@@ -5326,10 +5246,10 @@
         <w:rFonts w:hint="default"/>
       </w:rPr>
     </w:lvl>
-    <w:lvl w:ilvl="7" w:tentative="0">
+    <w:lvl w:ilvl="7">
       <w:start w:val="1"/>
       <w:numFmt w:val="decimal"/>
-      <w:pStyle w:val="9"/>
+      <w:pStyle w:val="Heading8"/>
       <w:lvlText w:val="%1.%2.%3.%4.%5.%6.%7.%8."/>
       <w:lvlJc w:val="left"/>
       <w:pPr>
@@ -5339,10 +5259,10 @@
         <w:rFonts w:hint="default"/>
       </w:rPr>
     </w:lvl>
-    <w:lvl w:ilvl="8" w:tentative="0">
+    <w:lvl w:ilvl="8">
       <w:start w:val="1"/>
       <w:numFmt w:val="decimal"/>
-      <w:pStyle w:val="10"/>
+      <w:pStyle w:val="Heading9"/>
       <w:lvlText w:val="%1.%2.%3.%4.%5.%6.%7.%8.%9."/>
       <w:lvlJc w:val="left"/>
       <w:pPr>
@@ -5360,269 +5280,267 @@
 </file>
 
 <file path=word/styles.xml><?xml version="1.0" encoding="utf-8"?>
-<w:styles xmlns:mc="http://schemas.openxmlformats.org/markup-compatibility/2006" xmlns:o="urn:schemas-microsoft-com:office:office" xmlns:r="http://schemas.openxmlformats.org/officeDocument/2006/relationships" xmlns:m="http://schemas.openxmlformats.org/officeDocument/2006/math" xmlns:v="urn:schemas-microsoft-com:vml" xmlns:w="http://schemas.openxmlformats.org/wordprocessingml/2006/main" xmlns:w14="http://schemas.microsoft.com/office/word/2010/wordml" xmlns:w10="urn:schemas-microsoft-com:office:word" xmlns:sl="http://schemas.openxmlformats.org/schemaLibrary/2006/main" xmlns:wpsCustomData="http://www.wps.cn/officeDocument/2013/wpsCustomData" mc:Ignorable="w14">
+<w:styles xmlns:mc="http://schemas.openxmlformats.org/markup-compatibility/2006" xmlns:r="http://schemas.openxmlformats.org/officeDocument/2006/relationships" xmlns:w="http://schemas.openxmlformats.org/wordprocessingml/2006/main" xmlns:w14="http://schemas.microsoft.com/office/word/2010/wordml" xmlns:w15="http://schemas.microsoft.com/office/word/2012/wordml" mc:Ignorable="w14 w15">
   <w:docDefaults>
     <w:rPrDefault>
       <w:rPr>
-        <w:rFonts w:ascii="Times New Roman" w:hAnsi="Times New Roman" w:eastAsia="宋体" w:cs="Times New Roman"/>
+        <w:rFonts w:ascii="Times New Roman" w:eastAsia="宋体" w:hAnsi="Times New Roman" w:cs="Times New Roman"/>
       </w:rPr>
     </w:rPrDefault>
     <w:pPrDefault/>
   </w:docDefaults>
-  <w:latentStyles w:count="260" w:defQFormat="0" w:defUnhideWhenUsed="1" w:defSemiHidden="1" w:defUIPriority="99" w:defLockedState="0">
-    <w:lsdException w:qFormat="1" w:unhideWhenUsed="0" w:uiPriority="0" w:semiHidden="0" w:name="Normal"/>
-    <w:lsdException w:qFormat="1" w:unhideWhenUsed="0" w:uiPriority="0" w:semiHidden="0" w:name="heading 1"/>
-    <w:lsdException w:qFormat="1" w:uiPriority="0" w:semiHidden="0" w:name="heading 2"/>
-    <w:lsdException w:qFormat="1" w:uiPriority="0" w:name="heading 3"/>
-    <w:lsdException w:qFormat="1" w:uiPriority="0" w:semiHidden="0" w:name="heading 4"/>
-    <w:lsdException w:qFormat="1" w:uiPriority="0" w:name="heading 5"/>
-    <w:lsdException w:qFormat="1" w:uiPriority="0" w:name="heading 6"/>
-    <w:lsdException w:qFormat="1" w:uiPriority="0" w:name="heading 7"/>
-    <w:lsdException w:qFormat="1" w:uiPriority="0" w:name="heading 8"/>
-    <w:lsdException w:qFormat="1" w:uiPriority="0" w:name="heading 9"/>
-    <w:lsdException w:unhideWhenUsed="0" w:uiPriority="0" w:semiHidden="0" w:name="index 1"/>
-    <w:lsdException w:unhideWhenUsed="0" w:uiPriority="0" w:semiHidden="0" w:name="index 2"/>
-    <w:lsdException w:unhideWhenUsed="0" w:uiPriority="0" w:semiHidden="0" w:name="index 3"/>
-    <w:lsdException w:unhideWhenUsed="0" w:uiPriority="0" w:semiHidden="0" w:name="index 4"/>
-    <w:lsdException w:unhideWhenUsed="0" w:uiPriority="0" w:semiHidden="0" w:name="index 5"/>
-    <w:lsdException w:unhideWhenUsed="0" w:uiPriority="0" w:semiHidden="0" w:name="index 6"/>
-    <w:lsdException w:unhideWhenUsed="0" w:uiPriority="0" w:semiHidden="0" w:name="index 7"/>
-    <w:lsdException w:unhideWhenUsed="0" w:uiPriority="0" w:semiHidden="0" w:name="index 8"/>
-    <w:lsdException w:unhideWhenUsed="0" w:uiPriority="0" w:semiHidden="0" w:name="index 9"/>
-    <w:lsdException w:qFormat="1" w:unhideWhenUsed="0" w:uiPriority="0" w:semiHidden="0" w:name="toc 1"/>
-    <w:lsdException w:qFormat="1" w:unhideWhenUsed="0" w:uiPriority="0" w:semiHidden="0" w:name="toc 2"/>
-    <w:lsdException w:qFormat="1" w:unhideWhenUsed="0" w:uiPriority="0" w:semiHidden="0" w:name="toc 3"/>
-    <w:lsdException w:unhideWhenUsed="0" w:uiPriority="0" w:semiHidden="0" w:name="toc 4"/>
-    <w:lsdException w:unhideWhenUsed="0" w:uiPriority="0" w:semiHidden="0" w:name="toc 5"/>
-    <w:lsdException w:unhideWhenUsed="0" w:uiPriority="0" w:semiHidden="0" w:name="toc 6"/>
-    <w:lsdException w:unhideWhenUsed="0" w:uiPriority="0" w:semiHidden="0" w:name="toc 7"/>
-    <w:lsdException w:unhideWhenUsed="0" w:uiPriority="0" w:semiHidden="0" w:name="toc 8"/>
-    <w:lsdException w:unhideWhenUsed="0" w:uiPriority="0" w:semiHidden="0" w:name="toc 9"/>
-    <w:lsdException w:unhideWhenUsed="0" w:uiPriority="0" w:semiHidden="0" w:name="Normal Indent"/>
-    <w:lsdException w:unhideWhenUsed="0" w:uiPriority="0" w:semiHidden="0" w:name="footnote text"/>
-    <w:lsdException w:qFormat="1" w:unhideWhenUsed="0" w:uiPriority="0" w:semiHidden="0" w:name="annotation text"/>
-    <w:lsdException w:qFormat="1" w:unhideWhenUsed="0" w:uiPriority="0" w:semiHidden="0" w:name="header"/>
-    <w:lsdException w:qFormat="1" w:unhideWhenUsed="0" w:uiPriority="0" w:semiHidden="0" w:name="footer"/>
-    <w:lsdException w:unhideWhenUsed="0" w:uiPriority="0" w:semiHidden="0" w:name="index heading"/>
-    <w:lsdException w:qFormat="1" w:uiPriority="0" w:name="caption"/>
-    <w:lsdException w:unhideWhenUsed="0" w:uiPriority="0" w:semiHidden="0" w:name="table of figures"/>
-    <w:lsdException w:unhideWhenUsed="0" w:uiPriority="0" w:semiHidden="0" w:name="envelope address"/>
-    <w:lsdException w:unhideWhenUsed="0" w:uiPriority="0" w:semiHidden="0" w:name="envelope return"/>
-    <w:lsdException w:unhideWhenUsed="0" w:uiPriority="0" w:semiHidden="0" w:name="footnote reference"/>
-    <w:lsdException w:unhideWhenUsed="0" w:uiPriority="0" w:semiHidden="0" w:name="annotation reference"/>
-    <w:lsdException w:unhideWhenUsed="0" w:uiPriority="0" w:semiHidden="0" w:name="line number"/>
-    <w:lsdException w:unhideWhenUsed="0" w:uiPriority="0" w:semiHidden="0" w:name="page number"/>
-    <w:lsdException w:unhideWhenUsed="0" w:uiPriority="0" w:semiHidden="0" w:name="endnote reference"/>
-    <w:lsdException w:unhideWhenUsed="0" w:uiPriority="0" w:semiHidden="0" w:name="endnote text"/>
-    <w:lsdException w:unhideWhenUsed="0" w:uiPriority="0" w:semiHidden="0" w:name="table of authorities"/>
-    <w:lsdException w:unhideWhenUsed="0" w:uiPriority="0" w:semiHidden="0" w:name="macro"/>
-    <w:lsdException w:unhideWhenUsed="0" w:uiPriority="0" w:semiHidden="0" w:name="toa heading"/>
-    <w:lsdException w:unhideWhenUsed="0" w:uiPriority="0" w:semiHidden="0" w:name="List"/>
-    <w:lsdException w:unhideWhenUsed="0" w:uiPriority="0" w:semiHidden="0" w:name="List Bullet"/>
-    <w:lsdException w:unhideWhenUsed="0" w:uiPriority="0" w:semiHidden="0" w:name="List Number"/>
-    <w:lsdException w:unhideWhenUsed="0" w:uiPriority="0" w:semiHidden="0" w:name="List 2"/>
-    <w:lsdException w:unhideWhenUsed="0" w:uiPriority="0" w:semiHidden="0" w:name="List 3"/>
-    <w:lsdException w:unhideWhenUsed="0" w:uiPriority="0" w:semiHidden="0" w:name="List 4"/>
-    <w:lsdException w:unhideWhenUsed="0" w:uiPriority="0" w:semiHidden="0" w:name="List 5"/>
-    <w:lsdException w:unhideWhenUsed="0" w:uiPriority="0" w:semiHidden="0" w:name="List Bullet 2"/>
-    <w:lsdException w:unhideWhenUsed="0" w:uiPriority="0" w:semiHidden="0" w:name="List Bullet 3"/>
-    <w:lsdException w:unhideWhenUsed="0" w:uiPriority="0" w:semiHidden="0" w:name="List Bullet 4"/>
-    <w:lsdException w:unhideWhenUsed="0" w:uiPriority="0" w:semiHidden="0" w:name="List Bullet 5"/>
-    <w:lsdException w:unhideWhenUsed="0" w:uiPriority="0" w:semiHidden="0" w:name="List Number 2"/>
-    <w:lsdException w:unhideWhenUsed="0" w:uiPriority="0" w:semiHidden="0" w:name="List Number 3"/>
-    <w:lsdException w:unhideWhenUsed="0" w:uiPriority="0" w:semiHidden="0" w:name="List Number 4"/>
-    <w:lsdException w:unhideWhenUsed="0" w:uiPriority="0" w:semiHidden="0" w:name="List Number 5"/>
-    <w:lsdException w:qFormat="1" w:unhideWhenUsed="0" w:uiPriority="0" w:semiHidden="0" w:name="Title"/>
-    <w:lsdException w:unhideWhenUsed="0" w:uiPriority="0" w:semiHidden="0" w:name="Closing"/>
-    <w:lsdException w:unhideWhenUsed="0" w:uiPriority="0" w:semiHidden="0" w:name="Signature"/>
-    <w:lsdException w:qFormat="1" w:unhideWhenUsed="0" w:uiPriority="0" w:name="Default Paragraph Font"/>
-    <w:lsdException w:qFormat="1" w:unhideWhenUsed="0" w:uiPriority="0" w:name="Body Text"/>
-    <w:lsdException w:unhideWhenUsed="0" w:uiPriority="0" w:semiHidden="0" w:name="Body Text Indent"/>
-    <w:lsdException w:unhideWhenUsed="0" w:uiPriority="0" w:semiHidden="0" w:name="List Continue"/>
-    <w:lsdException w:unhideWhenUsed="0" w:uiPriority="0" w:semiHidden="0" w:name="List Continue 2"/>
-    <w:lsdException w:unhideWhenUsed="0" w:uiPriority="0" w:semiHidden="0" w:name="List Continue 3"/>
-    <w:lsdException w:unhideWhenUsed="0" w:uiPriority="0" w:semiHidden="0" w:name="List Continue 4"/>
-    <w:lsdException w:unhideWhenUsed="0" w:uiPriority="0" w:semiHidden="0" w:name="List Continue 5"/>
-    <w:lsdException w:unhideWhenUsed="0" w:uiPriority="0" w:semiHidden="0" w:name="Message Header"/>
-    <w:lsdException w:qFormat="1" w:unhideWhenUsed="0" w:uiPriority="0" w:semiHidden="0" w:name="Subtitle"/>
-    <w:lsdException w:unhideWhenUsed="0" w:uiPriority="0" w:semiHidden="0" w:name="Salutation"/>
-    <w:lsdException w:unhideWhenUsed="0" w:uiPriority="0" w:semiHidden="0" w:name="Date"/>
-    <w:lsdException w:unhideWhenUsed="0" w:uiPriority="0" w:semiHidden="0" w:name="Body Text First Indent"/>
-    <w:lsdException w:unhideWhenUsed="0" w:uiPriority="0" w:semiHidden="0" w:name="Body Text First Indent 2"/>
-    <w:lsdException w:uiPriority="99" w:name="Note Heading"/>
-    <w:lsdException w:unhideWhenUsed="0" w:uiPriority="0" w:semiHidden="0" w:name="Body Text 2"/>
-    <w:lsdException w:unhideWhenUsed="0" w:uiPriority="0" w:semiHidden="0" w:name="Body Text 3"/>
-    <w:lsdException w:unhideWhenUsed="0" w:uiPriority="0" w:semiHidden="0" w:name="Body Text Indent 2"/>
-    <w:lsdException w:unhideWhenUsed="0" w:uiPriority="0" w:semiHidden="0" w:name="Body Text Indent 3"/>
-    <w:lsdException w:unhideWhenUsed="0" w:uiPriority="0" w:semiHidden="0" w:name="Block Text"/>
-    <w:lsdException w:unhideWhenUsed="0" w:uiPriority="0" w:semiHidden="0" w:name="Hyperlink"/>
-    <w:lsdException w:unhideWhenUsed="0" w:uiPriority="0" w:semiHidden="0" w:name="FollowedHyperlink"/>
-    <w:lsdException w:qFormat="1" w:unhideWhenUsed="0" w:uiPriority="0" w:semiHidden="0" w:name="Strong"/>
-    <w:lsdException w:qFormat="1" w:unhideWhenUsed="0" w:uiPriority="0" w:semiHidden="0" w:name="Emphasis"/>
-    <w:lsdException w:unhideWhenUsed="0" w:uiPriority="0" w:semiHidden="0" w:name="Document Map"/>
-    <w:lsdException w:unhideWhenUsed="0" w:uiPriority="0" w:semiHidden="0" w:name="Plain Text"/>
-    <w:lsdException w:unhideWhenUsed="0" w:uiPriority="0" w:semiHidden="0" w:name="E-mail Signature"/>
-    <w:lsdException w:qFormat="1" w:unhideWhenUsed="0" w:uiPriority="0" w:semiHidden="0" w:name="Normal (Web)"/>
-    <w:lsdException w:unhideWhenUsed="0" w:uiPriority="0" w:semiHidden="0" w:name="HTML Acronym"/>
-    <w:lsdException w:unhideWhenUsed="0" w:uiPriority="0" w:semiHidden="0" w:name="HTML Address"/>
-    <w:lsdException w:unhideWhenUsed="0" w:uiPriority="0" w:semiHidden="0" w:name="HTML Cite"/>
-    <w:lsdException w:unhideWhenUsed="0" w:uiPriority="0" w:semiHidden="0" w:name="HTML Code"/>
-    <w:lsdException w:unhideWhenUsed="0" w:uiPriority="0" w:semiHidden="0" w:name="HTML Definition"/>
-    <w:lsdException w:unhideWhenUsed="0" w:uiPriority="0" w:semiHidden="0" w:name="HTML Keyboard"/>
-    <w:lsdException w:unhideWhenUsed="0" w:uiPriority="0" w:semiHidden="0" w:name="HTML Preformatted"/>
-    <w:lsdException w:unhideWhenUsed="0" w:uiPriority="0" w:semiHidden="0" w:name="HTML Sample"/>
-    <w:lsdException w:unhideWhenUsed="0" w:uiPriority="0" w:semiHidden="0" w:name="HTML Typewriter"/>
-    <w:lsdException w:unhideWhenUsed="0" w:uiPriority="0" w:semiHidden="0" w:name="HTML Variable"/>
-    <w:lsdException w:qFormat="1" w:unhideWhenUsed="0" w:uiPriority="0" w:name="Normal Table"/>
-    <w:lsdException w:unhideWhenUsed="0" w:uiPriority="0" w:semiHidden="0" w:name="annotation subject"/>
-    <w:lsdException w:unhideWhenUsed="0" w:uiPriority="0" w:semiHidden="0" w:name="Table Simple 1"/>
-    <w:lsdException w:unhideWhenUsed="0" w:uiPriority="0" w:semiHidden="0" w:name="Table Simple 2"/>
-    <w:lsdException w:unhideWhenUsed="0" w:uiPriority="0" w:semiHidden="0" w:name="Table Simple 3"/>
-    <w:lsdException w:unhideWhenUsed="0" w:uiPriority="0" w:semiHidden="0" w:name="Table Classic 1"/>
-    <w:lsdException w:unhideWhenUsed="0" w:uiPriority="0" w:semiHidden="0" w:name="Table Classic 2"/>
-    <w:lsdException w:unhideWhenUsed="0" w:uiPriority="0" w:semiHidden="0" w:name="Table Classic 3"/>
-    <w:lsdException w:unhideWhenUsed="0" w:uiPriority="0" w:semiHidden="0" w:name="Table Classic 4"/>
-    <w:lsdException w:unhideWhenUsed="0" w:uiPriority="0" w:semiHidden="0" w:name="Table Colorful 1"/>
-    <w:lsdException w:unhideWhenUsed="0" w:uiPriority="0" w:semiHidden="0" w:name="Table Colorful 2"/>
-    <w:lsdException w:unhideWhenUsed="0" w:uiPriority="0" w:semiHidden="0" w:name="Table Colorful 3"/>
-    <w:lsdException w:unhideWhenUsed="0" w:uiPriority="0" w:semiHidden="0" w:name="Table Columns 1"/>
-    <w:lsdException w:unhideWhenUsed="0" w:uiPriority="0" w:semiHidden="0" w:name="Table Columns 2"/>
-    <w:lsdException w:unhideWhenUsed="0" w:uiPriority="0" w:semiHidden="0" w:name="Table Columns 3"/>
-    <w:lsdException w:unhideWhenUsed="0" w:uiPriority="0" w:semiHidden="0" w:name="Table Columns 4"/>
-    <w:lsdException w:unhideWhenUsed="0" w:uiPriority="0" w:semiHidden="0" w:name="Table Columns 5"/>
-    <w:lsdException w:unhideWhenUsed="0" w:uiPriority="0" w:semiHidden="0" w:name="Table Grid 1"/>
-    <w:lsdException w:unhideWhenUsed="0" w:uiPriority="0" w:semiHidden="0" w:name="Table Grid 2"/>
-    <w:lsdException w:unhideWhenUsed="0" w:uiPriority="0" w:semiHidden="0" w:name="Table Grid 3"/>
-    <w:lsdException w:unhideWhenUsed="0" w:uiPriority="0" w:semiHidden="0" w:name="Table Grid 4"/>
-    <w:lsdException w:unhideWhenUsed="0" w:uiPriority="0" w:semiHidden="0" w:name="Table Grid 5"/>
-    <w:lsdException w:unhideWhenUsed="0" w:uiPriority="0" w:semiHidden="0" w:name="Table Grid 6"/>
-    <w:lsdException w:unhideWhenUsed="0" w:uiPriority="0" w:semiHidden="0" w:name="Table Grid 7"/>
-    <w:lsdException w:unhideWhenUsed="0" w:uiPriority="0" w:semiHidden="0" w:name="Table Grid 8"/>
-    <w:lsdException w:unhideWhenUsed="0" w:uiPriority="0" w:semiHidden="0" w:name="Table List 1"/>
-    <w:lsdException w:unhideWhenUsed="0" w:uiPriority="0" w:semiHidden="0" w:name="Table List 2"/>
-    <w:lsdException w:unhideWhenUsed="0" w:uiPriority="0" w:semiHidden="0" w:name="Table List 3"/>
-    <w:lsdException w:unhideWhenUsed="0" w:uiPriority="0" w:semiHidden="0" w:name="Table List 4"/>
-    <w:lsdException w:unhideWhenUsed="0" w:uiPriority="0" w:semiHidden="0" w:name="Table List 5"/>
-    <w:lsdException w:unhideWhenUsed="0" w:uiPriority="0" w:semiHidden="0" w:name="Table List 6"/>
-    <w:lsdException w:unhideWhenUsed="0" w:uiPriority="0" w:semiHidden="0" w:name="Table List 7"/>
-    <w:lsdException w:unhideWhenUsed="0" w:uiPriority="0" w:semiHidden="0" w:name="Table List 8"/>
-    <w:lsdException w:unhideWhenUsed="0" w:uiPriority="0" w:semiHidden="0" w:name="Table 3D effects 1"/>
-    <w:lsdException w:unhideWhenUsed="0" w:uiPriority="0" w:semiHidden="0" w:name="Table 3D effects 2"/>
-    <w:lsdException w:unhideWhenUsed="0" w:uiPriority="0" w:semiHidden="0" w:name="Table 3D effects 3"/>
-    <w:lsdException w:unhideWhenUsed="0" w:uiPriority="0" w:semiHidden="0" w:name="Table Contemporary"/>
-    <w:lsdException w:unhideWhenUsed="0" w:uiPriority="0" w:semiHidden="0" w:name="Table Elegant"/>
-    <w:lsdException w:unhideWhenUsed="0" w:uiPriority="0" w:semiHidden="0" w:name="Table Professional"/>
-    <w:lsdException w:unhideWhenUsed="0" w:uiPriority="0" w:semiHidden="0" w:name="Table Subtle 1"/>
-    <w:lsdException w:unhideWhenUsed="0" w:uiPriority="0" w:semiHidden="0" w:name="Table Subtle 2"/>
-    <w:lsdException w:unhideWhenUsed="0" w:uiPriority="0" w:semiHidden="0" w:name="Table Web 1"/>
-    <w:lsdException w:unhideWhenUsed="0" w:uiPriority="0" w:semiHidden="0" w:name="Table Web 2"/>
-    <w:lsdException w:unhideWhenUsed="0" w:uiPriority="0" w:semiHidden="0" w:name="Table Web 3"/>
-    <w:lsdException w:unhideWhenUsed="0" w:uiPriority="0" w:semiHidden="0" w:name="Balloon Text"/>
-    <w:lsdException w:qFormat="1" w:unhideWhenUsed="0" w:uiPriority="0" w:semiHidden="0" w:name="Table Grid"/>
-    <w:lsdException w:unhideWhenUsed="0" w:uiPriority="0" w:semiHidden="0" w:name="Table Theme"/>
-    <w:lsdException w:unhideWhenUsed="0" w:uiPriority="60" w:semiHidden="0" w:name="Light Shading"/>
-    <w:lsdException w:unhideWhenUsed="0" w:uiPriority="61" w:semiHidden="0" w:name="Light List"/>
-    <w:lsdException w:unhideWhenUsed="0" w:uiPriority="62" w:semiHidden="0" w:name="Light Grid"/>
-    <w:lsdException w:unhideWhenUsed="0" w:uiPriority="63" w:semiHidden="0" w:name="Medium Shading 1"/>
-    <w:lsdException w:unhideWhenUsed="0" w:uiPriority="64" w:semiHidden="0" w:name="Medium Shading 2"/>
-    <w:lsdException w:unhideWhenUsed="0" w:uiPriority="65" w:semiHidden="0" w:name="Medium List 1"/>
-    <w:lsdException w:unhideWhenUsed="0" w:uiPriority="66" w:semiHidden="0" w:name="Medium List 2"/>
-    <w:lsdException w:unhideWhenUsed="0" w:uiPriority="67" w:semiHidden="0" w:name="Medium Grid 1"/>
-    <w:lsdException w:unhideWhenUsed="0" w:uiPriority="68" w:semiHidden="0" w:name="Medium Grid 2"/>
-    <w:lsdException w:unhideWhenUsed="0" w:uiPriority="69" w:semiHidden="0" w:name="Medium Grid 3"/>
-    <w:lsdException w:unhideWhenUsed="0" w:uiPriority="70" w:semiHidden="0" w:name="Dark List"/>
-    <w:lsdException w:unhideWhenUsed="0" w:uiPriority="71" w:semiHidden="0" w:name="Colorful Shading"/>
-    <w:lsdException w:unhideWhenUsed="0" w:uiPriority="72" w:semiHidden="0" w:name="Colorful List"/>
-    <w:lsdException w:unhideWhenUsed="0" w:uiPriority="73" w:semiHidden="0" w:name="Colorful Grid"/>
-    <w:lsdException w:unhideWhenUsed="0" w:uiPriority="60" w:semiHidden="0" w:name="Light Shading Accent 1"/>
-    <w:lsdException w:unhideWhenUsed="0" w:uiPriority="61" w:semiHidden="0" w:name="Light List Accent 1"/>
-    <w:lsdException w:unhideWhenUsed="0" w:uiPriority="62" w:semiHidden="0" w:name="Light Grid Accent 1"/>
-    <w:lsdException w:unhideWhenUsed="0" w:uiPriority="63" w:semiHidden="0" w:name="Medium Shading 1 Accent 1"/>
-    <w:lsdException w:unhideWhenUsed="0" w:uiPriority="64" w:semiHidden="0" w:name="Medium Shading 2 Accent 1"/>
-    <w:lsdException w:unhideWhenUsed="0" w:uiPriority="65" w:semiHidden="0" w:name="Medium List 1 Accent 1"/>
-    <w:lsdException w:unhideWhenUsed="0" w:uiPriority="66" w:semiHidden="0" w:name="Medium List 2 Accent 1"/>
-    <w:lsdException w:unhideWhenUsed="0" w:uiPriority="67" w:semiHidden="0" w:name="Medium Grid 1 Accent 1"/>
-    <w:lsdException w:unhideWhenUsed="0" w:uiPriority="68" w:semiHidden="0" w:name="Medium Grid 2 Accent 1"/>
-    <w:lsdException w:unhideWhenUsed="0" w:uiPriority="69" w:semiHidden="0" w:name="Medium Grid 3 Accent 1"/>
-    <w:lsdException w:unhideWhenUsed="0" w:uiPriority="70" w:semiHidden="0" w:name="Dark List Accent 1"/>
-    <w:lsdException w:unhideWhenUsed="0" w:uiPriority="71" w:semiHidden="0" w:name="Colorful Shading Accent 1"/>
-    <w:lsdException w:unhideWhenUsed="0" w:uiPriority="72" w:semiHidden="0" w:name="Colorful List Accent 1"/>
-    <w:lsdException w:unhideWhenUsed="0" w:uiPriority="73" w:semiHidden="0" w:name="Colorful Grid Accent 1"/>
-    <w:lsdException w:unhideWhenUsed="0" w:uiPriority="60" w:semiHidden="0" w:name="Light Shading Accent 2"/>
-    <w:lsdException w:unhideWhenUsed="0" w:uiPriority="61" w:semiHidden="0" w:name="Light List Accent 2"/>
-    <w:lsdException w:unhideWhenUsed="0" w:uiPriority="62" w:semiHidden="0" w:name="Light Grid Accent 2"/>
-    <w:lsdException w:unhideWhenUsed="0" w:uiPriority="63" w:semiHidden="0" w:name="Medium Shading 1 Accent 2"/>
-    <w:lsdException w:unhideWhenUsed="0" w:uiPriority="64" w:semiHidden="0" w:name="Medium Shading 2 Accent 2"/>
-    <w:lsdException w:unhideWhenUsed="0" w:uiPriority="65" w:semiHidden="0" w:name="Medium List 1 Accent 2"/>
-    <w:lsdException w:unhideWhenUsed="0" w:uiPriority="66" w:semiHidden="0" w:name="Medium List 2 Accent 2"/>
-    <w:lsdException w:unhideWhenUsed="0" w:uiPriority="67" w:semiHidden="0" w:name="Medium Grid 1 Accent 2"/>
-    <w:lsdException w:unhideWhenUsed="0" w:uiPriority="68" w:semiHidden="0" w:name="Medium Grid 2 Accent 2"/>
-    <w:lsdException w:unhideWhenUsed="0" w:uiPriority="69" w:semiHidden="0" w:name="Medium Grid 3 Accent 2"/>
-    <w:lsdException w:unhideWhenUsed="0" w:uiPriority="70" w:semiHidden="0" w:name="Dark List Accent 2"/>
-    <w:lsdException w:unhideWhenUsed="0" w:uiPriority="71" w:semiHidden="0" w:name="Colorful Shading Accent 2"/>
-    <w:lsdException w:unhideWhenUsed="0" w:uiPriority="72" w:semiHidden="0" w:name="Colorful List Accent 2"/>
-    <w:lsdException w:unhideWhenUsed="0" w:uiPriority="73" w:semiHidden="0" w:name="Colorful Grid Accent 2"/>
-    <w:lsdException w:unhideWhenUsed="0" w:uiPriority="60" w:semiHidden="0" w:name="Light Shading Accent 3"/>
-    <w:lsdException w:unhideWhenUsed="0" w:uiPriority="61" w:semiHidden="0" w:name="Light List Accent 3"/>
-    <w:lsdException w:unhideWhenUsed="0" w:uiPriority="62" w:semiHidden="0" w:name="Light Grid Accent 3"/>
-    <w:lsdException w:unhideWhenUsed="0" w:uiPriority="63" w:semiHidden="0" w:name="Medium Shading 1 Accent 3"/>
-    <w:lsdException w:unhideWhenUsed="0" w:uiPriority="64" w:semiHidden="0" w:name="Medium Shading 2 Accent 3"/>
-    <w:lsdException w:unhideWhenUsed="0" w:uiPriority="65" w:semiHidden="0" w:name="Medium List 1 Accent 3"/>
-    <w:lsdException w:unhideWhenUsed="0" w:uiPriority="66" w:semiHidden="0" w:name="Medium List 2 Accent 3"/>
-    <w:lsdException w:unhideWhenUsed="0" w:uiPriority="67" w:semiHidden="0" w:name="Medium Grid 1 Accent 3"/>
-    <w:lsdException w:unhideWhenUsed="0" w:uiPriority="68" w:semiHidden="0" w:name="Medium Grid 2 Accent 3"/>
-    <w:lsdException w:unhideWhenUsed="0" w:uiPriority="69" w:semiHidden="0" w:name="Medium Grid 3 Accent 3"/>
-    <w:lsdException w:unhideWhenUsed="0" w:uiPriority="70" w:semiHidden="0" w:name="Dark List Accent 3"/>
-    <w:lsdException w:unhideWhenUsed="0" w:uiPriority="71" w:semiHidden="0" w:name="Colorful Shading Accent 3"/>
-    <w:lsdException w:unhideWhenUsed="0" w:uiPriority="72" w:semiHidden="0" w:name="Colorful List Accent 3"/>
-    <w:lsdException w:unhideWhenUsed="0" w:uiPriority="73" w:semiHidden="0" w:name="Colorful Grid Accent 3"/>
-    <w:lsdException w:unhideWhenUsed="0" w:uiPriority="60" w:semiHidden="0" w:name="Light Shading Accent 4"/>
-    <w:lsdException w:unhideWhenUsed="0" w:uiPriority="61" w:semiHidden="0" w:name="Light List Accent 4"/>
-    <w:lsdException w:unhideWhenUsed="0" w:uiPriority="62" w:semiHidden="0" w:name="Light Grid Accent 4"/>
-    <w:lsdException w:unhideWhenUsed="0" w:uiPriority="63" w:semiHidden="0" w:name="Medium Shading 1 Accent 4"/>
-    <w:lsdException w:unhideWhenUsed="0" w:uiPriority="64" w:semiHidden="0" w:name="Medium Shading 2 Accent 4"/>
-    <w:lsdException w:unhideWhenUsed="0" w:uiPriority="65" w:semiHidden="0" w:name="Medium List 1 Accent 4"/>
-    <w:lsdException w:unhideWhenUsed="0" w:uiPriority="66" w:semiHidden="0" w:name="Medium List 2 Accent 4"/>
-    <w:lsdException w:unhideWhenUsed="0" w:uiPriority="67" w:semiHidden="0" w:name="Medium Grid 1 Accent 4"/>
-    <w:lsdException w:unhideWhenUsed="0" w:uiPriority="68" w:semiHidden="0" w:name="Medium Grid 2 Accent 4"/>
-    <w:lsdException w:unhideWhenUsed="0" w:uiPriority="69" w:semiHidden="0" w:name="Medium Grid 3 Accent 4"/>
-    <w:lsdException w:unhideWhenUsed="0" w:uiPriority="70" w:semiHidden="0" w:name="Dark List Accent 4"/>
-    <w:lsdException w:unhideWhenUsed="0" w:uiPriority="71" w:semiHidden="0" w:name="Colorful Shading Accent 4"/>
-    <w:lsdException w:unhideWhenUsed="0" w:uiPriority="72" w:semiHidden="0" w:name="Colorful List Accent 4"/>
-    <w:lsdException w:unhideWhenUsed="0" w:uiPriority="73" w:semiHidden="0" w:name="Colorful Grid Accent 4"/>
-    <w:lsdException w:unhideWhenUsed="0" w:uiPriority="60" w:semiHidden="0" w:name="Light Shading Accent 5"/>
-    <w:lsdException w:unhideWhenUsed="0" w:uiPriority="61" w:semiHidden="0" w:name="Light List Accent 5"/>
-    <w:lsdException w:unhideWhenUsed="0" w:uiPriority="62" w:semiHidden="0" w:name="Light Grid Accent 5"/>
-    <w:lsdException w:unhideWhenUsed="0" w:uiPriority="63" w:semiHidden="0" w:name="Medium Shading 1 Accent 5"/>
-    <w:lsdException w:unhideWhenUsed="0" w:uiPriority="64" w:semiHidden="0" w:name="Medium Shading 2 Accent 5"/>
-    <w:lsdException w:unhideWhenUsed="0" w:uiPriority="65" w:semiHidden="0" w:name="Medium List 1 Accent 5"/>
-    <w:lsdException w:unhideWhenUsed="0" w:uiPriority="66" w:semiHidden="0" w:name="Medium List 2 Accent 5"/>
-    <w:lsdException w:unhideWhenUsed="0" w:uiPriority="67" w:semiHidden="0" w:name="Medium Grid 1 Accent 5"/>
-    <w:lsdException w:unhideWhenUsed="0" w:uiPriority="68" w:semiHidden="0" w:name="Medium Grid 2 Accent 5"/>
-    <w:lsdException w:unhideWhenUsed="0" w:uiPriority="69" w:semiHidden="0" w:name="Medium Grid 3 Accent 5"/>
-    <w:lsdException w:unhideWhenUsed="0" w:uiPriority="70" w:semiHidden="0" w:name="Dark List Accent 5"/>
-    <w:lsdException w:unhideWhenUsed="0" w:uiPriority="71" w:semiHidden="0" w:name="Colorful Shading Accent 5"/>
-    <w:lsdException w:unhideWhenUsed="0" w:uiPriority="72" w:semiHidden="0" w:name="Colorful List Accent 5"/>
-    <w:lsdException w:unhideWhenUsed="0" w:uiPriority="73" w:semiHidden="0" w:name="Colorful Grid Accent 5"/>
-    <w:lsdException w:unhideWhenUsed="0" w:uiPriority="60" w:semiHidden="0" w:name="Light Shading Accent 6"/>
-    <w:lsdException w:unhideWhenUsed="0" w:uiPriority="61" w:semiHidden="0" w:name="Light List Accent 6"/>
-    <w:lsdException w:unhideWhenUsed="0" w:uiPriority="62" w:semiHidden="0" w:name="Light Grid Accent 6"/>
-    <w:lsdException w:unhideWhenUsed="0" w:uiPriority="63" w:semiHidden="0" w:name="Medium Shading 1 Accent 6"/>
-    <w:lsdException w:unhideWhenUsed="0" w:uiPriority="64" w:semiHidden="0" w:name="Medium Shading 2 Accent 6"/>
-    <w:lsdException w:unhideWhenUsed="0" w:uiPriority="65" w:semiHidden="0" w:name="Medium List 1 Accent 6"/>
-    <w:lsdException w:unhideWhenUsed="0" w:uiPriority="66" w:semiHidden="0" w:name="Medium List 2 Accent 6"/>
-    <w:lsdException w:unhideWhenUsed="0" w:uiPriority="67" w:semiHidden="0" w:name="Medium Grid 1 Accent 6"/>
-    <w:lsdException w:unhideWhenUsed="0" w:uiPriority="68" w:semiHidden="0" w:name="Medium Grid 2 Accent 6"/>
-    <w:lsdException w:unhideWhenUsed="0" w:uiPriority="69" w:semiHidden="0" w:name="Medium Grid 3 Accent 6"/>
-    <w:lsdException w:unhideWhenUsed="0" w:uiPriority="70" w:semiHidden="0" w:name="Dark List Accent 6"/>
-    <w:lsdException w:unhideWhenUsed="0" w:uiPriority="71" w:semiHidden="0" w:name="Colorful Shading Accent 6"/>
-    <w:lsdException w:unhideWhenUsed="0" w:uiPriority="72" w:semiHidden="0" w:name="Colorful List Accent 6"/>
-    <w:lsdException w:unhideWhenUsed="0" w:uiPriority="73" w:semiHidden="0" w:name="Colorful Grid Accent 6"/>
+  <w:latentStyles w:defLockedState="0" w:defUIPriority="99" w:defSemiHidden="1" w:defUnhideWhenUsed="1" w:defQFormat="0" w:count="260">
+    <w:lsdException w:name="Normal" w:semiHidden="0" w:uiPriority="0" w:unhideWhenUsed="0" w:qFormat="1"/>
+    <w:lsdException w:name="heading 1" w:semiHidden="0" w:uiPriority="0" w:unhideWhenUsed="0" w:qFormat="1"/>
+    <w:lsdException w:name="heading 2" w:semiHidden="0" w:uiPriority="0" w:qFormat="1"/>
+    <w:lsdException w:name="heading 3" w:uiPriority="0" w:qFormat="1"/>
+    <w:lsdException w:name="heading 4" w:semiHidden="0" w:uiPriority="0" w:qFormat="1"/>
+    <w:lsdException w:name="heading 5" w:uiPriority="0" w:qFormat="1"/>
+    <w:lsdException w:name="heading 6" w:uiPriority="0" w:qFormat="1"/>
+    <w:lsdException w:name="heading 7" w:uiPriority="0" w:qFormat="1"/>
+    <w:lsdException w:name="heading 8" w:uiPriority="0" w:qFormat="1"/>
+    <w:lsdException w:name="heading 9" w:uiPriority="0" w:qFormat="1"/>
+    <w:lsdException w:name="index 1" w:semiHidden="0" w:uiPriority="0" w:unhideWhenUsed="0"/>
+    <w:lsdException w:name="index 2" w:semiHidden="0" w:uiPriority="0" w:unhideWhenUsed="0"/>
+    <w:lsdException w:name="index 3" w:semiHidden="0" w:uiPriority="0" w:unhideWhenUsed="0"/>
+    <w:lsdException w:name="index 4" w:semiHidden="0" w:uiPriority="0" w:unhideWhenUsed="0"/>
+    <w:lsdException w:name="index 5" w:semiHidden="0" w:uiPriority="0" w:unhideWhenUsed="0"/>
+    <w:lsdException w:name="index 6" w:semiHidden="0" w:uiPriority="0" w:unhideWhenUsed="0"/>
+    <w:lsdException w:name="index 7" w:semiHidden="0" w:uiPriority="0" w:unhideWhenUsed="0"/>
+    <w:lsdException w:name="index 8" w:semiHidden="0" w:uiPriority="0" w:unhideWhenUsed="0"/>
+    <w:lsdException w:name="index 9" w:semiHidden="0" w:uiPriority="0" w:unhideWhenUsed="0"/>
+    <w:lsdException w:name="toc 1" w:semiHidden="0" w:uiPriority="0" w:unhideWhenUsed="0" w:qFormat="1"/>
+    <w:lsdException w:name="toc 2" w:semiHidden="0" w:uiPriority="0" w:unhideWhenUsed="0" w:qFormat="1"/>
+    <w:lsdException w:name="toc 3" w:semiHidden="0" w:uiPriority="0" w:unhideWhenUsed="0" w:qFormat="1"/>
+    <w:lsdException w:name="toc 4" w:semiHidden="0" w:uiPriority="0" w:unhideWhenUsed="0"/>
+    <w:lsdException w:name="toc 5" w:semiHidden="0" w:uiPriority="0" w:unhideWhenUsed="0"/>
+    <w:lsdException w:name="toc 6" w:semiHidden="0" w:uiPriority="0" w:unhideWhenUsed="0"/>
+    <w:lsdException w:name="toc 7" w:semiHidden="0" w:uiPriority="0" w:unhideWhenUsed="0"/>
+    <w:lsdException w:name="toc 8" w:semiHidden="0" w:uiPriority="0" w:unhideWhenUsed="0"/>
+    <w:lsdException w:name="toc 9" w:semiHidden="0" w:uiPriority="0" w:unhideWhenUsed="0"/>
+    <w:lsdException w:name="Normal Indent" w:semiHidden="0" w:uiPriority="0" w:unhideWhenUsed="0"/>
+    <w:lsdException w:name="footnote text" w:semiHidden="0" w:uiPriority="0" w:unhideWhenUsed="0"/>
+    <w:lsdException w:name="annotation text" w:semiHidden="0" w:uiPriority="0" w:unhideWhenUsed="0" w:qFormat="1"/>
+    <w:lsdException w:name="header" w:semiHidden="0" w:uiPriority="0" w:unhideWhenUsed="0" w:qFormat="1"/>
+    <w:lsdException w:name="footer" w:semiHidden="0" w:uiPriority="0" w:unhideWhenUsed="0" w:qFormat="1"/>
+    <w:lsdException w:name="index heading" w:semiHidden="0" w:uiPriority="0" w:unhideWhenUsed="0"/>
+    <w:lsdException w:name="caption" w:uiPriority="0" w:qFormat="1"/>
+    <w:lsdException w:name="table of figures" w:semiHidden="0" w:uiPriority="0" w:unhideWhenUsed="0"/>
+    <w:lsdException w:name="envelope address" w:semiHidden="0" w:uiPriority="0" w:unhideWhenUsed="0"/>
+    <w:lsdException w:name="envelope return" w:semiHidden="0" w:uiPriority="0" w:unhideWhenUsed="0"/>
+    <w:lsdException w:name="footnote reference" w:semiHidden="0" w:uiPriority="0" w:unhideWhenUsed="0"/>
+    <w:lsdException w:name="annotation reference" w:semiHidden="0" w:uiPriority="0" w:unhideWhenUsed="0"/>
+    <w:lsdException w:name="line number" w:semiHidden="0" w:uiPriority="0" w:unhideWhenUsed="0"/>
+    <w:lsdException w:name="page number" w:semiHidden="0" w:uiPriority="0" w:unhideWhenUsed="0"/>
+    <w:lsdException w:name="endnote reference" w:semiHidden="0" w:uiPriority="0" w:unhideWhenUsed="0"/>
+    <w:lsdException w:name="endnote text" w:semiHidden="0" w:uiPriority="0" w:unhideWhenUsed="0"/>
+    <w:lsdException w:name="table of authorities" w:semiHidden="0" w:uiPriority="0" w:unhideWhenUsed="0"/>
+    <w:lsdException w:name="macro" w:semiHidden="0" w:uiPriority="0" w:unhideWhenUsed="0"/>
+    <w:lsdException w:name="toa heading" w:semiHidden="0" w:uiPriority="0" w:unhideWhenUsed="0"/>
+    <w:lsdException w:name="List" w:semiHidden="0" w:uiPriority="0" w:unhideWhenUsed="0"/>
+    <w:lsdException w:name="List Bullet" w:semiHidden="0" w:uiPriority="0" w:unhideWhenUsed="0"/>
+    <w:lsdException w:name="List Number" w:semiHidden="0" w:uiPriority="0" w:unhideWhenUsed="0"/>
+    <w:lsdException w:name="List 2" w:semiHidden="0" w:uiPriority="0" w:unhideWhenUsed="0"/>
+    <w:lsdException w:name="List 3" w:semiHidden="0" w:uiPriority="0" w:unhideWhenUsed="0"/>
+    <w:lsdException w:name="List 4" w:semiHidden="0" w:uiPriority="0" w:unhideWhenUsed="0"/>
+    <w:lsdException w:name="List 5" w:semiHidden="0" w:uiPriority="0" w:unhideWhenUsed="0"/>
+    <w:lsdException w:name="List Bullet 2" w:semiHidden="0" w:uiPriority="0" w:unhideWhenUsed="0"/>
+    <w:lsdException w:name="List Bullet 3" w:semiHidden="0" w:uiPriority="0" w:unhideWhenUsed="0"/>
+    <w:lsdException w:name="List Bullet 4" w:semiHidden="0" w:uiPriority="0" w:unhideWhenUsed="0"/>
+    <w:lsdException w:name="List Bullet 5" w:semiHidden="0" w:uiPriority="0" w:unhideWhenUsed="0"/>
+    <w:lsdException w:name="List Number 2" w:semiHidden="0" w:uiPriority="0" w:unhideWhenUsed="0"/>
+    <w:lsdException w:name="List Number 3" w:semiHidden="0" w:uiPriority="0" w:unhideWhenUsed="0"/>
+    <w:lsdException w:name="List Number 4" w:semiHidden="0" w:uiPriority="0" w:unhideWhenUsed="0"/>
+    <w:lsdException w:name="List Number 5" w:semiHidden="0" w:uiPriority="0" w:unhideWhenUsed="0"/>
+    <w:lsdException w:name="Title" w:semiHidden="0" w:uiPriority="0" w:unhideWhenUsed="0" w:qFormat="1"/>
+    <w:lsdException w:name="Closing" w:semiHidden="0" w:uiPriority="0" w:unhideWhenUsed="0"/>
+    <w:lsdException w:name="Signature" w:semiHidden="0" w:uiPriority="0" w:unhideWhenUsed="0"/>
+    <w:lsdException w:name="Default Paragraph Font" w:uiPriority="0" w:unhideWhenUsed="0" w:qFormat="1"/>
+    <w:lsdException w:name="Body Text" w:uiPriority="0" w:unhideWhenUsed="0" w:qFormat="1"/>
+    <w:lsdException w:name="Body Text Indent" w:semiHidden="0" w:uiPriority="0" w:unhideWhenUsed="0"/>
+    <w:lsdException w:name="List Continue" w:semiHidden="0" w:uiPriority="0" w:unhideWhenUsed="0"/>
+    <w:lsdException w:name="List Continue 2" w:semiHidden="0" w:uiPriority="0" w:unhideWhenUsed="0"/>
+    <w:lsdException w:name="List Continue 3" w:semiHidden="0" w:uiPriority="0" w:unhideWhenUsed="0"/>
+    <w:lsdException w:name="List Continue 4" w:semiHidden="0" w:uiPriority="0" w:unhideWhenUsed="0"/>
+    <w:lsdException w:name="List Continue 5" w:semiHidden="0" w:uiPriority="0" w:unhideWhenUsed="0"/>
+    <w:lsdException w:name="Message Header" w:semiHidden="0" w:uiPriority="0" w:unhideWhenUsed="0"/>
+    <w:lsdException w:name="Subtitle" w:semiHidden="0" w:uiPriority="0" w:unhideWhenUsed="0" w:qFormat="1"/>
+    <w:lsdException w:name="Salutation" w:semiHidden="0" w:uiPriority="0" w:unhideWhenUsed="0"/>
+    <w:lsdException w:name="Date" w:semiHidden="0" w:uiPriority="0" w:unhideWhenUsed="0"/>
+    <w:lsdException w:name="Body Text First Indent" w:semiHidden="0" w:uiPriority="0" w:unhideWhenUsed="0"/>
+    <w:lsdException w:name="Body Text First Indent 2" w:semiHidden="0" w:uiPriority="0" w:unhideWhenUsed="0"/>
+    <w:lsdException w:name="Body Text 2" w:semiHidden="0" w:uiPriority="0" w:unhideWhenUsed="0"/>
+    <w:lsdException w:name="Body Text 3" w:semiHidden="0" w:uiPriority="0" w:unhideWhenUsed="0"/>
+    <w:lsdException w:name="Body Text Indent 2" w:semiHidden="0" w:uiPriority="0" w:unhideWhenUsed="0"/>
+    <w:lsdException w:name="Body Text Indent 3" w:semiHidden="0" w:uiPriority="0" w:unhideWhenUsed="0"/>
+    <w:lsdException w:name="Block Text" w:semiHidden="0" w:uiPriority="0" w:unhideWhenUsed="0"/>
+    <w:lsdException w:name="Hyperlink" w:semiHidden="0" w:uiPriority="0" w:unhideWhenUsed="0"/>
+    <w:lsdException w:name="FollowedHyperlink" w:semiHidden="0" w:uiPriority="0" w:unhideWhenUsed="0"/>
+    <w:lsdException w:name="Strong" w:semiHidden="0" w:uiPriority="0" w:unhideWhenUsed="0" w:qFormat="1"/>
+    <w:lsdException w:name="Emphasis" w:semiHidden="0" w:uiPriority="0" w:unhideWhenUsed="0" w:qFormat="1"/>
+    <w:lsdException w:name="Document Map" w:semiHidden="0" w:uiPriority="0" w:unhideWhenUsed="0"/>
+    <w:lsdException w:name="Plain Text" w:semiHidden="0" w:uiPriority="0" w:unhideWhenUsed="0"/>
+    <w:lsdException w:name="E-mail Signature" w:semiHidden="0" w:uiPriority="0" w:unhideWhenUsed="0"/>
+    <w:lsdException w:name="Normal (Web)" w:semiHidden="0" w:uiPriority="0" w:unhideWhenUsed="0" w:qFormat="1"/>
+    <w:lsdException w:name="HTML Acronym" w:semiHidden="0" w:uiPriority="0" w:unhideWhenUsed="0"/>
+    <w:lsdException w:name="HTML Address" w:semiHidden="0" w:uiPriority="0" w:unhideWhenUsed="0"/>
+    <w:lsdException w:name="HTML Cite" w:semiHidden="0" w:uiPriority="0" w:unhideWhenUsed="0"/>
+    <w:lsdException w:name="HTML Code" w:semiHidden="0" w:uiPriority="0" w:unhideWhenUsed="0"/>
+    <w:lsdException w:name="HTML Definition" w:semiHidden="0" w:uiPriority="0" w:unhideWhenUsed="0"/>
+    <w:lsdException w:name="HTML Keyboard" w:semiHidden="0" w:uiPriority="0" w:unhideWhenUsed="0"/>
+    <w:lsdException w:name="HTML Preformatted" w:semiHidden="0" w:uiPriority="0" w:unhideWhenUsed="0"/>
+    <w:lsdException w:name="HTML Sample" w:semiHidden="0" w:uiPriority="0" w:unhideWhenUsed="0"/>
+    <w:lsdException w:name="HTML Typewriter" w:semiHidden="0" w:uiPriority="0" w:unhideWhenUsed="0"/>
+    <w:lsdException w:name="HTML Variable" w:semiHidden="0" w:uiPriority="0" w:unhideWhenUsed="0"/>
+    <w:lsdException w:name="Normal Table" w:uiPriority="0" w:unhideWhenUsed="0" w:qFormat="1"/>
+    <w:lsdException w:name="annotation subject" w:semiHidden="0" w:uiPriority="0" w:unhideWhenUsed="0"/>
+    <w:lsdException w:name="Table Simple 1" w:semiHidden="0" w:uiPriority="0" w:unhideWhenUsed="0"/>
+    <w:lsdException w:name="Table Simple 2" w:semiHidden="0" w:uiPriority="0" w:unhideWhenUsed="0"/>
+    <w:lsdException w:name="Table Simple 3" w:semiHidden="0" w:uiPriority="0" w:unhideWhenUsed="0"/>
+    <w:lsdException w:name="Table Classic 1" w:semiHidden="0" w:uiPriority="0" w:unhideWhenUsed="0"/>
+    <w:lsdException w:name="Table Classic 2" w:semiHidden="0" w:uiPriority="0" w:unhideWhenUsed="0"/>
+    <w:lsdException w:name="Table Classic 3" w:semiHidden="0" w:uiPriority="0" w:unhideWhenUsed="0"/>
+    <w:lsdException w:name="Table Classic 4" w:semiHidden="0" w:uiPriority="0" w:unhideWhenUsed="0"/>
+    <w:lsdException w:name="Table Colorful 1" w:semiHidden="0" w:uiPriority="0" w:unhideWhenUsed="0"/>
+    <w:lsdException w:name="Table Colorful 2" w:semiHidden="0" w:uiPriority="0" w:unhideWhenUsed="0"/>
+    <w:lsdException w:name="Table Colorful 3" w:semiHidden="0" w:uiPriority="0" w:unhideWhenUsed="0"/>
+    <w:lsdException w:name="Table Columns 1" w:semiHidden="0" w:uiPriority="0" w:unhideWhenUsed="0"/>
+    <w:lsdException w:name="Table Columns 2" w:semiHidden="0" w:uiPriority="0" w:unhideWhenUsed="0"/>
+    <w:lsdException w:name="Table Columns 3" w:semiHidden="0" w:uiPriority="0" w:unhideWhenUsed="0"/>
+    <w:lsdException w:name="Table Columns 4" w:semiHidden="0" w:uiPriority="0" w:unhideWhenUsed="0"/>
+    <w:lsdException w:name="Table Columns 5" w:semiHidden="0" w:uiPriority="0" w:unhideWhenUsed="0"/>
+    <w:lsdException w:name="Table Grid 1" w:semiHidden="0" w:uiPriority="0" w:unhideWhenUsed="0"/>
+    <w:lsdException w:name="Table Grid 2" w:semiHidden="0" w:uiPriority="0" w:unhideWhenUsed="0"/>
+    <w:lsdException w:name="Table Grid 3" w:semiHidden="0" w:uiPriority="0" w:unhideWhenUsed="0"/>
+    <w:lsdException w:name="Table Grid 4" w:semiHidden="0" w:uiPriority="0" w:unhideWhenUsed="0"/>
+    <w:lsdException w:name="Table Grid 5" w:semiHidden="0" w:uiPriority="0" w:unhideWhenUsed="0"/>
+    <w:lsdException w:name="Table Grid 6" w:semiHidden="0" w:uiPriority="0" w:unhideWhenUsed="0"/>
+    <w:lsdException w:name="Table Grid 7" w:semiHidden="0" w:uiPriority="0" w:unhideWhenUsed="0"/>
+    <w:lsdException w:name="Table Grid 8" w:semiHidden="0" w:uiPriority="0" w:unhideWhenUsed="0"/>
+    <w:lsdException w:name="Table List 1" w:semiHidden="0" w:uiPriority="0" w:unhideWhenUsed="0"/>
+    <w:lsdException w:name="Table List 2" w:semiHidden="0" w:uiPriority="0" w:unhideWhenUsed="0"/>
+    <w:lsdException w:name="Table List 3" w:semiHidden="0" w:uiPriority="0" w:unhideWhenUsed="0"/>
+    <w:lsdException w:name="Table List 4" w:semiHidden="0" w:uiPriority="0" w:unhideWhenUsed="0"/>
+    <w:lsdException w:name="Table List 5" w:semiHidden="0" w:uiPriority="0" w:unhideWhenUsed="0"/>
+    <w:lsdException w:name="Table List 6" w:semiHidden="0" w:uiPriority="0" w:unhideWhenUsed="0"/>
+    <w:lsdException w:name="Table List 7" w:semiHidden="0" w:uiPriority="0" w:unhideWhenUsed="0"/>
+    <w:lsdException w:name="Table List 8" w:semiHidden="0" w:uiPriority="0" w:unhideWhenUsed="0"/>
+    <w:lsdException w:name="Table 3D effects 1" w:semiHidden="0" w:uiPriority="0" w:unhideWhenUsed="0"/>
+    <w:lsdException w:name="Table 3D effects 2" w:semiHidden="0" w:uiPriority="0" w:unhideWhenUsed="0"/>
+    <w:lsdException w:name="Table 3D effects 3" w:semiHidden="0" w:uiPriority="0" w:unhideWhenUsed="0"/>
+    <w:lsdException w:name="Table Contemporary" w:semiHidden="0" w:uiPriority="0" w:unhideWhenUsed="0"/>
+    <w:lsdException w:name="Table Elegant" w:semiHidden="0" w:uiPriority="0" w:unhideWhenUsed="0"/>
+    <w:lsdException w:name="Table Professional" w:semiHidden="0" w:uiPriority="0" w:unhideWhenUsed="0"/>
+    <w:lsdException w:name="Table Subtle 1" w:semiHidden="0" w:uiPriority="0" w:unhideWhenUsed="0"/>
+    <w:lsdException w:name="Table Subtle 2" w:semiHidden="0" w:uiPriority="0" w:unhideWhenUsed="0"/>
+    <w:lsdException w:name="Table Web 1" w:semiHidden="0" w:uiPriority="0" w:unhideWhenUsed="0"/>
+    <w:lsdException w:name="Table Web 2" w:semiHidden="0" w:uiPriority="0" w:unhideWhenUsed="0"/>
+    <w:lsdException w:name="Table Web 3" w:semiHidden="0" w:uiPriority="0" w:unhideWhenUsed="0"/>
+    <w:lsdException w:name="Balloon Text" w:semiHidden="0" w:uiPriority="0" w:unhideWhenUsed="0"/>
+    <w:lsdException w:name="Table Grid" w:semiHidden="0" w:uiPriority="0" w:unhideWhenUsed="0" w:qFormat="1"/>
+    <w:lsdException w:name="Table Theme" w:semiHidden="0" w:uiPriority="0" w:unhideWhenUsed="0"/>
+    <w:lsdException w:name="Light Shading" w:semiHidden="0" w:uiPriority="60" w:unhideWhenUsed="0"/>
+    <w:lsdException w:name="Light List" w:semiHidden="0" w:uiPriority="61" w:unhideWhenUsed="0"/>
+    <w:lsdException w:name="Light Grid" w:semiHidden="0" w:uiPriority="62" w:unhideWhenUsed="0"/>
+    <w:lsdException w:name="Medium Shading 1" w:semiHidden="0" w:uiPriority="63" w:unhideWhenUsed="0"/>
+    <w:lsdException w:name="Medium Shading 2" w:semiHidden="0" w:uiPriority="64" w:unhideWhenUsed="0"/>
+    <w:lsdException w:name="Medium List 1" w:semiHidden="0" w:uiPriority="65" w:unhideWhenUsed="0"/>
+    <w:lsdException w:name="Medium List 2" w:semiHidden="0" w:uiPriority="66" w:unhideWhenUsed="0"/>
+    <w:lsdException w:name="Medium Grid 1" w:semiHidden="0" w:uiPriority="67" w:unhideWhenUsed="0"/>
+    <w:lsdException w:name="Medium Grid 2" w:semiHidden="0" w:uiPriority="68" w:unhideWhenUsed="0"/>
+    <w:lsdException w:name="Medium Grid 3" w:semiHidden="0" w:uiPriority="69" w:unhideWhenUsed="0"/>
+    <w:lsdException w:name="Dark List" w:semiHidden="0" w:uiPriority="70" w:unhideWhenUsed="0"/>
+    <w:lsdException w:name="Colorful Shading" w:semiHidden="0" w:uiPriority="71" w:unhideWhenUsed="0"/>
+    <w:lsdException w:name="Colorful List" w:semiHidden="0" w:uiPriority="72" w:unhideWhenUsed="0"/>
+    <w:lsdException w:name="Colorful Grid" w:semiHidden="0" w:uiPriority="73" w:unhideWhenUsed="0"/>
+    <w:lsdException w:name="Light Shading Accent 1" w:semiHidden="0" w:uiPriority="60" w:unhideWhenUsed="0"/>
+    <w:lsdException w:name="Light List Accent 1" w:semiHidden="0" w:uiPriority="61" w:unhideWhenUsed="0"/>
+    <w:lsdException w:name="Light Grid Accent 1" w:semiHidden="0" w:uiPriority="62" w:unhideWhenUsed="0"/>
+    <w:lsdException w:name="Medium Shading 1 Accent 1" w:semiHidden="0" w:uiPriority="63" w:unhideWhenUsed="0"/>
+    <w:lsdException w:name="Medium Shading 2 Accent 1" w:semiHidden="0" w:uiPriority="64" w:unhideWhenUsed="0"/>
+    <w:lsdException w:name="Medium List 1 Accent 1" w:semiHidden="0" w:uiPriority="65" w:unhideWhenUsed="0"/>
+    <w:lsdException w:name="Medium List 2 Accent 1" w:semiHidden="0" w:uiPriority="66" w:unhideWhenUsed="0"/>
+    <w:lsdException w:name="Medium Grid 1 Accent 1" w:semiHidden="0" w:uiPriority="67" w:unhideWhenUsed="0"/>
+    <w:lsdException w:name="Medium Grid 2 Accent 1" w:semiHidden="0" w:uiPriority="68" w:unhideWhenUsed="0"/>
+    <w:lsdException w:name="Medium Grid 3 Accent 1" w:semiHidden="0" w:uiPriority="69" w:unhideWhenUsed="0"/>
+    <w:lsdException w:name="Dark List Accent 1" w:semiHidden="0" w:uiPriority="70" w:unhideWhenUsed="0"/>
+    <w:lsdException w:name="Colorful Shading Accent 1" w:semiHidden="0" w:uiPriority="71" w:unhideWhenUsed="0"/>
+    <w:lsdException w:name="Colorful List Accent 1" w:semiHidden="0" w:uiPriority="72" w:unhideWhenUsed="0"/>
+    <w:lsdException w:name="Colorful Grid Accent 1" w:semiHidden="0" w:uiPriority="73" w:unhideWhenUsed="0"/>
+    <w:lsdException w:name="Light Shading Accent 2" w:semiHidden="0" w:uiPriority="60" w:unhideWhenUsed="0"/>
+    <w:lsdException w:name="Light List Accent 2" w:semiHidden="0" w:uiPriority="61" w:unhideWhenUsed="0"/>
+    <w:lsdException w:name="Light Grid Accent 2" w:semiHidden="0" w:uiPriority="62" w:unhideWhenUsed="0"/>
+    <w:lsdException w:name="Medium Shading 1 Accent 2" w:semiHidden="0" w:uiPriority="63" w:unhideWhenUsed="0"/>
+    <w:lsdException w:name="Medium Shading 2 Accent 2" w:semiHidden="0" w:uiPriority="64" w:unhideWhenUsed="0"/>
+    <w:lsdException w:name="Medium List 1 Accent 2" w:semiHidden="0" w:uiPriority="65" w:unhideWhenUsed="0"/>
+    <w:lsdException w:name="Medium List 2 Accent 2" w:semiHidden="0" w:uiPriority="66" w:unhideWhenUsed="0"/>
+    <w:lsdException w:name="Medium Grid 1 Accent 2" w:semiHidden="0" w:uiPriority="67" w:unhideWhenUsed="0"/>
+    <w:lsdException w:name="Medium Grid 2 Accent 2" w:semiHidden="0" w:uiPriority="68" w:unhideWhenUsed="0"/>
+    <w:lsdException w:name="Medium Grid 3 Accent 2" w:semiHidden="0" w:uiPriority="69" w:unhideWhenUsed="0"/>
+    <w:lsdException w:name="Dark List Accent 2" w:semiHidden="0" w:uiPriority="70" w:unhideWhenUsed="0"/>
+    <w:lsdException w:name="Colorful Shading Accent 2" w:semiHidden="0" w:uiPriority="71" w:unhideWhenUsed="0"/>
+    <w:lsdException w:name="Colorful List Accent 2" w:semiHidden="0" w:uiPriority="72" w:unhideWhenUsed="0"/>
+    <w:lsdException w:name="Colorful Grid Accent 2" w:semiHidden="0" w:uiPriority="73" w:unhideWhenUsed="0"/>
+    <w:lsdException w:name="Light Shading Accent 3" w:semiHidden="0" w:uiPriority="60" w:unhideWhenUsed="0"/>
+    <w:lsdException w:name="Light List Accent 3" w:semiHidden="0" w:uiPriority="61" w:unhideWhenUsed="0"/>
+    <w:lsdException w:name="Light Grid Accent 3" w:semiHidden="0" w:uiPriority="62" w:unhideWhenUsed="0"/>
+    <w:lsdException w:name="Medium Shading 1 Accent 3" w:semiHidden="0" w:uiPriority="63" w:unhideWhenUsed="0"/>
+    <w:lsdException w:name="Medium Shading 2 Accent 3" w:semiHidden="0" w:uiPriority="64" w:unhideWhenUsed="0"/>
+    <w:lsdException w:name="Medium List 1 Accent 3" w:semiHidden="0" w:uiPriority="65" w:unhideWhenUsed="0"/>
+    <w:lsdException w:name="Medium List 2 Accent 3" w:semiHidden="0" w:uiPriority="66" w:unhideWhenUsed="0"/>
+    <w:lsdException w:name="Medium Grid 1 Accent 3" w:semiHidden="0" w:uiPriority="67" w:unhideWhenUsed="0"/>
+    <w:lsdException w:name="Medium Grid 2 Accent 3" w:semiHidden="0" w:uiPriority="68" w:unhideWhenUsed="0"/>
+    <w:lsdException w:name="Medium Grid 3 Accent 3" w:semiHidden="0" w:uiPriority="69" w:unhideWhenUsed="0"/>
+    <w:lsdException w:name="Dark List Accent 3" w:semiHidden="0" w:uiPriority="70" w:unhideWhenUsed="0"/>
+    <w:lsdException w:name="Colorful Shading Accent 3" w:semiHidden="0" w:uiPriority="71" w:unhideWhenUsed="0"/>
+    <w:lsdException w:name="Colorful List Accent 3" w:semiHidden="0" w:uiPriority="72" w:unhideWhenUsed="0"/>
+    <w:lsdException w:name="Colorful Grid Accent 3" w:semiHidden="0" w:uiPriority="73" w:unhideWhenUsed="0"/>
+    <w:lsdException w:name="Light Shading Accent 4" w:semiHidden="0" w:uiPriority="60" w:unhideWhenUsed="0"/>
+    <w:lsdException w:name="Light List Accent 4" w:semiHidden="0" w:uiPriority="61" w:unhideWhenUsed="0"/>
+    <w:lsdException w:name="Light Grid Accent 4" w:semiHidden="0" w:uiPriority="62" w:unhideWhenUsed="0"/>
+    <w:lsdException w:name="Medium Shading 1 Accent 4" w:semiHidden="0" w:uiPriority="63" w:unhideWhenUsed="0"/>
+    <w:lsdException w:name="Medium Shading 2 Accent 4" w:semiHidden="0" w:uiPriority="64" w:unhideWhenUsed="0"/>
+    <w:lsdException w:name="Medium List 1 Accent 4" w:semiHidden="0" w:uiPriority="65" w:unhideWhenUsed="0"/>
+    <w:lsdException w:name="Medium List 2 Accent 4" w:semiHidden="0" w:uiPriority="66" w:unhideWhenUsed="0"/>
+    <w:lsdException w:name="Medium Grid 1 Accent 4" w:semiHidden="0" w:uiPriority="67" w:unhideWhenUsed="0"/>
+    <w:lsdException w:name="Medium Grid 2 Accent 4" w:semiHidden="0" w:uiPriority="68" w:unhideWhenUsed="0"/>
+    <w:lsdException w:name="Medium Grid 3 Accent 4" w:semiHidden="0" w:uiPriority="69" w:unhideWhenUsed="0"/>
+    <w:lsdException w:name="Dark List Accent 4" w:semiHidden="0" w:uiPriority="70" w:unhideWhenUsed="0"/>
+    <w:lsdException w:name="Colorful Shading Accent 4" w:semiHidden="0" w:uiPriority="71" w:unhideWhenUsed="0"/>
+    <w:lsdException w:name="Colorful List Accent 4" w:semiHidden="0" w:uiPriority="72" w:unhideWhenUsed="0"/>
+    <w:lsdException w:name="Colorful Grid Accent 4" w:semiHidden="0" w:uiPriority="73" w:unhideWhenUsed="0"/>
+    <w:lsdException w:name="Light Shading Accent 5" w:semiHidden="0" w:uiPriority="60" w:unhideWhenUsed="0"/>
+    <w:lsdException w:name="Light List Accent 5" w:semiHidden="0" w:uiPriority="61" w:unhideWhenUsed="0"/>
+    <w:lsdException w:name="Light Grid Accent 5" w:semiHidden="0" w:uiPriority="62" w:unhideWhenUsed="0"/>
+    <w:lsdException w:name="Medium Shading 1 Accent 5" w:semiHidden="0" w:uiPriority="63" w:unhideWhenUsed="0"/>
+    <w:lsdException w:name="Medium Shading 2 Accent 5" w:semiHidden="0" w:uiPriority="64" w:unhideWhenUsed="0"/>
+    <w:lsdException w:name="Medium List 1 Accent 5" w:semiHidden="0" w:uiPriority="65" w:unhideWhenUsed="0"/>
+    <w:lsdException w:name="Medium List 2 Accent 5" w:semiHidden="0" w:uiPriority="66" w:unhideWhenUsed="0"/>
+    <w:lsdException w:name="Medium Grid 1 Accent 5" w:semiHidden="0" w:uiPriority="67" w:unhideWhenUsed="0"/>
+    <w:lsdException w:name="Medium Grid 2 Accent 5" w:semiHidden="0" w:uiPriority="68" w:unhideWhenUsed="0"/>
+    <w:lsdException w:name="Medium Grid 3 Accent 5" w:semiHidden="0" w:uiPriority="69" w:unhideWhenUsed="0"/>
+    <w:lsdException w:name="Dark List Accent 5" w:semiHidden="0" w:uiPriority="70" w:unhideWhenUsed="0"/>
+    <w:lsdException w:name="Colorful Shading Accent 5" w:semiHidden="0" w:uiPriority="71" w:unhideWhenUsed="0"/>
+    <w:lsdException w:name="Colorful List Accent 5" w:semiHidden="0" w:uiPriority="72" w:unhideWhenUsed="0"/>
+    <w:lsdException w:name="Colorful Grid Accent 5" w:semiHidden="0" w:uiPriority="73" w:unhideWhenUsed="0"/>
+    <w:lsdException w:name="Light Shading Accent 6" w:semiHidden="0" w:uiPriority="60" w:unhideWhenUsed="0"/>
+    <w:lsdException w:name="Light List Accent 6" w:semiHidden="0" w:uiPriority="61" w:unhideWhenUsed="0"/>
+    <w:lsdException w:name="Light Grid Accent 6" w:semiHidden="0" w:uiPriority="62" w:unhideWhenUsed="0"/>
+    <w:lsdException w:name="Medium Shading 1 Accent 6" w:semiHidden="0" w:uiPriority="63" w:unhideWhenUsed="0"/>
+    <w:lsdException w:name="Medium Shading 2 Accent 6" w:semiHidden="0" w:uiPriority="64" w:unhideWhenUsed="0"/>
+    <w:lsdException w:name="Medium List 1 Accent 6" w:semiHidden="0" w:uiPriority="65" w:unhideWhenUsed="0"/>
+    <w:lsdException w:name="Medium List 2 Accent 6" w:semiHidden="0" w:uiPriority="66" w:unhideWhenUsed="0"/>
+    <w:lsdException w:name="Medium Grid 1 Accent 6" w:semiHidden="0" w:uiPriority="67" w:unhideWhenUsed="0"/>
+    <w:lsdException w:name="Medium Grid 2 Accent 6" w:semiHidden="0" w:uiPriority="68" w:unhideWhenUsed="0"/>
+    <w:lsdException w:name="Medium Grid 3 Accent 6" w:semiHidden="0" w:uiPriority="69" w:unhideWhenUsed="0"/>
+    <w:lsdException w:name="Dark List Accent 6" w:semiHidden="0" w:uiPriority="70" w:unhideWhenUsed="0"/>
+    <w:lsdException w:name="Colorful Shading Accent 6" w:semiHidden="0" w:uiPriority="71" w:unhideWhenUsed="0"/>
+    <w:lsdException w:name="Colorful List Accent 6" w:semiHidden="0" w:uiPriority="72" w:unhideWhenUsed="0"/>
+    <w:lsdException w:name="Colorful Grid Accent 6" w:semiHidden="0" w:uiPriority="73" w:unhideWhenUsed="0"/>
   </w:latentStyles>
-  <w:style w:type="paragraph" w:default="1" w:styleId="1">
+  <w:style w:type="paragraph" w:default="1" w:styleId="Normal">
     <w:name w:val="Normal"/>
     <w:qFormat/>
-    <w:uiPriority w:val="0"/>
     <w:pPr>
       <w:kinsoku w:val="0"/>
       <w:autoSpaceDE w:val="0"/>
@@ -5634,7 +5552,7 @@
       <w:textAlignment w:val="baseline"/>
     </w:pPr>
     <w:rPr>
-      <w:rFonts w:ascii="Arial" w:hAnsi="Arial" w:eastAsia="宋体" w:cs="Arial"/>
+      <w:rFonts w:ascii="Arial" w:eastAsia="宋体" w:hAnsi="Arial" w:cs="Arial"/>
       <w:snapToGrid w:val="0"/>
       <w:color w:val="000000"/>
       <w:kern w:val="0"/>
@@ -5643,12 +5561,11 @@
       <w:lang w:val="en-US" w:eastAsia="en-US" w:bidi="ar-SA"/>
     </w:rPr>
   </w:style>
-  <w:style w:type="paragraph" w:styleId="2">
+  <w:style w:type="paragraph" w:styleId="Heading1">
     <w:name w:val="heading 1"/>
-    <w:basedOn w:val="1"/>
-    <w:next w:val="1"/>
+    <w:basedOn w:val="Normal"/>
+    <w:next w:val="Normal"/>
     <w:qFormat/>
-    <w:uiPriority w:val="0"/>
     <w:pPr>
       <w:keepNext/>
       <w:keepLines/>
@@ -5666,13 +5583,12 @@
       <w:sz w:val="44"/>
     </w:rPr>
   </w:style>
-  <w:style w:type="paragraph" w:styleId="3">
+  <w:style w:type="paragraph" w:styleId="Heading2">
     <w:name w:val="heading 2"/>
-    <w:basedOn w:val="1"/>
-    <w:next w:val="1"/>
+    <w:basedOn w:val="Normal"/>
+    <w:next w:val="Normal"/>
     <w:unhideWhenUsed/>
     <w:qFormat/>
-    <w:uiPriority w:val="0"/>
     <w:pPr>
       <w:keepNext/>
       <w:keepLines/>
@@ -5685,19 +5601,18 @@
       <w:outlineLvl w:val="1"/>
     </w:pPr>
     <w:rPr>
-      <w:rFonts w:ascii="Arial" w:hAnsi="Arial" w:eastAsia="黑体"/>
+      <w:rFonts w:ascii="Arial" w:eastAsia="黑体" w:hAnsi="Arial"/>
       <w:b/>
       <w:sz w:val="32"/>
     </w:rPr>
   </w:style>
-  <w:style w:type="paragraph" w:styleId="4">
+  <w:style w:type="paragraph" w:styleId="Heading3">
     <w:name w:val="heading 3"/>
-    <w:basedOn w:val="1"/>
-    <w:next w:val="1"/>
+    <w:basedOn w:val="Normal"/>
+    <w:next w:val="Normal"/>
     <w:semiHidden/>
     <w:unhideWhenUsed/>
     <w:qFormat/>
-    <w:uiPriority w:val="0"/>
     <w:pPr>
       <w:keepNext/>
       <w:keepLines/>
@@ -5714,13 +5629,12 @@
       <w:sz w:val="32"/>
     </w:rPr>
   </w:style>
-  <w:style w:type="paragraph" w:styleId="5">
+  <w:style w:type="paragraph" w:styleId="Heading4">
     <w:name w:val="heading 4"/>
-    <w:basedOn w:val="1"/>
-    <w:next w:val="1"/>
+    <w:basedOn w:val="Normal"/>
+    <w:next w:val="Normal"/>
     <w:unhideWhenUsed/>
     <w:qFormat/>
-    <w:uiPriority w:val="0"/>
     <w:pPr>
       <w:keepNext/>
       <w:keepLines/>
@@ -5733,19 +5647,18 @@
       <w:outlineLvl w:val="3"/>
     </w:pPr>
     <w:rPr>
-      <w:rFonts w:ascii="Arial" w:hAnsi="Arial" w:eastAsia="黑体"/>
+      <w:rFonts w:ascii="Arial" w:eastAsia="黑体" w:hAnsi="Arial"/>
       <w:b/>
       <w:sz w:val="28"/>
     </w:rPr>
   </w:style>
-  <w:style w:type="paragraph" w:styleId="6">
+  <w:style w:type="paragraph" w:styleId="Heading5">
     <w:name w:val="heading 5"/>
-    <w:basedOn w:val="1"/>
-    <w:next w:val="1"/>
+    <w:basedOn w:val="Normal"/>
+    <w:next w:val="Normal"/>
     <w:semiHidden/>
     <w:unhideWhenUsed/>
     <w:qFormat/>
-    <w:uiPriority w:val="0"/>
     <w:pPr>
       <w:keepNext/>
       <w:keepLines/>
@@ -5762,14 +5675,13 @@
       <w:sz w:val="28"/>
     </w:rPr>
   </w:style>
-  <w:style w:type="paragraph" w:styleId="7">
+  <w:style w:type="paragraph" w:styleId="Heading6">
     <w:name w:val="heading 6"/>
-    <w:basedOn w:val="1"/>
-    <w:next w:val="1"/>
+    <w:basedOn w:val="Normal"/>
+    <w:next w:val="Normal"/>
     <w:semiHidden/>
     <w:unhideWhenUsed/>
     <w:qFormat/>
-    <w:uiPriority w:val="0"/>
     <w:pPr>
       <w:keepNext/>
       <w:keepLines/>
@@ -5782,19 +5694,18 @@
       <w:outlineLvl w:val="5"/>
     </w:pPr>
     <w:rPr>
-      <w:rFonts w:ascii="Arial" w:hAnsi="Arial" w:eastAsia="黑体"/>
+      <w:rFonts w:ascii="Arial" w:eastAsia="黑体" w:hAnsi="Arial"/>
       <w:b/>
       <w:sz w:val="24"/>
     </w:rPr>
   </w:style>
-  <w:style w:type="paragraph" w:styleId="8">
+  <w:style w:type="paragraph" w:styleId="Heading7">
     <w:name w:val="heading 7"/>
-    <w:basedOn w:val="1"/>
-    <w:next w:val="1"/>
+    <w:basedOn w:val="Normal"/>
+    <w:next w:val="Normal"/>
     <w:semiHidden/>
     <w:unhideWhenUsed/>
     <w:qFormat/>
-    <w:uiPriority w:val="0"/>
     <w:pPr>
       <w:keepNext/>
       <w:keepLines/>
@@ -5811,14 +5722,13 @@
       <w:sz w:val="24"/>
     </w:rPr>
   </w:style>
-  <w:style w:type="paragraph" w:styleId="9">
+  <w:style w:type="paragraph" w:styleId="Heading8">
     <w:name w:val="heading 8"/>
-    <w:basedOn w:val="1"/>
-    <w:next w:val="1"/>
+    <w:basedOn w:val="Normal"/>
+    <w:next w:val="Normal"/>
     <w:semiHidden/>
     <w:unhideWhenUsed/>
     <w:qFormat/>
-    <w:uiPriority w:val="0"/>
     <w:pPr>
       <w:keepNext/>
       <w:keepLines/>
@@ -5831,18 +5741,17 @@
       <w:outlineLvl w:val="7"/>
     </w:pPr>
     <w:rPr>
-      <w:rFonts w:ascii="Arial" w:hAnsi="Arial" w:eastAsia="黑体"/>
+      <w:rFonts w:ascii="Arial" w:eastAsia="黑体" w:hAnsi="Arial"/>
       <w:sz w:val="24"/>
     </w:rPr>
   </w:style>
-  <w:style w:type="paragraph" w:styleId="10">
+  <w:style w:type="paragraph" w:styleId="Heading9">
     <w:name w:val="heading 9"/>
-    <w:basedOn w:val="1"/>
-    <w:next w:val="1"/>
+    <w:basedOn w:val="Normal"/>
+    <w:next w:val="Normal"/>
     <w:semiHidden/>
     <w:unhideWhenUsed/>
     <w:qFormat/>
-    <w:uiPriority w:val="0"/>
     <w:pPr>
       <w:keepNext/>
       <w:keepLines/>
@@ -5855,21 +5764,19 @@
       <w:outlineLvl w:val="8"/>
     </w:pPr>
     <w:rPr>
-      <w:rFonts w:ascii="Arial" w:hAnsi="Arial" w:eastAsia="黑体"/>
+      <w:rFonts w:ascii="Arial" w:eastAsia="黑体" w:hAnsi="Arial"/>
       <w:sz w:val="21"/>
     </w:rPr>
   </w:style>
-  <w:style w:type="character" w:default="1" w:styleId="22">
+  <w:style w:type="character" w:default="1" w:styleId="DefaultParagraphFont">
     <w:name w:val="Default Paragraph Font"/>
     <w:semiHidden/>
     <w:qFormat/>
-    <w:uiPriority w:val="0"/>
   </w:style>
-  <w:style w:type="table" w:default="1" w:styleId="20">
+  <w:style w:type="table" w:default="1" w:styleId="TableNormal">
     <w:name w:val="Normal Table"/>
     <w:semiHidden/>
     <w:qFormat/>
-    <w:uiPriority w:val="0"/>
     <w:tblPr>
       <w:tblCellMar>
         <w:top w:w="0" w:type="dxa"/>
@@ -5879,43 +5786,39 @@
       </w:tblCellMar>
     </w:tblPr>
   </w:style>
-  <w:style w:type="paragraph" w:styleId="11">
+  <w:style w:type="paragraph" w:styleId="CommentText">
     <w:name w:val="annotation text"/>
-    <w:basedOn w:val="1"/>
+    <w:basedOn w:val="Normal"/>
     <w:qFormat/>
-    <w:uiPriority w:val="0"/>
     <w:pPr>
       <w:jc w:val="left"/>
     </w:pPr>
   </w:style>
-  <w:style w:type="paragraph" w:styleId="12">
+  <w:style w:type="paragraph" w:styleId="BodyText">
     <w:name w:val="Body Text"/>
-    <w:basedOn w:val="1"/>
+    <w:basedOn w:val="Normal"/>
     <w:semiHidden/>
     <w:qFormat/>
-    <w:uiPriority w:val="0"/>
     <w:rPr>
-      <w:rFonts w:ascii="Arial" w:hAnsi="Arial" w:eastAsia="Arial" w:cs="Arial"/>
+      <w:rFonts w:ascii="Arial" w:eastAsia="Arial" w:hAnsi="Arial" w:cs="Arial"/>
       <w:sz w:val="21"/>
       <w:szCs w:val="21"/>
       <w:lang w:val="en-US" w:eastAsia="en-US" w:bidi="ar-SA"/>
     </w:rPr>
   </w:style>
-  <w:style w:type="paragraph" w:styleId="13">
+  <w:style w:type="paragraph" w:styleId="TOC3">
     <w:name w:val="toc 3"/>
-    <w:basedOn w:val="1"/>
-    <w:next w:val="1"/>
+    <w:basedOn w:val="Normal"/>
+    <w:next w:val="Normal"/>
     <w:qFormat/>
-    <w:uiPriority w:val="0"/>
     <w:pPr>
       <w:ind w:left="840" w:leftChars="400"/>
     </w:pPr>
   </w:style>
-  <w:style w:type="paragraph" w:styleId="14">
+  <w:style w:type="paragraph" w:styleId="Footer">
     <w:name w:val="footer"/>
-    <w:basedOn w:val="1"/>
+    <w:basedOn w:val="Normal"/>
     <w:qFormat/>
-    <w:uiPriority w:val="0"/>
     <w:pPr>
       <w:tabs>
         <w:tab w:val="center" w:pos="4153"/>
@@ -5928,17 +5831,16 @@
       <w:sz w:val="18"/>
     </w:rPr>
   </w:style>
-  <w:style w:type="paragraph" w:styleId="15">
+  <w:style w:type="paragraph" w:styleId="Header">
     <w:name w:val="header"/>
-    <w:basedOn w:val="1"/>
+    <w:basedOn w:val="Normal"/>
     <w:qFormat/>
-    <w:uiPriority w:val="0"/>
     <w:pPr>
       <w:pBdr>
-        <w:top w:val="none" w:color="auto" w:sz="0" w:space="0"/>
-        <w:left w:val="none" w:color="auto" w:sz="0" w:space="0"/>
-        <w:bottom w:val="none" w:color="auto" w:sz="0" w:space="0"/>
-        <w:right w:val="none" w:color="auto" w:sz="0" w:space="0"/>
+        <w:top w:val="nil"/>
+        <w:left w:val="nil"/>
+        <w:bottom w:val="nil"/>
+        <w:right w:val="nil"/>
       </w:pBdr>
       <w:tabs>
         <w:tab w:val="center" w:pos="4153"/>
@@ -5953,41 +5855,37 @@
       <w:sz w:val="18"/>
     </w:rPr>
   </w:style>
-  <w:style w:type="paragraph" w:styleId="16">
+  <w:style w:type="paragraph" w:styleId="TOC1">
     <w:name w:val="toc 1"/>
-    <w:basedOn w:val="1"/>
-    <w:next w:val="1"/>
+    <w:basedOn w:val="Normal"/>
+    <w:next w:val="Normal"/>
     <w:qFormat/>
-    <w:uiPriority w:val="0"/>
     <w:rPr>
-      <w:rFonts w:ascii="Arial" w:hAnsi="Arial" w:eastAsia="Microsoft JhengHei"/>
+      <w:rFonts w:ascii="Arial" w:eastAsia="Microsoft JhengHei" w:hAnsi="Arial"/>
       <w:sz w:val="24"/>
     </w:rPr>
   </w:style>
-  <w:style w:type="paragraph" w:styleId="17">
+  <w:style w:type="paragraph" w:styleId="TOC2">
     <w:name w:val="toc 2"/>
-    <w:basedOn w:val="1"/>
-    <w:next w:val="1"/>
+    <w:basedOn w:val="Normal"/>
+    <w:next w:val="Normal"/>
     <w:qFormat/>
-    <w:uiPriority w:val="0"/>
     <w:pPr>
       <w:ind w:left="420" w:leftChars="200"/>
     </w:pPr>
   </w:style>
-  <w:style w:type="paragraph" w:styleId="18">
+  <w:style w:type="paragraph" w:styleId="NormalWeb">
     <w:name w:val="Normal (Web)"/>
-    <w:basedOn w:val="1"/>
+    <w:basedOn w:val="Normal"/>
     <w:qFormat/>
-    <w:uiPriority w:val="0"/>
     <w:rPr>
       <w:sz w:val="24"/>
     </w:rPr>
   </w:style>
-  <w:style w:type="paragraph" w:styleId="19">
+  <w:style w:type="paragraph" w:styleId="Title">
     <w:name w:val="Title"/>
-    <w:basedOn w:val="1"/>
+    <w:basedOn w:val="Normal"/>
     <w:qFormat/>
-    <w:uiPriority w:val="0"/>
     <w:pPr>
       <w:spacing w:before="240" w:beforeLines="0" w:beforeAutospacing="0" w:after="60" w:afterLines="0" w:afterAutospacing="0"/>
       <w:jc w:val="center"/>
@@ -5999,73 +5897,68 @@
       <w:sz w:val="32"/>
     </w:rPr>
   </w:style>
-  <w:style w:type="table" w:styleId="21">
+  <w:style w:type="table" w:styleId="TableGrid">
     <w:name w:val="Table Grid"/>
-    <w:basedOn w:val="20"/>
+    <w:basedOn w:val="TableNormal"/>
     <w:qFormat/>
-    <w:uiPriority w:val="0"/>
     <w:pPr>
       <w:widowControl w:val="0"/>
       <w:jc w:val="both"/>
     </w:pPr>
     <w:tblPr>
       <w:tblBorders>
-        <w:top w:val="single" w:color="auto" w:sz="4" w:space="0"/>
-        <w:left w:val="single" w:color="auto" w:sz="4" w:space="0"/>
-        <w:bottom w:val="single" w:color="auto" w:sz="4" w:space="0"/>
-        <w:right w:val="single" w:color="auto" w:sz="4" w:space="0"/>
-        <w:insideH w:val="single" w:color="auto" w:sz="4" w:space="0"/>
-        <w:insideV w:val="single" w:color="auto" w:sz="4" w:space="0"/>
+        <w:top w:val="single" w:sz="4" w:space="0" w:color="auto"/>
+        <w:left w:val="single" w:sz="4" w:space="0" w:color="auto"/>
+        <w:bottom w:val="single" w:sz="4" w:space="0" w:color="auto"/>
+        <w:right w:val="single" w:sz="4" w:space="0" w:color="auto"/>
+        <w:insideH w:val="single" w:sz="4" w:space="0" w:color="auto"/>
+        <w:insideV w:val="single" w:sz="4" w:space="0" w:color="auto"/>
       </w:tblBorders>
     </w:tblPr>
   </w:style>
-  <w:style w:type="character" w:styleId="23">
+  <w:style w:type="character" w:styleId="Strong">
     <w:name w:val="Strong"/>
-    <w:basedOn w:val="22"/>
+    <w:basedOn w:val="DefaultParagraphFont"/>
     <w:qFormat/>
-    <w:uiPriority w:val="0"/>
     <w:rPr>
       <w:b/>
     </w:rPr>
   </w:style>
-  <w:style w:type="paragraph" w:customStyle="1" w:styleId="24">
+  <w:style w:type="paragraph" w:customStyle="1" w:styleId="a">
     <w:name w:val="柴_公司名"/>
-    <w:basedOn w:val="19"/>
+    <w:basedOn w:val="Title"/>
     <w:qFormat/>
-    <w:uiPriority w:val="0"/>
     <w:pPr>
       <w:spacing w:after="600" w:afterLines="600"/>
     </w:pPr>
     <w:rPr>
-      <w:rFonts w:hint="eastAsia" w:ascii="宋体" w:hAnsi="宋体" w:eastAsia="宋体" w:cs="宋体"/>
+      <w:rFonts w:ascii="宋体" w:eastAsia="宋体" w:hAnsi="宋体" w:cs="宋体" w:hint="eastAsia"/>
       <w:bCs/>
       <w:spacing w:val="-6"/>
       <w:sz w:val="52"/>
       <w:szCs w:val="52"/>
     </w:rPr>
   </w:style>
-  <w:style w:type="paragraph" w:customStyle="1" w:styleId="25">
+  <w:style w:type="paragraph" w:customStyle="1" w:styleId="a0">
     <w:name w:val="柴_文档名"/>
-    <w:basedOn w:val="19"/>
+    <w:basedOn w:val="Title"/>
     <w:qFormat/>
-    <w:uiPriority w:val="0"/>
     <w:pPr>
       <w:spacing w:after="900" w:afterLines="900"/>
     </w:pPr>
     <w:rPr>
-      <w:rFonts w:ascii="黑体" w:hAnsi="黑体" w:eastAsia="黑体" w:cs="黑体"/>
+      <w:rFonts w:ascii="黑体" w:eastAsia="黑体" w:hAnsi="黑体" w:cs="黑体"/>
       <w:bCs/>
       <w:spacing w:val="-7"/>
       <w:sz w:val="52"/>
       <w:szCs w:val="52"/>
     </w:rPr>
   </w:style>
-  <w:style w:type="table" w:customStyle="1" w:styleId="26">
+  <w:style w:type="table" w:customStyle="1" w:styleId="TableNormal0">
     <w:name w:val="Table Normal_0"/>
     <w:semiHidden/>
     <w:unhideWhenUsed/>
     <w:qFormat/>
-    <w:uiPriority w:val="0"/>
     <w:tblPr>
       <w:tblCellMar>
         <w:top w:w="0" w:type="dxa"/>
@@ -6075,87 +5968,81 @@
       </w:tblCellMar>
     </w:tblPr>
   </w:style>
-  <w:style w:type="paragraph" w:customStyle="1" w:styleId="27">
+  <w:style w:type="paragraph" w:customStyle="1" w:styleId="TableText">
     <w:name w:val="Table Text"/>
-    <w:basedOn w:val="1"/>
+    <w:basedOn w:val="Normal"/>
     <w:semiHidden/>
     <w:qFormat/>
-    <w:uiPriority w:val="0"/>
     <w:rPr>
-      <w:rFonts w:ascii="宋体" w:hAnsi="宋体" w:eastAsia="宋体" w:cs="宋体"/>
+      <w:rFonts w:ascii="宋体" w:eastAsia="宋体" w:hAnsi="宋体" w:cs="宋体"/>
       <w:sz w:val="21"/>
       <w:szCs w:val="21"/>
       <w:lang w:val="en-US" w:eastAsia="en-US" w:bidi="ar-SA"/>
     </w:rPr>
   </w:style>
-  <w:style w:type="paragraph" w:customStyle="1" w:styleId="28">
+  <w:style w:type="paragraph" w:customStyle="1" w:styleId="1">
     <w:name w:val="柴_标题1"/>
-    <w:basedOn w:val="2"/>
-    <w:next w:val="29"/>
-    <w:link w:val="38"/>
+    <w:basedOn w:val="Heading1"/>
+    <w:next w:val="a1"/>
+    <w:link w:val="1Char"/>
     <w:qFormat/>
-    <w:uiPriority w:val="0"/>
     <w:pPr>
       <w:spacing w:before="100" w:after="90" w:line="360" w:lineRule="auto"/>
     </w:pPr>
     <w:rPr>
-      <w:rFonts w:ascii="Arial" w:hAnsi="Arial" w:eastAsia="宋体"/>
+      <w:rFonts w:ascii="Arial" w:eastAsia="宋体" w:hAnsi="Arial"/>
       <w:sz w:val="32"/>
     </w:rPr>
   </w:style>
-  <w:style w:type="paragraph" w:customStyle="1" w:styleId="29">
+  <w:style w:type="paragraph" w:customStyle="1" w:styleId="a1">
     <w:name w:val="柴_正文"/>
-    <w:basedOn w:val="12"/>
-    <w:link w:val="42"/>
+    <w:basedOn w:val="BodyText"/>
+    <w:link w:val="Char"/>
     <w:qFormat/>
-    <w:uiPriority w:val="0"/>
     <w:pPr>
       <w:spacing w:line="360" w:lineRule="auto"/>
       <w:ind w:firstLine="470" w:firstLineChars="200"/>
     </w:pPr>
     <w:rPr>
-      <w:rFonts w:ascii="Arial" w:hAnsi="Arial" w:eastAsia="宋体"/>
+      <w:rFonts w:ascii="Arial" w:eastAsia="宋体" w:hAnsi="Arial"/>
       <w:sz w:val="24"/>
       <w:lang w:eastAsia="zh-CN"/>
     </w:rPr>
   </w:style>
-  <w:style w:type="paragraph" w:customStyle="1" w:styleId="30">
+  <w:style w:type="paragraph" w:customStyle="1" w:styleId="2">
     <w:name w:val="柴_标题2"/>
-    <w:basedOn w:val="3"/>
-    <w:next w:val="29"/>
+    <w:basedOn w:val="Heading2"/>
+    <w:next w:val="a1"/>
     <w:qFormat/>
-    <w:uiPriority w:val="0"/>
     <w:pPr>
       <w:spacing w:line="360" w:lineRule="auto"/>
     </w:pPr>
     <w:rPr>
-      <w:rFonts w:ascii="Arial" w:hAnsi="Arial" w:eastAsia="宋体"/>
+      <w:rFonts w:ascii="Arial" w:eastAsia="宋体" w:hAnsi="Arial"/>
       <w:sz w:val="28"/>
     </w:rPr>
   </w:style>
-  <w:style w:type="paragraph" w:customStyle="1" w:styleId="31">
+  <w:style w:type="paragraph" w:customStyle="1" w:styleId="3">
     <w:name w:val="柴_标题3"/>
-    <w:basedOn w:val="4"/>
-    <w:next w:val="29"/>
+    <w:basedOn w:val="Heading3"/>
+    <w:next w:val="a1"/>
     <w:qFormat/>
-    <w:uiPriority w:val="0"/>
     <w:pPr>
       <w:spacing w:line="360" w:lineRule="auto"/>
       <w:ind w:left="0" w:firstLine="472" w:firstLineChars="200"/>
     </w:pPr>
     <w:rPr>
-      <w:rFonts w:ascii="宋体" w:hAnsi="宋体" w:eastAsia="宋体" w:cs="宋体"/>
+      <w:rFonts w:ascii="宋体" w:eastAsia="宋体" w:hAnsi="宋体" w:cs="宋体"/>
       <w:spacing w:val="-2"/>
       <w:sz w:val="24"/>
       <w:szCs w:val="24"/>
     </w:rPr>
   </w:style>
-  <w:style w:type="paragraph" w:customStyle="1" w:styleId="32">
+  <w:style w:type="paragraph" w:customStyle="1" w:styleId="a2">
     <w:name w:val="柴_目录"/>
-    <w:basedOn w:val="1"/>
-    <w:next w:val="12"/>
+    <w:basedOn w:val="Normal"/>
+    <w:next w:val="BodyText"/>
     <w:qFormat/>
-    <w:uiPriority w:val="0"/>
     <w:pPr>
       <w:tabs>
         <w:tab w:val="right" w:leader="dot" w:pos="8442"/>
@@ -6163,64 +6050,59 @@
       <w:ind w:left="0" w:leftChars="0"/>
     </w:pPr>
     <w:rPr>
-      <w:rFonts w:ascii="Arial" w:hAnsi="Arial" w:eastAsia="Microsoft JhengHei"/>
+      <w:rFonts w:ascii="Arial" w:eastAsia="Microsoft JhengHei" w:hAnsi="Arial"/>
       <w:sz w:val="24"/>
     </w:rPr>
   </w:style>
-  <w:style w:type="paragraph" w:customStyle="1" w:styleId="33">
+  <w:style w:type="paragraph" w:customStyle="1" w:styleId="WPSOffice1">
     <w:name w:val="WPSOffice手动目录 1"/>
     <w:qFormat/>
-    <w:uiPriority w:val="0"/>
     <w:pPr>
       <w:ind w:leftChars="0"/>
     </w:pPr>
     <w:rPr>
-      <w:rFonts w:ascii="Times New Roman" w:hAnsi="Times New Roman" w:eastAsia="宋体" w:cs="Times New Roman"/>
+      <w:rFonts w:ascii="Times New Roman" w:eastAsia="宋体" w:hAnsi="Times New Roman" w:cs="Times New Roman"/>
       <w:sz w:val="20"/>
       <w:szCs w:val="20"/>
     </w:rPr>
   </w:style>
-  <w:style w:type="paragraph" w:customStyle="1" w:styleId="34">
+  <w:style w:type="paragraph" w:customStyle="1" w:styleId="WPSOffice2">
     <w:name w:val="WPSOffice手动目录 2"/>
     <w:qFormat/>
-    <w:uiPriority w:val="0"/>
     <w:pPr>
       <w:ind w:leftChars="200"/>
     </w:pPr>
     <w:rPr>
-      <w:rFonts w:ascii="Times New Roman" w:hAnsi="Times New Roman" w:eastAsia="宋体" w:cs="Times New Roman"/>
+      <w:rFonts w:ascii="Times New Roman" w:eastAsia="宋体" w:hAnsi="Times New Roman" w:cs="Times New Roman"/>
       <w:sz w:val="20"/>
       <w:szCs w:val="20"/>
     </w:rPr>
   </w:style>
-  <w:style w:type="paragraph" w:customStyle="1" w:styleId="35">
+  <w:style w:type="paragraph" w:customStyle="1" w:styleId="WPSOffice3">
     <w:name w:val="WPSOffice手动目录 3"/>
     <w:qFormat/>
-    <w:uiPriority w:val="0"/>
     <w:pPr>
       <w:ind w:leftChars="400"/>
     </w:pPr>
     <w:rPr>
-      <w:rFonts w:ascii="Times New Roman" w:hAnsi="Times New Roman" w:eastAsia="宋体" w:cs="Times New Roman"/>
+      <w:rFonts w:ascii="Times New Roman" w:eastAsia="宋体" w:hAnsi="Times New Roman" w:cs="Times New Roman"/>
       <w:sz w:val="20"/>
       <w:szCs w:val="20"/>
     </w:rPr>
   </w:style>
-  <w:style w:type="paragraph" w:customStyle="1" w:styleId="36">
+  <w:style w:type="paragraph" w:customStyle="1" w:styleId="Compact">
     <w:name w:val="Compact"/>
-    <w:basedOn w:val="12"/>
+    <w:basedOn w:val="BodyText"/>
     <w:qFormat/>
-    <w:uiPriority w:val="0"/>
     <w:pPr>
       <w:spacing w:before="36" w:after="36"/>
     </w:pPr>
   </w:style>
-  <w:style w:type="table" w:customStyle="1" w:styleId="37">
+  <w:style w:type="table" w:customStyle="1" w:styleId="Table">
     <w:name w:val="Table"/>
     <w:semiHidden/>
     <w:unhideWhenUsed/>
     <w:qFormat/>
-    <w:uiPriority w:val="0"/>
     <w:tblPr>
       <w:tblCellMar>
         <w:top w:w="0" w:type="dxa"/>
@@ -6232,28 +6114,26 @@
     <w:tblStylePr w:type="firstRow">
       <w:tcPr>
         <w:tcBorders>
-          <w:bottom w:val="single" w:color="auto" w:sz="0" w:space="0"/>
+          <w:bottom w:val="single" w:sz="0" w:space="0" w:color="auto"/>
         </w:tcBorders>
         <w:vAlign w:val="bottom"/>
       </w:tcPr>
     </w:tblStylePr>
   </w:style>
-  <w:style w:type="character" w:customStyle="1" w:styleId="38">
+  <w:style w:type="character" w:customStyle="1" w:styleId="1Char">
     <w:name w:val="柴_标题1 Char"/>
-    <w:link w:val="28"/>
+    <w:link w:val="1"/>
     <w:qFormat/>
-    <w:uiPriority w:val="0"/>
     <w:rPr>
-      <w:rFonts w:ascii="Arial" w:hAnsi="Arial" w:eastAsia="宋体"/>
+      <w:rFonts w:ascii="Arial" w:eastAsia="宋体" w:hAnsi="Arial"/>
       <w:sz w:val="32"/>
     </w:rPr>
   </w:style>
-  <w:style w:type="table" w:customStyle="1" w:styleId="39">
+  <w:style w:type="table" w:customStyle="1" w:styleId="TableNormal1">
     <w:name w:val="Table Normal_1"/>
     <w:semiHidden/>
     <w:unhideWhenUsed/>
     <w:qFormat/>
-    <w:uiPriority w:val="0"/>
     <w:tblPr>
       <w:tblCellMar>
         <w:top w:w="0" w:type="dxa"/>
@@ -6263,11 +6143,10 @@
       </w:tblCellMar>
     </w:tblPr>
   </w:style>
-  <w:style w:type="paragraph" w:customStyle="1" w:styleId="40">
+  <w:style w:type="paragraph" w:customStyle="1" w:styleId="a3">
     <w:name w:val="柴_正文_无缩进"/>
-    <w:basedOn w:val="1"/>
+    <w:basedOn w:val="Normal"/>
     <w:qFormat/>
-    <w:uiPriority w:val="0"/>
     <w:pPr>
       <w:ind w:firstLine="0" w:firstLineChars="0"/>
     </w:pPr>
@@ -6277,31 +6156,29 @@
       <w:lang w:eastAsia="zh-CN"/>
     </w:rPr>
   </w:style>
-  <w:style w:type="paragraph" w:customStyle="1" w:styleId="41">
+  <w:style w:type="paragraph" w:customStyle="1" w:styleId="4">
     <w:name w:val="柴_标题4"/>
-    <w:basedOn w:val="5"/>
-    <w:next w:val="1"/>
+    <w:basedOn w:val="Heading4"/>
+    <w:next w:val="Normal"/>
     <w:qFormat/>
-    <w:uiPriority w:val="0"/>
     <w:pPr>
       <w:widowControl w:val="0"/>
       <w:spacing w:before="160" w:line="360" w:lineRule="auto"/>
-      <w:ind w:left="981" w:leftChars="300" w:hanging="862"/>
+      <w:ind w:left="981" w:hanging="862" w:leftChars="300"/>
     </w:pPr>
     <w:rPr>
-      <w:rFonts w:hint="eastAsia" w:ascii="Calibri" w:hAnsi="Calibri" w:eastAsia="宋体" w:cs="宋体"/>
+      <w:rFonts w:ascii="Calibri" w:eastAsia="宋体" w:hAnsi="Calibri" w:cs="宋体" w:hint="eastAsia"/>
       <w:sz w:val="24"/>
       <w:szCs w:val="24"/>
       <w:lang w:eastAsia="zh-CN" w:bidi="zh-CN"/>
     </w:rPr>
   </w:style>
-  <w:style w:type="character" w:customStyle="1" w:styleId="42">
+  <w:style w:type="character" w:customStyle="1" w:styleId="Char">
     <w:name w:val="柴_正文 Char"/>
-    <w:link w:val="29"/>
+    <w:link w:val="a1"/>
     <w:qFormat/>
-    <w:uiPriority w:val="0"/>
     <w:rPr>
-      <w:rFonts w:ascii="Arial" w:hAnsi="Arial" w:eastAsia="宋体"/>
+      <w:rFonts w:ascii="Arial" w:eastAsia="宋体" w:hAnsi="Arial"/>
       <w:sz w:val="24"/>
       <w:lang w:eastAsia="zh-CN"/>
     </w:rPr>

--- a/8.资源管理/1.流程制度规范类文件/JXTX-08-05-最终软件库管理制度.docx
+++ b/8.资源管理/1.流程制度规范类文件/JXTX-08-05-最终软件库管理制度.docx
@@ -1,11 +1,10 @@
 
 <file path=word/document.xml><?xml version="1.0" encoding="utf-8"?>
-<w:document xmlns:wpc="http://schemas.microsoft.com/office/word/2010/wordprocessingCanvas" xmlns:mc="http://schemas.openxmlformats.org/markup-compatibility/2006" xmlns:o="urn:schemas-microsoft-com:office:office" xmlns:r="http://schemas.openxmlformats.org/officeDocument/2006/relationships" xmlns:m="http://schemas.openxmlformats.org/officeDocument/2006/math" xmlns:v="urn:schemas-microsoft-com:vml" xmlns:wp14="http://schemas.microsoft.com/office/word/2010/wordprocessingDrawing" xmlns:wp="http://schemas.openxmlformats.org/drawingml/2006/wordprocessingDrawing" xmlns:w10="urn:schemas-microsoft-com:office:word" xmlns:w="http://schemas.openxmlformats.org/wordprocessingml/2006/main" xmlns:w14="http://schemas.microsoft.com/office/word/2010/wordml" xmlns:w15="http://schemas.microsoft.com/office/word/2012/wordml" xmlns:wne="http://schemas.microsoft.com/office/word/2006/wordml" xmlns:wpg="http://schemas.microsoft.com/office/word/2010/wordprocessingGroup" xmlns:wpi="http://schemas.microsoft.com/office/word/2010/wordprocessingInk" xmlns:wps="http://schemas.microsoft.com/office/word/2010/wordprocessingShape" mc:Ignorable="w14 w15 wp14">
-  <!-- Generated by Aspose.Words for .NET 13.3.0.1 -->
+<w:document xmlns:wpc="http://schemas.microsoft.com/office/word/2010/wordprocessingCanvas" xmlns:mc="http://schemas.openxmlformats.org/markup-compatibility/2006" xmlns:o="urn:schemas-microsoft-com:office:office" xmlns:r="http://schemas.openxmlformats.org/officeDocument/2006/relationships" xmlns:m="http://schemas.openxmlformats.org/officeDocument/2006/math" xmlns:v="urn:schemas-microsoft-com:vml" xmlns:wp14="http://schemas.microsoft.com/office/word/2010/wordprocessingDrawing" xmlns:wp="http://schemas.openxmlformats.org/drawingml/2006/wordprocessingDrawing" xmlns:w="http://schemas.openxmlformats.org/wordprocessingml/2006/main" xmlns:w14="http://schemas.microsoft.com/office/word/2010/wordml" xmlns:w10="urn:schemas-microsoft-com:office:word" xmlns:w15="http://schemas.microsoft.com/office/word/2012/wordml" xmlns:wpg="http://schemas.microsoft.com/office/word/2010/wordprocessingGroup" xmlns:wpi="http://schemas.microsoft.com/office/word/2010/wordprocessingInk" xmlns:wne="http://schemas.microsoft.com/office/word/2006/wordml" xmlns:wps="http://schemas.microsoft.com/office/word/2010/wordprocessingShape" xmlns:wpsCustomData="http://www.wps.cn/officeDocument/2013/wpsCustomData" mc:Ignorable="w14 w15 wp14">
   <w:body>
     <w:p>
       <w:pPr>
-        <w:pStyle w:val="a"/>
+        <w:pStyle w:val="24"/>
         <w:keepNext w:val="0"/>
         <w:keepLines w:val="0"/>
         <w:pageBreakBefore w:val="0"/>
@@ -22,10 +21,10 @@
         <w:spacing w:before="3120" w:beforeLines="1000"/>
         <w:textAlignment w:val="baseline"/>
       </w:pPr>
-      <w:bookmarkStart w:id="0" w:name="_Toc22577"/>
+      <w:bookmarkStart w:id="0" w:name="_Toc30807"/>
       <w:r>
         <w:drawing>
-          <wp:anchor distT="0" distB="0" distL="114300" distR="114300" simplePos="0" relativeHeight="251660288" behindDoc="1" locked="0" layoutInCell="1" allowOverlap="1">
+          <wp:anchor distT="0" distB="0" distL="114300" distR="114300" simplePos="0" relativeHeight="251661312" behindDoc="1" locked="0" layoutInCell="1" allowOverlap="1">
             <wp:simplePos x="0" y="0"/>
             <wp:positionH relativeFrom="column">
               <wp:posOffset>-19050</wp:posOffset>
@@ -50,7 +49,7 @@
                     </pic:cNvPicPr>
                   </pic:nvPicPr>
                   <pic:blipFill>
-                    <a:blip xmlns:r="http://schemas.openxmlformats.org/officeDocument/2006/relationships" r:embed="rId4"/>
+                    <a:blip r:embed="rId8"/>
                     <a:stretch>
                       <a:fillRect/>
                     </a:stretch>
@@ -76,7 +75,7 @@
       </w:r>
       <w:r>
         <w:drawing>
-          <wp:anchor distT="0" distB="0" distL="114300" distR="114300" simplePos="0" relativeHeight="251659264" behindDoc="1" locked="0" layoutInCell="1" allowOverlap="1">
+          <wp:anchor distT="0" distB="0" distL="114300" distR="114300" simplePos="0" relativeHeight="251660288" behindDoc="1" locked="0" layoutInCell="1" allowOverlap="1">
             <wp:simplePos x="0" y="0"/>
             <wp:positionH relativeFrom="column">
               <wp:posOffset>0</wp:posOffset>
@@ -101,7 +100,7 @@
                     </pic:cNvPicPr>
                   </pic:nvPicPr>
                   <pic:blipFill>
-                    <a:blip xmlns:r="http://schemas.openxmlformats.org/officeDocument/2006/relationships" r:embed="rId5"/>
+                    <a:blip r:embed="rId9"/>
                     <a:stretch>
                       <a:fillRect/>
                     </a:stretch>
@@ -131,7 +130,7 @@
           <w:lang w:val="en-US" w:eastAsia="zh-CN"/>
         </w:rPr>
         <w:drawing>
-          <wp:anchor distT="0" distB="0" distL="114300" distR="114300" simplePos="0" relativeHeight="251658240" behindDoc="1" locked="0" layoutInCell="1" allowOverlap="1">
+          <wp:anchor distT="0" distB="0" distL="114300" distR="114300" simplePos="0" relativeHeight="251659264" behindDoc="1" locked="0" layoutInCell="1" allowOverlap="1">
             <wp:simplePos x="0" y="0"/>
             <wp:positionH relativeFrom="column">
               <wp:posOffset>635</wp:posOffset>
@@ -156,7 +155,7 @@
                     </pic:cNvPicPr>
                   </pic:nvPicPr>
                   <pic:blipFill>
-                    <a:blip xmlns:r="http://schemas.openxmlformats.org/officeDocument/2006/relationships" r:embed="rId6">
+                    <a:blip r:embed="rId10">
                       <a:alphaModFix amt="58000"/>
                       <a:lum contrast="-52000"/>
                     </a:blip>
@@ -190,7 +189,7 @@
     </w:p>
     <w:p>
       <w:pPr>
-        <w:pStyle w:val="a0"/>
+        <w:pStyle w:val="25"/>
         <w:keepNext w:val="0"/>
         <w:keepLines w:val="0"/>
         <w:pageBreakBefore w:val="0"/>
@@ -211,7 +210,7 @@
           <w:lang w:val="en-US" w:eastAsia="zh-CN"/>
         </w:rPr>
       </w:pPr>
-      <w:bookmarkStart w:id="1" w:name="_Toc29244"/>
+      <w:bookmarkStart w:id="1" w:name="_Toc11886"/>
       <w:r>
         <w:rPr>
           <w:rFonts w:hint="eastAsia"/>
@@ -237,11 +236,11 @@
         <w:adjustRightInd w:val="0"/>
         <w:snapToGrid w:val="0"/>
         <w:spacing w:after="624" w:afterLines="200" w:line="219" w:lineRule="auto"/>
-        <w:ind w:left="0" w:right="0" w:firstLine="0" w:leftChars="0" w:rightChars="0" w:firstLineChars="0"/>
+        <w:ind w:left="0" w:leftChars="0" w:right="0" w:rightChars="0" w:firstLine="0" w:firstLineChars="0"/>
         <w:jc w:val="center"/>
         <w:textAlignment w:val="baseline"/>
         <w:rPr>
-          <w:rFonts w:ascii="宋体" w:eastAsia="宋体" w:hAnsi="宋体" w:cs="宋体" w:hint="eastAsia"/>
+          <w:rFonts w:hint="eastAsia" w:ascii="宋体" w:hAnsi="宋体" w:eastAsia="宋体" w:cs="宋体"/>
           <w:sz w:val="24"/>
           <w:szCs w:val="24"/>
           <w:lang w:val="en-US" w:eastAsia="zh-CN"/>
@@ -249,7 +248,7 @@
       </w:pPr>
       <w:r>
         <w:rPr>
-          <w:rFonts w:ascii="宋体" w:eastAsia="宋体" w:hAnsi="宋体" w:cs="宋体"/>
+          <w:rFonts w:ascii="宋体" w:hAnsi="宋体" w:eastAsia="宋体" w:cs="宋体"/>
           <w:b/>
           <w:bCs/>
           <w:spacing w:val="-3"/>
@@ -260,7 +259,7 @@
       </w:r>
       <w:r>
         <w:rPr>
-          <w:rFonts w:ascii="宋体" w:eastAsia="宋体" w:hAnsi="宋体" w:cs="宋体" w:hint="eastAsia"/>
+          <w:rFonts w:hint="eastAsia" w:ascii="宋体" w:hAnsi="宋体" w:eastAsia="宋体" w:cs="宋体"/>
           <w:b/>
           <w:bCs/>
           <w:spacing w:val="-3"/>
@@ -272,7 +271,7 @@
       </w:r>
       <w:r>
         <w:rPr>
-          <w:rFonts w:ascii="宋体" w:eastAsia="宋体" w:hAnsi="宋体" w:cs="宋体"/>
+          <w:rFonts w:ascii="宋体" w:hAnsi="宋体" w:eastAsia="宋体" w:cs="宋体"/>
           <w:b/>
           <w:bCs/>
           <w:spacing w:val="-3"/>
@@ -283,7 +282,7 @@
       </w:r>
       <w:r>
         <w:rPr>
-          <w:rFonts w:ascii="宋体" w:hAnsi="宋体" w:cs="宋体" w:hint="eastAsia"/>
+          <w:rFonts w:hint="eastAsia" w:ascii="宋体" w:hAnsi="宋体" w:cs="宋体"/>
           <w:b/>
           <w:bCs/>
           <w:spacing w:val="-3"/>
@@ -295,7 +294,7 @@
       </w:r>
       <w:r>
         <w:rPr>
-          <w:rFonts w:ascii="宋体" w:eastAsia="宋体" w:hAnsi="宋体" w:cs="宋体"/>
+          <w:rFonts w:ascii="宋体" w:hAnsi="宋体" w:eastAsia="宋体" w:cs="宋体"/>
           <w:b/>
           <w:bCs/>
           <w:spacing w:val="-3"/>
@@ -306,7 +305,7 @@
       </w:r>
       <w:r>
         <w:rPr>
-          <w:rFonts w:ascii="宋体" w:hAnsi="宋体" w:cs="宋体" w:hint="eastAsia"/>
+          <w:rFonts w:hint="eastAsia" w:ascii="宋体" w:hAnsi="宋体" w:cs="宋体"/>
           <w:b/>
           <w:bCs/>
           <w:spacing w:val="-3"/>
@@ -319,17 +318,18 @@
     </w:p>
     <w:tbl>
       <w:tblPr>
-        <w:tblStyle w:val="TableGrid"/>
+        <w:tblStyle w:val="21"/>
         <w:tblW w:w="0" w:type="auto"/>
         <w:jc w:val="center"/>
         <w:tblBorders>
-          <w:top w:val="nil"/>
-          <w:left w:val="nil"/>
-          <w:bottom w:val="nil"/>
-          <w:right w:val="nil"/>
-          <w:insideH w:val="nil"/>
-          <w:insideV w:val="nil"/>
+          <w:top w:val="none" w:color="auto" w:sz="0" w:space="0"/>
+          <w:left w:val="none" w:color="auto" w:sz="0" w:space="0"/>
+          <w:bottom w:val="none" w:color="auto" w:sz="0" w:space="0"/>
+          <w:right w:val="none" w:color="auto" w:sz="0" w:space="0"/>
+          <w:insideH w:val="none" w:color="auto" w:sz="0" w:space="0"/>
+          <w:insideV w:val="none" w:color="auto" w:sz="0" w:space="0"/>
         </w:tblBorders>
+        <w:tblLayout w:type="autofit"/>
         <w:tblCellMar>
           <w:top w:w="0" w:type="dxa"/>
           <w:left w:w="108" w:type="dxa"/>
@@ -343,15 +343,13 @@
       </w:tblGrid>
       <w:tr>
         <w:tblPrEx>
-          <w:tblW w:w="0" w:type="auto"/>
-          <w:jc w:val="center"/>
           <w:tblBorders>
-            <w:top w:val="nil"/>
-            <w:left w:val="nil"/>
-            <w:bottom w:val="nil"/>
-            <w:right w:val="nil"/>
-            <w:insideH w:val="nil"/>
-            <w:insideV w:val="nil"/>
+            <w:top w:val="none" w:color="auto" w:sz="0" w:space="0"/>
+            <w:left w:val="none" w:color="auto" w:sz="0" w:space="0"/>
+            <w:bottom w:val="none" w:color="auto" w:sz="0" w:space="0"/>
+            <w:right w:val="none" w:color="auto" w:sz="0" w:space="0"/>
+            <w:insideH w:val="none" w:color="auto" w:sz="0" w:space="0"/>
+            <w:insideV w:val="none" w:color="auto" w:sz="0" w:space="0"/>
           </w:tblBorders>
           <w:tblCellMar>
             <w:top w:w="0" w:type="dxa"/>
@@ -361,7 +359,7 @@
           </w:tblCellMar>
         </w:tblPrEx>
         <w:trPr>
-          <w:trHeight w:val="810"/>
+          <w:trHeight w:val="810" w:hRule="atLeast"/>
           <w:jc w:val="center"/>
         </w:trPr>
         <w:tc>
@@ -399,7 +397,7 @@
             </w:r>
             <w:r>
               <w:rPr>
-                <w:rFonts w:asciiTheme="minorAscii" w:eastAsiaTheme="minorEastAsia" w:hAnsiTheme="minorAscii" w:hint="default"/>
+                <w:rFonts w:hint="default" w:asciiTheme="minorAscii" w:hAnsiTheme="minorAscii" w:eastAsiaTheme="minorEastAsia"/>
                 <w:spacing w:val="227"/>
                 <w:sz w:val="21"/>
                 <w:vertAlign w:val="baseline"/>
@@ -453,7 +451,7 @@
             </w:r>
             <w:r>
               <w:rPr>
-                <w:rFonts w:asciiTheme="minorAscii" w:eastAsiaTheme="minorEastAsia" w:hAnsiTheme="minorAscii" w:hint="eastAsia"/>
+                <w:rFonts w:hint="eastAsia" w:asciiTheme="minorAscii" w:hAnsiTheme="minorAscii" w:eastAsiaTheme="minorEastAsia"/>
                 <w:spacing w:val="227"/>
                 <w:sz w:val="21"/>
                 <w:vertAlign w:val="baseline"/>
@@ -475,8 +473,14 @@
       </w:tr>
       <w:tr>
         <w:tblPrEx>
-          <w:tblW w:w="0" w:type="auto"/>
-          <w:jc w:val="center"/>
+          <w:tblBorders>
+            <w:top w:val="none" w:color="auto" w:sz="0" w:space="0"/>
+            <w:left w:val="none" w:color="auto" w:sz="0" w:space="0"/>
+            <w:bottom w:val="none" w:color="auto" w:sz="0" w:space="0"/>
+            <w:right w:val="none" w:color="auto" w:sz="0" w:space="0"/>
+            <w:insideH w:val="none" w:color="auto" w:sz="0" w:space="0"/>
+            <w:insideV w:val="none" w:color="auto" w:sz="0" w:space="0"/>
+          </w:tblBorders>
           <w:tblCellMar>
             <w:top w:w="0" w:type="dxa"/>
             <w:left w:w="108" w:type="dxa"/>
@@ -485,7 +489,7 @@
           </w:tblCellMar>
         </w:tblPrEx>
         <w:trPr>
-          <w:trHeight w:val="810"/>
+          <w:trHeight w:val="810" w:hRule="atLeast"/>
           <w:jc w:val="center"/>
         </w:trPr>
         <w:tc>
@@ -509,7 +513,7 @@
               <w:snapToGrid w:val="0"/>
               <w:textAlignment w:val="baseline"/>
               <w:rPr>
-                <w:rFonts w:ascii="Arial" w:eastAsia="Arial" w:hAnsi="Arial" w:cs="Arial" w:hint="default"/>
+                <w:rFonts w:hint="default" w:ascii="Arial" w:hAnsi="Arial" w:eastAsia="Arial" w:cs="Arial"/>
                 <w:snapToGrid w:val="0"/>
                 <w:color w:val="000000"/>
                 <w:kern w:val="0"/>
@@ -541,7 +545,7 @@
             </w:r>
             <w:r>
               <w:rPr>
-                <w:rFonts w:asciiTheme="minorAscii" w:eastAsiaTheme="minorEastAsia" w:hAnsiTheme="minorAscii" w:hint="default"/>
+                <w:rFonts w:hint="default" w:asciiTheme="minorAscii" w:hAnsiTheme="minorAscii" w:eastAsiaTheme="minorEastAsia"/>
                 <w:spacing w:val="227"/>
                 <w:sz w:val="21"/>
                 <w:vertAlign w:val="baseline"/>
@@ -594,7 +598,7 @@
               <w:snapToGrid w:val="0"/>
               <w:textAlignment w:val="baseline"/>
               <w:rPr>
-                <w:rFonts w:ascii="Arial" w:eastAsia="Arial" w:hAnsi="Arial" w:cs="Arial" w:hint="default"/>
+                <w:rFonts w:hint="default" w:ascii="Arial" w:hAnsi="Arial" w:eastAsia="Arial" w:cs="Arial"/>
                 <w:snapToGrid w:val="0"/>
                 <w:color w:val="000000"/>
                 <w:kern w:val="0"/>
@@ -614,7 +618,7 @@
             </w:r>
             <w:r>
               <w:rPr>
-                <w:rFonts w:asciiTheme="minorAscii" w:eastAsiaTheme="minorEastAsia" w:hAnsiTheme="minorAscii" w:hint="eastAsia"/>
+                <w:rFonts w:hint="eastAsia" w:asciiTheme="minorAscii" w:hAnsiTheme="minorAscii" w:eastAsiaTheme="minorEastAsia"/>
                 <w:spacing w:val="227"/>
                 <w:sz w:val="21"/>
                 <w:vertAlign w:val="baseline"/>
@@ -636,8 +640,14 @@
       </w:tr>
       <w:tr>
         <w:tblPrEx>
-          <w:tblW w:w="0" w:type="auto"/>
-          <w:jc w:val="center"/>
+          <w:tblBorders>
+            <w:top w:val="none" w:color="auto" w:sz="0" w:space="0"/>
+            <w:left w:val="none" w:color="auto" w:sz="0" w:space="0"/>
+            <w:bottom w:val="none" w:color="auto" w:sz="0" w:space="0"/>
+            <w:right w:val="none" w:color="auto" w:sz="0" w:space="0"/>
+            <w:insideH w:val="none" w:color="auto" w:sz="0" w:space="0"/>
+            <w:insideV w:val="none" w:color="auto" w:sz="0" w:space="0"/>
+          </w:tblBorders>
           <w:tblCellMar>
             <w:top w:w="0" w:type="dxa"/>
             <w:left w:w="108" w:type="dxa"/>
@@ -646,7 +656,7 @@
           </w:tblCellMar>
         </w:tblPrEx>
         <w:trPr>
-          <w:trHeight w:val="635"/>
+          <w:trHeight w:val="635" w:hRule="atLeast"/>
           <w:jc w:val="center"/>
         </w:trPr>
         <w:tc>
@@ -696,7 +706,7 @@
             </w:r>
             <w:r>
               <w:rPr>
-                <w:rFonts w:asciiTheme="minorAscii" w:eastAsiaTheme="minorEastAsia" w:hAnsiTheme="minorAscii" w:hint="eastAsia"/>
+                <w:rFonts w:hint="eastAsia" w:asciiTheme="minorAscii" w:hAnsiTheme="minorAscii" w:eastAsiaTheme="minorEastAsia"/>
                 <w:spacing w:val="227"/>
                 <w:sz w:val="21"/>
                 <w:vertAlign w:val="baseline"/>
@@ -749,7 +759,7 @@
             </w:r>
             <w:r>
               <w:rPr>
-                <w:rFonts w:asciiTheme="minorAscii" w:eastAsiaTheme="minorEastAsia" w:hAnsiTheme="minorAscii" w:hint="eastAsia"/>
+                <w:rFonts w:hint="eastAsia" w:asciiTheme="minorAscii" w:hAnsiTheme="minorAscii" w:eastAsiaTheme="minorEastAsia"/>
                 <w:spacing w:val="227"/>
                 <w:sz w:val="21"/>
                 <w:vertAlign w:val="baseline"/>
@@ -808,14 +818,14 @@
         <w:ind w:left="3634"/>
         <w:textAlignment w:val="baseline"/>
         <w:rPr>
-          <w:rFonts w:ascii="宋体" w:eastAsia="宋体" w:hAnsi="宋体" w:cs="宋体"/>
+          <w:rFonts w:ascii="宋体" w:hAnsi="宋体" w:eastAsia="宋体" w:cs="宋体"/>
           <w:sz w:val="31"/>
           <w:szCs w:val="31"/>
         </w:rPr>
       </w:pPr>
       <w:r>
         <w:rPr>
-          <w:rFonts w:ascii="宋体" w:eastAsia="宋体" w:hAnsi="宋体" w:cs="宋体"/>
+          <w:rFonts w:ascii="宋体" w:hAnsi="宋体" w:eastAsia="宋体" w:cs="宋体"/>
           <w:b/>
           <w:bCs/>
           <w:spacing w:val="4"/>
@@ -827,16 +837,16 @@
     </w:p>
     <w:tbl>
       <w:tblPr>
-        <w:tblStyle w:val="TableNormal0"/>
+        <w:tblStyle w:val="26"/>
         <w:tblW w:w="8214" w:type="dxa"/>
         <w:jc w:val="center"/>
         <w:tblBorders>
-          <w:top w:val="single" w:sz="2" w:space="0" w:color="000000"/>
-          <w:left w:val="single" w:sz="2" w:space="0" w:color="000000"/>
-          <w:bottom w:val="single" w:sz="2" w:space="0" w:color="000000"/>
-          <w:right w:val="single" w:sz="2" w:space="0" w:color="000000"/>
-          <w:insideH w:val="single" w:sz="2" w:space="0" w:color="000000"/>
-          <w:insideV w:val="single" w:sz="2" w:space="0" w:color="000000"/>
+          <w:top w:val="single" w:color="000000" w:sz="2" w:space="0"/>
+          <w:left w:val="single" w:color="000000" w:sz="2" w:space="0"/>
+          <w:bottom w:val="single" w:color="000000" w:sz="2" w:space="0"/>
+          <w:right w:val="single" w:color="000000" w:sz="2" w:space="0"/>
+          <w:insideH w:val="single" w:color="000000" w:sz="2" w:space="0"/>
+          <w:insideV w:val="single" w:color="000000" w:sz="2" w:space="0"/>
         </w:tblBorders>
         <w:tblLayout w:type="fixed"/>
         <w:tblCellMar>
@@ -856,17 +866,14 @@
       </w:tblGrid>
       <w:tr>
         <w:tblPrEx>
-          <w:tblW w:w="8214" w:type="dxa"/>
-          <w:jc w:val="center"/>
           <w:tblBorders>
-            <w:top w:val="single" w:sz="2" w:space="0" w:color="000000"/>
-            <w:left w:val="single" w:sz="2" w:space="0" w:color="000000"/>
-            <w:bottom w:val="single" w:sz="2" w:space="0" w:color="000000"/>
-            <w:right w:val="single" w:sz="2" w:space="0" w:color="000000"/>
-            <w:insideH w:val="single" w:sz="2" w:space="0" w:color="000000"/>
-            <w:insideV w:val="single" w:sz="2" w:space="0" w:color="000000"/>
+            <w:top w:val="single" w:color="000000" w:sz="2" w:space="0"/>
+            <w:left w:val="single" w:color="000000" w:sz="2" w:space="0"/>
+            <w:bottom w:val="single" w:color="000000" w:sz="2" w:space="0"/>
+            <w:right w:val="single" w:color="000000" w:sz="2" w:space="0"/>
+            <w:insideH w:val="single" w:color="000000" w:sz="2" w:space="0"/>
+            <w:insideV w:val="single" w:color="000000" w:sz="2" w:space="0"/>
           </w:tblBorders>
-          <w:tblLayout w:type="fixed"/>
           <w:tblCellMar>
             <w:top w:w="0" w:type="dxa"/>
             <w:left w:w="0" w:type="dxa"/>
@@ -875,7 +882,7 @@
           </w:tblCellMar>
         </w:tblPrEx>
         <w:trPr>
-          <w:trHeight w:val="593"/>
+          <w:trHeight w:val="593" w:hRule="atLeast"/>
           <w:jc w:val="center"/>
         </w:trPr>
         <w:tc>
@@ -897,18 +904,18 @@
               <w:adjustRightInd w:val="0"/>
               <w:snapToGrid w:val="0"/>
               <w:spacing w:before="176" w:line="228" w:lineRule="auto"/>
-              <w:ind w:left="0" w:right="0" w:firstLine="0" w:leftChars="0" w:rightChars="0" w:firstLineChars="0"/>
+              <w:ind w:left="0" w:leftChars="0" w:right="0" w:rightChars="0" w:firstLine="0" w:firstLineChars="0"/>
               <w:jc w:val="center"/>
               <w:textAlignment w:val="baseline"/>
               <w:rPr>
-                <w:rFonts w:ascii="宋体" w:eastAsia="宋体" w:hAnsi="宋体" w:cs="宋体"/>
+                <w:rFonts w:ascii="宋体" w:hAnsi="宋体" w:eastAsia="宋体" w:cs="宋体"/>
                 <w:sz w:val="20"/>
                 <w:szCs w:val="20"/>
               </w:rPr>
             </w:pPr>
             <w:r>
               <w:rPr>
-                <w:rFonts w:ascii="宋体" w:hAnsi="宋体" w:cs="宋体" w:hint="eastAsia"/>
+                <w:rFonts w:hint="eastAsia" w:ascii="宋体" w:hAnsi="宋体" w:cs="宋体"/>
                 <w:spacing w:val="-14"/>
                 <w:sz w:val="20"/>
                 <w:szCs w:val="20"/>
@@ -918,7 +925,7 @@
             </w:r>
             <w:r>
               <w:rPr>
-                <w:rFonts w:ascii="宋体" w:eastAsia="宋体" w:hAnsi="宋体" w:cs="宋体"/>
+                <w:rFonts w:ascii="宋体" w:hAnsi="宋体" w:eastAsia="宋体" w:cs="宋体"/>
                 <w:spacing w:val="-14"/>
                 <w:sz w:val="20"/>
                 <w:szCs w:val="20"/>
@@ -946,18 +953,18 @@
               <w:adjustRightInd w:val="0"/>
               <w:snapToGrid w:val="0"/>
               <w:spacing w:before="175" w:line="227" w:lineRule="auto"/>
-              <w:ind w:left="0" w:right="0" w:firstLine="0" w:leftChars="0" w:rightChars="0" w:firstLineChars="0"/>
+              <w:ind w:left="0" w:leftChars="0" w:right="0" w:rightChars="0" w:firstLine="0" w:firstLineChars="0"/>
               <w:jc w:val="center"/>
               <w:textAlignment w:val="baseline"/>
               <w:rPr>
-                <w:rFonts w:ascii="宋体" w:eastAsia="宋体" w:hAnsi="宋体" w:cs="宋体"/>
+                <w:rFonts w:ascii="宋体" w:hAnsi="宋体" w:eastAsia="宋体" w:cs="宋体"/>
                 <w:sz w:val="20"/>
                 <w:szCs w:val="20"/>
               </w:rPr>
             </w:pPr>
             <w:r>
               <w:rPr>
-                <w:rFonts w:ascii="宋体" w:eastAsia="宋体" w:hAnsi="宋体" w:cs="宋体"/>
+                <w:rFonts w:ascii="宋体" w:hAnsi="宋体" w:eastAsia="宋体" w:cs="宋体"/>
                 <w:spacing w:val="4"/>
                 <w:sz w:val="20"/>
                 <w:szCs w:val="20"/>
@@ -985,18 +992,18 @@
               <w:adjustRightInd w:val="0"/>
               <w:snapToGrid w:val="0"/>
               <w:spacing w:before="175" w:line="228" w:lineRule="auto"/>
-              <w:ind w:left="0" w:right="0" w:firstLine="0" w:leftChars="0" w:rightChars="0" w:firstLineChars="0"/>
+              <w:ind w:left="0" w:leftChars="0" w:right="0" w:rightChars="0" w:firstLine="0" w:firstLineChars="0"/>
               <w:jc w:val="center"/>
               <w:textAlignment w:val="baseline"/>
               <w:rPr>
-                <w:rFonts w:ascii="宋体" w:eastAsia="宋体" w:hAnsi="宋体" w:cs="宋体"/>
+                <w:rFonts w:ascii="宋体" w:hAnsi="宋体" w:eastAsia="宋体" w:cs="宋体"/>
                 <w:sz w:val="20"/>
                 <w:szCs w:val="20"/>
               </w:rPr>
             </w:pPr>
             <w:r>
               <w:rPr>
-                <w:rFonts w:ascii="宋体" w:eastAsia="宋体" w:hAnsi="宋体" w:cs="宋体"/>
+                <w:rFonts w:ascii="宋体" w:hAnsi="宋体" w:eastAsia="宋体" w:cs="宋体"/>
                 <w:spacing w:val="7"/>
                 <w:sz w:val="20"/>
                 <w:szCs w:val="20"/>
@@ -1024,11 +1031,11 @@
               <w:adjustRightInd w:val="0"/>
               <w:snapToGrid w:val="0"/>
               <w:spacing w:before="175" w:line="228" w:lineRule="auto"/>
-              <w:ind w:left="0" w:right="0" w:firstLine="0" w:leftChars="0" w:rightChars="0" w:firstLineChars="0"/>
+              <w:ind w:left="0" w:leftChars="0" w:right="0" w:rightChars="0" w:firstLine="0" w:firstLineChars="0"/>
               <w:jc w:val="center"/>
               <w:textAlignment w:val="baseline"/>
               <w:rPr>
-                <w:rFonts w:ascii="宋体" w:eastAsia="宋体" w:hAnsi="宋体" w:cs="宋体" w:hint="eastAsia"/>
+                <w:rFonts w:hint="eastAsia" w:ascii="宋体" w:hAnsi="宋体" w:eastAsia="宋体" w:cs="宋体"/>
                 <w:spacing w:val="7"/>
                 <w:sz w:val="20"/>
                 <w:szCs w:val="20"/>
@@ -1037,7 +1044,7 @@
             </w:pPr>
             <w:r>
               <w:rPr>
-                <w:rFonts w:ascii="宋体" w:hAnsi="宋体" w:cs="宋体" w:hint="eastAsia"/>
+                <w:rFonts w:hint="eastAsia" w:ascii="宋体" w:hAnsi="宋体" w:cs="宋体"/>
                 <w:spacing w:val="7"/>
                 <w:sz w:val="20"/>
                 <w:szCs w:val="20"/>
@@ -1066,11 +1073,11 @@
               <w:adjustRightInd w:val="0"/>
               <w:snapToGrid w:val="0"/>
               <w:spacing w:before="175" w:line="228" w:lineRule="auto"/>
-              <w:ind w:left="0" w:right="0" w:firstLine="0" w:leftChars="0" w:rightChars="0" w:firstLineChars="0"/>
+              <w:ind w:left="0" w:leftChars="0" w:right="0" w:rightChars="0" w:firstLine="0" w:firstLineChars="0"/>
               <w:jc w:val="center"/>
               <w:textAlignment w:val="baseline"/>
               <w:rPr>
-                <w:rFonts w:ascii="宋体" w:hAnsi="宋体" w:cs="宋体" w:hint="default"/>
+                <w:rFonts w:hint="default" w:ascii="宋体" w:hAnsi="宋体" w:cs="宋体"/>
                 <w:spacing w:val="7"/>
                 <w:sz w:val="20"/>
                 <w:szCs w:val="20"/>
@@ -1079,7 +1086,7 @@
             </w:pPr>
             <w:r>
               <w:rPr>
-                <w:rFonts w:ascii="宋体" w:hAnsi="宋体" w:cs="宋体" w:hint="eastAsia"/>
+                <w:rFonts w:hint="eastAsia" w:ascii="宋体" w:hAnsi="宋体" w:cs="宋体"/>
                 <w:spacing w:val="7"/>
                 <w:sz w:val="20"/>
                 <w:szCs w:val="20"/>
@@ -1108,18 +1115,18 @@
               <w:adjustRightInd w:val="0"/>
               <w:snapToGrid w:val="0"/>
               <w:spacing w:before="176" w:line="229" w:lineRule="auto"/>
-              <w:ind w:left="0" w:right="0" w:firstLine="0" w:leftChars="0" w:rightChars="0" w:firstLineChars="0"/>
+              <w:ind w:left="0" w:leftChars="0" w:right="0" w:rightChars="0" w:firstLine="0" w:firstLineChars="0"/>
               <w:jc w:val="center"/>
               <w:textAlignment w:val="baseline"/>
               <w:rPr>
-                <w:rFonts w:ascii="宋体" w:eastAsia="宋体" w:hAnsi="宋体" w:cs="宋体"/>
+                <w:rFonts w:ascii="宋体" w:hAnsi="宋体" w:eastAsia="宋体" w:cs="宋体"/>
                 <w:sz w:val="20"/>
                 <w:szCs w:val="20"/>
               </w:rPr>
             </w:pPr>
             <w:r>
               <w:rPr>
-                <w:rFonts w:ascii="宋体" w:eastAsia="宋体" w:hAnsi="宋体" w:cs="宋体"/>
+                <w:rFonts w:ascii="宋体" w:hAnsi="宋体" w:eastAsia="宋体" w:cs="宋体"/>
                 <w:spacing w:val="7"/>
                 <w:sz w:val="20"/>
                 <w:szCs w:val="20"/>
@@ -1131,9 +1138,14 @@
       </w:tr>
       <w:tr>
         <w:tblPrEx>
-          <w:tblW w:w="8214" w:type="dxa"/>
-          <w:jc w:val="center"/>
-          <w:tblLayout w:type="fixed"/>
+          <w:tblBorders>
+            <w:top w:val="single" w:color="000000" w:sz="2" w:space="0"/>
+            <w:left w:val="single" w:color="000000" w:sz="2" w:space="0"/>
+            <w:bottom w:val="single" w:color="000000" w:sz="2" w:space="0"/>
+            <w:right w:val="single" w:color="000000" w:sz="2" w:space="0"/>
+            <w:insideH w:val="single" w:color="000000" w:sz="2" w:space="0"/>
+            <w:insideV w:val="single" w:color="000000" w:sz="2" w:space="0"/>
+          </w:tblBorders>
           <w:tblCellMar>
             <w:top w:w="0" w:type="dxa"/>
             <w:left w:w="0" w:type="dxa"/>
@@ -1142,7 +1154,7 @@
           </w:tblCellMar>
         </w:tblPrEx>
         <w:trPr>
-          <w:trHeight w:val="516"/>
+          <w:trHeight w:val="516" w:hRule="atLeast"/>
           <w:jc w:val="center"/>
         </w:trPr>
         <w:tc>
@@ -1164,11 +1176,11 @@
               <w:adjustRightInd w:val="0"/>
               <w:snapToGrid w:val="0"/>
               <w:spacing w:before="173" w:line="267" w:lineRule="exact"/>
-              <w:ind w:left="0" w:right="0" w:firstLine="0" w:leftChars="0" w:rightChars="0" w:firstLineChars="0"/>
+              <w:ind w:left="0" w:leftChars="0" w:right="0" w:rightChars="0" w:firstLine="0" w:firstLineChars="0"/>
               <w:jc w:val="center"/>
               <w:textAlignment w:val="baseline"/>
               <w:rPr>
-                <w:rFonts w:ascii="宋体" w:eastAsia="宋体" w:hAnsi="宋体" w:cs="宋体" w:hint="default"/>
+                <w:rFonts w:hint="default" w:ascii="宋体" w:hAnsi="宋体" w:eastAsia="宋体" w:cs="宋体"/>
                 <w:sz w:val="20"/>
                 <w:szCs w:val="20"/>
                 <w:lang w:val="en-US"/>
@@ -1176,7 +1188,7 @@
             </w:pPr>
             <w:r>
               <w:rPr>
-                <w:rFonts w:ascii="宋体" w:eastAsia="宋体" w:hAnsi="宋体" w:cs="宋体"/>
+                <w:rFonts w:ascii="宋体" w:hAnsi="宋体" w:eastAsia="宋体" w:cs="宋体"/>
                 <w:spacing w:val="3"/>
                 <w:position w:val="1"/>
                 <w:sz w:val="20"/>
@@ -1186,7 +1198,7 @@
             </w:r>
             <w:r>
               <w:rPr>
-                <w:rFonts w:ascii="宋体" w:hAnsi="宋体" w:cs="宋体" w:hint="eastAsia"/>
+                <w:rFonts w:hint="eastAsia" w:ascii="宋体" w:hAnsi="宋体" w:cs="宋体"/>
                 <w:spacing w:val="3"/>
                 <w:position w:val="1"/>
                 <w:sz w:val="20"/>
@@ -1197,7 +1209,7 @@
             </w:r>
             <w:r>
               <w:rPr>
-                <w:rFonts w:ascii="宋体" w:eastAsia="宋体" w:hAnsi="宋体" w:cs="宋体"/>
+                <w:rFonts w:ascii="宋体" w:hAnsi="宋体" w:eastAsia="宋体" w:cs="宋体"/>
                 <w:spacing w:val="3"/>
                 <w:position w:val="1"/>
                 <w:sz w:val="20"/>
@@ -1207,7 +1219,7 @@
             </w:r>
             <w:r>
               <w:rPr>
-                <w:rFonts w:ascii="宋体" w:hAnsi="宋体" w:cs="宋体" w:hint="eastAsia"/>
+                <w:rFonts w:hint="eastAsia" w:ascii="宋体" w:hAnsi="宋体" w:cs="宋体"/>
                 <w:spacing w:val="3"/>
                 <w:position w:val="1"/>
                 <w:sz w:val="20"/>
@@ -1237,18 +1249,18 @@
               <w:adjustRightInd w:val="0"/>
               <w:snapToGrid w:val="0"/>
               <w:spacing w:before="173" w:line="267" w:lineRule="exact"/>
-              <w:ind w:left="0" w:right="0" w:firstLine="0" w:leftChars="0" w:rightChars="0" w:firstLineChars="0"/>
+              <w:ind w:left="0" w:leftChars="0" w:right="0" w:rightChars="0" w:firstLine="0" w:firstLineChars="0"/>
               <w:jc w:val="center"/>
               <w:textAlignment w:val="baseline"/>
               <w:rPr>
-                <w:rFonts w:ascii="宋体" w:eastAsia="宋体" w:hAnsi="宋体" w:cs="宋体"/>
+                <w:rFonts w:ascii="宋体" w:hAnsi="宋体" w:eastAsia="宋体" w:cs="宋体"/>
                 <w:sz w:val="20"/>
                 <w:szCs w:val="20"/>
               </w:rPr>
             </w:pPr>
             <w:r>
               <w:rPr>
-                <w:rFonts w:ascii="宋体" w:eastAsia="宋体" w:hAnsi="宋体" w:cs="宋体"/>
+                <w:rFonts w:ascii="宋体" w:hAnsi="宋体" w:eastAsia="宋体" w:cs="宋体"/>
                 <w:spacing w:val="4"/>
                 <w:position w:val="1"/>
                 <w:sz w:val="20"/>
@@ -1277,18 +1289,18 @@
               <w:adjustRightInd w:val="0"/>
               <w:snapToGrid w:val="0"/>
               <w:spacing w:before="172" w:line="228" w:lineRule="auto"/>
-              <w:ind w:left="0" w:right="0" w:firstLine="0" w:leftChars="0" w:rightChars="0" w:firstLineChars="0"/>
+              <w:ind w:left="0" w:leftChars="0" w:right="0" w:rightChars="0" w:firstLine="0" w:firstLineChars="0"/>
               <w:jc w:val="center"/>
               <w:textAlignment w:val="baseline"/>
               <w:rPr>
-                <w:rFonts w:ascii="宋体" w:eastAsia="宋体" w:hAnsi="宋体" w:cs="宋体"/>
+                <w:rFonts w:ascii="宋体" w:hAnsi="宋体" w:eastAsia="宋体" w:cs="宋体"/>
                 <w:sz w:val="20"/>
                 <w:szCs w:val="20"/>
               </w:rPr>
             </w:pPr>
             <w:r>
               <w:rPr>
-                <w:rFonts w:ascii="宋体" w:eastAsia="宋体" w:hAnsi="宋体" w:cs="宋体"/>
+                <w:rFonts w:ascii="宋体" w:hAnsi="宋体" w:eastAsia="宋体" w:cs="宋体"/>
                 <w:spacing w:val="200"/>
                 <w:kern w:val="0"/>
                 <w:sz w:val="20"/>
@@ -1298,7 +1310,7 @@
             </w:r>
             <w:r>
               <w:rPr>
-                <w:rFonts w:ascii="宋体" w:eastAsia="宋体" w:hAnsi="宋体" w:cs="宋体"/>
+                <w:rFonts w:ascii="宋体" w:hAnsi="宋体" w:eastAsia="宋体" w:cs="宋体"/>
                 <w:spacing w:val="0"/>
                 <w:kern w:val="0"/>
                 <w:sz w:val="20"/>
@@ -1327,11 +1339,11 @@
               <w:adjustRightInd w:val="0"/>
               <w:snapToGrid w:val="0"/>
               <w:spacing w:before="173" w:line="229" w:lineRule="auto"/>
-              <w:ind w:left="0" w:right="0" w:firstLine="0" w:leftChars="0" w:rightChars="0" w:firstLineChars="0"/>
+              <w:ind w:left="0" w:leftChars="0" w:right="0" w:rightChars="0" w:firstLine="0" w:firstLineChars="0"/>
               <w:jc w:val="center"/>
               <w:textAlignment w:val="baseline"/>
               <w:rPr>
-                <w:rFonts w:ascii="宋体" w:eastAsia="宋体" w:hAnsi="宋体" w:cs="宋体"/>
+                <w:rFonts w:ascii="宋体" w:hAnsi="宋体" w:eastAsia="宋体" w:cs="宋体"/>
                 <w:spacing w:val="200"/>
                 <w:kern w:val="0"/>
                 <w:sz w:val="20"/>
@@ -1340,7 +1352,7 @@
             </w:pPr>
             <w:r>
               <w:rPr>
-                <w:rFonts w:asciiTheme="minorAscii" w:eastAsiaTheme="minorEastAsia" w:hAnsiTheme="minorAscii" w:hint="eastAsia"/>
+                <w:rFonts w:hint="eastAsia" w:asciiTheme="minorAscii" w:hAnsiTheme="minorAscii" w:eastAsiaTheme="minorEastAsia"/>
                 <w:spacing w:val="0"/>
                 <w:kern w:val="0"/>
                 <w:sz w:val="21"/>
@@ -1370,11 +1382,11 @@
               <w:adjustRightInd w:val="0"/>
               <w:snapToGrid w:val="0"/>
               <w:spacing w:before="172" w:line="228" w:lineRule="auto"/>
-              <w:ind w:left="0" w:right="0" w:firstLine="0" w:leftChars="0" w:rightChars="0" w:firstLineChars="0"/>
+              <w:ind w:left="0" w:leftChars="0" w:right="0" w:rightChars="0" w:firstLine="0" w:firstLineChars="0"/>
               <w:jc w:val="center"/>
               <w:textAlignment w:val="baseline"/>
               <w:rPr>
-                <w:rFonts w:ascii="宋体" w:eastAsia="宋体" w:hAnsi="宋体" w:cs="宋体"/>
+                <w:rFonts w:ascii="宋体" w:hAnsi="宋体" w:eastAsia="宋体" w:cs="宋体"/>
                 <w:spacing w:val="200"/>
                 <w:kern w:val="0"/>
                 <w:sz w:val="20"/>
@@ -1383,7 +1395,7 @@
             </w:pPr>
             <w:r>
               <w:rPr>
-                <w:rFonts w:ascii="宋体" w:eastAsia="宋体" w:hAnsi="宋体" w:cs="宋体" w:hint="eastAsia"/>
+                <w:rFonts w:hint="eastAsia" w:ascii="宋体" w:hAnsi="宋体" w:eastAsia="宋体" w:cs="宋体"/>
                 <w:spacing w:val="200"/>
                 <w:kern w:val="0"/>
                 <w:sz w:val="20"/>
@@ -1393,7 +1405,7 @@
             </w:r>
             <w:r>
               <w:rPr>
-                <w:rFonts w:asciiTheme="minorAscii" w:eastAsiaTheme="minorEastAsia" w:hAnsiTheme="minorAscii" w:hint="eastAsia"/>
+                <w:rFonts w:hint="eastAsia" w:asciiTheme="minorAscii" w:hAnsiTheme="minorAscii" w:eastAsiaTheme="minorEastAsia"/>
                 <w:spacing w:val="0"/>
                 <w:kern w:val="0"/>
                 <w:sz w:val="21"/>
@@ -1423,18 +1435,18 @@
               <w:adjustRightInd w:val="0"/>
               <w:snapToGrid w:val="0"/>
               <w:spacing w:before="173" w:line="229" w:lineRule="auto"/>
-              <w:ind w:left="0" w:right="0" w:firstLine="0" w:leftChars="0" w:rightChars="0" w:firstLineChars="0"/>
+              <w:ind w:left="0" w:leftChars="0" w:right="0" w:rightChars="0" w:firstLine="0" w:firstLineChars="0"/>
               <w:jc w:val="center"/>
               <w:textAlignment w:val="baseline"/>
               <w:rPr>
-                <w:rFonts w:ascii="宋体" w:eastAsia="宋体" w:hAnsi="宋体" w:cs="宋体"/>
+                <w:rFonts w:ascii="宋体" w:hAnsi="宋体" w:eastAsia="宋体" w:cs="宋体"/>
                 <w:sz w:val="20"/>
                 <w:szCs w:val="20"/>
               </w:rPr>
             </w:pPr>
             <w:r>
               <w:rPr>
-                <w:rFonts w:asciiTheme="minorAscii" w:eastAsiaTheme="minorEastAsia" w:hAnsiTheme="minorAscii" w:hint="eastAsia"/>
+                <w:rFonts w:hint="eastAsia" w:asciiTheme="minorAscii" w:hAnsiTheme="minorAscii" w:eastAsiaTheme="minorEastAsia"/>
                 <w:spacing w:val="0"/>
                 <w:kern w:val="0"/>
                 <w:sz w:val="21"/>
@@ -1448,9 +1460,14 @@
       </w:tr>
       <w:tr>
         <w:tblPrEx>
-          <w:tblW w:w="8214" w:type="dxa"/>
-          <w:jc w:val="center"/>
-          <w:tblLayout w:type="fixed"/>
+          <w:tblBorders>
+            <w:top w:val="single" w:color="000000" w:sz="2" w:space="0"/>
+            <w:left w:val="single" w:color="000000" w:sz="2" w:space="0"/>
+            <w:bottom w:val="single" w:color="000000" w:sz="2" w:space="0"/>
+            <w:right w:val="single" w:color="000000" w:sz="2" w:space="0"/>
+            <w:insideH w:val="single" w:color="000000" w:sz="2" w:space="0"/>
+            <w:insideV w:val="single" w:color="000000" w:sz="2" w:space="0"/>
+          </w:tblBorders>
           <w:tblCellMar>
             <w:top w:w="0" w:type="dxa"/>
             <w:left w:w="0" w:type="dxa"/>
@@ -1459,7 +1476,7 @@
           </w:tblCellMar>
         </w:tblPrEx>
         <w:trPr>
-          <w:trHeight w:val="556"/>
+          <w:trHeight w:val="556" w:hRule="atLeast"/>
           <w:jc w:val="center"/>
         </w:trPr>
         <w:tc>
@@ -1468,7 +1485,7 @@
           </w:tcPr>
           <w:p>
             <w:pPr>
-              <w:pStyle w:val="TableText"/>
+              <w:pStyle w:val="27"/>
               <w:keepNext w:val="0"/>
               <w:keepLines w:val="0"/>
               <w:pageBreakBefore w:val="0"/>
@@ -1481,7 +1498,7 @@
               <w:bidi w:val="0"/>
               <w:adjustRightInd w:val="0"/>
               <w:snapToGrid w:val="0"/>
-              <w:ind w:left="0" w:right="0" w:firstLine="0" w:leftChars="0" w:rightChars="0" w:firstLineChars="0"/>
+              <w:ind w:left="0" w:leftChars="0" w:right="0" w:rightChars="0" w:firstLine="0" w:firstLineChars="0"/>
               <w:jc w:val="center"/>
               <w:textAlignment w:val="baseline"/>
             </w:pPr>
@@ -1493,7 +1510,7 @@
           </w:tcPr>
           <w:p>
             <w:pPr>
-              <w:pStyle w:val="TableText"/>
+              <w:pStyle w:val="27"/>
               <w:keepNext w:val="0"/>
               <w:keepLines w:val="0"/>
               <w:pageBreakBefore w:val="0"/>
@@ -1506,7 +1523,7 @@
               <w:bidi w:val="0"/>
               <w:adjustRightInd w:val="0"/>
               <w:snapToGrid w:val="0"/>
-              <w:ind w:left="0" w:right="0" w:firstLine="0" w:leftChars="0" w:rightChars="0" w:firstLineChars="0"/>
+              <w:ind w:left="0" w:leftChars="0" w:right="0" w:rightChars="0" w:firstLine="0" w:firstLineChars="0"/>
               <w:jc w:val="center"/>
               <w:textAlignment w:val="baseline"/>
             </w:pPr>
@@ -1518,7 +1535,7 @@
           </w:tcPr>
           <w:p>
             <w:pPr>
-              <w:pStyle w:val="TableText"/>
+              <w:pStyle w:val="27"/>
               <w:keepNext w:val="0"/>
               <w:keepLines w:val="0"/>
               <w:pageBreakBefore w:val="0"/>
@@ -1531,7 +1548,7 @@
               <w:bidi w:val="0"/>
               <w:adjustRightInd w:val="0"/>
               <w:snapToGrid w:val="0"/>
-              <w:ind w:left="0" w:right="0" w:firstLine="0" w:leftChars="0" w:rightChars="0" w:firstLineChars="0"/>
+              <w:ind w:left="0" w:leftChars="0" w:right="0" w:rightChars="0" w:firstLine="0" w:firstLineChars="0"/>
               <w:jc w:val="center"/>
               <w:textAlignment w:val="baseline"/>
             </w:pPr>
@@ -1543,7 +1560,7 @@
           </w:tcPr>
           <w:p>
             <w:pPr>
-              <w:pStyle w:val="TableText"/>
+              <w:pStyle w:val="27"/>
               <w:keepNext w:val="0"/>
               <w:keepLines w:val="0"/>
               <w:pageBreakBefore w:val="0"/>
@@ -1556,7 +1573,7 @@
               <w:bidi w:val="0"/>
               <w:adjustRightInd w:val="0"/>
               <w:snapToGrid w:val="0"/>
-              <w:ind w:left="0" w:right="0" w:firstLine="0" w:leftChars="0" w:rightChars="0" w:firstLineChars="0"/>
+              <w:ind w:left="0" w:leftChars="0" w:right="0" w:rightChars="0" w:firstLine="0" w:firstLineChars="0"/>
               <w:jc w:val="center"/>
               <w:textAlignment w:val="baseline"/>
             </w:pPr>
@@ -1568,7 +1585,7 @@
           </w:tcPr>
           <w:p>
             <w:pPr>
-              <w:pStyle w:val="TableText"/>
+              <w:pStyle w:val="27"/>
               <w:keepNext w:val="0"/>
               <w:keepLines w:val="0"/>
               <w:pageBreakBefore w:val="0"/>
@@ -1581,7 +1598,7 @@
               <w:bidi w:val="0"/>
               <w:adjustRightInd w:val="0"/>
               <w:snapToGrid w:val="0"/>
-              <w:ind w:left="0" w:right="0" w:firstLine="0" w:leftChars="0" w:rightChars="0" w:firstLineChars="0"/>
+              <w:ind w:left="0" w:leftChars="0" w:right="0" w:rightChars="0" w:firstLine="0" w:firstLineChars="0"/>
               <w:jc w:val="center"/>
               <w:textAlignment w:val="baseline"/>
             </w:pPr>
@@ -1593,7 +1610,7 @@
           </w:tcPr>
           <w:p>
             <w:pPr>
-              <w:pStyle w:val="TableText"/>
+              <w:pStyle w:val="27"/>
               <w:keepNext w:val="0"/>
               <w:keepLines w:val="0"/>
               <w:pageBreakBefore w:val="0"/>
@@ -1606,7 +1623,7 @@
               <w:bidi w:val="0"/>
               <w:adjustRightInd w:val="0"/>
               <w:snapToGrid w:val="0"/>
-              <w:ind w:left="0" w:right="0" w:firstLine="0" w:leftChars="0" w:rightChars="0" w:firstLineChars="0"/>
+              <w:ind w:left="0" w:leftChars="0" w:right="0" w:rightChars="0" w:firstLine="0" w:firstLineChars="0"/>
               <w:jc w:val="center"/>
               <w:textAlignment w:val="baseline"/>
             </w:pPr>
@@ -1615,9 +1632,14 @@
       </w:tr>
       <w:tr>
         <w:tblPrEx>
-          <w:tblW w:w="8214" w:type="dxa"/>
-          <w:jc w:val="center"/>
-          <w:tblLayout w:type="fixed"/>
+          <w:tblBorders>
+            <w:top w:val="single" w:color="000000" w:sz="2" w:space="0"/>
+            <w:left w:val="single" w:color="000000" w:sz="2" w:space="0"/>
+            <w:bottom w:val="single" w:color="000000" w:sz="2" w:space="0"/>
+            <w:right w:val="single" w:color="000000" w:sz="2" w:space="0"/>
+            <w:insideH w:val="single" w:color="000000" w:sz="2" w:space="0"/>
+            <w:insideV w:val="single" w:color="000000" w:sz="2" w:space="0"/>
+          </w:tblBorders>
           <w:tblCellMar>
             <w:top w:w="0" w:type="dxa"/>
             <w:left w:w="0" w:type="dxa"/>
@@ -1626,7 +1648,7 @@
           </w:tblCellMar>
         </w:tblPrEx>
         <w:trPr>
-          <w:trHeight w:val="556"/>
+          <w:trHeight w:val="556" w:hRule="atLeast"/>
           <w:jc w:val="center"/>
         </w:trPr>
         <w:tc>
@@ -1635,7 +1657,7 @@
           </w:tcPr>
           <w:p>
             <w:pPr>
-              <w:pStyle w:val="TableText"/>
+              <w:pStyle w:val="27"/>
               <w:keepNext w:val="0"/>
               <w:keepLines w:val="0"/>
               <w:pageBreakBefore w:val="0"/>
@@ -1648,7 +1670,7 @@
               <w:bidi w:val="0"/>
               <w:adjustRightInd w:val="0"/>
               <w:snapToGrid w:val="0"/>
-              <w:ind w:left="0" w:right="0" w:firstLine="0" w:leftChars="0" w:rightChars="0" w:firstLineChars="0"/>
+              <w:ind w:left="0" w:leftChars="0" w:right="0" w:rightChars="0" w:firstLine="0" w:firstLineChars="0"/>
               <w:jc w:val="center"/>
               <w:textAlignment w:val="baseline"/>
             </w:pPr>
@@ -1660,7 +1682,7 @@
           </w:tcPr>
           <w:p>
             <w:pPr>
-              <w:pStyle w:val="TableText"/>
+              <w:pStyle w:val="27"/>
               <w:keepNext w:val="0"/>
               <w:keepLines w:val="0"/>
               <w:pageBreakBefore w:val="0"/>
@@ -1673,7 +1695,7 @@
               <w:bidi w:val="0"/>
               <w:adjustRightInd w:val="0"/>
               <w:snapToGrid w:val="0"/>
-              <w:ind w:left="0" w:right="0" w:firstLine="0" w:leftChars="0" w:rightChars="0" w:firstLineChars="0"/>
+              <w:ind w:left="0" w:leftChars="0" w:right="0" w:rightChars="0" w:firstLine="0" w:firstLineChars="0"/>
               <w:jc w:val="center"/>
               <w:textAlignment w:val="baseline"/>
             </w:pPr>
@@ -1685,7 +1707,7 @@
           </w:tcPr>
           <w:p>
             <w:pPr>
-              <w:pStyle w:val="TableText"/>
+              <w:pStyle w:val="27"/>
               <w:keepNext w:val="0"/>
               <w:keepLines w:val="0"/>
               <w:pageBreakBefore w:val="0"/>
@@ -1698,7 +1720,7 @@
               <w:bidi w:val="0"/>
               <w:adjustRightInd w:val="0"/>
               <w:snapToGrid w:val="0"/>
-              <w:ind w:left="0" w:right="0" w:firstLine="0" w:leftChars="0" w:rightChars="0" w:firstLineChars="0"/>
+              <w:ind w:left="0" w:leftChars="0" w:right="0" w:rightChars="0" w:firstLine="0" w:firstLineChars="0"/>
               <w:jc w:val="center"/>
               <w:textAlignment w:val="baseline"/>
             </w:pPr>
@@ -1710,7 +1732,7 @@
           </w:tcPr>
           <w:p>
             <w:pPr>
-              <w:pStyle w:val="TableText"/>
+              <w:pStyle w:val="27"/>
               <w:keepNext w:val="0"/>
               <w:keepLines w:val="0"/>
               <w:pageBreakBefore w:val="0"/>
@@ -1723,7 +1745,7 @@
               <w:bidi w:val="0"/>
               <w:adjustRightInd w:val="0"/>
               <w:snapToGrid w:val="0"/>
-              <w:ind w:left="0" w:right="0" w:firstLine="0" w:leftChars="0" w:rightChars="0" w:firstLineChars="0"/>
+              <w:ind w:left="0" w:leftChars="0" w:right="0" w:rightChars="0" w:firstLine="0" w:firstLineChars="0"/>
               <w:jc w:val="center"/>
               <w:textAlignment w:val="baseline"/>
             </w:pPr>
@@ -1735,7 +1757,7 @@
           </w:tcPr>
           <w:p>
             <w:pPr>
-              <w:pStyle w:val="TableText"/>
+              <w:pStyle w:val="27"/>
               <w:keepNext w:val="0"/>
               <w:keepLines w:val="0"/>
               <w:pageBreakBefore w:val="0"/>
@@ -1748,7 +1770,7 @@
               <w:bidi w:val="0"/>
               <w:adjustRightInd w:val="0"/>
               <w:snapToGrid w:val="0"/>
-              <w:ind w:left="0" w:right="0" w:firstLine="0" w:leftChars="0" w:rightChars="0" w:firstLineChars="0"/>
+              <w:ind w:left="0" w:leftChars="0" w:right="0" w:rightChars="0" w:firstLine="0" w:firstLineChars="0"/>
               <w:jc w:val="center"/>
               <w:textAlignment w:val="baseline"/>
             </w:pPr>
@@ -1760,7 +1782,7 @@
           </w:tcPr>
           <w:p>
             <w:pPr>
-              <w:pStyle w:val="TableText"/>
+              <w:pStyle w:val="27"/>
               <w:keepNext w:val="0"/>
               <w:keepLines w:val="0"/>
               <w:pageBreakBefore w:val="0"/>
@@ -1773,7 +1795,7 @@
               <w:bidi w:val="0"/>
               <w:adjustRightInd w:val="0"/>
               <w:snapToGrid w:val="0"/>
-              <w:ind w:left="0" w:right="0" w:firstLine="0" w:leftChars="0" w:rightChars="0" w:firstLineChars="0"/>
+              <w:ind w:left="0" w:leftChars="0" w:right="0" w:rightChars="0" w:firstLine="0" w:firstLineChars="0"/>
               <w:jc w:val="center"/>
               <w:textAlignment w:val="baseline"/>
             </w:pPr>
@@ -1782,9 +1804,14 @@
       </w:tr>
       <w:tr>
         <w:tblPrEx>
-          <w:tblW w:w="8214" w:type="dxa"/>
-          <w:jc w:val="center"/>
-          <w:tblLayout w:type="fixed"/>
+          <w:tblBorders>
+            <w:top w:val="single" w:color="000000" w:sz="2" w:space="0"/>
+            <w:left w:val="single" w:color="000000" w:sz="2" w:space="0"/>
+            <w:bottom w:val="single" w:color="000000" w:sz="2" w:space="0"/>
+            <w:right w:val="single" w:color="000000" w:sz="2" w:space="0"/>
+            <w:insideH w:val="single" w:color="000000" w:sz="2" w:space="0"/>
+            <w:insideV w:val="single" w:color="000000" w:sz="2" w:space="0"/>
+          </w:tblBorders>
           <w:tblCellMar>
             <w:top w:w="0" w:type="dxa"/>
             <w:left w:w="0" w:type="dxa"/>
@@ -1793,7 +1820,7 @@
           </w:tblCellMar>
         </w:tblPrEx>
         <w:trPr>
-          <w:trHeight w:val="557"/>
+          <w:trHeight w:val="557" w:hRule="atLeast"/>
           <w:jc w:val="center"/>
         </w:trPr>
         <w:tc>
@@ -1802,7 +1829,7 @@
           </w:tcPr>
           <w:p>
             <w:pPr>
-              <w:pStyle w:val="TableText"/>
+              <w:pStyle w:val="27"/>
               <w:keepNext w:val="0"/>
               <w:keepLines w:val="0"/>
               <w:pageBreakBefore w:val="0"/>
@@ -1815,7 +1842,7 @@
               <w:bidi w:val="0"/>
               <w:adjustRightInd w:val="0"/>
               <w:snapToGrid w:val="0"/>
-              <w:ind w:left="0" w:right="0" w:firstLine="0" w:leftChars="0" w:rightChars="0" w:firstLineChars="0"/>
+              <w:ind w:left="0" w:leftChars="0" w:right="0" w:rightChars="0" w:firstLine="0" w:firstLineChars="0"/>
               <w:jc w:val="center"/>
               <w:textAlignment w:val="baseline"/>
             </w:pPr>
@@ -1827,7 +1854,7 @@
           </w:tcPr>
           <w:p>
             <w:pPr>
-              <w:pStyle w:val="TableText"/>
+              <w:pStyle w:val="27"/>
               <w:keepNext w:val="0"/>
               <w:keepLines w:val="0"/>
               <w:pageBreakBefore w:val="0"/>
@@ -1840,7 +1867,7 @@
               <w:bidi w:val="0"/>
               <w:adjustRightInd w:val="0"/>
               <w:snapToGrid w:val="0"/>
-              <w:ind w:left="0" w:right="0" w:firstLine="0" w:leftChars="0" w:rightChars="0" w:firstLineChars="0"/>
+              <w:ind w:left="0" w:leftChars="0" w:right="0" w:rightChars="0" w:firstLine="0" w:firstLineChars="0"/>
               <w:jc w:val="center"/>
               <w:textAlignment w:val="baseline"/>
             </w:pPr>
@@ -1852,7 +1879,7 @@
           </w:tcPr>
           <w:p>
             <w:pPr>
-              <w:pStyle w:val="TableText"/>
+              <w:pStyle w:val="27"/>
               <w:keepNext w:val="0"/>
               <w:keepLines w:val="0"/>
               <w:pageBreakBefore w:val="0"/>
@@ -1865,7 +1892,7 @@
               <w:bidi w:val="0"/>
               <w:adjustRightInd w:val="0"/>
               <w:snapToGrid w:val="0"/>
-              <w:ind w:left="0" w:right="0" w:firstLine="0" w:leftChars="0" w:rightChars="0" w:firstLineChars="0"/>
+              <w:ind w:left="0" w:leftChars="0" w:right="0" w:rightChars="0" w:firstLine="0" w:firstLineChars="0"/>
               <w:jc w:val="center"/>
               <w:textAlignment w:val="baseline"/>
             </w:pPr>
@@ -1877,7 +1904,7 @@
           </w:tcPr>
           <w:p>
             <w:pPr>
-              <w:pStyle w:val="TableText"/>
+              <w:pStyle w:val="27"/>
               <w:keepNext w:val="0"/>
               <w:keepLines w:val="0"/>
               <w:pageBreakBefore w:val="0"/>
@@ -1890,7 +1917,7 @@
               <w:bidi w:val="0"/>
               <w:adjustRightInd w:val="0"/>
               <w:snapToGrid w:val="0"/>
-              <w:ind w:left="0" w:right="0" w:firstLine="0" w:leftChars="0" w:rightChars="0" w:firstLineChars="0"/>
+              <w:ind w:left="0" w:leftChars="0" w:right="0" w:rightChars="0" w:firstLine="0" w:firstLineChars="0"/>
               <w:jc w:val="center"/>
               <w:textAlignment w:val="baseline"/>
             </w:pPr>
@@ -1902,7 +1929,7 @@
           </w:tcPr>
           <w:p>
             <w:pPr>
-              <w:pStyle w:val="TableText"/>
+              <w:pStyle w:val="27"/>
               <w:keepNext w:val="0"/>
               <w:keepLines w:val="0"/>
               <w:pageBreakBefore w:val="0"/>
@@ -1915,7 +1942,7 @@
               <w:bidi w:val="0"/>
               <w:adjustRightInd w:val="0"/>
               <w:snapToGrid w:val="0"/>
-              <w:ind w:left="0" w:right="0" w:firstLine="0" w:leftChars="0" w:rightChars="0" w:firstLineChars="0"/>
+              <w:ind w:left="0" w:leftChars="0" w:right="0" w:rightChars="0" w:firstLine="0" w:firstLineChars="0"/>
               <w:jc w:val="center"/>
               <w:textAlignment w:val="baseline"/>
             </w:pPr>
@@ -1927,7 +1954,7 @@
           </w:tcPr>
           <w:p>
             <w:pPr>
-              <w:pStyle w:val="TableText"/>
+              <w:pStyle w:val="27"/>
               <w:keepNext w:val="0"/>
               <w:keepLines w:val="0"/>
               <w:pageBreakBefore w:val="0"/>
@@ -1940,7 +1967,7 @@
               <w:bidi w:val="0"/>
               <w:adjustRightInd w:val="0"/>
               <w:snapToGrid w:val="0"/>
-              <w:ind w:left="0" w:right="0" w:firstLine="0" w:leftChars="0" w:rightChars="0" w:firstLineChars="0"/>
+              <w:ind w:left="0" w:leftChars="0" w:right="0" w:rightChars="0" w:firstLine="0" w:firstLineChars="0"/>
               <w:jc w:val="center"/>
               <w:textAlignment w:val="baseline"/>
             </w:pPr>
@@ -1971,7 +1998,7 @@
     <w:sdt>
       <w:sdtPr>
         <w:rPr>
-          <w:rFonts w:ascii="宋体" w:eastAsia="宋体" w:hAnsi="宋体" w:cs="Arial"/>
+          <w:rFonts w:ascii="宋体" w:hAnsi="宋体" w:eastAsia="宋体" w:cs="Arial"/>
           <w:snapToGrid w:val="0"/>
           <w:color w:val="000000"/>
           <w:kern w:val="0"/>
@@ -1987,7 +2014,7 @@
       </w:sdtPr>
       <w:sdtEndPr>
         <w:rPr>
-          <w:rFonts w:ascii="宋体" w:eastAsia="宋体" w:hAnsi="宋体" w:cs="宋体" w:hint="eastAsia"/>
+          <w:rFonts w:hint="eastAsia" w:ascii="宋体" w:hAnsi="宋体" w:eastAsia="宋体" w:cs="宋体"/>
           <w:snapToGrid w:val="0"/>
           <w:color w:val="000000"/>
           <w:kern w:val="0"/>
@@ -2012,18 +2039,18 @@
             <w:adjustRightInd w:val="0"/>
             <w:snapToGrid w:val="0"/>
             <w:spacing w:before="0" w:beforeLines="0" w:after="0" w:afterLines="0" w:line="240" w:lineRule="auto"/>
-            <w:ind w:left="0" w:right="0" w:firstLine="0" w:leftChars="0" w:rightChars="0" w:firstLineChars="0"/>
+            <w:ind w:left="0" w:leftChars="0" w:right="0" w:rightChars="0" w:firstLine="0" w:firstLineChars="0"/>
             <w:jc w:val="center"/>
             <w:textAlignment w:val="baseline"/>
             <w:rPr>
-              <w:rFonts w:ascii="宋体" w:eastAsia="宋体" w:hAnsi="宋体" w:cs="宋体" w:hint="eastAsia"/>
+              <w:rFonts w:hint="eastAsia" w:ascii="宋体" w:hAnsi="宋体" w:eastAsia="宋体" w:cs="宋体"/>
               <w:sz w:val="24"/>
               <w:szCs w:val="24"/>
             </w:rPr>
           </w:pPr>
           <w:r>
             <w:rPr>
-              <w:rFonts w:ascii="宋体" w:eastAsia="宋体" w:hAnsi="宋体" w:cs="宋体" w:hint="eastAsia"/>
+              <w:rFonts w:hint="eastAsia" w:ascii="宋体" w:hAnsi="宋体" w:eastAsia="宋体" w:cs="宋体"/>
               <w:sz w:val="24"/>
               <w:szCs w:val="24"/>
             </w:rPr>
@@ -2032,14 +2059,16 @@
         </w:p>
         <w:p>
           <w:pPr>
-            <w:pStyle w:val="TOC1"/>
+            <w:pStyle w:val="16"/>
             <w:tabs>
               <w:tab w:val="right" w:leader="dot" w:pos="8306"/>
             </w:tabs>
           </w:pPr>
-          <w:r>
-            <w:rPr>
-              <w:rFonts w:ascii="宋体" w:eastAsia="宋体" w:hAnsi="宋体" w:cs="宋体" w:hint="eastAsia"/>
+          <w:bookmarkStart w:id="22" w:name="_GoBack"/>
+          <w:bookmarkEnd w:id="22"/>
+          <w:r>
+            <w:rPr>
+              <w:rFonts w:hint="eastAsia" w:ascii="宋体" w:hAnsi="宋体" w:eastAsia="宋体" w:cs="宋体"/>
               <w:sz w:val="24"/>
               <w:szCs w:val="24"/>
             </w:rPr>
@@ -2047,7 +2076,7 @@
           </w:r>
           <w:r>
             <w:rPr>
-              <w:rFonts w:ascii="宋体" w:eastAsia="宋体" w:hAnsi="宋体" w:cs="宋体" w:hint="eastAsia"/>
+              <w:rFonts w:hint="eastAsia" w:ascii="宋体" w:hAnsi="宋体" w:eastAsia="宋体" w:cs="宋体"/>
               <w:sz w:val="24"/>
               <w:szCs w:val="24"/>
             </w:rPr>
@@ -2055,7 +2084,7 @@
           </w:r>
           <w:r>
             <w:rPr>
-              <w:rFonts w:ascii="宋体" w:eastAsia="宋体" w:hAnsi="宋体" w:cs="宋体" w:hint="eastAsia"/>
+              <w:rFonts w:hint="eastAsia" w:ascii="宋体" w:hAnsi="宋体" w:eastAsia="宋体" w:cs="宋体"/>
               <w:sz w:val="24"/>
               <w:szCs w:val="24"/>
             </w:rPr>
@@ -2063,21 +2092,21 @@
           </w:r>
           <w:r>
             <w:rPr>
-              <w:rFonts w:ascii="宋体" w:eastAsia="宋体" w:hAnsi="宋体" w:cs="宋体" w:hint="eastAsia"/>
+              <w:rFonts w:hint="eastAsia" w:ascii="宋体" w:hAnsi="宋体" w:eastAsia="宋体" w:cs="宋体"/>
               <w:szCs w:val="24"/>
             </w:rPr>
             <w:fldChar w:fldCharType="begin"/>
           </w:r>
           <w:r>
             <w:rPr>
-              <w:rFonts w:ascii="宋体" w:eastAsia="宋体" w:hAnsi="宋体" w:cs="宋体" w:hint="eastAsia"/>
-              <w:szCs w:val="24"/>
-            </w:rPr>
-            <w:instrText xml:space="preserve"> HYPERLINK \l _Toc22577 </w:instrText>
-          </w:r>
-          <w:r>
-            <w:rPr>
-              <w:rFonts w:ascii="宋体" w:eastAsia="宋体" w:hAnsi="宋体" w:cs="宋体" w:hint="eastAsia"/>
+              <w:rFonts w:hint="eastAsia" w:ascii="宋体" w:hAnsi="宋体" w:eastAsia="宋体" w:cs="宋体"/>
+              <w:szCs w:val="24"/>
+            </w:rPr>
+            <w:instrText xml:space="preserve"> HYPERLINK \l _Toc30807 </w:instrText>
+          </w:r>
+          <w:r>
+            <w:rPr>
+              <w:rFonts w:hint="eastAsia" w:ascii="宋体" w:hAnsi="宋体" w:eastAsia="宋体" w:cs="宋体"/>
               <w:szCs w:val="24"/>
             </w:rPr>
             <w:fldChar w:fldCharType="separate"/>
@@ -2096,7 +2125,7 @@
             <w:fldChar w:fldCharType="begin"/>
           </w:r>
           <w:r>
-            <w:instrText xml:space="preserve"> PAGEREF _Toc22577 \h </w:instrText>
+            <w:instrText xml:space="preserve"> PAGEREF _Toc30807 \h </w:instrText>
           </w:r>
           <w:r>
             <w:fldChar w:fldCharType="separate"/>
@@ -2109,7 +2138,7 @@
           </w:r>
           <w:r>
             <w:rPr>
-              <w:rFonts w:ascii="宋体" w:eastAsia="宋体" w:hAnsi="宋体" w:cs="宋体" w:hint="eastAsia"/>
+              <w:rFonts w:hint="eastAsia" w:ascii="宋体" w:hAnsi="宋体" w:eastAsia="宋体" w:cs="宋体"/>
               <w:szCs w:val="24"/>
             </w:rPr>
             <w:fldChar w:fldCharType="end"/>
@@ -2117,28 +2146,28 @@
         </w:p>
         <w:p>
           <w:pPr>
-            <w:pStyle w:val="TOC1"/>
+            <w:pStyle w:val="16"/>
             <w:tabs>
               <w:tab w:val="right" w:leader="dot" w:pos="8306"/>
             </w:tabs>
           </w:pPr>
           <w:r>
             <w:rPr>
-              <w:rFonts w:ascii="宋体" w:eastAsia="宋体" w:hAnsi="宋体" w:cs="宋体" w:hint="eastAsia"/>
+              <w:rFonts w:hint="eastAsia" w:ascii="宋体" w:hAnsi="宋体" w:eastAsia="宋体" w:cs="宋体"/>
               <w:szCs w:val="24"/>
             </w:rPr>
             <w:fldChar w:fldCharType="begin"/>
           </w:r>
           <w:r>
             <w:rPr>
-              <w:rFonts w:ascii="宋体" w:eastAsia="宋体" w:hAnsi="宋体" w:cs="宋体" w:hint="eastAsia"/>
-              <w:szCs w:val="24"/>
-            </w:rPr>
-            <w:instrText xml:space="preserve"> HYPERLINK \l _Toc29244 </w:instrText>
-          </w:r>
-          <w:r>
-            <w:rPr>
-              <w:rFonts w:ascii="宋体" w:eastAsia="宋体" w:hAnsi="宋体" w:cs="宋体" w:hint="eastAsia"/>
+              <w:rFonts w:hint="eastAsia" w:ascii="宋体" w:hAnsi="宋体" w:eastAsia="宋体" w:cs="宋体"/>
+              <w:szCs w:val="24"/>
+            </w:rPr>
+            <w:instrText xml:space="preserve"> HYPERLINK \l _Toc11886 </w:instrText>
+          </w:r>
+          <w:r>
+            <w:rPr>
+              <w:rFonts w:hint="eastAsia" w:ascii="宋体" w:hAnsi="宋体" w:eastAsia="宋体" w:cs="宋体"/>
               <w:szCs w:val="24"/>
             </w:rPr>
             <w:fldChar w:fldCharType="separate"/>
@@ -2157,7 +2186,7 @@
             <w:fldChar w:fldCharType="begin"/>
           </w:r>
           <w:r>
-            <w:instrText xml:space="preserve"> PAGEREF _Toc29244 \h </w:instrText>
+            <w:instrText xml:space="preserve"> PAGEREF _Toc11886 \h </w:instrText>
           </w:r>
           <w:r>
             <w:fldChar w:fldCharType="separate"/>
@@ -2170,7 +2199,7 @@
           </w:r>
           <w:r>
             <w:rPr>
-              <w:rFonts w:ascii="宋体" w:eastAsia="宋体" w:hAnsi="宋体" w:cs="宋体" w:hint="eastAsia"/>
+              <w:rFonts w:hint="eastAsia" w:ascii="宋体" w:hAnsi="宋体" w:eastAsia="宋体" w:cs="宋体"/>
               <w:szCs w:val="24"/>
             </w:rPr>
             <w:fldChar w:fldCharType="end"/>
@@ -2178,28 +2207,28 @@
         </w:p>
         <w:p>
           <w:pPr>
-            <w:pStyle w:val="TOC1"/>
+            <w:pStyle w:val="16"/>
             <w:tabs>
               <w:tab w:val="right" w:leader="dot" w:pos="8306"/>
             </w:tabs>
           </w:pPr>
           <w:r>
             <w:rPr>
-              <w:rFonts w:ascii="宋体" w:eastAsia="宋体" w:hAnsi="宋体" w:cs="宋体" w:hint="eastAsia"/>
+              <w:rFonts w:hint="eastAsia" w:ascii="宋体" w:hAnsi="宋体" w:eastAsia="宋体" w:cs="宋体"/>
               <w:szCs w:val="24"/>
             </w:rPr>
             <w:fldChar w:fldCharType="begin"/>
           </w:r>
           <w:r>
             <w:rPr>
-              <w:rFonts w:ascii="宋体" w:eastAsia="宋体" w:hAnsi="宋体" w:cs="宋体" w:hint="eastAsia"/>
-              <w:szCs w:val="24"/>
-            </w:rPr>
-            <w:instrText xml:space="preserve"> HYPERLINK \l _Toc12692 </w:instrText>
-          </w:r>
-          <w:r>
-            <w:rPr>
-              <w:rFonts w:ascii="宋体" w:eastAsia="宋体" w:hAnsi="宋体" w:cs="宋体" w:hint="eastAsia"/>
+              <w:rFonts w:hint="eastAsia" w:ascii="宋体" w:hAnsi="宋体" w:eastAsia="宋体" w:cs="宋体"/>
+              <w:szCs w:val="24"/>
+            </w:rPr>
+            <w:instrText xml:space="preserve"> HYPERLINK \l _Toc7412 </w:instrText>
+          </w:r>
+          <w:r>
+            <w:rPr>
+              <w:rFonts w:hint="eastAsia" w:ascii="宋体" w:hAnsi="宋体" w:eastAsia="宋体" w:cs="宋体"/>
               <w:szCs w:val="24"/>
             </w:rPr>
             <w:fldChar w:fldCharType="separate"/>
@@ -2218,7 +2247,7 @@
             <w:fldChar w:fldCharType="begin"/>
           </w:r>
           <w:r>
-            <w:instrText xml:space="preserve"> PAGEREF _Toc12692 \h </w:instrText>
+            <w:instrText xml:space="preserve"> PAGEREF _Toc7412 \h </w:instrText>
           </w:r>
           <w:r>
             <w:fldChar w:fldCharType="separate"/>
@@ -2231,7 +2260,7 @@
           </w:r>
           <w:r>
             <w:rPr>
-              <w:rFonts w:ascii="宋体" w:eastAsia="宋体" w:hAnsi="宋体" w:cs="宋体" w:hint="eastAsia"/>
+              <w:rFonts w:hint="eastAsia" w:ascii="宋体" w:hAnsi="宋体" w:eastAsia="宋体" w:cs="宋体"/>
               <w:szCs w:val="24"/>
             </w:rPr>
             <w:fldChar w:fldCharType="end"/>
@@ -2239,28 +2268,28 @@
         </w:p>
         <w:p>
           <w:pPr>
-            <w:pStyle w:val="TOC1"/>
+            <w:pStyle w:val="16"/>
             <w:tabs>
               <w:tab w:val="right" w:leader="dot" w:pos="8306"/>
             </w:tabs>
           </w:pPr>
           <w:r>
             <w:rPr>
-              <w:rFonts w:ascii="宋体" w:eastAsia="宋体" w:hAnsi="宋体" w:cs="宋体" w:hint="eastAsia"/>
+              <w:rFonts w:hint="eastAsia" w:ascii="宋体" w:hAnsi="宋体" w:eastAsia="宋体" w:cs="宋体"/>
               <w:szCs w:val="24"/>
             </w:rPr>
             <w:fldChar w:fldCharType="begin"/>
           </w:r>
           <w:r>
             <w:rPr>
-              <w:rFonts w:ascii="宋体" w:eastAsia="宋体" w:hAnsi="宋体" w:cs="宋体" w:hint="eastAsia"/>
-              <w:szCs w:val="24"/>
-            </w:rPr>
-            <w:instrText xml:space="preserve"> HYPERLINK \l _Toc3727 </w:instrText>
-          </w:r>
-          <w:r>
-            <w:rPr>
-              <w:rFonts w:ascii="宋体" w:eastAsia="宋体" w:hAnsi="宋体" w:cs="宋体" w:hint="eastAsia"/>
+              <w:rFonts w:hint="eastAsia" w:ascii="宋体" w:hAnsi="宋体" w:eastAsia="宋体" w:cs="宋体"/>
+              <w:szCs w:val="24"/>
+            </w:rPr>
+            <w:instrText xml:space="preserve"> HYPERLINK \l _Toc2804 </w:instrText>
+          </w:r>
+          <w:r>
+            <w:rPr>
+              <w:rFonts w:hint="eastAsia" w:ascii="宋体" w:hAnsi="宋体" w:eastAsia="宋体" w:cs="宋体"/>
               <w:szCs w:val="24"/>
             </w:rPr>
             <w:fldChar w:fldCharType="separate"/>
@@ -2279,7 +2308,7 @@
             <w:fldChar w:fldCharType="begin"/>
           </w:r>
           <w:r>
-            <w:instrText xml:space="preserve"> PAGEREF _Toc3727 \h </w:instrText>
+            <w:instrText xml:space="preserve"> PAGEREF _Toc2804 \h </w:instrText>
           </w:r>
           <w:r>
             <w:fldChar w:fldCharType="separate"/>
@@ -2292,7 +2321,7 @@
           </w:r>
           <w:r>
             <w:rPr>
-              <w:rFonts w:ascii="宋体" w:eastAsia="宋体" w:hAnsi="宋体" w:cs="宋体" w:hint="eastAsia"/>
+              <w:rFonts w:hint="eastAsia" w:ascii="宋体" w:hAnsi="宋体" w:eastAsia="宋体" w:cs="宋体"/>
               <w:szCs w:val="24"/>
             </w:rPr>
             <w:fldChar w:fldCharType="end"/>
@@ -2300,28 +2329,28 @@
         </w:p>
         <w:p>
           <w:pPr>
-            <w:pStyle w:val="TOC1"/>
+            <w:pStyle w:val="16"/>
             <w:tabs>
               <w:tab w:val="right" w:leader="dot" w:pos="8306"/>
             </w:tabs>
           </w:pPr>
           <w:r>
             <w:rPr>
-              <w:rFonts w:ascii="宋体" w:eastAsia="宋体" w:hAnsi="宋体" w:cs="宋体" w:hint="eastAsia"/>
+              <w:rFonts w:hint="eastAsia" w:ascii="宋体" w:hAnsi="宋体" w:eastAsia="宋体" w:cs="宋体"/>
               <w:szCs w:val="24"/>
             </w:rPr>
             <w:fldChar w:fldCharType="begin"/>
           </w:r>
           <w:r>
             <w:rPr>
-              <w:rFonts w:ascii="宋体" w:eastAsia="宋体" w:hAnsi="宋体" w:cs="宋体" w:hint="eastAsia"/>
-              <w:szCs w:val="24"/>
-            </w:rPr>
-            <w:instrText xml:space="preserve"> HYPERLINK \l _Toc7241 </w:instrText>
-          </w:r>
-          <w:r>
-            <w:rPr>
-              <w:rFonts w:ascii="宋体" w:eastAsia="宋体" w:hAnsi="宋体" w:cs="宋体" w:hint="eastAsia"/>
+              <w:rFonts w:hint="eastAsia" w:ascii="宋体" w:hAnsi="宋体" w:eastAsia="宋体" w:cs="宋体"/>
+              <w:szCs w:val="24"/>
+            </w:rPr>
+            <w:instrText xml:space="preserve"> HYPERLINK \l _Toc4208 </w:instrText>
+          </w:r>
+          <w:r>
+            <w:rPr>
+              <w:rFonts w:hint="eastAsia" w:ascii="宋体" w:hAnsi="宋体" w:eastAsia="宋体" w:cs="宋体"/>
               <w:szCs w:val="24"/>
             </w:rPr>
             <w:fldChar w:fldCharType="separate"/>
@@ -2340,7 +2369,7 @@
             <w:fldChar w:fldCharType="begin"/>
           </w:r>
           <w:r>
-            <w:instrText xml:space="preserve"> PAGEREF _Toc7241 \h </w:instrText>
+            <w:instrText xml:space="preserve"> PAGEREF _Toc4208 \h </w:instrText>
           </w:r>
           <w:r>
             <w:fldChar w:fldCharType="separate"/>
@@ -2353,7 +2382,7 @@
           </w:r>
           <w:r>
             <w:rPr>
-              <w:rFonts w:ascii="宋体" w:eastAsia="宋体" w:hAnsi="宋体" w:cs="宋体" w:hint="eastAsia"/>
+              <w:rFonts w:hint="eastAsia" w:ascii="宋体" w:hAnsi="宋体" w:eastAsia="宋体" w:cs="宋体"/>
               <w:szCs w:val="24"/>
             </w:rPr>
             <w:fldChar w:fldCharType="end"/>
@@ -2361,28 +2390,28 @@
         </w:p>
         <w:p>
           <w:pPr>
-            <w:pStyle w:val="TOC1"/>
+            <w:pStyle w:val="16"/>
             <w:tabs>
               <w:tab w:val="right" w:leader="dot" w:pos="8306"/>
             </w:tabs>
           </w:pPr>
           <w:r>
             <w:rPr>
-              <w:rFonts w:ascii="宋体" w:eastAsia="宋体" w:hAnsi="宋体" w:cs="宋体" w:hint="eastAsia"/>
+              <w:rFonts w:hint="eastAsia" w:ascii="宋体" w:hAnsi="宋体" w:eastAsia="宋体" w:cs="宋体"/>
               <w:szCs w:val="24"/>
             </w:rPr>
             <w:fldChar w:fldCharType="begin"/>
           </w:r>
           <w:r>
             <w:rPr>
-              <w:rFonts w:ascii="宋体" w:eastAsia="宋体" w:hAnsi="宋体" w:cs="宋体" w:hint="eastAsia"/>
-              <w:szCs w:val="24"/>
-            </w:rPr>
-            <w:instrText xml:space="preserve"> HYPERLINK \l _Toc25609 </w:instrText>
-          </w:r>
-          <w:r>
-            <w:rPr>
-              <w:rFonts w:ascii="宋体" w:eastAsia="宋体" w:hAnsi="宋体" w:cs="宋体" w:hint="eastAsia"/>
+              <w:rFonts w:hint="eastAsia" w:ascii="宋体" w:hAnsi="宋体" w:eastAsia="宋体" w:cs="宋体"/>
+              <w:szCs w:val="24"/>
+            </w:rPr>
+            <w:instrText xml:space="preserve"> HYPERLINK \l _Toc23800 </w:instrText>
+          </w:r>
+          <w:r>
+            <w:rPr>
+              <w:rFonts w:hint="eastAsia" w:ascii="宋体" w:hAnsi="宋体" w:eastAsia="宋体" w:cs="宋体"/>
               <w:szCs w:val="24"/>
             </w:rPr>
             <w:fldChar w:fldCharType="separate"/>
@@ -2401,7 +2430,7 @@
             <w:fldChar w:fldCharType="begin"/>
           </w:r>
           <w:r>
-            <w:instrText xml:space="preserve"> PAGEREF _Toc25609 \h </w:instrText>
+            <w:instrText xml:space="preserve"> PAGEREF _Toc23800 \h </w:instrText>
           </w:r>
           <w:r>
             <w:fldChar w:fldCharType="separate"/>
@@ -2414,7 +2443,7 @@
           </w:r>
           <w:r>
             <w:rPr>
-              <w:rFonts w:ascii="宋体" w:eastAsia="宋体" w:hAnsi="宋体" w:cs="宋体" w:hint="eastAsia"/>
+              <w:rFonts w:hint="eastAsia" w:ascii="宋体" w:hAnsi="宋体" w:eastAsia="宋体" w:cs="宋体"/>
               <w:szCs w:val="24"/>
             </w:rPr>
             <w:fldChar w:fldCharType="end"/>
@@ -2422,28 +2451,28 @@
         </w:p>
         <w:p>
           <w:pPr>
-            <w:pStyle w:val="TOC2"/>
+            <w:pStyle w:val="17"/>
             <w:tabs>
               <w:tab w:val="right" w:leader="dot" w:pos="8306"/>
             </w:tabs>
           </w:pPr>
           <w:r>
             <w:rPr>
-              <w:rFonts w:ascii="宋体" w:eastAsia="宋体" w:hAnsi="宋体" w:cs="宋体" w:hint="eastAsia"/>
+              <w:rFonts w:hint="eastAsia" w:ascii="宋体" w:hAnsi="宋体" w:eastAsia="宋体" w:cs="宋体"/>
               <w:szCs w:val="24"/>
             </w:rPr>
             <w:fldChar w:fldCharType="begin"/>
           </w:r>
           <w:r>
             <w:rPr>
-              <w:rFonts w:ascii="宋体" w:eastAsia="宋体" w:hAnsi="宋体" w:cs="宋体" w:hint="eastAsia"/>
-              <w:szCs w:val="24"/>
-            </w:rPr>
-            <w:instrText xml:space="preserve"> HYPERLINK \l _Toc23853 </w:instrText>
-          </w:r>
-          <w:r>
-            <w:rPr>
-              <w:rFonts w:ascii="宋体" w:eastAsia="宋体" w:hAnsi="宋体" w:cs="宋体" w:hint="eastAsia"/>
+              <w:rFonts w:hint="eastAsia" w:ascii="宋体" w:hAnsi="宋体" w:eastAsia="宋体" w:cs="宋体"/>
+              <w:szCs w:val="24"/>
+            </w:rPr>
+            <w:instrText xml:space="preserve"> HYPERLINK \l _Toc15900 </w:instrText>
+          </w:r>
+          <w:r>
+            <w:rPr>
+              <w:rFonts w:hint="eastAsia" w:ascii="宋体" w:hAnsi="宋体" w:eastAsia="宋体" w:cs="宋体"/>
               <w:szCs w:val="24"/>
             </w:rPr>
             <w:fldChar w:fldCharType="separate"/>
@@ -2462,7 +2491,7 @@
             <w:fldChar w:fldCharType="begin"/>
           </w:r>
           <w:r>
-            <w:instrText xml:space="preserve"> PAGEREF _Toc23853 \h </w:instrText>
+            <w:instrText xml:space="preserve"> PAGEREF _Toc15900 \h </w:instrText>
           </w:r>
           <w:r>
             <w:fldChar w:fldCharType="separate"/>
@@ -2475,7 +2504,7 @@
           </w:r>
           <w:r>
             <w:rPr>
-              <w:rFonts w:ascii="宋体" w:eastAsia="宋体" w:hAnsi="宋体" w:cs="宋体" w:hint="eastAsia"/>
+              <w:rFonts w:hint="eastAsia" w:ascii="宋体" w:hAnsi="宋体" w:eastAsia="宋体" w:cs="宋体"/>
               <w:szCs w:val="24"/>
             </w:rPr>
             <w:fldChar w:fldCharType="end"/>
@@ -2483,28 +2512,28 @@
         </w:p>
         <w:p>
           <w:pPr>
-            <w:pStyle w:val="TOC2"/>
+            <w:pStyle w:val="17"/>
             <w:tabs>
               <w:tab w:val="right" w:leader="dot" w:pos="8306"/>
             </w:tabs>
           </w:pPr>
           <w:r>
             <w:rPr>
-              <w:rFonts w:ascii="宋体" w:eastAsia="宋体" w:hAnsi="宋体" w:cs="宋体" w:hint="eastAsia"/>
+              <w:rFonts w:hint="eastAsia" w:ascii="宋体" w:hAnsi="宋体" w:eastAsia="宋体" w:cs="宋体"/>
               <w:szCs w:val="24"/>
             </w:rPr>
             <w:fldChar w:fldCharType="begin"/>
           </w:r>
           <w:r>
             <w:rPr>
-              <w:rFonts w:ascii="宋体" w:eastAsia="宋体" w:hAnsi="宋体" w:cs="宋体" w:hint="eastAsia"/>
-              <w:szCs w:val="24"/>
-            </w:rPr>
-            <w:instrText xml:space="preserve"> HYPERLINK \l _Toc22281 </w:instrText>
-          </w:r>
-          <w:r>
-            <w:rPr>
-              <w:rFonts w:ascii="宋体" w:eastAsia="宋体" w:hAnsi="宋体" w:cs="宋体" w:hint="eastAsia"/>
+              <w:rFonts w:hint="eastAsia" w:ascii="宋体" w:hAnsi="宋体" w:eastAsia="宋体" w:cs="宋体"/>
+              <w:szCs w:val="24"/>
+            </w:rPr>
+            <w:instrText xml:space="preserve"> HYPERLINK \l _Toc28008 </w:instrText>
+          </w:r>
+          <w:r>
+            <w:rPr>
+              <w:rFonts w:hint="eastAsia" w:ascii="宋体" w:hAnsi="宋体" w:eastAsia="宋体" w:cs="宋体"/>
               <w:szCs w:val="24"/>
             </w:rPr>
             <w:fldChar w:fldCharType="separate"/>
@@ -2523,7 +2552,7 @@
             <w:fldChar w:fldCharType="begin"/>
           </w:r>
           <w:r>
-            <w:instrText xml:space="preserve"> PAGEREF _Toc22281 \h </w:instrText>
+            <w:instrText xml:space="preserve"> PAGEREF _Toc28008 \h </w:instrText>
           </w:r>
           <w:r>
             <w:fldChar w:fldCharType="separate"/>
@@ -2536,7 +2565,7 @@
           </w:r>
           <w:r>
             <w:rPr>
-              <w:rFonts w:ascii="宋体" w:eastAsia="宋体" w:hAnsi="宋体" w:cs="宋体" w:hint="eastAsia"/>
+              <w:rFonts w:hint="eastAsia" w:ascii="宋体" w:hAnsi="宋体" w:eastAsia="宋体" w:cs="宋体"/>
               <w:szCs w:val="24"/>
             </w:rPr>
             <w:fldChar w:fldCharType="end"/>
@@ -2544,28 +2573,28 @@
         </w:p>
         <w:p>
           <w:pPr>
-            <w:pStyle w:val="TOC2"/>
+            <w:pStyle w:val="17"/>
             <w:tabs>
               <w:tab w:val="right" w:leader="dot" w:pos="8306"/>
             </w:tabs>
           </w:pPr>
           <w:r>
             <w:rPr>
-              <w:rFonts w:ascii="宋体" w:eastAsia="宋体" w:hAnsi="宋体" w:cs="宋体" w:hint="eastAsia"/>
+              <w:rFonts w:hint="eastAsia" w:ascii="宋体" w:hAnsi="宋体" w:eastAsia="宋体" w:cs="宋体"/>
               <w:szCs w:val="24"/>
             </w:rPr>
             <w:fldChar w:fldCharType="begin"/>
           </w:r>
           <w:r>
             <w:rPr>
-              <w:rFonts w:ascii="宋体" w:eastAsia="宋体" w:hAnsi="宋体" w:cs="宋体" w:hint="eastAsia"/>
-              <w:szCs w:val="24"/>
-            </w:rPr>
-            <w:instrText xml:space="preserve"> HYPERLINK \l _Toc30288 </w:instrText>
-          </w:r>
-          <w:r>
-            <w:rPr>
-              <w:rFonts w:ascii="宋体" w:eastAsia="宋体" w:hAnsi="宋体" w:cs="宋体" w:hint="eastAsia"/>
+              <w:rFonts w:hint="eastAsia" w:ascii="宋体" w:hAnsi="宋体" w:eastAsia="宋体" w:cs="宋体"/>
+              <w:szCs w:val="24"/>
+            </w:rPr>
+            <w:instrText xml:space="preserve"> HYPERLINK \l _Toc12937 </w:instrText>
+          </w:r>
+          <w:r>
+            <w:rPr>
+              <w:rFonts w:hint="eastAsia" w:ascii="宋体" w:hAnsi="宋体" w:eastAsia="宋体" w:cs="宋体"/>
               <w:szCs w:val="24"/>
             </w:rPr>
             <w:fldChar w:fldCharType="separate"/>
@@ -2591,7 +2620,7 @@
             <w:fldChar w:fldCharType="begin"/>
           </w:r>
           <w:r>
-            <w:instrText xml:space="preserve"> PAGEREF _Toc30288 \h </w:instrText>
+            <w:instrText xml:space="preserve"> PAGEREF _Toc12937 \h </w:instrText>
           </w:r>
           <w:r>
             <w:fldChar w:fldCharType="separate"/>
@@ -2604,7 +2633,7 @@
           </w:r>
           <w:r>
             <w:rPr>
-              <w:rFonts w:ascii="宋体" w:eastAsia="宋体" w:hAnsi="宋体" w:cs="宋体" w:hint="eastAsia"/>
+              <w:rFonts w:hint="eastAsia" w:ascii="宋体" w:hAnsi="宋体" w:eastAsia="宋体" w:cs="宋体"/>
               <w:szCs w:val="24"/>
             </w:rPr>
             <w:fldChar w:fldCharType="end"/>
@@ -2612,28 +2641,28 @@
         </w:p>
         <w:p>
           <w:pPr>
-            <w:pStyle w:val="TOC2"/>
+            <w:pStyle w:val="17"/>
             <w:tabs>
               <w:tab w:val="right" w:leader="dot" w:pos="8306"/>
             </w:tabs>
           </w:pPr>
           <w:r>
             <w:rPr>
-              <w:rFonts w:ascii="宋体" w:eastAsia="宋体" w:hAnsi="宋体" w:cs="宋体" w:hint="eastAsia"/>
+              <w:rFonts w:hint="eastAsia" w:ascii="宋体" w:hAnsi="宋体" w:eastAsia="宋体" w:cs="宋体"/>
               <w:szCs w:val="24"/>
             </w:rPr>
             <w:fldChar w:fldCharType="begin"/>
           </w:r>
           <w:r>
             <w:rPr>
-              <w:rFonts w:ascii="宋体" w:eastAsia="宋体" w:hAnsi="宋体" w:cs="宋体" w:hint="eastAsia"/>
-              <w:szCs w:val="24"/>
-            </w:rPr>
-            <w:instrText xml:space="preserve"> HYPERLINK \l _Toc31709 </w:instrText>
-          </w:r>
-          <w:r>
-            <w:rPr>
-              <w:rFonts w:ascii="宋体" w:eastAsia="宋体" w:hAnsi="宋体" w:cs="宋体" w:hint="eastAsia"/>
+              <w:rFonts w:hint="eastAsia" w:ascii="宋体" w:hAnsi="宋体" w:eastAsia="宋体" w:cs="宋体"/>
+              <w:szCs w:val="24"/>
+            </w:rPr>
+            <w:instrText xml:space="preserve"> HYPERLINK \l _Toc18567 </w:instrText>
+          </w:r>
+          <w:r>
+            <w:rPr>
+              <w:rFonts w:hint="eastAsia" w:ascii="宋体" w:hAnsi="宋体" w:eastAsia="宋体" w:cs="宋体"/>
               <w:szCs w:val="24"/>
             </w:rPr>
             <w:fldChar w:fldCharType="separate"/>
@@ -2659,7 +2688,7 @@
             <w:fldChar w:fldCharType="begin"/>
           </w:r>
           <w:r>
-            <w:instrText xml:space="preserve"> PAGEREF _Toc31709 \h </w:instrText>
+            <w:instrText xml:space="preserve"> PAGEREF _Toc18567 \h </w:instrText>
           </w:r>
           <w:r>
             <w:fldChar w:fldCharType="separate"/>
@@ -2672,7 +2701,7 @@
           </w:r>
           <w:r>
             <w:rPr>
-              <w:rFonts w:ascii="宋体" w:eastAsia="宋体" w:hAnsi="宋体" w:cs="宋体" w:hint="eastAsia"/>
+              <w:rFonts w:hint="eastAsia" w:ascii="宋体" w:hAnsi="宋体" w:eastAsia="宋体" w:cs="宋体"/>
               <w:szCs w:val="24"/>
             </w:rPr>
             <w:fldChar w:fldCharType="end"/>
@@ -2680,28 +2709,28 @@
         </w:p>
         <w:p>
           <w:pPr>
-            <w:pStyle w:val="TOC1"/>
+            <w:pStyle w:val="16"/>
             <w:tabs>
               <w:tab w:val="right" w:leader="dot" w:pos="8306"/>
             </w:tabs>
           </w:pPr>
           <w:r>
             <w:rPr>
-              <w:rFonts w:ascii="宋体" w:eastAsia="宋体" w:hAnsi="宋体" w:cs="宋体" w:hint="eastAsia"/>
+              <w:rFonts w:hint="eastAsia" w:ascii="宋体" w:hAnsi="宋体" w:eastAsia="宋体" w:cs="宋体"/>
               <w:szCs w:val="24"/>
             </w:rPr>
             <w:fldChar w:fldCharType="begin"/>
           </w:r>
           <w:r>
             <w:rPr>
-              <w:rFonts w:ascii="宋体" w:eastAsia="宋体" w:hAnsi="宋体" w:cs="宋体" w:hint="eastAsia"/>
-              <w:szCs w:val="24"/>
-            </w:rPr>
-            <w:instrText xml:space="preserve"> HYPERLINK \l _Toc25404 </w:instrText>
-          </w:r>
-          <w:r>
-            <w:rPr>
-              <w:rFonts w:ascii="宋体" w:eastAsia="宋体" w:hAnsi="宋体" w:cs="宋体" w:hint="eastAsia"/>
+              <w:rFonts w:hint="eastAsia" w:ascii="宋体" w:hAnsi="宋体" w:eastAsia="宋体" w:cs="宋体"/>
+              <w:szCs w:val="24"/>
+            </w:rPr>
+            <w:instrText xml:space="preserve"> HYPERLINK \l _Toc31513 </w:instrText>
+          </w:r>
+          <w:r>
+            <w:rPr>
+              <w:rFonts w:hint="eastAsia" w:ascii="宋体" w:hAnsi="宋体" w:eastAsia="宋体" w:cs="宋体"/>
               <w:szCs w:val="24"/>
             </w:rPr>
             <w:fldChar w:fldCharType="separate"/>
@@ -2720,7 +2749,7 @@
             <w:fldChar w:fldCharType="begin"/>
           </w:r>
           <w:r>
-            <w:instrText xml:space="preserve"> PAGEREF _Toc25404 \h </w:instrText>
+            <w:instrText xml:space="preserve"> PAGEREF _Toc31513 \h </w:instrText>
           </w:r>
           <w:r>
             <w:fldChar w:fldCharType="separate"/>
@@ -2733,7 +2762,7 @@
           </w:r>
           <w:r>
             <w:rPr>
-              <w:rFonts w:ascii="宋体" w:eastAsia="宋体" w:hAnsi="宋体" w:cs="宋体" w:hint="eastAsia"/>
+              <w:rFonts w:hint="eastAsia" w:ascii="宋体" w:hAnsi="宋体" w:eastAsia="宋体" w:cs="宋体"/>
               <w:szCs w:val="24"/>
             </w:rPr>
             <w:fldChar w:fldCharType="end"/>
@@ -2741,28 +2770,28 @@
         </w:p>
         <w:p>
           <w:pPr>
-            <w:pStyle w:val="TOC2"/>
+            <w:pStyle w:val="17"/>
             <w:tabs>
               <w:tab w:val="right" w:leader="dot" w:pos="8306"/>
             </w:tabs>
           </w:pPr>
           <w:r>
             <w:rPr>
-              <w:rFonts w:ascii="宋体" w:eastAsia="宋体" w:hAnsi="宋体" w:cs="宋体" w:hint="eastAsia"/>
+              <w:rFonts w:hint="eastAsia" w:ascii="宋体" w:hAnsi="宋体" w:eastAsia="宋体" w:cs="宋体"/>
               <w:szCs w:val="24"/>
             </w:rPr>
             <w:fldChar w:fldCharType="begin"/>
           </w:r>
           <w:r>
             <w:rPr>
-              <w:rFonts w:ascii="宋体" w:eastAsia="宋体" w:hAnsi="宋体" w:cs="宋体" w:hint="eastAsia"/>
-              <w:szCs w:val="24"/>
-            </w:rPr>
-            <w:instrText xml:space="preserve"> HYPERLINK \l _Toc7802 </w:instrText>
-          </w:r>
-          <w:r>
-            <w:rPr>
-              <w:rFonts w:ascii="宋体" w:eastAsia="宋体" w:hAnsi="宋体" w:cs="宋体" w:hint="eastAsia"/>
+              <w:rFonts w:hint="eastAsia" w:ascii="宋体" w:hAnsi="宋体" w:eastAsia="宋体" w:cs="宋体"/>
+              <w:szCs w:val="24"/>
+            </w:rPr>
+            <w:instrText xml:space="preserve"> HYPERLINK \l _Toc22447 </w:instrText>
+          </w:r>
+          <w:r>
+            <w:rPr>
+              <w:rFonts w:hint="eastAsia" w:ascii="宋体" w:hAnsi="宋体" w:eastAsia="宋体" w:cs="宋体"/>
               <w:szCs w:val="24"/>
             </w:rPr>
             <w:fldChar w:fldCharType="separate"/>
@@ -2781,7 +2810,7 @@
             <w:fldChar w:fldCharType="begin"/>
           </w:r>
           <w:r>
-            <w:instrText xml:space="preserve"> PAGEREF _Toc7802 \h </w:instrText>
+            <w:instrText xml:space="preserve"> PAGEREF _Toc22447 \h </w:instrText>
           </w:r>
           <w:r>
             <w:fldChar w:fldCharType="separate"/>
@@ -2794,7 +2823,7 @@
           </w:r>
           <w:r>
             <w:rPr>
-              <w:rFonts w:ascii="宋体" w:eastAsia="宋体" w:hAnsi="宋体" w:cs="宋体" w:hint="eastAsia"/>
+              <w:rFonts w:hint="eastAsia" w:ascii="宋体" w:hAnsi="宋体" w:eastAsia="宋体" w:cs="宋体"/>
               <w:szCs w:val="24"/>
             </w:rPr>
             <w:fldChar w:fldCharType="end"/>
@@ -2802,28 +2831,28 @@
         </w:p>
         <w:p>
           <w:pPr>
-            <w:pStyle w:val="TOC2"/>
+            <w:pStyle w:val="17"/>
             <w:tabs>
               <w:tab w:val="right" w:leader="dot" w:pos="8306"/>
             </w:tabs>
           </w:pPr>
           <w:r>
             <w:rPr>
-              <w:rFonts w:ascii="宋体" w:eastAsia="宋体" w:hAnsi="宋体" w:cs="宋体" w:hint="eastAsia"/>
+              <w:rFonts w:hint="eastAsia" w:ascii="宋体" w:hAnsi="宋体" w:eastAsia="宋体" w:cs="宋体"/>
               <w:szCs w:val="24"/>
             </w:rPr>
             <w:fldChar w:fldCharType="begin"/>
           </w:r>
           <w:r>
             <w:rPr>
-              <w:rFonts w:ascii="宋体" w:eastAsia="宋体" w:hAnsi="宋体" w:cs="宋体" w:hint="eastAsia"/>
-              <w:szCs w:val="24"/>
-            </w:rPr>
-            <w:instrText xml:space="preserve"> HYPERLINK \l _Toc19556 </w:instrText>
-          </w:r>
-          <w:r>
-            <w:rPr>
-              <w:rFonts w:ascii="宋体" w:eastAsia="宋体" w:hAnsi="宋体" w:cs="宋体" w:hint="eastAsia"/>
+              <w:rFonts w:hint="eastAsia" w:ascii="宋体" w:hAnsi="宋体" w:eastAsia="宋体" w:cs="宋体"/>
+              <w:szCs w:val="24"/>
+            </w:rPr>
+            <w:instrText xml:space="preserve"> HYPERLINK \l _Toc12087 </w:instrText>
+          </w:r>
+          <w:r>
+            <w:rPr>
+              <w:rFonts w:hint="eastAsia" w:ascii="宋体" w:hAnsi="宋体" w:eastAsia="宋体" w:cs="宋体"/>
               <w:szCs w:val="24"/>
             </w:rPr>
             <w:fldChar w:fldCharType="separate"/>
@@ -2842,7 +2871,7 @@
             <w:fldChar w:fldCharType="begin"/>
           </w:r>
           <w:r>
-            <w:instrText xml:space="preserve"> PAGEREF _Toc19556 \h </w:instrText>
+            <w:instrText xml:space="preserve"> PAGEREF _Toc12087 \h </w:instrText>
           </w:r>
           <w:r>
             <w:fldChar w:fldCharType="separate"/>
@@ -2855,7 +2884,7 @@
           </w:r>
           <w:r>
             <w:rPr>
-              <w:rFonts w:ascii="宋体" w:eastAsia="宋体" w:hAnsi="宋体" w:cs="宋体" w:hint="eastAsia"/>
+              <w:rFonts w:hint="eastAsia" w:ascii="宋体" w:hAnsi="宋体" w:eastAsia="宋体" w:cs="宋体"/>
               <w:szCs w:val="24"/>
             </w:rPr>
             <w:fldChar w:fldCharType="end"/>
@@ -2863,28 +2892,28 @@
         </w:p>
         <w:p>
           <w:pPr>
-            <w:pStyle w:val="TOC2"/>
+            <w:pStyle w:val="17"/>
             <w:tabs>
               <w:tab w:val="right" w:leader="dot" w:pos="8306"/>
             </w:tabs>
           </w:pPr>
           <w:r>
             <w:rPr>
-              <w:rFonts w:ascii="宋体" w:eastAsia="宋体" w:hAnsi="宋体" w:cs="宋体" w:hint="eastAsia"/>
+              <w:rFonts w:hint="eastAsia" w:ascii="宋体" w:hAnsi="宋体" w:eastAsia="宋体" w:cs="宋体"/>
               <w:szCs w:val="24"/>
             </w:rPr>
             <w:fldChar w:fldCharType="begin"/>
           </w:r>
           <w:r>
             <w:rPr>
-              <w:rFonts w:ascii="宋体" w:eastAsia="宋体" w:hAnsi="宋体" w:cs="宋体" w:hint="eastAsia"/>
-              <w:szCs w:val="24"/>
-            </w:rPr>
-            <w:instrText xml:space="preserve"> HYPERLINK \l _Toc18601 </w:instrText>
-          </w:r>
-          <w:r>
-            <w:rPr>
-              <w:rFonts w:ascii="宋体" w:eastAsia="宋体" w:hAnsi="宋体" w:cs="宋体" w:hint="eastAsia"/>
+              <w:rFonts w:hint="eastAsia" w:ascii="宋体" w:hAnsi="宋体" w:eastAsia="宋体" w:cs="宋体"/>
+              <w:szCs w:val="24"/>
+            </w:rPr>
+            <w:instrText xml:space="preserve"> HYPERLINK \l _Toc16949 </w:instrText>
+          </w:r>
+          <w:r>
+            <w:rPr>
+              <w:rFonts w:hint="eastAsia" w:ascii="宋体" w:hAnsi="宋体" w:eastAsia="宋体" w:cs="宋体"/>
               <w:szCs w:val="24"/>
             </w:rPr>
             <w:fldChar w:fldCharType="separate"/>
@@ -2903,7 +2932,7 @@
             <w:fldChar w:fldCharType="begin"/>
           </w:r>
           <w:r>
-            <w:instrText xml:space="preserve"> PAGEREF _Toc18601 \h </w:instrText>
+            <w:instrText xml:space="preserve"> PAGEREF _Toc16949 \h </w:instrText>
           </w:r>
           <w:r>
             <w:fldChar w:fldCharType="separate"/>
@@ -2916,7 +2945,7 @@
           </w:r>
           <w:r>
             <w:rPr>
-              <w:rFonts w:ascii="宋体" w:eastAsia="宋体" w:hAnsi="宋体" w:cs="宋体" w:hint="eastAsia"/>
+              <w:rFonts w:hint="eastAsia" w:ascii="宋体" w:hAnsi="宋体" w:eastAsia="宋体" w:cs="宋体"/>
               <w:szCs w:val="24"/>
             </w:rPr>
             <w:fldChar w:fldCharType="end"/>
@@ -2924,28 +2953,28 @@
         </w:p>
         <w:p>
           <w:pPr>
-            <w:pStyle w:val="TOC1"/>
+            <w:pStyle w:val="16"/>
             <w:tabs>
               <w:tab w:val="right" w:leader="dot" w:pos="8306"/>
             </w:tabs>
           </w:pPr>
           <w:r>
             <w:rPr>
-              <w:rFonts w:ascii="宋体" w:eastAsia="宋体" w:hAnsi="宋体" w:cs="宋体" w:hint="eastAsia"/>
+              <w:rFonts w:hint="eastAsia" w:ascii="宋体" w:hAnsi="宋体" w:eastAsia="宋体" w:cs="宋体"/>
               <w:szCs w:val="24"/>
             </w:rPr>
             <w:fldChar w:fldCharType="begin"/>
           </w:r>
           <w:r>
             <w:rPr>
-              <w:rFonts w:ascii="宋体" w:eastAsia="宋体" w:hAnsi="宋体" w:cs="宋体" w:hint="eastAsia"/>
-              <w:szCs w:val="24"/>
-            </w:rPr>
-            <w:instrText xml:space="preserve"> HYPERLINK \l _Toc4865 </w:instrText>
-          </w:r>
-          <w:r>
-            <w:rPr>
-              <w:rFonts w:ascii="宋体" w:eastAsia="宋体" w:hAnsi="宋体" w:cs="宋体" w:hint="eastAsia"/>
+              <w:rFonts w:hint="eastAsia" w:ascii="宋体" w:hAnsi="宋体" w:eastAsia="宋体" w:cs="宋体"/>
+              <w:szCs w:val="24"/>
+            </w:rPr>
+            <w:instrText xml:space="preserve"> HYPERLINK \l _Toc22577 </w:instrText>
+          </w:r>
+          <w:r>
+            <w:rPr>
+              <w:rFonts w:hint="eastAsia" w:ascii="宋体" w:hAnsi="宋体" w:eastAsia="宋体" w:cs="宋体"/>
               <w:szCs w:val="24"/>
             </w:rPr>
             <w:fldChar w:fldCharType="separate"/>
@@ -2964,7 +2993,7 @@
             <w:fldChar w:fldCharType="begin"/>
           </w:r>
           <w:r>
-            <w:instrText xml:space="preserve"> PAGEREF _Toc4865 \h </w:instrText>
+            <w:instrText xml:space="preserve"> PAGEREF _Toc22577 \h </w:instrText>
           </w:r>
           <w:r>
             <w:fldChar w:fldCharType="separate"/>
@@ -2977,7 +3006,7 @@
           </w:r>
           <w:r>
             <w:rPr>
-              <w:rFonts w:ascii="宋体" w:eastAsia="宋体" w:hAnsi="宋体" w:cs="宋体" w:hint="eastAsia"/>
+              <w:rFonts w:hint="eastAsia" w:ascii="宋体" w:hAnsi="宋体" w:eastAsia="宋体" w:cs="宋体"/>
               <w:szCs w:val="24"/>
             </w:rPr>
             <w:fldChar w:fldCharType="end"/>
@@ -2985,28 +3014,28 @@
         </w:p>
         <w:p>
           <w:pPr>
-            <w:pStyle w:val="TOC2"/>
+            <w:pStyle w:val="17"/>
             <w:tabs>
               <w:tab w:val="right" w:leader="dot" w:pos="8306"/>
             </w:tabs>
           </w:pPr>
           <w:r>
             <w:rPr>
-              <w:rFonts w:ascii="宋体" w:eastAsia="宋体" w:hAnsi="宋体" w:cs="宋体" w:hint="eastAsia"/>
+              <w:rFonts w:hint="eastAsia" w:ascii="宋体" w:hAnsi="宋体" w:eastAsia="宋体" w:cs="宋体"/>
               <w:szCs w:val="24"/>
             </w:rPr>
             <w:fldChar w:fldCharType="begin"/>
           </w:r>
           <w:r>
             <w:rPr>
-              <w:rFonts w:ascii="宋体" w:eastAsia="宋体" w:hAnsi="宋体" w:cs="宋体" w:hint="eastAsia"/>
-              <w:szCs w:val="24"/>
-            </w:rPr>
-            <w:instrText xml:space="preserve"> HYPERLINK \l _Toc17137 </w:instrText>
-          </w:r>
-          <w:r>
-            <w:rPr>
-              <w:rFonts w:ascii="宋体" w:eastAsia="宋体" w:hAnsi="宋体" w:cs="宋体" w:hint="eastAsia"/>
+              <w:rFonts w:hint="eastAsia" w:ascii="宋体" w:hAnsi="宋体" w:eastAsia="宋体" w:cs="宋体"/>
+              <w:szCs w:val="24"/>
+            </w:rPr>
+            <w:instrText xml:space="preserve"> HYPERLINK \l _Toc5704 </w:instrText>
+          </w:r>
+          <w:r>
+            <w:rPr>
+              <w:rFonts w:hint="eastAsia" w:ascii="宋体" w:hAnsi="宋体" w:eastAsia="宋体" w:cs="宋体"/>
               <w:szCs w:val="24"/>
             </w:rPr>
             <w:fldChar w:fldCharType="separate"/>
@@ -3025,7 +3054,7 @@
             <w:fldChar w:fldCharType="begin"/>
           </w:r>
           <w:r>
-            <w:instrText xml:space="preserve"> PAGEREF _Toc17137 \h </w:instrText>
+            <w:instrText xml:space="preserve"> PAGEREF _Toc5704 \h </w:instrText>
           </w:r>
           <w:r>
             <w:fldChar w:fldCharType="separate"/>
@@ -3038,7 +3067,7 @@
           </w:r>
           <w:r>
             <w:rPr>
-              <w:rFonts w:ascii="宋体" w:eastAsia="宋体" w:hAnsi="宋体" w:cs="宋体" w:hint="eastAsia"/>
+              <w:rFonts w:hint="eastAsia" w:ascii="宋体" w:hAnsi="宋体" w:eastAsia="宋体" w:cs="宋体"/>
               <w:szCs w:val="24"/>
             </w:rPr>
             <w:fldChar w:fldCharType="end"/>
@@ -3046,28 +3075,28 @@
         </w:p>
         <w:p>
           <w:pPr>
-            <w:pStyle w:val="TOC2"/>
+            <w:pStyle w:val="17"/>
             <w:tabs>
               <w:tab w:val="right" w:leader="dot" w:pos="8306"/>
             </w:tabs>
           </w:pPr>
           <w:r>
             <w:rPr>
-              <w:rFonts w:ascii="宋体" w:eastAsia="宋体" w:hAnsi="宋体" w:cs="宋体" w:hint="eastAsia"/>
+              <w:rFonts w:hint="eastAsia" w:ascii="宋体" w:hAnsi="宋体" w:eastAsia="宋体" w:cs="宋体"/>
               <w:szCs w:val="24"/>
             </w:rPr>
             <w:fldChar w:fldCharType="begin"/>
           </w:r>
           <w:r>
             <w:rPr>
-              <w:rFonts w:ascii="宋体" w:eastAsia="宋体" w:hAnsi="宋体" w:cs="宋体" w:hint="eastAsia"/>
-              <w:szCs w:val="24"/>
-            </w:rPr>
-            <w:instrText xml:space="preserve"> HYPERLINK \l _Toc24812 </w:instrText>
-          </w:r>
-          <w:r>
-            <w:rPr>
-              <w:rFonts w:ascii="宋体" w:eastAsia="宋体" w:hAnsi="宋体" w:cs="宋体" w:hint="eastAsia"/>
+              <w:rFonts w:hint="eastAsia" w:ascii="宋体" w:hAnsi="宋体" w:eastAsia="宋体" w:cs="宋体"/>
+              <w:szCs w:val="24"/>
+            </w:rPr>
+            <w:instrText xml:space="preserve"> HYPERLINK \l _Toc21774 </w:instrText>
+          </w:r>
+          <w:r>
+            <w:rPr>
+              <w:rFonts w:hint="eastAsia" w:ascii="宋体" w:hAnsi="宋体" w:eastAsia="宋体" w:cs="宋体"/>
               <w:szCs w:val="24"/>
             </w:rPr>
             <w:fldChar w:fldCharType="separate"/>
@@ -3086,7 +3115,7 @@
             <w:fldChar w:fldCharType="begin"/>
           </w:r>
           <w:r>
-            <w:instrText xml:space="preserve"> PAGEREF _Toc24812 \h </w:instrText>
+            <w:instrText xml:space="preserve"> PAGEREF _Toc21774 \h </w:instrText>
           </w:r>
           <w:r>
             <w:fldChar w:fldCharType="separate"/>
@@ -3099,7 +3128,7 @@
           </w:r>
           <w:r>
             <w:rPr>
-              <w:rFonts w:ascii="宋体" w:eastAsia="宋体" w:hAnsi="宋体" w:cs="宋体" w:hint="eastAsia"/>
+              <w:rFonts w:hint="eastAsia" w:ascii="宋体" w:hAnsi="宋体" w:eastAsia="宋体" w:cs="宋体"/>
               <w:szCs w:val="24"/>
             </w:rPr>
             <w:fldChar w:fldCharType="end"/>
@@ -3107,28 +3136,28 @@
         </w:p>
         <w:p>
           <w:pPr>
-            <w:pStyle w:val="TOC2"/>
+            <w:pStyle w:val="17"/>
             <w:tabs>
               <w:tab w:val="right" w:leader="dot" w:pos="8306"/>
             </w:tabs>
           </w:pPr>
           <w:r>
             <w:rPr>
-              <w:rFonts w:ascii="宋体" w:eastAsia="宋体" w:hAnsi="宋体" w:cs="宋体" w:hint="eastAsia"/>
+              <w:rFonts w:hint="eastAsia" w:ascii="宋体" w:hAnsi="宋体" w:eastAsia="宋体" w:cs="宋体"/>
               <w:szCs w:val="24"/>
             </w:rPr>
             <w:fldChar w:fldCharType="begin"/>
           </w:r>
           <w:r>
             <w:rPr>
-              <w:rFonts w:ascii="宋体" w:eastAsia="宋体" w:hAnsi="宋体" w:cs="宋体" w:hint="eastAsia"/>
-              <w:szCs w:val="24"/>
-            </w:rPr>
-            <w:instrText xml:space="preserve"> HYPERLINK \l _Toc11657 </w:instrText>
-          </w:r>
-          <w:r>
-            <w:rPr>
-              <w:rFonts w:ascii="宋体" w:eastAsia="宋体" w:hAnsi="宋体" w:cs="宋体" w:hint="eastAsia"/>
+              <w:rFonts w:hint="eastAsia" w:ascii="宋体" w:hAnsi="宋体" w:eastAsia="宋体" w:cs="宋体"/>
+              <w:szCs w:val="24"/>
+            </w:rPr>
+            <w:instrText xml:space="preserve"> HYPERLINK \l _Toc524 </w:instrText>
+          </w:r>
+          <w:r>
+            <w:rPr>
+              <w:rFonts w:hint="eastAsia" w:ascii="宋体" w:hAnsi="宋体" w:eastAsia="宋体" w:cs="宋体"/>
               <w:szCs w:val="24"/>
             </w:rPr>
             <w:fldChar w:fldCharType="separate"/>
@@ -3147,7 +3176,7 @@
             <w:fldChar w:fldCharType="begin"/>
           </w:r>
           <w:r>
-            <w:instrText xml:space="preserve"> PAGEREF _Toc11657 \h </w:instrText>
+            <w:instrText xml:space="preserve"> PAGEREF _Toc524 \h </w:instrText>
           </w:r>
           <w:r>
             <w:fldChar w:fldCharType="separate"/>
@@ -3160,7 +3189,7 @@
           </w:r>
           <w:r>
             <w:rPr>
-              <w:rFonts w:ascii="宋体" w:eastAsia="宋体" w:hAnsi="宋体" w:cs="宋体" w:hint="eastAsia"/>
+              <w:rFonts w:hint="eastAsia" w:ascii="宋体" w:hAnsi="宋体" w:eastAsia="宋体" w:cs="宋体"/>
               <w:szCs w:val="24"/>
             </w:rPr>
             <w:fldChar w:fldCharType="end"/>
@@ -3168,28 +3197,28 @@
         </w:p>
         <w:p>
           <w:pPr>
-            <w:pStyle w:val="TOC1"/>
+            <w:pStyle w:val="16"/>
             <w:tabs>
               <w:tab w:val="right" w:leader="dot" w:pos="8306"/>
             </w:tabs>
           </w:pPr>
           <w:r>
             <w:rPr>
-              <w:rFonts w:ascii="宋体" w:eastAsia="宋体" w:hAnsi="宋体" w:cs="宋体" w:hint="eastAsia"/>
+              <w:rFonts w:hint="eastAsia" w:ascii="宋体" w:hAnsi="宋体" w:eastAsia="宋体" w:cs="宋体"/>
               <w:szCs w:val="24"/>
             </w:rPr>
             <w:fldChar w:fldCharType="begin"/>
           </w:r>
           <w:r>
             <w:rPr>
-              <w:rFonts w:ascii="宋体" w:eastAsia="宋体" w:hAnsi="宋体" w:cs="宋体" w:hint="eastAsia"/>
-              <w:szCs w:val="24"/>
-            </w:rPr>
-            <w:instrText xml:space="preserve"> HYPERLINK \l _Toc1077 </w:instrText>
-          </w:r>
-          <w:r>
-            <w:rPr>
-              <w:rFonts w:ascii="宋体" w:eastAsia="宋体" w:hAnsi="宋体" w:cs="宋体" w:hint="eastAsia"/>
+              <w:rFonts w:hint="eastAsia" w:ascii="宋体" w:hAnsi="宋体" w:eastAsia="宋体" w:cs="宋体"/>
+              <w:szCs w:val="24"/>
+            </w:rPr>
+            <w:instrText xml:space="preserve"> HYPERLINK \l _Toc464 </w:instrText>
+          </w:r>
+          <w:r>
+            <w:rPr>
+              <w:rFonts w:hint="eastAsia" w:ascii="宋体" w:hAnsi="宋体" w:eastAsia="宋体" w:cs="宋体"/>
               <w:szCs w:val="24"/>
             </w:rPr>
             <w:fldChar w:fldCharType="separate"/>
@@ -3208,7 +3237,7 @@
             <w:fldChar w:fldCharType="begin"/>
           </w:r>
           <w:r>
-            <w:instrText xml:space="preserve"> PAGEREF _Toc1077 \h </w:instrText>
+            <w:instrText xml:space="preserve"> PAGEREF _Toc464 \h </w:instrText>
           </w:r>
           <w:r>
             <w:fldChar w:fldCharType="separate"/>
@@ -3221,7 +3250,7 @@
           </w:r>
           <w:r>
             <w:rPr>
-              <w:rFonts w:ascii="宋体" w:eastAsia="宋体" w:hAnsi="宋体" w:cs="宋体" w:hint="eastAsia"/>
+              <w:rFonts w:hint="eastAsia" w:ascii="宋体" w:hAnsi="宋体" w:eastAsia="宋体" w:cs="宋体"/>
               <w:szCs w:val="24"/>
             </w:rPr>
             <w:fldChar w:fldCharType="end"/>
@@ -3229,28 +3258,28 @@
         </w:p>
         <w:p>
           <w:pPr>
-            <w:pStyle w:val="TOC1"/>
+            <w:pStyle w:val="16"/>
             <w:tabs>
               <w:tab w:val="right" w:leader="dot" w:pos="8306"/>
             </w:tabs>
           </w:pPr>
           <w:r>
             <w:rPr>
-              <w:rFonts w:ascii="宋体" w:eastAsia="宋体" w:hAnsi="宋体" w:cs="宋体" w:hint="eastAsia"/>
+              <w:rFonts w:hint="eastAsia" w:ascii="宋体" w:hAnsi="宋体" w:eastAsia="宋体" w:cs="宋体"/>
               <w:szCs w:val="24"/>
             </w:rPr>
             <w:fldChar w:fldCharType="begin"/>
           </w:r>
           <w:r>
             <w:rPr>
-              <w:rFonts w:ascii="宋体" w:eastAsia="宋体" w:hAnsi="宋体" w:cs="宋体" w:hint="eastAsia"/>
-              <w:szCs w:val="24"/>
-            </w:rPr>
-            <w:instrText xml:space="preserve"> HYPERLINK \l _Toc31251 </w:instrText>
-          </w:r>
-          <w:r>
-            <w:rPr>
-              <w:rFonts w:ascii="宋体" w:eastAsia="宋体" w:hAnsi="宋体" w:cs="宋体" w:hint="eastAsia"/>
+              <w:rFonts w:hint="eastAsia" w:ascii="宋体" w:hAnsi="宋体" w:eastAsia="宋体" w:cs="宋体"/>
+              <w:szCs w:val="24"/>
+            </w:rPr>
+            <w:instrText xml:space="preserve"> HYPERLINK \l _Toc26172 </w:instrText>
+          </w:r>
+          <w:r>
+            <w:rPr>
+              <w:rFonts w:hint="eastAsia" w:ascii="宋体" w:hAnsi="宋体" w:eastAsia="宋体" w:cs="宋体"/>
               <w:szCs w:val="24"/>
             </w:rPr>
             <w:fldChar w:fldCharType="separate"/>
@@ -3269,7 +3298,7 @@
             <w:fldChar w:fldCharType="begin"/>
           </w:r>
           <w:r>
-            <w:instrText xml:space="preserve"> PAGEREF _Toc31251 \h </w:instrText>
+            <w:instrText xml:space="preserve"> PAGEREF _Toc26172 \h </w:instrText>
           </w:r>
           <w:r>
             <w:fldChar w:fldCharType="separate"/>
@@ -3282,7 +3311,7 @@
           </w:r>
           <w:r>
             <w:rPr>
-              <w:rFonts w:ascii="宋体" w:eastAsia="宋体" w:hAnsi="宋体" w:cs="宋体" w:hint="eastAsia"/>
+              <w:rFonts w:hint="eastAsia" w:ascii="宋体" w:hAnsi="宋体" w:eastAsia="宋体" w:cs="宋体"/>
               <w:szCs w:val="24"/>
             </w:rPr>
             <w:fldChar w:fldCharType="end"/>
@@ -3290,28 +3319,28 @@
         </w:p>
         <w:p>
           <w:pPr>
-            <w:pStyle w:val="TOC1"/>
+            <w:pStyle w:val="16"/>
             <w:tabs>
               <w:tab w:val="right" w:leader="dot" w:pos="8306"/>
             </w:tabs>
           </w:pPr>
           <w:r>
             <w:rPr>
-              <w:rFonts w:ascii="宋体" w:eastAsia="宋体" w:hAnsi="宋体" w:cs="宋体" w:hint="eastAsia"/>
+              <w:rFonts w:hint="eastAsia" w:ascii="宋体" w:hAnsi="宋体" w:eastAsia="宋体" w:cs="宋体"/>
               <w:szCs w:val="24"/>
             </w:rPr>
             <w:fldChar w:fldCharType="begin"/>
           </w:r>
           <w:r>
             <w:rPr>
-              <w:rFonts w:ascii="宋体" w:eastAsia="宋体" w:hAnsi="宋体" w:cs="宋体" w:hint="eastAsia"/>
-              <w:szCs w:val="24"/>
-            </w:rPr>
-            <w:instrText xml:space="preserve"> HYPERLINK \l _Toc23689 </w:instrText>
-          </w:r>
-          <w:r>
-            <w:rPr>
-              <w:rFonts w:ascii="宋体" w:eastAsia="宋体" w:hAnsi="宋体" w:cs="宋体" w:hint="eastAsia"/>
+              <w:rFonts w:hint="eastAsia" w:ascii="宋体" w:hAnsi="宋体" w:eastAsia="宋体" w:cs="宋体"/>
+              <w:szCs w:val="24"/>
+            </w:rPr>
+            <w:instrText xml:space="preserve"> HYPERLINK \l _Toc26111 </w:instrText>
+          </w:r>
+          <w:r>
+            <w:rPr>
+              <w:rFonts w:hint="eastAsia" w:ascii="宋体" w:hAnsi="宋体" w:eastAsia="宋体" w:cs="宋体"/>
               <w:szCs w:val="24"/>
             </w:rPr>
             <w:fldChar w:fldCharType="separate"/>
@@ -3321,7 +3350,14 @@
               <w:rFonts w:hint="default"/>
               <w:lang w:val="en-US" w:eastAsia="zh-CN"/>
             </w:rPr>
-            <w:t>9. 附则</w:t>
+            <w:t xml:space="preserve">9. </w:t>
+          </w:r>
+          <w:r>
+            <w:rPr>
+              <w:rFonts w:hint="eastAsia"/>
+              <w:lang w:val="en-US" w:eastAsia="zh-CN"/>
+            </w:rPr>
+            <w:t>考核指标</w:t>
           </w:r>
           <w:r>
             <w:tab/>
@@ -3330,7 +3366,7 @@
             <w:fldChar w:fldCharType="begin"/>
           </w:r>
           <w:r>
-            <w:instrText xml:space="preserve"> PAGEREF _Toc23689 \h </w:instrText>
+            <w:instrText xml:space="preserve"> PAGEREF _Toc26111 \h </w:instrText>
           </w:r>
           <w:r>
             <w:fldChar w:fldCharType="separate"/>
@@ -3343,7 +3379,68 @@
           </w:r>
           <w:r>
             <w:rPr>
-              <w:rFonts w:ascii="宋体" w:eastAsia="宋体" w:hAnsi="宋体" w:cs="宋体" w:hint="eastAsia"/>
+              <w:rFonts w:hint="eastAsia" w:ascii="宋体" w:hAnsi="宋体" w:eastAsia="宋体" w:cs="宋体"/>
+              <w:szCs w:val="24"/>
+            </w:rPr>
+            <w:fldChar w:fldCharType="end"/>
+          </w:r>
+        </w:p>
+        <w:p>
+          <w:pPr>
+            <w:pStyle w:val="16"/>
+            <w:tabs>
+              <w:tab w:val="right" w:leader="dot" w:pos="8306"/>
+            </w:tabs>
+          </w:pPr>
+          <w:r>
+            <w:rPr>
+              <w:rFonts w:hint="eastAsia" w:ascii="宋体" w:hAnsi="宋体" w:eastAsia="宋体" w:cs="宋体"/>
+              <w:szCs w:val="24"/>
+            </w:rPr>
+            <w:fldChar w:fldCharType="begin"/>
+          </w:r>
+          <w:r>
+            <w:rPr>
+              <w:rFonts w:hint="eastAsia" w:ascii="宋体" w:hAnsi="宋体" w:eastAsia="宋体" w:cs="宋体"/>
+              <w:szCs w:val="24"/>
+            </w:rPr>
+            <w:instrText xml:space="preserve"> HYPERLINK \l _Toc5904 </w:instrText>
+          </w:r>
+          <w:r>
+            <w:rPr>
+              <w:rFonts w:hint="eastAsia" w:ascii="宋体" w:hAnsi="宋体" w:eastAsia="宋体" w:cs="宋体"/>
+              <w:szCs w:val="24"/>
+            </w:rPr>
+            <w:fldChar w:fldCharType="separate"/>
+          </w:r>
+          <w:r>
+            <w:rPr>
+              <w:rFonts w:hint="default"/>
+              <w:lang w:val="en-US" w:eastAsia="zh-CN"/>
+            </w:rPr>
+            <w:t>10. 附则</w:t>
+          </w:r>
+          <w:r>
+            <w:tab/>
+          </w:r>
+          <w:r>
+            <w:fldChar w:fldCharType="begin"/>
+          </w:r>
+          <w:r>
+            <w:instrText xml:space="preserve"> PAGEREF _Toc5904 \h </w:instrText>
+          </w:r>
+          <w:r>
+            <w:fldChar w:fldCharType="separate"/>
+          </w:r>
+          <w:r>
+            <w:t>7</w:t>
+          </w:r>
+          <w:r>
+            <w:fldChar w:fldCharType="end"/>
+          </w:r>
+          <w:r>
+            <w:rPr>
+              <w:rFonts w:hint="eastAsia" w:ascii="宋体" w:hAnsi="宋体" w:eastAsia="宋体" w:cs="宋体"/>
               <w:szCs w:val="24"/>
             </w:rPr>
             <w:fldChar w:fldCharType="end"/>
@@ -3365,7 +3462,7 @@
             <w:snapToGrid w:val="0"/>
             <w:textAlignment w:val="baseline"/>
             <w:rPr>
-              <w:rFonts w:ascii="宋体" w:eastAsia="宋体" w:hAnsi="宋体" w:cs="宋体" w:hint="eastAsia"/>
+              <w:rFonts w:hint="eastAsia" w:ascii="宋体" w:hAnsi="宋体" w:eastAsia="宋体" w:cs="宋体"/>
               <w:snapToGrid w:val="0"/>
               <w:color w:val="000000"/>
               <w:kern w:val="0"/>
@@ -3376,7 +3473,7 @@
           </w:pPr>
           <w:r>
             <w:rPr>
-              <w:rFonts w:ascii="宋体" w:eastAsia="宋体" w:hAnsi="宋体" w:cs="宋体" w:hint="eastAsia"/>
+              <w:rFonts w:hint="eastAsia" w:ascii="宋体" w:hAnsi="宋体" w:eastAsia="宋体" w:cs="宋体"/>
               <w:szCs w:val="24"/>
             </w:rPr>
             <w:fldChar w:fldCharType="end"/>
@@ -3400,7 +3497,7 @@
         <w:snapToGrid w:val="0"/>
         <w:textAlignment w:val="baseline"/>
         <w:rPr>
-          <w:rFonts w:ascii="Arial" w:eastAsia="Arial" w:hAnsi="Arial" w:cs="Arial"/>
+          <w:rFonts w:ascii="Arial" w:hAnsi="Arial" w:eastAsia="Arial" w:cs="Arial"/>
           <w:snapToGrid w:val="0"/>
           <w:color w:val="000000"/>
           <w:kern w:val="0"/>
@@ -3411,7 +3508,7 @@
       </w:pPr>
       <w:r>
         <w:rPr>
-          <w:rFonts w:ascii="Arial" w:eastAsia="Arial" w:hAnsi="Arial" w:cs="Arial"/>
+          <w:rFonts w:ascii="Arial" w:hAnsi="Arial" w:eastAsia="Arial" w:cs="Arial"/>
           <w:snapToGrid w:val="0"/>
           <w:color w:val="000000"/>
           <w:kern w:val="0"/>
@@ -3424,14 +3521,14 @@
     </w:p>
     <w:p>
       <w:pPr>
-        <w:pStyle w:val="1"/>
+        <w:pStyle w:val="28"/>
         <w:bidi w:val="0"/>
         <w:rPr>
           <w:rFonts w:hint="default"/>
           <w:lang w:val="en-US" w:eastAsia="zh-CN"/>
         </w:rPr>
       </w:pPr>
-      <w:bookmarkStart w:id="2" w:name="_Toc12692"/>
+      <w:bookmarkStart w:id="2" w:name="_Toc7412"/>
       <w:r>
         <w:rPr>
           <w:rFonts w:hint="default"/>
@@ -3443,7 +3540,7 @@
     </w:p>
     <w:p>
       <w:pPr>
-        <w:pStyle w:val="a1"/>
+        <w:pStyle w:val="29"/>
         <w:rPr>
           <w:rFonts w:hint="default"/>
           <w:lang w:val="en-US" w:eastAsia="zh-CN"/>
@@ -3459,14 +3556,14 @@
     </w:p>
     <w:p>
       <w:pPr>
-        <w:pStyle w:val="1"/>
+        <w:pStyle w:val="28"/>
         <w:bidi w:val="0"/>
         <w:rPr>
           <w:rFonts w:hint="default"/>
           <w:lang w:val="en-US" w:eastAsia="zh-CN"/>
         </w:rPr>
       </w:pPr>
-      <w:bookmarkStart w:id="3" w:name="_Toc3727"/>
+      <w:bookmarkStart w:id="3" w:name="_Toc2804"/>
       <w:r>
         <w:rPr>
           <w:rFonts w:hint="default"/>
@@ -3478,7 +3575,7 @@
     </w:p>
     <w:p>
       <w:pPr>
-        <w:pStyle w:val="a1"/>
+        <w:pStyle w:val="29"/>
         <w:rPr>
           <w:rFonts w:hint="default"/>
           <w:lang w:val="en-US" w:eastAsia="zh-CN"/>
@@ -3494,7 +3591,7 @@
     </w:p>
     <w:p>
       <w:pPr>
-        <w:pStyle w:val="a1"/>
+        <w:pStyle w:val="29"/>
         <w:rPr>
           <w:rFonts w:hint="default"/>
           <w:lang w:val="en-US" w:eastAsia="zh-CN"/>
@@ -3510,7 +3607,7 @@
     </w:p>
     <w:p>
       <w:pPr>
-        <w:pStyle w:val="a1"/>
+        <w:pStyle w:val="29"/>
         <w:rPr>
           <w:rFonts w:hint="default"/>
           <w:lang w:val="en-US" w:eastAsia="zh-CN"/>
@@ -3526,7 +3623,7 @@
     </w:p>
     <w:p>
       <w:pPr>
-        <w:pStyle w:val="a1"/>
+        <w:pStyle w:val="29"/>
         <w:rPr>
           <w:rFonts w:hint="default"/>
           <w:lang w:val="en-US" w:eastAsia="zh-CN"/>
@@ -3542,14 +3639,14 @@
     </w:p>
     <w:p>
       <w:pPr>
-        <w:pStyle w:val="1"/>
+        <w:pStyle w:val="28"/>
         <w:bidi w:val="0"/>
         <w:rPr>
           <w:rFonts w:hint="default"/>
           <w:lang w:val="en-US" w:eastAsia="zh-CN"/>
         </w:rPr>
       </w:pPr>
-      <w:bookmarkStart w:id="4" w:name="_Toc7241"/>
+      <w:bookmarkStart w:id="4" w:name="_Toc4208"/>
       <w:r>
         <w:rPr>
           <w:rFonts w:hint="default"/>
@@ -3561,7 +3658,7 @@
     </w:p>
     <w:p>
       <w:pPr>
-        <w:pStyle w:val="a1"/>
+        <w:pStyle w:val="29"/>
         <w:rPr>
           <w:rFonts w:hint="default"/>
           <w:lang w:val="en-US" w:eastAsia="zh-CN"/>
@@ -3577,7 +3674,7 @@
     </w:p>
     <w:p>
       <w:pPr>
-        <w:pStyle w:val="a1"/>
+        <w:pStyle w:val="29"/>
         <w:rPr>
           <w:rFonts w:hint="default"/>
           <w:lang w:val="en-US" w:eastAsia="zh-CN"/>
@@ -3593,7 +3690,7 @@
     </w:p>
     <w:p>
       <w:pPr>
-        <w:pStyle w:val="a1"/>
+        <w:pStyle w:val="29"/>
         <w:rPr>
           <w:rFonts w:hint="default"/>
           <w:lang w:val="en-US" w:eastAsia="zh-CN"/>
@@ -3609,14 +3706,14 @@
     </w:p>
     <w:p>
       <w:pPr>
-        <w:pStyle w:val="1"/>
+        <w:pStyle w:val="28"/>
         <w:bidi w:val="0"/>
         <w:rPr>
           <w:rFonts w:hint="default"/>
           <w:lang w:val="en-US" w:eastAsia="zh-CN"/>
         </w:rPr>
       </w:pPr>
-      <w:bookmarkStart w:id="5" w:name="_Toc25609"/>
+      <w:bookmarkStart w:id="5" w:name="_Toc23800"/>
       <w:r>
         <w:rPr>
           <w:rFonts w:hint="default"/>
@@ -3628,14 +3725,14 @@
     </w:p>
     <w:p>
       <w:pPr>
-        <w:pStyle w:val="2"/>
+        <w:pStyle w:val="30"/>
         <w:bidi w:val="0"/>
         <w:rPr>
           <w:rFonts w:hint="default"/>
           <w:lang w:val="en-US" w:eastAsia="zh-CN"/>
         </w:rPr>
       </w:pPr>
-      <w:bookmarkStart w:id="6" w:name="_Toc23853"/>
+      <w:bookmarkStart w:id="6" w:name="_Toc15900"/>
       <w:r>
         <w:rPr>
           <w:rFonts w:hint="default"/>
@@ -3647,7 +3744,7 @@
     </w:p>
     <w:p>
       <w:pPr>
-        <w:pStyle w:val="a1"/>
+        <w:pStyle w:val="29"/>
         <w:rPr>
           <w:rFonts w:hint="default"/>
           <w:lang w:val="en-US" w:eastAsia="zh-CN"/>
@@ -3663,7 +3760,7 @@
     </w:p>
     <w:p>
       <w:pPr>
-        <w:pStyle w:val="a1"/>
+        <w:pStyle w:val="29"/>
         <w:rPr>
           <w:rFonts w:hint="default"/>
           <w:lang w:val="en-US" w:eastAsia="zh-CN"/>
@@ -3679,7 +3776,7 @@
     </w:p>
     <w:p>
       <w:pPr>
-        <w:pStyle w:val="a1"/>
+        <w:pStyle w:val="29"/>
         <w:rPr>
           <w:rFonts w:hint="default"/>
           <w:lang w:val="en-US" w:eastAsia="zh-CN"/>
@@ -3695,7 +3792,7 @@
     </w:p>
     <w:p>
       <w:pPr>
-        <w:pStyle w:val="a1"/>
+        <w:pStyle w:val="29"/>
         <w:rPr>
           <w:rFonts w:hint="default"/>
           <w:lang w:val="en-US" w:eastAsia="zh-CN"/>
@@ -3711,14 +3808,14 @@
     </w:p>
     <w:p>
       <w:pPr>
-        <w:pStyle w:val="2"/>
+        <w:pStyle w:val="30"/>
         <w:bidi w:val="0"/>
         <w:rPr>
           <w:rFonts w:hint="default"/>
           <w:lang w:val="en-US" w:eastAsia="zh-CN"/>
         </w:rPr>
       </w:pPr>
-      <w:bookmarkStart w:id="7" w:name="_Toc22281"/>
+      <w:bookmarkStart w:id="7" w:name="_Toc28008"/>
       <w:r>
         <w:rPr>
           <w:rFonts w:hint="default"/>
@@ -3730,7 +3827,7 @@
     </w:p>
     <w:p>
       <w:pPr>
-        <w:pStyle w:val="a1"/>
+        <w:pStyle w:val="29"/>
         <w:rPr>
           <w:rFonts w:hint="default"/>
           <w:lang w:val="en-US" w:eastAsia="zh-CN"/>
@@ -3746,7 +3843,7 @@
     </w:p>
     <w:p>
       <w:pPr>
-        <w:pStyle w:val="a1"/>
+        <w:pStyle w:val="29"/>
         <w:rPr>
           <w:rFonts w:hint="default"/>
           <w:lang w:val="en-US" w:eastAsia="zh-CN"/>
@@ -3762,14 +3859,14 @@
     </w:p>
     <w:p>
       <w:pPr>
-        <w:pStyle w:val="2"/>
+        <w:pStyle w:val="30"/>
         <w:bidi w:val="0"/>
         <w:rPr>
           <w:rFonts w:hint="default"/>
           <w:lang w:val="en-US" w:eastAsia="zh-CN"/>
         </w:rPr>
       </w:pPr>
-      <w:bookmarkStart w:id="8" w:name="_Toc30288"/>
+      <w:bookmarkStart w:id="8" w:name="_Toc12937"/>
       <w:r>
         <w:rPr>
           <w:rFonts w:hint="eastAsia"/>
@@ -3781,7 +3878,7 @@
     </w:p>
     <w:p>
       <w:pPr>
-        <w:pStyle w:val="a1"/>
+        <w:pStyle w:val="29"/>
         <w:rPr>
           <w:rFonts w:hint="default"/>
           <w:lang w:val="en-US" w:eastAsia="zh-CN"/>
@@ -3797,7 +3894,7 @@
     </w:p>
     <w:p>
       <w:pPr>
-        <w:pStyle w:val="a1"/>
+        <w:pStyle w:val="29"/>
         <w:rPr>
           <w:rFonts w:hint="default"/>
           <w:lang w:val="en-US" w:eastAsia="zh-CN"/>
@@ -3813,14 +3910,14 @@
     </w:p>
     <w:p>
       <w:pPr>
-        <w:pStyle w:val="2"/>
+        <w:pStyle w:val="30"/>
         <w:bidi w:val="0"/>
         <w:rPr>
           <w:rFonts w:hint="default"/>
           <w:lang w:val="en-US" w:eastAsia="zh-CN"/>
         </w:rPr>
       </w:pPr>
-      <w:bookmarkStart w:id="9" w:name="_Toc31709"/>
+      <w:bookmarkStart w:id="9" w:name="_Toc18567"/>
       <w:r>
         <w:rPr>
           <w:rFonts w:hint="eastAsia"/>
@@ -3832,7 +3929,7 @@
     </w:p>
     <w:p>
       <w:pPr>
-        <w:pStyle w:val="a1"/>
+        <w:pStyle w:val="29"/>
         <w:rPr>
           <w:rFonts w:hint="default"/>
           <w:lang w:val="en-US" w:eastAsia="zh-CN"/>
@@ -3848,7 +3945,7 @@
     </w:p>
     <w:p>
       <w:pPr>
-        <w:pStyle w:val="a1"/>
+        <w:pStyle w:val="29"/>
         <w:rPr>
           <w:rFonts w:hint="default"/>
           <w:lang w:val="en-US" w:eastAsia="zh-CN"/>
@@ -3864,7 +3961,7 @@
     </w:p>
     <w:p>
       <w:pPr>
-        <w:pStyle w:val="a1"/>
+        <w:pStyle w:val="29"/>
         <w:rPr>
           <w:rFonts w:hint="default"/>
           <w:lang w:val="en-US" w:eastAsia="zh-CN"/>
@@ -3880,14 +3977,14 @@
     </w:p>
     <w:p>
       <w:pPr>
-        <w:pStyle w:val="1"/>
+        <w:pStyle w:val="28"/>
         <w:bidi w:val="0"/>
         <w:rPr>
           <w:rFonts w:hint="default"/>
           <w:lang w:val="en-US" w:eastAsia="zh-CN"/>
         </w:rPr>
       </w:pPr>
-      <w:bookmarkStart w:id="10" w:name="_Toc25404"/>
+      <w:bookmarkStart w:id="10" w:name="_Toc31513"/>
       <w:r>
         <w:rPr>
           <w:rFonts w:hint="default"/>
@@ -3899,14 +3996,14 @@
     </w:p>
     <w:p>
       <w:pPr>
-        <w:pStyle w:val="2"/>
+        <w:pStyle w:val="30"/>
         <w:bidi w:val="0"/>
         <w:rPr>
           <w:rFonts w:hint="default"/>
           <w:lang w:val="en-US" w:eastAsia="zh-CN"/>
         </w:rPr>
       </w:pPr>
-      <w:bookmarkStart w:id="11" w:name="_Toc7802"/>
+      <w:bookmarkStart w:id="11" w:name="_Toc22447"/>
       <w:r>
         <w:rPr>
           <w:rFonts w:hint="default"/>
@@ -3918,7 +4015,7 @@
     </w:p>
     <w:p>
       <w:pPr>
-        <w:pStyle w:val="a1"/>
+        <w:pStyle w:val="29"/>
         <w:rPr>
           <w:rFonts w:hint="default"/>
           <w:lang w:val="en-US" w:eastAsia="zh-CN"/>
@@ -3934,7 +4031,7 @@
     </w:p>
     <w:p>
       <w:pPr>
-        <w:pStyle w:val="a1"/>
+        <w:pStyle w:val="29"/>
         <w:rPr>
           <w:rFonts w:hint="default"/>
           <w:lang w:val="en-US" w:eastAsia="zh-CN"/>
@@ -3950,7 +4047,7 @@
     </w:p>
     <w:p>
       <w:pPr>
-        <w:pStyle w:val="a1"/>
+        <w:pStyle w:val="29"/>
         <w:rPr>
           <w:rFonts w:hint="default"/>
           <w:lang w:val="en-US" w:eastAsia="zh-CN"/>
@@ -3980,7 +4077,7 @@
     </w:p>
     <w:p>
       <w:pPr>
-        <w:pStyle w:val="a1"/>
+        <w:pStyle w:val="29"/>
         <w:rPr>
           <w:rFonts w:hint="default"/>
           <w:lang w:val="en-US" w:eastAsia="zh-CN"/>
@@ -3996,14 +4093,14 @@
     </w:p>
     <w:p>
       <w:pPr>
-        <w:pStyle w:val="2"/>
+        <w:pStyle w:val="30"/>
         <w:bidi w:val="0"/>
         <w:rPr>
           <w:rFonts w:hint="default"/>
           <w:lang w:val="en-US" w:eastAsia="zh-CN"/>
         </w:rPr>
       </w:pPr>
-      <w:bookmarkStart w:id="12" w:name="_Toc19556"/>
+      <w:bookmarkStart w:id="12" w:name="_Toc12087"/>
       <w:r>
         <w:rPr>
           <w:rFonts w:hint="default"/>
@@ -4015,7 +4112,7 @@
     </w:p>
     <w:p>
       <w:pPr>
-        <w:pStyle w:val="a1"/>
+        <w:pStyle w:val="29"/>
         <w:rPr>
           <w:rFonts w:hint="default"/>
           <w:lang w:val="en-US" w:eastAsia="zh-CN"/>
@@ -4031,7 +4128,7 @@
     </w:p>
     <w:p>
       <w:pPr>
-        <w:pStyle w:val="a1"/>
+        <w:pStyle w:val="29"/>
         <w:rPr>
           <w:rFonts w:hint="default"/>
           <w:lang w:val="en-US" w:eastAsia="zh-CN"/>
@@ -4061,7 +4158,7 @@
     </w:p>
     <w:p>
       <w:pPr>
-        <w:pStyle w:val="a1"/>
+        <w:pStyle w:val="29"/>
         <w:rPr>
           <w:rFonts w:hint="default"/>
           <w:lang w:val="en-US" w:eastAsia="zh-CN"/>
@@ -4077,14 +4174,14 @@
     </w:p>
     <w:p>
       <w:pPr>
-        <w:pStyle w:val="2"/>
+        <w:pStyle w:val="30"/>
         <w:bidi w:val="0"/>
         <w:rPr>
           <w:rFonts w:hint="default"/>
           <w:lang w:val="en-US" w:eastAsia="zh-CN"/>
         </w:rPr>
       </w:pPr>
-      <w:bookmarkStart w:id="13" w:name="_Toc18601"/>
+      <w:bookmarkStart w:id="13" w:name="_Toc16949"/>
       <w:r>
         <w:rPr>
           <w:rFonts w:hint="default"/>
@@ -4096,7 +4193,7 @@
     </w:p>
     <w:p>
       <w:pPr>
-        <w:pStyle w:val="a1"/>
+        <w:pStyle w:val="29"/>
         <w:rPr>
           <w:rFonts w:hint="default"/>
           <w:lang w:val="en-US" w:eastAsia="zh-CN"/>
@@ -4112,7 +4209,7 @@
     </w:p>
     <w:p>
       <w:pPr>
-        <w:pStyle w:val="a1"/>
+        <w:pStyle w:val="29"/>
         <w:rPr>
           <w:rFonts w:hint="default"/>
           <w:lang w:val="en-US" w:eastAsia="zh-CN"/>
@@ -4128,7 +4225,7 @@
     </w:p>
     <w:p>
       <w:pPr>
-        <w:pStyle w:val="a1"/>
+        <w:pStyle w:val="29"/>
         <w:rPr>
           <w:rFonts w:hint="default"/>
           <w:lang w:val="en-US" w:eastAsia="zh-CN"/>
@@ -4144,14 +4241,14 @@
     </w:p>
     <w:p>
       <w:pPr>
-        <w:pStyle w:val="1"/>
+        <w:pStyle w:val="28"/>
         <w:bidi w:val="0"/>
         <w:rPr>
           <w:rFonts w:hint="default"/>
           <w:lang w:val="en-US" w:eastAsia="zh-CN"/>
         </w:rPr>
       </w:pPr>
-      <w:bookmarkStart w:id="14" w:name="_Toc4865"/>
+      <w:bookmarkStart w:id="14" w:name="_Toc22577"/>
       <w:r>
         <w:rPr>
           <w:rFonts w:hint="default"/>
@@ -4163,14 +4260,14 @@
     </w:p>
     <w:p>
       <w:pPr>
-        <w:pStyle w:val="2"/>
+        <w:pStyle w:val="30"/>
         <w:bidi w:val="0"/>
         <w:rPr>
           <w:rFonts w:hint="default"/>
           <w:lang w:val="en-US" w:eastAsia="zh-CN"/>
         </w:rPr>
       </w:pPr>
-      <w:bookmarkStart w:id="15" w:name="_Toc17137"/>
+      <w:bookmarkStart w:id="15" w:name="_Toc5704"/>
       <w:r>
         <w:rPr>
           <w:rFonts w:hint="default"/>
@@ -4182,7 +4279,7 @@
     </w:p>
     <w:p>
       <w:pPr>
-        <w:pStyle w:val="a1"/>
+        <w:pStyle w:val="29"/>
         <w:rPr>
           <w:rFonts w:hint="default"/>
           <w:lang w:val="en-US" w:eastAsia="zh-CN"/>
@@ -4198,7 +4295,7 @@
     </w:p>
     <w:p>
       <w:pPr>
-        <w:pStyle w:val="a1"/>
+        <w:pStyle w:val="29"/>
         <w:rPr>
           <w:rFonts w:hint="default"/>
           <w:lang w:val="en-US" w:eastAsia="zh-CN"/>
@@ -4214,7 +4311,7 @@
     </w:p>
     <w:p>
       <w:pPr>
-        <w:pStyle w:val="a1"/>
+        <w:pStyle w:val="29"/>
         <w:rPr>
           <w:rFonts w:hint="default"/>
           <w:lang w:val="en-US" w:eastAsia="zh-CN"/>
@@ -4230,7 +4327,7 @@
     </w:p>
     <w:p>
       <w:pPr>
-        <w:pStyle w:val="a1"/>
+        <w:pStyle w:val="29"/>
         <w:rPr>
           <w:rFonts w:hint="default"/>
           <w:lang w:val="en-US" w:eastAsia="zh-CN"/>
@@ -4246,14 +4343,14 @@
     </w:p>
     <w:p>
       <w:pPr>
-        <w:pStyle w:val="2"/>
+        <w:pStyle w:val="30"/>
         <w:bidi w:val="0"/>
         <w:rPr>
           <w:rFonts w:hint="default"/>
           <w:lang w:val="en-US" w:eastAsia="zh-CN"/>
         </w:rPr>
       </w:pPr>
-      <w:bookmarkStart w:id="16" w:name="_Toc24812"/>
+      <w:bookmarkStart w:id="16" w:name="_Toc21774"/>
       <w:r>
         <w:rPr>
           <w:rFonts w:hint="default"/>
@@ -4265,7 +4362,7 @@
     </w:p>
     <w:p>
       <w:pPr>
-        <w:pStyle w:val="a1"/>
+        <w:pStyle w:val="29"/>
         <w:rPr>
           <w:rFonts w:hint="default"/>
           <w:lang w:val="en-US" w:eastAsia="zh-CN"/>
@@ -4288,7 +4385,7 @@
     </w:p>
     <w:p>
       <w:pPr>
-        <w:pStyle w:val="a1"/>
+        <w:pStyle w:val="29"/>
         <w:rPr>
           <w:rFonts w:hint="default"/>
           <w:lang w:val="en-US" w:eastAsia="zh-CN"/>
@@ -4304,7 +4401,7 @@
     </w:p>
     <w:p>
       <w:pPr>
-        <w:pStyle w:val="a1"/>
+        <w:pStyle w:val="29"/>
         <w:rPr>
           <w:rFonts w:hint="default"/>
           <w:lang w:val="en-US" w:eastAsia="zh-CN"/>
@@ -4320,7 +4417,7 @@
     </w:p>
     <w:p>
       <w:pPr>
-        <w:pStyle w:val="a1"/>
+        <w:pStyle w:val="29"/>
         <w:rPr>
           <w:rFonts w:hint="default"/>
           <w:lang w:val="en-US" w:eastAsia="zh-CN"/>
@@ -4336,7 +4433,7 @@
     </w:p>
     <w:p>
       <w:pPr>
-        <w:pStyle w:val="a1"/>
+        <w:pStyle w:val="29"/>
         <w:rPr>
           <w:rFonts w:hint="default"/>
           <w:lang w:val="en-US" w:eastAsia="zh-CN"/>
@@ -4352,14 +4449,14 @@
     </w:p>
     <w:p>
       <w:pPr>
-        <w:pStyle w:val="2"/>
+        <w:pStyle w:val="30"/>
         <w:bidi w:val="0"/>
         <w:rPr>
           <w:rFonts w:hint="default"/>
           <w:lang w:val="en-US" w:eastAsia="zh-CN"/>
         </w:rPr>
       </w:pPr>
-      <w:bookmarkStart w:id="17" w:name="_Toc11657"/>
+      <w:bookmarkStart w:id="17" w:name="_Toc524"/>
       <w:r>
         <w:rPr>
           <w:rFonts w:hint="default"/>
@@ -4371,7 +4468,7 @@
     </w:p>
     <w:p>
       <w:pPr>
-        <w:pStyle w:val="a1"/>
+        <w:pStyle w:val="29"/>
         <w:rPr>
           <w:rFonts w:hint="default"/>
           <w:lang w:val="en-US" w:eastAsia="zh-CN"/>
@@ -4387,7 +4484,7 @@
     </w:p>
     <w:p>
       <w:pPr>
-        <w:pStyle w:val="a1"/>
+        <w:pStyle w:val="29"/>
         <w:rPr>
           <w:rFonts w:hint="default"/>
           <w:lang w:val="en-US" w:eastAsia="zh-CN"/>
@@ -4410,7 +4507,7 @@
     </w:p>
     <w:p>
       <w:pPr>
-        <w:pStyle w:val="a1"/>
+        <w:pStyle w:val="29"/>
         <w:rPr>
           <w:rFonts w:hint="default"/>
           <w:lang w:val="en-US" w:eastAsia="zh-CN"/>
@@ -4426,14 +4523,14 @@
     </w:p>
     <w:p>
       <w:pPr>
-        <w:pStyle w:val="1"/>
+        <w:pStyle w:val="28"/>
         <w:bidi w:val="0"/>
         <w:rPr>
           <w:rFonts w:hint="default"/>
           <w:lang w:val="en-US" w:eastAsia="zh-CN"/>
         </w:rPr>
       </w:pPr>
-      <w:bookmarkStart w:id="18" w:name="_Toc1077"/>
+      <w:bookmarkStart w:id="18" w:name="_Toc464"/>
       <w:r>
         <w:rPr>
           <w:rFonts w:hint="default"/>
@@ -4445,7 +4542,7 @@
     </w:p>
     <w:p>
       <w:pPr>
-        <w:pStyle w:val="a1"/>
+        <w:pStyle w:val="29"/>
         <w:rPr>
           <w:rFonts w:hint="default"/>
           <w:lang w:val="en-US" w:eastAsia="zh-CN"/>
@@ -4461,7 +4558,7 @@
     </w:p>
     <w:p>
       <w:pPr>
-        <w:pStyle w:val="a1"/>
+        <w:pStyle w:val="29"/>
         <w:rPr>
           <w:rFonts w:hint="default"/>
           <w:lang w:val="en-US" w:eastAsia="zh-CN"/>
@@ -4477,14 +4574,14 @@
     </w:p>
     <w:p>
       <w:pPr>
-        <w:pStyle w:val="1"/>
+        <w:pStyle w:val="28"/>
         <w:bidi w:val="0"/>
         <w:rPr>
           <w:rFonts w:hint="default"/>
           <w:lang w:val="en-US" w:eastAsia="zh-CN"/>
         </w:rPr>
       </w:pPr>
-      <w:bookmarkStart w:id="19" w:name="_Toc31251"/>
+      <w:bookmarkStart w:id="19" w:name="_Toc26172"/>
       <w:r>
         <w:rPr>
           <w:rFonts w:hint="default"/>
@@ -4496,7 +4593,7 @@
     </w:p>
     <w:p>
       <w:pPr>
-        <w:pStyle w:val="a1"/>
+        <w:pStyle w:val="29"/>
         <w:rPr>
           <w:rFonts w:hint="default"/>
           <w:lang w:val="en-US" w:eastAsia="zh-CN"/>
@@ -4512,7 +4609,7 @@
     </w:p>
     <w:p>
       <w:pPr>
-        <w:pStyle w:val="a1"/>
+        <w:pStyle w:val="29"/>
         <w:rPr>
           <w:rFonts w:hint="default"/>
           <w:lang w:val="en-US" w:eastAsia="zh-CN"/>
@@ -4528,14 +4625,14 @@
     </w:p>
     <w:p>
       <w:pPr>
-        <w:pStyle w:val="1"/>
+        <w:pStyle w:val="28"/>
         <w:bidi w:val="0"/>
         <w:rPr>
           <w:rFonts w:hint="default"/>
           <w:lang w:val="en-US" w:eastAsia="zh-CN"/>
         </w:rPr>
       </w:pPr>
-      <w:bookmarkStart w:id="20" w:name="_Toc23689"/>
+      <w:bookmarkStart w:id="20" w:name="_Toc26111"/>
       <w:r>
         <w:rPr>
           <w:rFonts w:hint="eastAsia"/>
@@ -4543,21 +4640,23 @@
         </w:rPr>
         <w:t>考核指标</w:t>
       </w:r>
+      <w:bookmarkEnd w:id="20"/>
     </w:p>
     <w:tbl>
       <w:tblPr>
-        <w:tblStyle w:val="TableNormal"/>
+        <w:tblStyle w:val="20"/>
         <w:tblW w:w="8504" w:type="dxa"/>
         <w:tblInd w:w="96" w:type="dxa"/>
         <w:tblBorders>
-          <w:top w:val="nil"/>
-          <w:left w:val="nil"/>
-          <w:bottom w:val="nil"/>
-          <w:right w:val="nil"/>
-          <w:insideH w:val="nil"/>
-          <w:insideV w:val="nil"/>
+          <w:top w:val="none" w:color="auto" w:sz="0" w:space="0"/>
+          <w:left w:val="none" w:color="auto" w:sz="0" w:space="0"/>
+          <w:bottom w:val="none" w:color="auto" w:sz="0" w:space="0"/>
+          <w:right w:val="none" w:color="auto" w:sz="0" w:space="0"/>
+          <w:insideH w:val="none" w:color="auto" w:sz="0" w:space="0"/>
+          <w:insideV w:val="none" w:color="auto" w:sz="0" w:space="0"/>
         </w:tblBorders>
         <w:shd w:val="clear" w:color="auto" w:fill="auto"/>
+        <w:tblLayout w:type="autofit"/>
         <w:tblCellMar>
           <w:top w:w="0" w:type="dxa"/>
           <w:left w:w="108" w:type="dxa"/>
@@ -4573,15 +4672,13 @@
       </w:tblGrid>
       <w:tr>
         <w:tblPrEx>
-          <w:tblW w:w="8504" w:type="dxa"/>
-          <w:tblInd w:w="96" w:type="dxa"/>
           <w:tblBorders>
-            <w:top w:val="nil"/>
-            <w:left w:val="nil"/>
-            <w:bottom w:val="nil"/>
-            <w:right w:val="nil"/>
-            <w:insideH w:val="nil"/>
-            <w:insideV w:val="nil"/>
+            <w:top w:val="none" w:color="auto" w:sz="0" w:space="0"/>
+            <w:left w:val="none" w:color="auto" w:sz="0" w:space="0"/>
+            <w:bottom w:val="none" w:color="auto" w:sz="0" w:space="0"/>
+            <w:right w:val="none" w:color="auto" w:sz="0" w:space="0"/>
+            <w:insideH w:val="none" w:color="auto" w:sz="0" w:space="0"/>
+            <w:insideV w:val="none" w:color="auto" w:sz="0" w:space="0"/>
           </w:tblBorders>
           <w:shd w:val="clear" w:color="auto" w:fill="auto"/>
           <w:tblCellMar>
@@ -4592,16 +4689,16 @@
           </w:tblCellMar>
         </w:tblPrEx>
         <w:trPr>
-          <w:trHeight w:val="493"/>
+          <w:trHeight w:val="493" w:hRule="atLeast"/>
         </w:trPr>
         <w:tc>
           <w:tcPr>
             <w:tcW w:w="2383" w:type="dxa"/>
             <w:tcBorders>
-              <w:top w:val="single" w:sz="4" w:space="0" w:color="000000"/>
-              <w:left w:val="single" w:sz="4" w:space="0" w:color="000000"/>
-              <w:bottom w:val="single" w:sz="4" w:space="0" w:color="000000"/>
-              <w:right w:val="single" w:sz="4" w:space="0" w:color="000000"/>
+              <w:top w:val="single" w:color="000000" w:sz="4" w:space="0"/>
+              <w:left w:val="single" w:color="000000" w:sz="4" w:space="0"/>
+              <w:bottom w:val="single" w:color="000000" w:sz="4" w:space="0"/>
+              <w:right w:val="single" w:color="000000" w:sz="4" w:space="0"/>
             </w:tcBorders>
             <w:shd w:val="clear" w:color="auto" w:fill="C0C0C0"/>
             <w:vAlign w:val="center"/>
@@ -4615,7 +4712,7 @@
               <w:jc w:val="center"/>
               <w:textAlignment w:val="center"/>
               <w:rPr>
-                <w:rFonts w:ascii="楷体_GB2312" w:eastAsia="楷体_GB2312" w:hAnsi="宋体" w:cs="楷体_GB2312"/>
+                <w:rFonts w:ascii="楷体_GB2312" w:hAnsi="宋体" w:eastAsia="楷体_GB2312" w:cs="楷体_GB2312"/>
                 <w:b/>
                 <w:bCs/>
                 <w:i w:val="0"/>
@@ -4628,7 +4725,7 @@
             </w:pPr>
             <w:r>
               <w:rPr>
-                <w:rFonts w:ascii="楷体_GB2312" w:eastAsia="楷体_GB2312" w:hAnsi="宋体" w:cs="楷体_GB2312" w:hint="default"/>
+                <w:rFonts w:hint="default" w:ascii="楷体_GB2312" w:hAnsi="宋体" w:eastAsia="楷体_GB2312" w:cs="楷体_GB2312"/>
                 <w:b/>
                 <w:bCs/>
                 <w:i w:val="0"/>
@@ -4649,10 +4746,10 @@
           <w:tcPr>
             <w:tcW w:w="1056" w:type="dxa"/>
             <w:tcBorders>
-              <w:top w:val="single" w:sz="4" w:space="0" w:color="000000"/>
-              <w:left w:val="single" w:sz="4" w:space="0" w:color="000000"/>
-              <w:bottom w:val="single" w:sz="4" w:space="0" w:color="000000"/>
-              <w:right w:val="single" w:sz="4" w:space="0" w:color="000000"/>
+              <w:top w:val="single" w:color="000000" w:sz="4" w:space="0"/>
+              <w:left w:val="single" w:color="000000" w:sz="4" w:space="0"/>
+              <w:bottom w:val="single" w:color="000000" w:sz="4" w:space="0"/>
+              <w:right w:val="single" w:color="000000" w:sz="4" w:space="0"/>
             </w:tcBorders>
             <w:shd w:val="clear" w:color="auto" w:fill="C0C0C0"/>
             <w:vAlign w:val="center"/>
@@ -4666,7 +4763,7 @@
               <w:jc w:val="center"/>
               <w:textAlignment w:val="center"/>
               <w:rPr>
-                <w:rFonts w:ascii="楷体_GB2312" w:eastAsia="楷体_GB2312" w:hAnsi="宋体" w:cs="楷体_GB2312" w:hint="default"/>
+                <w:rFonts w:hint="default" w:ascii="楷体_GB2312" w:hAnsi="宋体" w:eastAsia="楷体_GB2312" w:cs="楷体_GB2312"/>
                 <w:b/>
                 <w:bCs/>
                 <w:i w:val="0"/>
@@ -4679,7 +4776,7 @@
             </w:pPr>
             <w:r>
               <w:rPr>
-                <w:rFonts w:ascii="楷体_GB2312" w:eastAsia="楷体_GB2312" w:hAnsi="宋体" w:cs="楷体_GB2312" w:hint="default"/>
+                <w:rFonts w:hint="default" w:ascii="楷体_GB2312" w:hAnsi="宋体" w:eastAsia="楷体_GB2312" w:cs="楷体_GB2312"/>
                 <w:b/>
                 <w:bCs/>
                 <w:i w:val="0"/>
@@ -4700,10 +4797,10 @@
           <w:tcPr>
             <w:tcW w:w="4139" w:type="dxa"/>
             <w:tcBorders>
-              <w:top w:val="single" w:sz="4" w:space="0" w:color="000000"/>
-              <w:left w:val="single" w:sz="4" w:space="0" w:color="000000"/>
-              <w:bottom w:val="single" w:sz="4" w:space="0" w:color="000000"/>
-              <w:right w:val="single" w:sz="4" w:space="0" w:color="000000"/>
+              <w:top w:val="single" w:color="000000" w:sz="4" w:space="0"/>
+              <w:left w:val="single" w:color="000000" w:sz="4" w:space="0"/>
+              <w:bottom w:val="single" w:color="000000" w:sz="4" w:space="0"/>
+              <w:right w:val="single" w:color="000000" w:sz="4" w:space="0"/>
             </w:tcBorders>
             <w:shd w:val="clear" w:color="auto" w:fill="C0C0C0"/>
             <w:vAlign w:val="center"/>
@@ -4717,7 +4814,7 @@
               <w:jc w:val="center"/>
               <w:textAlignment w:val="center"/>
               <w:rPr>
-                <w:rFonts w:ascii="楷体_GB2312" w:eastAsia="楷体_GB2312" w:hAnsi="宋体" w:cs="楷体_GB2312" w:hint="default"/>
+                <w:rFonts w:hint="default" w:ascii="楷体_GB2312" w:hAnsi="宋体" w:eastAsia="楷体_GB2312" w:cs="楷体_GB2312"/>
                 <w:b/>
                 <w:bCs/>
                 <w:i w:val="0"/>
@@ -4730,7 +4827,7 @@
             </w:pPr>
             <w:r>
               <w:rPr>
-                <w:rFonts w:ascii="楷体_GB2312" w:eastAsia="楷体_GB2312" w:hAnsi="宋体" w:cs="楷体_GB2312" w:hint="default"/>
+                <w:rFonts w:hint="default" w:ascii="楷体_GB2312" w:hAnsi="宋体" w:eastAsia="楷体_GB2312" w:cs="楷体_GB2312"/>
                 <w:b/>
                 <w:bCs/>
                 <w:i w:val="0"/>
@@ -4751,10 +4848,10 @@
           <w:tcPr>
             <w:tcW w:w="926" w:type="dxa"/>
             <w:tcBorders>
-              <w:top w:val="single" w:sz="4" w:space="0" w:color="000000"/>
-              <w:left w:val="single" w:sz="4" w:space="0" w:color="000000"/>
-              <w:bottom w:val="single" w:sz="4" w:space="0" w:color="000000"/>
-              <w:right w:val="single" w:sz="4" w:space="0" w:color="000000"/>
+              <w:top w:val="single" w:color="000000" w:sz="4" w:space="0"/>
+              <w:left w:val="single" w:color="000000" w:sz="4" w:space="0"/>
+              <w:bottom w:val="single" w:color="000000" w:sz="4" w:space="0"/>
+              <w:right w:val="single" w:color="000000" w:sz="4" w:space="0"/>
             </w:tcBorders>
             <w:shd w:val="clear" w:color="auto" w:fill="C0C0C0"/>
             <w:vAlign w:val="center"/>
@@ -4768,7 +4865,7 @@
               <w:jc w:val="center"/>
               <w:textAlignment w:val="center"/>
               <w:rPr>
-                <w:rFonts w:ascii="楷体_GB2312" w:eastAsia="楷体_GB2312" w:hAnsi="宋体" w:cs="楷体_GB2312" w:hint="default"/>
+                <w:rFonts w:hint="default" w:ascii="楷体_GB2312" w:hAnsi="宋体" w:eastAsia="楷体_GB2312" w:cs="楷体_GB2312"/>
                 <w:b/>
                 <w:bCs/>
                 <w:i w:val="0"/>
@@ -4781,7 +4878,7 @@
             </w:pPr>
             <w:r>
               <w:rPr>
-                <w:rFonts w:ascii="楷体_GB2312" w:eastAsia="楷体_GB2312" w:hAnsi="宋体" w:cs="楷体_GB2312" w:hint="default"/>
+                <w:rFonts w:hint="default" w:ascii="楷体_GB2312" w:hAnsi="宋体" w:eastAsia="楷体_GB2312" w:cs="楷体_GB2312"/>
                 <w:b/>
                 <w:bCs/>
                 <w:i w:val="0"/>
@@ -4801,8 +4898,14 @@
       </w:tr>
       <w:tr>
         <w:tblPrEx>
-          <w:tblW w:w="8504" w:type="dxa"/>
-          <w:tblInd w:w="96" w:type="dxa"/>
+          <w:tblBorders>
+            <w:top w:val="none" w:color="auto" w:sz="0" w:space="0"/>
+            <w:left w:val="none" w:color="auto" w:sz="0" w:space="0"/>
+            <w:bottom w:val="none" w:color="auto" w:sz="0" w:space="0"/>
+            <w:right w:val="none" w:color="auto" w:sz="0" w:space="0"/>
+            <w:insideH w:val="none" w:color="auto" w:sz="0" w:space="0"/>
+            <w:insideV w:val="none" w:color="auto" w:sz="0" w:space="0"/>
+          </w:tblBorders>
           <w:shd w:val="clear" w:color="auto" w:fill="auto"/>
           <w:tblCellMar>
             <w:top w:w="0" w:type="dxa"/>
@@ -4812,16 +4915,16 @@
           </w:tblCellMar>
         </w:tblPrEx>
         <w:trPr>
-          <w:trHeight w:val="493"/>
+          <w:trHeight w:val="493" w:hRule="atLeast"/>
         </w:trPr>
         <w:tc>
           <w:tcPr>
             <w:tcW w:w="2383" w:type="dxa"/>
             <w:tcBorders>
-              <w:top w:val="single" w:sz="4" w:space="0" w:color="000000"/>
-              <w:left w:val="single" w:sz="4" w:space="0" w:color="000000"/>
-              <w:bottom w:val="single" w:sz="4" w:space="0" w:color="000000"/>
-              <w:right w:val="single" w:sz="4" w:space="0" w:color="000000"/>
+              <w:top w:val="single" w:color="000000" w:sz="4" w:space="0"/>
+              <w:left w:val="single" w:color="000000" w:sz="4" w:space="0"/>
+              <w:bottom w:val="single" w:color="000000" w:sz="4" w:space="0"/>
+              <w:right w:val="single" w:color="000000" w:sz="4" w:space="0"/>
             </w:tcBorders>
             <w:shd w:val="clear" w:color="auto" w:fill="auto"/>
             <w:vAlign w:val="center"/>
@@ -4835,7 +4938,7 @@
               <w:jc w:val="left"/>
               <w:textAlignment w:val="center"/>
               <w:rPr>
-                <w:rFonts w:ascii="楷体_GB2312" w:eastAsia="楷体_GB2312" w:hAnsi="宋体" w:cs="楷体_GB2312" w:hint="default"/>
+                <w:rFonts w:hint="default" w:ascii="楷体_GB2312" w:hAnsi="宋体" w:eastAsia="楷体_GB2312" w:cs="楷体_GB2312"/>
                 <w:b/>
                 <w:bCs/>
                 <w:i w:val="0"/>
@@ -4851,7 +4954,7 @@
             </w:pPr>
             <w:r>
               <w:rPr>
-                <w:rFonts w:ascii="宋体" w:hAnsi="宋体" w:cs="宋体" w:hint="eastAsia"/>
+                <w:rFonts w:hint="eastAsia" w:ascii="宋体" w:hAnsi="宋体" w:cs="宋体"/>
                 <w:i w:val="0"/>
                 <w:iCs w:val="0"/>
                 <w:snapToGrid w:val="0"/>
@@ -4870,10 +4973,10 @@
           <w:tcPr>
             <w:tcW w:w="1056" w:type="dxa"/>
             <w:tcBorders>
-              <w:top w:val="single" w:sz="4" w:space="0" w:color="000000"/>
-              <w:left w:val="single" w:sz="4" w:space="0" w:color="000000"/>
-              <w:bottom w:val="single" w:sz="4" w:space="0" w:color="000000"/>
-              <w:right w:val="single" w:sz="4" w:space="0" w:color="000000"/>
+              <w:top w:val="single" w:color="000000" w:sz="4" w:space="0"/>
+              <w:left w:val="single" w:color="000000" w:sz="4" w:space="0"/>
+              <w:bottom w:val="single" w:color="000000" w:sz="4" w:space="0"/>
+              <w:right w:val="single" w:color="000000" w:sz="4" w:space="0"/>
             </w:tcBorders>
             <w:shd w:val="clear" w:color="auto" w:fill="auto"/>
             <w:vAlign w:val="center"/>
@@ -4887,7 +4990,7 @@
               <w:jc w:val="left"/>
               <w:textAlignment w:val="center"/>
               <w:rPr>
-                <w:rFonts w:ascii="楷体_GB2312" w:eastAsia="楷体_GB2312" w:hAnsi="宋体" w:cs="楷体_GB2312" w:hint="default"/>
+                <w:rFonts w:hint="default" w:ascii="楷体_GB2312" w:hAnsi="宋体" w:eastAsia="楷体_GB2312" w:cs="楷体_GB2312"/>
                 <w:b/>
                 <w:bCs/>
                 <w:i w:val="0"/>
@@ -4903,7 +5006,7 @@
             </w:pPr>
             <w:r>
               <w:rPr>
-                <w:rFonts w:ascii="宋体" w:eastAsia="宋体" w:hAnsi="宋体" w:cs="宋体" w:hint="eastAsia"/>
+                <w:rFonts w:hint="eastAsia" w:ascii="宋体" w:hAnsi="宋体" w:eastAsia="宋体" w:cs="宋体"/>
                 <w:i w:val="0"/>
                 <w:iCs w:val="0"/>
                 <w:snapToGrid w:val="0"/>
@@ -4918,7 +5021,7 @@
             </w:r>
             <w:r>
               <w:rPr>
-                <w:rFonts w:ascii="宋体" w:hAnsi="宋体" w:cs="宋体" w:hint="eastAsia"/>
+                <w:rFonts w:hint="eastAsia" w:ascii="宋体" w:hAnsi="宋体" w:cs="宋体"/>
                 <w:i w:val="0"/>
                 <w:iCs w:val="0"/>
                 <w:snapToGrid w:val="0"/>
@@ -4937,10 +5040,10 @@
           <w:tcPr>
             <w:tcW w:w="4139" w:type="dxa"/>
             <w:tcBorders>
-              <w:top w:val="single" w:sz="4" w:space="0" w:color="000000"/>
-              <w:left w:val="single" w:sz="4" w:space="0" w:color="000000"/>
-              <w:bottom w:val="single" w:sz="4" w:space="0" w:color="000000"/>
-              <w:right w:val="single" w:sz="4" w:space="0" w:color="000000"/>
+              <w:top w:val="single" w:color="000000" w:sz="4" w:space="0"/>
+              <w:left w:val="single" w:color="000000" w:sz="4" w:space="0"/>
+              <w:bottom w:val="single" w:color="000000" w:sz="4" w:space="0"/>
+              <w:right w:val="single" w:color="000000" w:sz="4" w:space="0"/>
             </w:tcBorders>
             <w:shd w:val="clear" w:color="auto" w:fill="auto"/>
             <w:vAlign w:val="center"/>
@@ -4954,7 +5057,7 @@
               <w:jc w:val="left"/>
               <w:textAlignment w:val="center"/>
               <w:rPr>
-                <w:rFonts w:ascii="楷体_GB2312" w:eastAsia="楷体_GB2312" w:hAnsi="宋体" w:cs="楷体_GB2312" w:hint="default"/>
+                <w:rFonts w:hint="default" w:ascii="楷体_GB2312" w:hAnsi="宋体" w:eastAsia="楷体_GB2312" w:cs="楷体_GB2312"/>
                 <w:b/>
                 <w:bCs/>
                 <w:i w:val="0"/>
@@ -4970,7 +5073,7 @@
             </w:pPr>
             <w:r>
               <w:rPr>
-                <w:rFonts w:ascii="宋体" w:hAnsi="宋体" w:cs="宋体" w:hint="eastAsia"/>
+                <w:rFonts w:hint="eastAsia" w:ascii="宋体" w:hAnsi="宋体" w:cs="宋体"/>
                 <w:i w:val="0"/>
                 <w:iCs w:val="0"/>
                 <w:snapToGrid w:val="0"/>
@@ -4989,10 +5092,10 @@
           <w:tcPr>
             <w:tcW w:w="926" w:type="dxa"/>
             <w:tcBorders>
-              <w:top w:val="single" w:sz="4" w:space="0" w:color="000000"/>
-              <w:left w:val="single" w:sz="4" w:space="0" w:color="000000"/>
-              <w:bottom w:val="single" w:sz="4" w:space="0" w:color="000000"/>
-              <w:right w:val="single" w:sz="4" w:space="0" w:color="000000"/>
+              <w:top w:val="single" w:color="000000" w:sz="4" w:space="0"/>
+              <w:left w:val="single" w:color="000000" w:sz="4" w:space="0"/>
+              <w:bottom w:val="single" w:color="000000" w:sz="4" w:space="0"/>
+              <w:right w:val="single" w:color="000000" w:sz="4" w:space="0"/>
             </w:tcBorders>
             <w:shd w:val="clear" w:color="auto" w:fill="auto"/>
             <w:vAlign w:val="center"/>
@@ -5006,7 +5109,7 @@
               <w:jc w:val="left"/>
               <w:textAlignment w:val="center"/>
               <w:rPr>
-                <w:rFonts w:ascii="楷体_GB2312" w:eastAsia="楷体_GB2312" w:hAnsi="宋体" w:cs="楷体_GB2312" w:hint="default"/>
+                <w:rFonts w:hint="default" w:ascii="楷体_GB2312" w:hAnsi="宋体" w:eastAsia="楷体_GB2312" w:cs="楷体_GB2312"/>
                 <w:b/>
                 <w:bCs/>
                 <w:i w:val="0"/>
@@ -5022,7 +5125,7 @@
             </w:pPr>
             <w:r>
               <w:rPr>
-                <w:rFonts w:ascii="宋体" w:hAnsi="宋体" w:cs="宋体" w:hint="eastAsia"/>
+                <w:rFonts w:hint="eastAsia" w:ascii="宋体" w:hAnsi="宋体" w:cs="宋体"/>
                 <w:i w:val="0"/>
                 <w:iCs w:val="0"/>
                 <w:snapToGrid w:val="0"/>
@@ -5035,21 +5138,20 @@
               </w:rPr>
               <w:t>半年</w:t>
             </w:r>
-            <w:bookmarkStart w:id="21" w:name="_GoBack"/>
-            <w:bookmarkEnd w:id="21"/>
           </w:p>
         </w:tc>
       </w:tr>
     </w:tbl>
     <w:p>
       <w:pPr>
-        <w:pStyle w:val="1"/>
+        <w:pStyle w:val="28"/>
         <w:bidi w:val="0"/>
         <w:rPr>
           <w:rFonts w:hint="default"/>
           <w:lang w:val="en-US" w:eastAsia="zh-CN"/>
         </w:rPr>
       </w:pPr>
+      <w:bookmarkStart w:id="21" w:name="_Toc5904"/>
       <w:r>
         <w:rPr>
           <w:rFonts w:hint="default"/>
@@ -5057,11 +5159,11 @@
         </w:rPr>
         <w:t>附则</w:t>
       </w:r>
-      <w:bookmarkEnd w:id="20"/>
-    </w:p>
-    <w:p>
-      <w:pPr>
-        <w:pStyle w:val="a1"/>
+      <w:bookmarkEnd w:id="21"/>
+    </w:p>
+    <w:p>
+      <w:pPr>
+        <w:pStyle w:val="29"/>
         <w:rPr>
           <w:rFonts w:hint="default"/>
           <w:lang w:val="en-US" w:eastAsia="zh-CN"/>
@@ -5077,7 +5179,7 @@
     </w:p>
     <w:p>
       <w:pPr>
-        <w:pStyle w:val="a1"/>
+        <w:pStyle w:val="29"/>
         <w:rPr>
           <w:rFonts w:hint="default"/>
           <w:lang w:val="en-US" w:eastAsia="zh-CN"/>
@@ -5085,34 +5187,84 @@
       </w:pPr>
     </w:p>
     <w:sectPr>
-      <w:headerReference w:type="default" r:id="rId7"/>
-      <w:footerReference w:type="default" r:id="rId8"/>
+      <w:headerReference r:id="rId5" w:type="default"/>
+      <w:footerReference r:id="rId6" w:type="default"/>
       <w:pgSz w:w="11906" w:h="16838"/>
       <w:pgMar w:top="1417" w:right="1800" w:bottom="1440" w:left="1800" w:header="1140" w:footer="992" w:gutter="0"/>
-      <w:cols w:num="1" w:space="425"/>
+      <w:cols w:space="425" w:num="1"/>
       <w:docGrid w:type="lines" w:linePitch="312" w:charSpace="0"/>
     </w:sectPr>
   </w:body>
 </w:document>
 </file>
 
+<file path=word/endnotes.xml><?xml version="1.0" encoding="utf-8"?>
+<w:endnotes xmlns:wpc="http://schemas.microsoft.com/office/word/2010/wordprocessingCanvas" xmlns:mc="http://schemas.openxmlformats.org/markup-compatibility/2006" xmlns:o="urn:schemas-microsoft-com:office:office" xmlns:r="http://schemas.openxmlformats.org/officeDocument/2006/relationships" xmlns:m="http://schemas.openxmlformats.org/officeDocument/2006/math" xmlns:v="urn:schemas-microsoft-com:vml" xmlns:wp14="http://schemas.microsoft.com/office/word/2010/wordprocessingDrawing" xmlns:wp="http://schemas.openxmlformats.org/drawingml/2006/wordprocessingDrawing" xmlns:w="http://schemas.openxmlformats.org/wordprocessingml/2006/main" xmlns:w14="http://schemas.microsoft.com/office/word/2010/wordml" xmlns:w15="http://schemas.microsoft.com/office/word/2012/wordml" xmlns:w10="urn:schemas-microsoft-com:office:word" xmlns:wpg="http://schemas.microsoft.com/office/word/2010/wordprocessingGroup" xmlns:wpi="http://schemas.microsoft.com/office/word/2010/wordprocessingInk" xmlns:wne="http://schemas.microsoft.com/office/word/2006/wordml" xmlns:wps="http://schemas.microsoft.com/office/word/2010/wordprocessingShape" xmlns:wpsCustomData="http://www.wps.cn/officeDocument/2013/wpsCustomData" mc:Ignorable="w14 w15 wp14">
+  <w:endnote w:type="separator" w:id="0">
+    <w:p>
+      <w:pPr>
+        <w:spacing w:line="240" w:lineRule="auto"/>
+      </w:pPr>
+      <w:r>
+        <w:separator/>
+      </w:r>
+    </w:p>
+  </w:endnote>
+  <w:endnote w:type="continuationSeparator" w:id="1">
+    <w:p>
+      <w:pPr>
+        <w:spacing w:line="240" w:lineRule="auto"/>
+      </w:pPr>
+      <w:r>
+        <w:continuationSeparator/>
+      </w:r>
+    </w:p>
+  </w:endnote>
+</w:endnotes>
+</file>
+
 <file path=word/footer1.xml><?xml version="1.0" encoding="utf-8"?>
-<w:ftr xmlns:wpc="http://schemas.microsoft.com/office/word/2010/wordprocessingCanvas" xmlns:mc="http://schemas.openxmlformats.org/markup-compatibility/2006" xmlns:o="urn:schemas-microsoft-com:office:office" xmlns:r="http://schemas.openxmlformats.org/officeDocument/2006/relationships" xmlns:m="http://schemas.openxmlformats.org/officeDocument/2006/math" xmlns:v="urn:schemas-microsoft-com:vml" xmlns:wp14="http://schemas.microsoft.com/office/word/2010/wordprocessingDrawing" xmlns:wp="http://schemas.openxmlformats.org/drawingml/2006/wordprocessingDrawing" xmlns:w10="urn:schemas-microsoft-com:office:word" xmlns:w="http://schemas.openxmlformats.org/wordprocessingml/2006/main" xmlns:w14="http://schemas.microsoft.com/office/word/2010/wordml" xmlns:w15="http://schemas.microsoft.com/office/word/2012/wordml" xmlns:wne="http://schemas.microsoft.com/office/word/2006/wordml" xmlns:wpg="http://schemas.microsoft.com/office/word/2010/wordprocessingGroup" xmlns:wpi="http://schemas.microsoft.com/office/word/2010/wordprocessingInk" xmlns:wps="http://schemas.microsoft.com/office/word/2010/wordprocessingShape" mc:Ignorable="w14 w15 wp14">
+<w:ftr xmlns:wpc="http://schemas.microsoft.com/office/word/2010/wordprocessingCanvas" xmlns:mc="http://schemas.openxmlformats.org/markup-compatibility/2006" xmlns:o="urn:schemas-microsoft-com:office:office" xmlns:r="http://schemas.openxmlformats.org/officeDocument/2006/relationships" xmlns:m="http://schemas.openxmlformats.org/officeDocument/2006/math" xmlns:v="urn:schemas-microsoft-com:vml" xmlns:wp14="http://schemas.microsoft.com/office/word/2010/wordprocessingDrawing" xmlns:wp="http://schemas.openxmlformats.org/drawingml/2006/wordprocessingDrawing" xmlns:w10="urn:schemas-microsoft-com:office:word" xmlns:w="http://schemas.openxmlformats.org/wordprocessingml/2006/main" xmlns:w14="http://schemas.microsoft.com/office/word/2010/wordml" xmlns:w15="http://schemas.microsoft.com/office/word/2012/wordml" xmlns:wpg="http://schemas.microsoft.com/office/word/2010/wordprocessingGroup" xmlns:wpi="http://schemas.microsoft.com/office/word/2010/wordprocessingInk" xmlns:wne="http://schemas.microsoft.com/office/word/2006/wordml" xmlns:wps="http://schemas.microsoft.com/office/word/2010/wordprocessingShape" xmlns:wpsCustomData="http://www.wps.cn/officeDocument/2013/wpsCustomData" mc:Ignorable="w14 w15 wp14">
   <w:p>
     <w:pPr>
-      <w:pStyle w:val="Footer"/>
+      <w:pStyle w:val="14"/>
     </w:pPr>
   </w:p>
 </w:ftr>
 </file>
 
+<file path=word/footnotes.xml><?xml version="1.0" encoding="utf-8"?>
+<w:footnotes xmlns:wpc="http://schemas.microsoft.com/office/word/2010/wordprocessingCanvas" xmlns:mc="http://schemas.openxmlformats.org/markup-compatibility/2006" xmlns:o="urn:schemas-microsoft-com:office:office" xmlns:r="http://schemas.openxmlformats.org/officeDocument/2006/relationships" xmlns:m="http://schemas.openxmlformats.org/officeDocument/2006/math" xmlns:v="urn:schemas-microsoft-com:vml" xmlns:wp14="http://schemas.microsoft.com/office/word/2010/wordprocessingDrawing" xmlns:wp="http://schemas.openxmlformats.org/drawingml/2006/wordprocessingDrawing" xmlns:w="http://schemas.openxmlformats.org/wordprocessingml/2006/main" xmlns:w14="http://schemas.microsoft.com/office/word/2010/wordml" xmlns:w15="http://schemas.microsoft.com/office/word/2012/wordml" xmlns:w10="urn:schemas-microsoft-com:office:word" xmlns:wpg="http://schemas.microsoft.com/office/word/2010/wordprocessingGroup" xmlns:wpi="http://schemas.microsoft.com/office/word/2010/wordprocessingInk" xmlns:wne="http://schemas.microsoft.com/office/word/2006/wordml" xmlns:wps="http://schemas.microsoft.com/office/word/2010/wordprocessingShape" xmlns:wpsCustomData="http://www.wps.cn/officeDocument/2013/wpsCustomData" mc:Ignorable="w14 w15 wp14">
+  <w:footnote w:type="separator" w:id="0">
+    <w:p>
+      <w:pPr>
+        <w:spacing w:line="360" w:lineRule="auto"/>
+      </w:pPr>
+      <w:r>
+        <w:separator/>
+      </w:r>
+    </w:p>
+  </w:footnote>
+  <w:footnote w:type="continuationSeparator" w:id="1">
+    <w:p>
+      <w:pPr>
+        <w:spacing w:line="360" w:lineRule="auto"/>
+      </w:pPr>
+      <w:r>
+        <w:continuationSeparator/>
+      </w:r>
+    </w:p>
+  </w:footnote>
+</w:footnotes>
+</file>
+
 <file path=word/header1.xml><?xml version="1.0" encoding="utf-8"?>
-<w:hdr xmlns:wpc="http://schemas.microsoft.com/office/word/2010/wordprocessingCanvas" xmlns:mc="http://schemas.openxmlformats.org/markup-compatibility/2006" xmlns:o="urn:schemas-microsoft-com:office:office" xmlns:r="http://schemas.openxmlformats.org/officeDocument/2006/relationships" xmlns:m="http://schemas.openxmlformats.org/officeDocument/2006/math" xmlns:v="urn:schemas-microsoft-com:vml" xmlns:wp14="http://schemas.microsoft.com/office/word/2010/wordprocessingDrawing" xmlns:wp="http://schemas.openxmlformats.org/drawingml/2006/wordprocessingDrawing" xmlns:w10="urn:schemas-microsoft-com:office:word" xmlns:w="http://schemas.openxmlformats.org/wordprocessingml/2006/main" xmlns:w14="http://schemas.microsoft.com/office/word/2010/wordml" xmlns:w15="http://schemas.microsoft.com/office/word/2012/wordml" xmlns:wne="http://schemas.microsoft.com/office/word/2006/wordml" xmlns:wpg="http://schemas.microsoft.com/office/word/2010/wordprocessingGroup" xmlns:wpi="http://schemas.microsoft.com/office/word/2010/wordprocessingInk" xmlns:wps="http://schemas.microsoft.com/office/word/2010/wordprocessingShape" mc:Ignorable="w14 w15 wp14">
+<w:hdr xmlns:wpc="http://schemas.microsoft.com/office/word/2010/wordprocessingCanvas" xmlns:mc="http://schemas.openxmlformats.org/markup-compatibility/2006" xmlns:o="urn:schemas-microsoft-com:office:office" xmlns:r="http://schemas.openxmlformats.org/officeDocument/2006/relationships" xmlns:m="http://schemas.openxmlformats.org/officeDocument/2006/math" xmlns:v="urn:schemas-microsoft-com:vml" xmlns:wp14="http://schemas.microsoft.com/office/word/2010/wordprocessingDrawing" xmlns:wp="http://schemas.openxmlformats.org/drawingml/2006/wordprocessingDrawing" xmlns:w10="urn:schemas-microsoft-com:office:word" xmlns:w="http://schemas.openxmlformats.org/wordprocessingml/2006/main" xmlns:w14="http://schemas.microsoft.com/office/word/2010/wordml" xmlns:w15="http://schemas.microsoft.com/office/word/2012/wordml" xmlns:wpg="http://schemas.microsoft.com/office/word/2010/wordprocessingGroup" xmlns:wpi="http://schemas.microsoft.com/office/word/2010/wordprocessingInk" xmlns:wne="http://schemas.microsoft.com/office/word/2006/wordml" xmlns:wps="http://schemas.microsoft.com/office/word/2010/wordprocessingShape" xmlns:wpsCustomData="http://www.wps.cn/officeDocument/2013/wpsCustomData" mc:Ignorable="w14 w15 wp14">
   <w:p>
     <w:pPr>
-      <w:pStyle w:val="Header"/>
+      <w:pStyle w:val="15"/>
       <w:pBdr>
-        <w:bottom w:val="single" w:sz="4" w:space="1" w:color="auto"/>
+        <w:bottom w:val="single" w:color="auto" w:sz="4" w:space="1"/>
       </w:pBdr>
       <w:tabs>
         <w:tab w:val="left" w:pos="335"/>
@@ -5120,27 +5272,27 @@
       </w:tabs>
       <w:jc w:val="right"/>
       <w:rPr>
-        <w:rFonts w:eastAsiaTheme="minorEastAsia" w:hint="eastAsia"/>
+        <w:rFonts w:hint="eastAsia" w:eastAsiaTheme="minorEastAsia"/>
         <w:lang w:eastAsia="zh-CN"/>
       </w:rPr>
     </w:pPr>
     <w:r>
       <w:rPr>
-        <w:rFonts w:eastAsiaTheme="minorEastAsia" w:hint="eastAsia"/>
+        <w:rFonts w:hint="eastAsia" w:eastAsiaTheme="minorEastAsia"/>
         <w:lang w:val="en-US" w:eastAsia="zh-CN"/>
       </w:rPr>
       <w:tab/>
     </w:r>
     <w:r>
       <w:rPr>
-        <w:rFonts w:eastAsiaTheme="minorEastAsia" w:hint="eastAsia"/>
+        <w:rFonts w:hint="eastAsia" w:eastAsiaTheme="minorEastAsia"/>
         <w:lang w:val="en-US" w:eastAsia="zh-CN"/>
       </w:rPr>
       <w:tab/>
     </w:r>
     <w:r>
       <w:rPr>
-        <w:rFonts w:eastAsiaTheme="minorEastAsia" w:hint="eastAsia"/>
+        <w:rFonts w:hint="eastAsia" w:eastAsiaTheme="minorEastAsia"/>
         <w:lang w:val="en-US" w:eastAsia="zh-CN"/>
       </w:rPr>
       <w:t>江西通信产业服务有限公司</w:t>
@@ -5150,15 +5302,15 @@
 </file>
 
 <file path=word/numbering.xml><?xml version="1.0" encoding="utf-8"?>
-<w:numbering xmlns:wpc="http://schemas.microsoft.com/office/word/2010/wordprocessingCanvas" xmlns:mc="http://schemas.openxmlformats.org/markup-compatibility/2006" xmlns:o="urn:schemas-microsoft-com:office:office" xmlns:r="http://schemas.openxmlformats.org/officeDocument/2006/relationships" xmlns:m="http://schemas.openxmlformats.org/officeDocument/2006/math" xmlns:v="urn:schemas-microsoft-com:vml" xmlns:wp14="http://schemas.microsoft.com/office/word/2010/wordprocessingDrawing" xmlns:wp="http://schemas.openxmlformats.org/drawingml/2006/wordprocessingDrawing" xmlns:w10="urn:schemas-microsoft-com:office:word" xmlns:w="http://schemas.openxmlformats.org/wordprocessingml/2006/main" xmlns:w14="http://schemas.microsoft.com/office/word/2010/wordml" xmlns:w15="http://schemas.microsoft.com/office/word/2012/wordml" xmlns:wne="http://schemas.microsoft.com/office/word/2006/wordml" xmlns:wpg="http://schemas.microsoft.com/office/word/2010/wordprocessingGroup" xmlns:wpi="http://schemas.microsoft.com/office/word/2010/wordprocessingInk" xmlns:wps="http://schemas.microsoft.com/office/word/2010/wordprocessingShape" mc:Ignorable="w14 w15 wp14">
+<w:numbering xmlns:wpc="http://schemas.microsoft.com/office/word/2010/wordprocessingCanvas" xmlns:mc="http://schemas.openxmlformats.org/markup-compatibility/2006" xmlns:o="urn:schemas-microsoft-com:office:office" xmlns:r="http://schemas.openxmlformats.org/officeDocument/2006/relationships" xmlns:m="http://schemas.openxmlformats.org/officeDocument/2006/math" xmlns:v="urn:schemas-microsoft-com:vml" xmlns:wp14="http://schemas.microsoft.com/office/word/2010/wordprocessingDrawing" xmlns:wp="http://schemas.openxmlformats.org/drawingml/2006/wordprocessingDrawing" xmlns:w10="urn:schemas-microsoft-com:office:word" xmlns:w="http://schemas.openxmlformats.org/wordprocessingml/2006/main" xmlns:w14="http://schemas.microsoft.com/office/word/2010/wordml" xmlns:wpg="http://schemas.microsoft.com/office/word/2010/wordprocessingGroup" xmlns:wpi="http://schemas.microsoft.com/office/word/2010/wordprocessingInk" xmlns:wne="http://schemas.microsoft.com/office/word/2006/wordml" xmlns:wps="http://schemas.microsoft.com/office/word/2010/wordprocessingShape" xmlns:wpsCustomData="http://www.wps.cn/officeDocument/2013/wpsCustomData" mc:Ignorable="w14 wp14">
   <w:abstractNum w:abstractNumId="0">
     <w:nsid w:val="8E964DCE"/>
     <w:multiLevelType w:val="multilevel"/>
     <w:tmpl w:val="8E964DCE"/>
-    <w:lvl w:ilvl="0">
+    <w:lvl w:ilvl="0" w:tentative="0">
       <w:start w:val="1"/>
       <w:numFmt w:val="decimal"/>
-      <w:pStyle w:val="Heading1"/>
+      <w:pStyle w:val="2"/>
       <w:lvlText w:val="%1."/>
       <w:lvlJc w:val="left"/>
       <w:pPr>
@@ -5168,10 +5320,10 @@
         <w:rFonts w:hint="default"/>
       </w:rPr>
     </w:lvl>
-    <w:lvl w:ilvl="1">
+    <w:lvl w:ilvl="1" w:tentative="0">
       <w:start w:val="1"/>
       <w:numFmt w:val="decimal"/>
-      <w:pStyle w:val="Heading2"/>
+      <w:pStyle w:val="3"/>
       <w:lvlText w:val="%1.%2."/>
       <w:lvlJc w:val="left"/>
       <w:pPr>
@@ -5181,10 +5333,10 @@
         <w:rFonts w:hint="default"/>
       </w:rPr>
     </w:lvl>
-    <w:lvl w:ilvl="2">
+    <w:lvl w:ilvl="2" w:tentative="0">
       <w:start w:val="1"/>
       <w:numFmt w:val="decimal"/>
-      <w:pStyle w:val="Heading3"/>
+      <w:pStyle w:val="4"/>
       <w:lvlText w:val="%1.%2.%3."/>
       <w:lvlJc w:val="left"/>
       <w:pPr>
@@ -5194,10 +5346,10 @@
         <w:rFonts w:hint="default"/>
       </w:rPr>
     </w:lvl>
-    <w:lvl w:ilvl="3">
+    <w:lvl w:ilvl="3" w:tentative="0">
       <w:start w:val="1"/>
       <w:numFmt w:val="decimal"/>
-      <w:pStyle w:val="Heading4"/>
+      <w:pStyle w:val="5"/>
       <w:lvlText w:val="%1.%2.%3.%4."/>
       <w:lvlJc w:val="left"/>
       <w:pPr>
@@ -5207,10 +5359,10 @@
         <w:rFonts w:hint="default"/>
       </w:rPr>
     </w:lvl>
-    <w:lvl w:ilvl="4">
+    <w:lvl w:ilvl="4" w:tentative="0">
       <w:start w:val="1"/>
       <w:numFmt w:val="decimal"/>
-      <w:pStyle w:val="Heading5"/>
+      <w:pStyle w:val="6"/>
       <w:lvlText w:val="%1.%2.%3.%4.%5."/>
       <w:lvlJc w:val="left"/>
       <w:pPr>
@@ -5220,10 +5372,10 @@
         <w:rFonts w:hint="default"/>
       </w:rPr>
     </w:lvl>
-    <w:lvl w:ilvl="5">
+    <w:lvl w:ilvl="5" w:tentative="0">
       <w:start w:val="1"/>
       <w:numFmt w:val="decimal"/>
-      <w:pStyle w:val="Heading6"/>
+      <w:pStyle w:val="7"/>
       <w:lvlText w:val="%1.%2.%3.%4.%5.%6."/>
       <w:lvlJc w:val="left"/>
       <w:pPr>
@@ -5233,10 +5385,10 @@
         <w:rFonts w:hint="default"/>
       </w:rPr>
     </w:lvl>
-    <w:lvl w:ilvl="6">
+    <w:lvl w:ilvl="6" w:tentative="0">
       <w:start w:val="1"/>
       <w:numFmt w:val="decimal"/>
-      <w:pStyle w:val="Heading7"/>
+      <w:pStyle w:val="8"/>
       <w:lvlText w:val="%1.%2.%3.%4.%5.%6.%7."/>
       <w:lvlJc w:val="left"/>
       <w:pPr>
@@ -5246,10 +5398,10 @@
         <w:rFonts w:hint="default"/>
       </w:rPr>
     </w:lvl>
-    <w:lvl w:ilvl="7">
+    <w:lvl w:ilvl="7" w:tentative="0">
       <w:start w:val="1"/>
       <w:numFmt w:val="decimal"/>
-      <w:pStyle w:val="Heading8"/>
+      <w:pStyle w:val="9"/>
       <w:lvlText w:val="%1.%2.%3.%4.%5.%6.%7.%8."/>
       <w:lvlJc w:val="left"/>
       <w:pPr>
@@ -5259,10 +5411,10 @@
         <w:rFonts w:hint="default"/>
       </w:rPr>
     </w:lvl>
-    <w:lvl w:ilvl="8">
+    <w:lvl w:ilvl="8" w:tentative="0">
       <w:start w:val="1"/>
       <w:numFmt w:val="decimal"/>
-      <w:pStyle w:val="Heading9"/>
+      <w:pStyle w:val="10"/>
       <w:lvlText w:val="%1.%2.%3.%4.%5.%6.%7.%8.%9."/>
       <w:lvlJc w:val="left"/>
       <w:pPr>
@@ -5280,267 +5432,269 @@
 </file>
 
 <file path=word/styles.xml><?xml version="1.0" encoding="utf-8"?>
-<w:styles xmlns:mc="http://schemas.openxmlformats.org/markup-compatibility/2006" xmlns:r="http://schemas.openxmlformats.org/officeDocument/2006/relationships" xmlns:w="http://schemas.openxmlformats.org/wordprocessingml/2006/main" xmlns:w14="http://schemas.microsoft.com/office/word/2010/wordml" xmlns:w15="http://schemas.microsoft.com/office/word/2012/wordml" mc:Ignorable="w14 w15">
+<w:styles xmlns:mc="http://schemas.openxmlformats.org/markup-compatibility/2006" xmlns:o="urn:schemas-microsoft-com:office:office" xmlns:r="http://schemas.openxmlformats.org/officeDocument/2006/relationships" xmlns:m="http://schemas.openxmlformats.org/officeDocument/2006/math" xmlns:v="urn:schemas-microsoft-com:vml" xmlns:w="http://schemas.openxmlformats.org/wordprocessingml/2006/main" xmlns:w14="http://schemas.microsoft.com/office/word/2010/wordml" xmlns:w10="urn:schemas-microsoft-com:office:word" xmlns:sl="http://schemas.openxmlformats.org/schemaLibrary/2006/main" xmlns:wpsCustomData="http://www.wps.cn/officeDocument/2013/wpsCustomData" mc:Ignorable="w14">
   <w:docDefaults>
     <w:rPrDefault>
       <w:rPr>
-        <w:rFonts w:ascii="Times New Roman" w:eastAsia="宋体" w:hAnsi="Times New Roman" w:cs="Times New Roman"/>
+        <w:rFonts w:ascii="Times New Roman" w:hAnsi="Times New Roman" w:eastAsia="宋体" w:cs="Times New Roman"/>
       </w:rPr>
     </w:rPrDefault>
     <w:pPrDefault/>
   </w:docDefaults>
-  <w:latentStyles w:defLockedState="0" w:defUIPriority="99" w:defSemiHidden="1" w:defUnhideWhenUsed="1" w:defQFormat="0" w:count="260">
-    <w:lsdException w:name="Normal" w:semiHidden="0" w:uiPriority="0" w:unhideWhenUsed="0" w:qFormat="1"/>
-    <w:lsdException w:name="heading 1" w:semiHidden="0" w:uiPriority="0" w:unhideWhenUsed="0" w:qFormat="1"/>
-    <w:lsdException w:name="heading 2" w:semiHidden="0" w:uiPriority="0" w:qFormat="1"/>
-    <w:lsdException w:name="heading 3" w:uiPriority="0" w:qFormat="1"/>
-    <w:lsdException w:name="heading 4" w:semiHidden="0" w:uiPriority="0" w:qFormat="1"/>
-    <w:lsdException w:name="heading 5" w:uiPriority="0" w:qFormat="1"/>
-    <w:lsdException w:name="heading 6" w:uiPriority="0" w:qFormat="1"/>
-    <w:lsdException w:name="heading 7" w:uiPriority="0" w:qFormat="1"/>
-    <w:lsdException w:name="heading 8" w:uiPriority="0" w:qFormat="1"/>
-    <w:lsdException w:name="heading 9" w:uiPriority="0" w:qFormat="1"/>
-    <w:lsdException w:name="index 1" w:semiHidden="0" w:uiPriority="0" w:unhideWhenUsed="0"/>
-    <w:lsdException w:name="index 2" w:semiHidden="0" w:uiPriority="0" w:unhideWhenUsed="0"/>
-    <w:lsdException w:name="index 3" w:semiHidden="0" w:uiPriority="0" w:unhideWhenUsed="0"/>
-    <w:lsdException w:name="index 4" w:semiHidden="0" w:uiPriority="0" w:unhideWhenUsed="0"/>
-    <w:lsdException w:name="index 5" w:semiHidden="0" w:uiPriority="0" w:unhideWhenUsed="0"/>
-    <w:lsdException w:name="index 6" w:semiHidden="0" w:uiPriority="0" w:unhideWhenUsed="0"/>
-    <w:lsdException w:name="index 7" w:semiHidden="0" w:uiPriority="0" w:unhideWhenUsed="0"/>
-    <w:lsdException w:name="index 8" w:semiHidden="0" w:uiPriority="0" w:unhideWhenUsed="0"/>
-    <w:lsdException w:name="index 9" w:semiHidden="0" w:uiPriority="0" w:unhideWhenUsed="0"/>
-    <w:lsdException w:name="toc 1" w:semiHidden="0" w:uiPriority="0" w:unhideWhenUsed="0" w:qFormat="1"/>
-    <w:lsdException w:name="toc 2" w:semiHidden="0" w:uiPriority="0" w:unhideWhenUsed="0" w:qFormat="1"/>
-    <w:lsdException w:name="toc 3" w:semiHidden="0" w:uiPriority="0" w:unhideWhenUsed="0" w:qFormat="1"/>
-    <w:lsdException w:name="toc 4" w:semiHidden="0" w:uiPriority="0" w:unhideWhenUsed="0"/>
-    <w:lsdException w:name="toc 5" w:semiHidden="0" w:uiPriority="0" w:unhideWhenUsed="0"/>
-    <w:lsdException w:name="toc 6" w:semiHidden="0" w:uiPriority="0" w:unhideWhenUsed="0"/>
-    <w:lsdException w:name="toc 7" w:semiHidden="0" w:uiPriority="0" w:unhideWhenUsed="0"/>
-    <w:lsdException w:name="toc 8" w:semiHidden="0" w:uiPriority="0" w:unhideWhenUsed="0"/>
-    <w:lsdException w:name="toc 9" w:semiHidden="0" w:uiPriority="0" w:unhideWhenUsed="0"/>
-    <w:lsdException w:name="Normal Indent" w:semiHidden="0" w:uiPriority="0" w:unhideWhenUsed="0"/>
-    <w:lsdException w:name="footnote text" w:semiHidden="0" w:uiPriority="0" w:unhideWhenUsed="0"/>
-    <w:lsdException w:name="annotation text" w:semiHidden="0" w:uiPriority="0" w:unhideWhenUsed="0" w:qFormat="1"/>
-    <w:lsdException w:name="header" w:semiHidden="0" w:uiPriority="0" w:unhideWhenUsed="0" w:qFormat="1"/>
-    <w:lsdException w:name="footer" w:semiHidden="0" w:uiPriority="0" w:unhideWhenUsed="0" w:qFormat="1"/>
-    <w:lsdException w:name="index heading" w:semiHidden="0" w:uiPriority="0" w:unhideWhenUsed="0"/>
-    <w:lsdException w:name="caption" w:uiPriority="0" w:qFormat="1"/>
-    <w:lsdException w:name="table of figures" w:semiHidden="0" w:uiPriority="0" w:unhideWhenUsed="0"/>
-    <w:lsdException w:name="envelope address" w:semiHidden="0" w:uiPriority="0" w:unhideWhenUsed="0"/>
-    <w:lsdException w:name="envelope return" w:semiHidden="0" w:uiPriority="0" w:unhideWhenUsed="0"/>
-    <w:lsdException w:name="footnote reference" w:semiHidden="0" w:uiPriority="0" w:unhideWhenUsed="0"/>
-    <w:lsdException w:name="annotation reference" w:semiHidden="0" w:uiPriority="0" w:unhideWhenUsed="0"/>
-    <w:lsdException w:name="line number" w:semiHidden="0" w:uiPriority="0" w:unhideWhenUsed="0"/>
-    <w:lsdException w:name="page number" w:semiHidden="0" w:uiPriority="0" w:unhideWhenUsed="0"/>
-    <w:lsdException w:name="endnote reference" w:semiHidden="0" w:uiPriority="0" w:unhideWhenUsed="0"/>
-    <w:lsdException w:name="endnote text" w:semiHidden="0" w:uiPriority="0" w:unhideWhenUsed="0"/>
-    <w:lsdException w:name="table of authorities" w:semiHidden="0" w:uiPriority="0" w:unhideWhenUsed="0"/>
-    <w:lsdException w:name="macro" w:semiHidden="0" w:uiPriority="0" w:unhideWhenUsed="0"/>
-    <w:lsdException w:name="toa heading" w:semiHidden="0" w:uiPriority="0" w:unhideWhenUsed="0"/>
-    <w:lsdException w:name="List" w:semiHidden="0" w:uiPriority="0" w:unhideWhenUsed="0"/>
-    <w:lsdException w:name="List Bullet" w:semiHidden="0" w:uiPriority="0" w:unhideWhenUsed="0"/>
-    <w:lsdException w:name="List Number" w:semiHidden="0" w:uiPriority="0" w:unhideWhenUsed="0"/>
-    <w:lsdException w:name="List 2" w:semiHidden="0" w:uiPriority="0" w:unhideWhenUsed="0"/>
-    <w:lsdException w:name="List 3" w:semiHidden="0" w:uiPriority="0" w:unhideWhenUsed="0"/>
-    <w:lsdException w:name="List 4" w:semiHidden="0" w:uiPriority="0" w:unhideWhenUsed="0"/>
-    <w:lsdException w:name="List 5" w:semiHidden="0" w:uiPriority="0" w:unhideWhenUsed="0"/>
-    <w:lsdException w:name="List Bullet 2" w:semiHidden="0" w:uiPriority="0" w:unhideWhenUsed="0"/>
-    <w:lsdException w:name="List Bullet 3" w:semiHidden="0" w:uiPriority="0" w:unhideWhenUsed="0"/>
-    <w:lsdException w:name="List Bullet 4" w:semiHidden="0" w:uiPriority="0" w:unhideWhenUsed="0"/>
-    <w:lsdException w:name="List Bullet 5" w:semiHidden="0" w:uiPriority="0" w:unhideWhenUsed="0"/>
-    <w:lsdException w:name="List Number 2" w:semiHidden="0" w:uiPriority="0" w:unhideWhenUsed="0"/>
-    <w:lsdException w:name="List Number 3" w:semiHidden="0" w:uiPriority="0" w:unhideWhenUsed="0"/>
-    <w:lsdException w:name="List Number 4" w:semiHidden="0" w:uiPriority="0" w:unhideWhenUsed="0"/>
-    <w:lsdException w:name="List Number 5" w:semiHidden="0" w:uiPriority="0" w:unhideWhenUsed="0"/>
-    <w:lsdException w:name="Title" w:semiHidden="0" w:uiPriority="0" w:unhideWhenUsed="0" w:qFormat="1"/>
-    <w:lsdException w:name="Closing" w:semiHidden="0" w:uiPriority="0" w:unhideWhenUsed="0"/>
-    <w:lsdException w:name="Signature" w:semiHidden="0" w:uiPriority="0" w:unhideWhenUsed="0"/>
-    <w:lsdException w:name="Default Paragraph Font" w:uiPriority="0" w:unhideWhenUsed="0" w:qFormat="1"/>
-    <w:lsdException w:name="Body Text" w:uiPriority="0" w:unhideWhenUsed="0" w:qFormat="1"/>
-    <w:lsdException w:name="Body Text Indent" w:semiHidden="0" w:uiPriority="0" w:unhideWhenUsed="0"/>
-    <w:lsdException w:name="List Continue" w:semiHidden="0" w:uiPriority="0" w:unhideWhenUsed="0"/>
-    <w:lsdException w:name="List Continue 2" w:semiHidden="0" w:uiPriority="0" w:unhideWhenUsed="0"/>
-    <w:lsdException w:name="List Continue 3" w:semiHidden="0" w:uiPriority="0" w:unhideWhenUsed="0"/>
-    <w:lsdException w:name="List Continue 4" w:semiHidden="0" w:uiPriority="0" w:unhideWhenUsed="0"/>
-    <w:lsdException w:name="List Continue 5" w:semiHidden="0" w:uiPriority="0" w:unhideWhenUsed="0"/>
-    <w:lsdException w:name="Message Header" w:semiHidden="0" w:uiPriority="0" w:unhideWhenUsed="0"/>
-    <w:lsdException w:name="Subtitle" w:semiHidden="0" w:uiPriority="0" w:unhideWhenUsed="0" w:qFormat="1"/>
-    <w:lsdException w:name="Salutation" w:semiHidden="0" w:uiPriority="0" w:unhideWhenUsed="0"/>
-    <w:lsdException w:name="Date" w:semiHidden="0" w:uiPriority="0" w:unhideWhenUsed="0"/>
-    <w:lsdException w:name="Body Text First Indent" w:semiHidden="0" w:uiPriority="0" w:unhideWhenUsed="0"/>
-    <w:lsdException w:name="Body Text First Indent 2" w:semiHidden="0" w:uiPriority="0" w:unhideWhenUsed="0"/>
-    <w:lsdException w:name="Body Text 2" w:semiHidden="0" w:uiPriority="0" w:unhideWhenUsed="0"/>
-    <w:lsdException w:name="Body Text 3" w:semiHidden="0" w:uiPriority="0" w:unhideWhenUsed="0"/>
-    <w:lsdException w:name="Body Text Indent 2" w:semiHidden="0" w:uiPriority="0" w:unhideWhenUsed="0"/>
-    <w:lsdException w:name="Body Text Indent 3" w:semiHidden="0" w:uiPriority="0" w:unhideWhenUsed="0"/>
-    <w:lsdException w:name="Block Text" w:semiHidden="0" w:uiPriority="0" w:unhideWhenUsed="0"/>
-    <w:lsdException w:name="Hyperlink" w:semiHidden="0" w:uiPriority="0" w:unhideWhenUsed="0"/>
-    <w:lsdException w:name="FollowedHyperlink" w:semiHidden="0" w:uiPriority="0" w:unhideWhenUsed="0"/>
-    <w:lsdException w:name="Strong" w:semiHidden="0" w:uiPriority="0" w:unhideWhenUsed="0" w:qFormat="1"/>
-    <w:lsdException w:name="Emphasis" w:semiHidden="0" w:uiPriority="0" w:unhideWhenUsed="0" w:qFormat="1"/>
-    <w:lsdException w:name="Document Map" w:semiHidden="0" w:uiPriority="0" w:unhideWhenUsed="0"/>
-    <w:lsdException w:name="Plain Text" w:semiHidden="0" w:uiPriority="0" w:unhideWhenUsed="0"/>
-    <w:lsdException w:name="E-mail Signature" w:semiHidden="0" w:uiPriority="0" w:unhideWhenUsed="0"/>
-    <w:lsdException w:name="Normal (Web)" w:semiHidden="0" w:uiPriority="0" w:unhideWhenUsed="0" w:qFormat="1"/>
-    <w:lsdException w:name="HTML Acronym" w:semiHidden="0" w:uiPriority="0" w:unhideWhenUsed="0"/>
-    <w:lsdException w:name="HTML Address" w:semiHidden="0" w:uiPriority="0" w:unhideWhenUsed="0"/>
-    <w:lsdException w:name="HTML Cite" w:semiHidden="0" w:uiPriority="0" w:unhideWhenUsed="0"/>
-    <w:lsdException w:name="HTML Code" w:semiHidden="0" w:uiPriority="0" w:unhideWhenUsed="0"/>
-    <w:lsdException w:name="HTML Definition" w:semiHidden="0" w:uiPriority="0" w:unhideWhenUsed="0"/>
-    <w:lsdException w:name="HTML Keyboard" w:semiHidden="0" w:uiPriority="0" w:unhideWhenUsed="0"/>
-    <w:lsdException w:name="HTML Preformatted" w:semiHidden="0" w:uiPriority="0" w:unhideWhenUsed="0"/>
-    <w:lsdException w:name="HTML Sample" w:semiHidden="0" w:uiPriority="0" w:unhideWhenUsed="0"/>
-    <w:lsdException w:name="HTML Typewriter" w:semiHidden="0" w:uiPriority="0" w:unhideWhenUsed="0"/>
-    <w:lsdException w:name="HTML Variable" w:semiHidden="0" w:uiPriority="0" w:unhideWhenUsed="0"/>
-    <w:lsdException w:name="Normal Table" w:uiPriority="0" w:unhideWhenUsed="0" w:qFormat="1"/>
-    <w:lsdException w:name="annotation subject" w:semiHidden="0" w:uiPriority="0" w:unhideWhenUsed="0"/>
-    <w:lsdException w:name="Table Simple 1" w:semiHidden="0" w:uiPriority="0" w:unhideWhenUsed="0"/>
-    <w:lsdException w:name="Table Simple 2" w:semiHidden="0" w:uiPriority="0" w:unhideWhenUsed="0"/>
-    <w:lsdException w:name="Table Simple 3" w:semiHidden="0" w:uiPriority="0" w:unhideWhenUsed="0"/>
-    <w:lsdException w:name="Table Classic 1" w:semiHidden="0" w:uiPriority="0" w:unhideWhenUsed="0"/>
-    <w:lsdException w:name="Table Classic 2" w:semiHidden="0" w:uiPriority="0" w:unhideWhenUsed="0"/>
-    <w:lsdException w:name="Table Classic 3" w:semiHidden="0" w:uiPriority="0" w:unhideWhenUsed="0"/>
-    <w:lsdException w:name="Table Classic 4" w:semiHidden="0" w:uiPriority="0" w:unhideWhenUsed="0"/>
-    <w:lsdException w:name="Table Colorful 1" w:semiHidden="0" w:uiPriority="0" w:unhideWhenUsed="0"/>
-    <w:lsdException w:name="Table Colorful 2" w:semiHidden="0" w:uiPriority="0" w:unhideWhenUsed="0"/>
-    <w:lsdException w:name="Table Colorful 3" w:semiHidden="0" w:uiPriority="0" w:unhideWhenUsed="0"/>
-    <w:lsdException w:name="Table Columns 1" w:semiHidden="0" w:uiPriority="0" w:unhideWhenUsed="0"/>
-    <w:lsdException w:name="Table Columns 2" w:semiHidden="0" w:uiPriority="0" w:unhideWhenUsed="0"/>
-    <w:lsdException w:name="Table Columns 3" w:semiHidden="0" w:uiPriority="0" w:unhideWhenUsed="0"/>
-    <w:lsdException w:name="Table Columns 4" w:semiHidden="0" w:uiPriority="0" w:unhideWhenUsed="0"/>
-    <w:lsdException w:name="Table Columns 5" w:semiHidden="0" w:uiPriority="0" w:unhideWhenUsed="0"/>
-    <w:lsdException w:name="Table Grid 1" w:semiHidden="0" w:uiPriority="0" w:unhideWhenUsed="0"/>
-    <w:lsdException w:name="Table Grid 2" w:semiHidden="0" w:uiPriority="0" w:unhideWhenUsed="0"/>
-    <w:lsdException w:name="Table Grid 3" w:semiHidden="0" w:uiPriority="0" w:unhideWhenUsed="0"/>
-    <w:lsdException w:name="Table Grid 4" w:semiHidden="0" w:uiPriority="0" w:unhideWhenUsed="0"/>
-    <w:lsdException w:name="Table Grid 5" w:semiHidden="0" w:uiPriority="0" w:unhideWhenUsed="0"/>
-    <w:lsdException w:name="Table Grid 6" w:semiHidden="0" w:uiPriority="0" w:unhideWhenUsed="0"/>
-    <w:lsdException w:name="Table Grid 7" w:semiHidden="0" w:uiPriority="0" w:unhideWhenUsed="0"/>
-    <w:lsdException w:name="Table Grid 8" w:semiHidden="0" w:uiPriority="0" w:unhideWhenUsed="0"/>
-    <w:lsdException w:name="Table List 1" w:semiHidden="0" w:uiPriority="0" w:unhideWhenUsed="0"/>
-    <w:lsdException w:name="Table List 2" w:semiHidden="0" w:uiPriority="0" w:unhideWhenUsed="0"/>
-    <w:lsdException w:name="Table List 3" w:semiHidden="0" w:uiPriority="0" w:unhideWhenUsed="0"/>
-    <w:lsdException w:name="Table List 4" w:semiHidden="0" w:uiPriority="0" w:unhideWhenUsed="0"/>
-    <w:lsdException w:name="Table List 5" w:semiHidden="0" w:uiPriority="0" w:unhideWhenUsed="0"/>
-    <w:lsdException w:name="Table List 6" w:semiHidden="0" w:uiPriority="0" w:unhideWhenUsed="0"/>
-    <w:lsdException w:name="Table List 7" w:semiHidden="0" w:uiPriority="0" w:unhideWhenUsed="0"/>
-    <w:lsdException w:name="Table List 8" w:semiHidden="0" w:uiPriority="0" w:unhideWhenUsed="0"/>
-    <w:lsdException w:name="Table 3D effects 1" w:semiHidden="0" w:uiPriority="0" w:unhideWhenUsed="0"/>
-    <w:lsdException w:name="Table 3D effects 2" w:semiHidden="0" w:uiPriority="0" w:unhideWhenUsed="0"/>
-    <w:lsdException w:name="Table 3D effects 3" w:semiHidden="0" w:uiPriority="0" w:unhideWhenUsed="0"/>
-    <w:lsdException w:name="Table Contemporary" w:semiHidden="0" w:uiPriority="0" w:unhideWhenUsed="0"/>
-    <w:lsdException w:name="Table Elegant" w:semiHidden="0" w:uiPriority="0" w:unhideWhenUsed="0"/>
-    <w:lsdException w:name="Table Professional" w:semiHidden="0" w:uiPriority="0" w:unhideWhenUsed="0"/>
-    <w:lsdException w:name="Table Subtle 1" w:semiHidden="0" w:uiPriority="0" w:unhideWhenUsed="0"/>
-    <w:lsdException w:name="Table Subtle 2" w:semiHidden="0" w:uiPriority="0" w:unhideWhenUsed="0"/>
-    <w:lsdException w:name="Table Web 1" w:semiHidden="0" w:uiPriority="0" w:unhideWhenUsed="0"/>
-    <w:lsdException w:name="Table Web 2" w:semiHidden="0" w:uiPriority="0" w:unhideWhenUsed="0"/>
-    <w:lsdException w:name="Table Web 3" w:semiHidden="0" w:uiPriority="0" w:unhideWhenUsed="0"/>
-    <w:lsdException w:name="Balloon Text" w:semiHidden="0" w:uiPriority="0" w:unhideWhenUsed="0"/>
-    <w:lsdException w:name="Table Grid" w:semiHidden="0" w:uiPriority="0" w:unhideWhenUsed="0" w:qFormat="1"/>
-    <w:lsdException w:name="Table Theme" w:semiHidden="0" w:uiPriority="0" w:unhideWhenUsed="0"/>
-    <w:lsdException w:name="Light Shading" w:semiHidden="0" w:uiPriority="60" w:unhideWhenUsed="0"/>
-    <w:lsdException w:name="Light List" w:semiHidden="0" w:uiPriority="61" w:unhideWhenUsed="0"/>
-    <w:lsdException w:name="Light Grid" w:semiHidden="0" w:uiPriority="62" w:unhideWhenUsed="0"/>
-    <w:lsdException w:name="Medium Shading 1" w:semiHidden="0" w:uiPriority="63" w:unhideWhenUsed="0"/>
-    <w:lsdException w:name="Medium Shading 2" w:semiHidden="0" w:uiPriority="64" w:unhideWhenUsed="0"/>
-    <w:lsdException w:name="Medium List 1" w:semiHidden="0" w:uiPriority="65" w:unhideWhenUsed="0"/>
-    <w:lsdException w:name="Medium List 2" w:semiHidden="0" w:uiPriority="66" w:unhideWhenUsed="0"/>
-    <w:lsdException w:name="Medium Grid 1" w:semiHidden="0" w:uiPriority="67" w:unhideWhenUsed="0"/>
-    <w:lsdException w:name="Medium Grid 2" w:semiHidden="0" w:uiPriority="68" w:unhideWhenUsed="0"/>
-    <w:lsdException w:name="Medium Grid 3" w:semiHidden="0" w:uiPriority="69" w:unhideWhenUsed="0"/>
-    <w:lsdException w:name="Dark List" w:semiHidden="0" w:uiPriority="70" w:unhideWhenUsed="0"/>
-    <w:lsdException w:name="Colorful Shading" w:semiHidden="0" w:uiPriority="71" w:unhideWhenUsed="0"/>
-    <w:lsdException w:name="Colorful List" w:semiHidden="0" w:uiPriority="72" w:unhideWhenUsed="0"/>
-    <w:lsdException w:name="Colorful Grid" w:semiHidden="0" w:uiPriority="73" w:unhideWhenUsed="0"/>
-    <w:lsdException w:name="Light Shading Accent 1" w:semiHidden="0" w:uiPriority="60" w:unhideWhenUsed="0"/>
-    <w:lsdException w:name="Light List Accent 1" w:semiHidden="0" w:uiPriority="61" w:unhideWhenUsed="0"/>
-    <w:lsdException w:name="Light Grid Accent 1" w:semiHidden="0" w:uiPriority="62" w:unhideWhenUsed="0"/>
-    <w:lsdException w:name="Medium Shading 1 Accent 1" w:semiHidden="0" w:uiPriority="63" w:unhideWhenUsed="0"/>
-    <w:lsdException w:name="Medium Shading 2 Accent 1" w:semiHidden="0" w:uiPriority="64" w:unhideWhenUsed="0"/>
-    <w:lsdException w:name="Medium List 1 Accent 1" w:semiHidden="0" w:uiPriority="65" w:unhideWhenUsed="0"/>
-    <w:lsdException w:name="Medium List 2 Accent 1" w:semiHidden="0" w:uiPriority="66" w:unhideWhenUsed="0"/>
-    <w:lsdException w:name="Medium Grid 1 Accent 1" w:semiHidden="0" w:uiPriority="67" w:unhideWhenUsed="0"/>
-    <w:lsdException w:name="Medium Grid 2 Accent 1" w:semiHidden="0" w:uiPriority="68" w:unhideWhenUsed="0"/>
-    <w:lsdException w:name="Medium Grid 3 Accent 1" w:semiHidden="0" w:uiPriority="69" w:unhideWhenUsed="0"/>
-    <w:lsdException w:name="Dark List Accent 1" w:semiHidden="0" w:uiPriority="70" w:unhideWhenUsed="0"/>
-    <w:lsdException w:name="Colorful Shading Accent 1" w:semiHidden="0" w:uiPriority="71" w:unhideWhenUsed="0"/>
-    <w:lsdException w:name="Colorful List Accent 1" w:semiHidden="0" w:uiPriority="72" w:unhideWhenUsed="0"/>
-    <w:lsdException w:name="Colorful Grid Accent 1" w:semiHidden="0" w:uiPriority="73" w:unhideWhenUsed="0"/>
-    <w:lsdException w:name="Light Shading Accent 2" w:semiHidden="0" w:uiPriority="60" w:unhideWhenUsed="0"/>
-    <w:lsdException w:name="Light List Accent 2" w:semiHidden="0" w:uiPriority="61" w:unhideWhenUsed="0"/>
-    <w:lsdException w:name="Light Grid Accent 2" w:semiHidden="0" w:uiPriority="62" w:unhideWhenUsed="0"/>
-    <w:lsdException w:name="Medium Shading 1 Accent 2" w:semiHidden="0" w:uiPriority="63" w:unhideWhenUsed="0"/>
-    <w:lsdException w:name="Medium Shading 2 Accent 2" w:semiHidden="0" w:uiPriority="64" w:unhideWhenUsed="0"/>
-    <w:lsdException w:name="Medium List 1 Accent 2" w:semiHidden="0" w:uiPriority="65" w:unhideWhenUsed="0"/>
-    <w:lsdException w:name="Medium List 2 Accent 2" w:semiHidden="0" w:uiPriority="66" w:unhideWhenUsed="0"/>
-    <w:lsdException w:name="Medium Grid 1 Accent 2" w:semiHidden="0" w:uiPriority="67" w:unhideWhenUsed="0"/>
-    <w:lsdException w:name="Medium Grid 2 Accent 2" w:semiHidden="0" w:uiPriority="68" w:unhideWhenUsed="0"/>
-    <w:lsdException w:name="Medium Grid 3 Accent 2" w:semiHidden="0" w:uiPriority="69" w:unhideWhenUsed="0"/>
-    <w:lsdException w:name="Dark List Accent 2" w:semiHidden="0" w:uiPriority="70" w:unhideWhenUsed="0"/>
-    <w:lsdException w:name="Colorful Shading Accent 2" w:semiHidden="0" w:uiPriority="71" w:unhideWhenUsed="0"/>
-    <w:lsdException w:name="Colorful List Accent 2" w:semiHidden="0" w:uiPriority="72" w:unhideWhenUsed="0"/>
-    <w:lsdException w:name="Colorful Grid Accent 2" w:semiHidden="0" w:uiPriority="73" w:unhideWhenUsed="0"/>
-    <w:lsdException w:name="Light Shading Accent 3" w:semiHidden="0" w:uiPriority="60" w:unhideWhenUsed="0"/>
-    <w:lsdException w:name="Light List Accent 3" w:semiHidden="0" w:uiPriority="61" w:unhideWhenUsed="0"/>
-    <w:lsdException w:name="Light Grid Accent 3" w:semiHidden="0" w:uiPriority="62" w:unhideWhenUsed="0"/>
-    <w:lsdException w:name="Medium Shading 1 Accent 3" w:semiHidden="0" w:uiPriority="63" w:unhideWhenUsed="0"/>
-    <w:lsdException w:name="Medium Shading 2 Accent 3" w:semiHidden="0" w:uiPriority="64" w:unhideWhenUsed="0"/>
-    <w:lsdException w:name="Medium List 1 Accent 3" w:semiHidden="0" w:uiPriority="65" w:unhideWhenUsed="0"/>
-    <w:lsdException w:name="Medium List 2 Accent 3" w:semiHidden="0" w:uiPriority="66" w:unhideWhenUsed="0"/>
-    <w:lsdException w:name="Medium Grid 1 Accent 3" w:semiHidden="0" w:uiPriority="67" w:unhideWhenUsed="0"/>
-    <w:lsdException w:name="Medium Grid 2 Accent 3" w:semiHidden="0" w:uiPriority="68" w:unhideWhenUsed="0"/>
-    <w:lsdException w:name="Medium Grid 3 Accent 3" w:semiHidden="0" w:uiPriority="69" w:unhideWhenUsed="0"/>
-    <w:lsdException w:name="Dark List Accent 3" w:semiHidden="0" w:uiPriority="70" w:unhideWhenUsed="0"/>
-    <w:lsdException w:name="Colorful Shading Accent 3" w:semiHidden="0" w:uiPriority="71" w:unhideWhenUsed="0"/>
-    <w:lsdException w:name="Colorful List Accent 3" w:semiHidden="0" w:uiPriority="72" w:unhideWhenUsed="0"/>
-    <w:lsdException w:name="Colorful Grid Accent 3" w:semiHidden="0" w:uiPriority="73" w:unhideWhenUsed="0"/>
-    <w:lsdException w:name="Light Shading Accent 4" w:semiHidden="0" w:uiPriority="60" w:unhideWhenUsed="0"/>
-    <w:lsdException w:name="Light List Accent 4" w:semiHidden="0" w:uiPriority="61" w:unhideWhenUsed="0"/>
-    <w:lsdException w:name="Light Grid Accent 4" w:semiHidden="0" w:uiPriority="62" w:unhideWhenUsed="0"/>
-    <w:lsdException w:name="Medium Shading 1 Accent 4" w:semiHidden="0" w:uiPriority="63" w:unhideWhenUsed="0"/>
-    <w:lsdException w:name="Medium Shading 2 Accent 4" w:semiHidden="0" w:uiPriority="64" w:unhideWhenUsed="0"/>
-    <w:lsdException w:name="Medium List 1 Accent 4" w:semiHidden="0" w:uiPriority="65" w:unhideWhenUsed="0"/>
-    <w:lsdException w:name="Medium List 2 Accent 4" w:semiHidden="0" w:uiPriority="66" w:unhideWhenUsed="0"/>
-    <w:lsdException w:name="Medium Grid 1 Accent 4" w:semiHidden="0" w:uiPriority="67" w:unhideWhenUsed="0"/>
-    <w:lsdException w:name="Medium Grid 2 Accent 4" w:semiHidden="0" w:uiPriority="68" w:unhideWhenUsed="0"/>
-    <w:lsdException w:name="Medium Grid 3 Accent 4" w:semiHidden="0" w:uiPriority="69" w:unhideWhenUsed="0"/>
-    <w:lsdException w:name="Dark List Accent 4" w:semiHidden="0" w:uiPriority="70" w:unhideWhenUsed="0"/>
-    <w:lsdException w:name="Colorful Shading Accent 4" w:semiHidden="0" w:uiPriority="71" w:unhideWhenUsed="0"/>
-    <w:lsdException w:name="Colorful List Accent 4" w:semiHidden="0" w:uiPriority="72" w:unhideWhenUsed="0"/>
-    <w:lsdException w:name="Colorful Grid Accent 4" w:semiHidden="0" w:uiPriority="73" w:unhideWhenUsed="0"/>
-    <w:lsdException w:name="Light Shading Accent 5" w:semiHidden="0" w:uiPriority="60" w:unhideWhenUsed="0"/>
-    <w:lsdException w:name="Light List Accent 5" w:semiHidden="0" w:uiPriority="61" w:unhideWhenUsed="0"/>
-    <w:lsdException w:name="Light Grid Accent 5" w:semiHidden="0" w:uiPriority="62" w:unhideWhenUsed="0"/>
-    <w:lsdException w:name="Medium Shading 1 Accent 5" w:semiHidden="0" w:uiPriority="63" w:unhideWhenUsed="0"/>
-    <w:lsdException w:name="Medium Shading 2 Accent 5" w:semiHidden="0" w:uiPriority="64" w:unhideWhenUsed="0"/>
-    <w:lsdException w:name="Medium List 1 Accent 5" w:semiHidden="0" w:uiPriority="65" w:unhideWhenUsed="0"/>
-    <w:lsdException w:name="Medium List 2 Accent 5" w:semiHidden="0" w:uiPriority="66" w:unhideWhenUsed="0"/>
-    <w:lsdException w:name="Medium Grid 1 Accent 5" w:semiHidden="0" w:uiPriority="67" w:unhideWhenUsed="0"/>
-    <w:lsdException w:name="Medium Grid 2 Accent 5" w:semiHidden="0" w:uiPriority="68" w:unhideWhenUsed="0"/>
-    <w:lsdException w:name="Medium Grid 3 Accent 5" w:semiHidden="0" w:uiPriority="69" w:unhideWhenUsed="0"/>
-    <w:lsdException w:name="Dark List Accent 5" w:semiHidden="0" w:uiPriority="70" w:unhideWhenUsed="0"/>
-    <w:lsdException w:name="Colorful Shading Accent 5" w:semiHidden="0" w:uiPriority="71" w:unhideWhenUsed="0"/>
-    <w:lsdException w:name="Colorful List Accent 5" w:semiHidden="0" w:uiPriority="72" w:unhideWhenUsed="0"/>
-    <w:lsdException w:name="Colorful Grid Accent 5" w:semiHidden="0" w:uiPriority="73" w:unhideWhenUsed="0"/>
-    <w:lsdException w:name="Light Shading Accent 6" w:semiHidden="0" w:uiPriority="60" w:unhideWhenUsed="0"/>
-    <w:lsdException w:name="Light List Accent 6" w:semiHidden="0" w:uiPriority="61" w:unhideWhenUsed="0"/>
-    <w:lsdException w:name="Light Grid Accent 6" w:semiHidden="0" w:uiPriority="62" w:unhideWhenUsed="0"/>
-    <w:lsdException w:name="Medium Shading 1 Accent 6" w:semiHidden="0" w:uiPriority="63" w:unhideWhenUsed="0"/>
-    <w:lsdException w:name="Medium Shading 2 Accent 6" w:semiHidden="0" w:uiPriority="64" w:unhideWhenUsed="0"/>
-    <w:lsdException w:name="Medium List 1 Accent 6" w:semiHidden="0" w:uiPriority="65" w:unhideWhenUsed="0"/>
-    <w:lsdException w:name="Medium List 2 Accent 6" w:semiHidden="0" w:uiPriority="66" w:unhideWhenUsed="0"/>
-    <w:lsdException w:name="Medium Grid 1 Accent 6" w:semiHidden="0" w:uiPriority="67" w:unhideWhenUsed="0"/>
-    <w:lsdException w:name="Medium Grid 2 Accent 6" w:semiHidden="0" w:uiPriority="68" w:unhideWhenUsed="0"/>
-    <w:lsdException w:name="Medium Grid 3 Accent 6" w:semiHidden="0" w:uiPriority="69" w:unhideWhenUsed="0"/>
-    <w:lsdException w:name="Dark List Accent 6" w:semiHidden="0" w:uiPriority="70" w:unhideWhenUsed="0"/>
-    <w:lsdException w:name="Colorful Shading Accent 6" w:semiHidden="0" w:uiPriority="71" w:unhideWhenUsed="0"/>
-    <w:lsdException w:name="Colorful List Accent 6" w:semiHidden="0" w:uiPriority="72" w:unhideWhenUsed="0"/>
-    <w:lsdException w:name="Colorful Grid Accent 6" w:semiHidden="0" w:uiPriority="73" w:unhideWhenUsed="0"/>
+  <w:latentStyles w:count="260" w:defQFormat="0" w:defUnhideWhenUsed="1" w:defSemiHidden="1" w:defUIPriority="99" w:defLockedState="0">
+    <w:lsdException w:qFormat="1" w:unhideWhenUsed="0" w:uiPriority="0" w:semiHidden="0" w:name="Normal"/>
+    <w:lsdException w:qFormat="1" w:unhideWhenUsed="0" w:uiPriority="0" w:semiHidden="0" w:name="heading 1"/>
+    <w:lsdException w:qFormat="1" w:uiPriority="0" w:semiHidden="0" w:name="heading 2"/>
+    <w:lsdException w:qFormat="1" w:uiPriority="0" w:name="heading 3"/>
+    <w:lsdException w:qFormat="1" w:uiPriority="0" w:semiHidden="0" w:name="heading 4"/>
+    <w:lsdException w:qFormat="1" w:uiPriority="0" w:name="heading 5"/>
+    <w:lsdException w:qFormat="1" w:uiPriority="0" w:name="heading 6"/>
+    <w:lsdException w:qFormat="1" w:uiPriority="0" w:name="heading 7"/>
+    <w:lsdException w:qFormat="1" w:uiPriority="0" w:name="heading 8"/>
+    <w:lsdException w:qFormat="1" w:uiPriority="0" w:name="heading 9"/>
+    <w:lsdException w:unhideWhenUsed="0" w:uiPriority="0" w:semiHidden="0" w:name="index 1"/>
+    <w:lsdException w:unhideWhenUsed="0" w:uiPriority="0" w:semiHidden="0" w:name="index 2"/>
+    <w:lsdException w:unhideWhenUsed="0" w:uiPriority="0" w:semiHidden="0" w:name="index 3"/>
+    <w:lsdException w:unhideWhenUsed="0" w:uiPriority="0" w:semiHidden="0" w:name="index 4"/>
+    <w:lsdException w:unhideWhenUsed="0" w:uiPriority="0" w:semiHidden="0" w:name="index 5"/>
+    <w:lsdException w:unhideWhenUsed="0" w:uiPriority="0" w:semiHidden="0" w:name="index 6"/>
+    <w:lsdException w:unhideWhenUsed="0" w:uiPriority="0" w:semiHidden="0" w:name="index 7"/>
+    <w:lsdException w:unhideWhenUsed="0" w:uiPriority="0" w:semiHidden="0" w:name="index 8"/>
+    <w:lsdException w:unhideWhenUsed="0" w:uiPriority="0" w:semiHidden="0" w:name="index 9"/>
+    <w:lsdException w:qFormat="1" w:unhideWhenUsed="0" w:uiPriority="0" w:semiHidden="0" w:name="toc 1"/>
+    <w:lsdException w:qFormat="1" w:unhideWhenUsed="0" w:uiPriority="0" w:semiHidden="0" w:name="toc 2"/>
+    <w:lsdException w:qFormat="1" w:unhideWhenUsed="0" w:uiPriority="0" w:semiHidden="0" w:name="toc 3"/>
+    <w:lsdException w:unhideWhenUsed="0" w:uiPriority="0" w:semiHidden="0" w:name="toc 4"/>
+    <w:lsdException w:unhideWhenUsed="0" w:uiPriority="0" w:semiHidden="0" w:name="toc 5"/>
+    <w:lsdException w:unhideWhenUsed="0" w:uiPriority="0" w:semiHidden="0" w:name="toc 6"/>
+    <w:lsdException w:unhideWhenUsed="0" w:uiPriority="0" w:semiHidden="0" w:name="toc 7"/>
+    <w:lsdException w:unhideWhenUsed="0" w:uiPriority="0" w:semiHidden="0" w:name="toc 8"/>
+    <w:lsdException w:unhideWhenUsed="0" w:uiPriority="0" w:semiHidden="0" w:name="toc 9"/>
+    <w:lsdException w:unhideWhenUsed="0" w:uiPriority="0" w:semiHidden="0" w:name="Normal Indent"/>
+    <w:lsdException w:unhideWhenUsed="0" w:uiPriority="0" w:semiHidden="0" w:name="footnote text"/>
+    <w:lsdException w:qFormat="1" w:unhideWhenUsed="0" w:uiPriority="0" w:semiHidden="0" w:name="annotation text"/>
+    <w:lsdException w:qFormat="1" w:unhideWhenUsed="0" w:uiPriority="0" w:semiHidden="0" w:name="header"/>
+    <w:lsdException w:qFormat="1" w:unhideWhenUsed="0" w:uiPriority="0" w:semiHidden="0" w:name="footer"/>
+    <w:lsdException w:unhideWhenUsed="0" w:uiPriority="0" w:semiHidden="0" w:name="index heading"/>
+    <w:lsdException w:qFormat="1" w:uiPriority="0" w:name="caption"/>
+    <w:lsdException w:unhideWhenUsed="0" w:uiPriority="0" w:semiHidden="0" w:name="table of figures"/>
+    <w:lsdException w:unhideWhenUsed="0" w:uiPriority="0" w:semiHidden="0" w:name="envelope address"/>
+    <w:lsdException w:unhideWhenUsed="0" w:uiPriority="0" w:semiHidden="0" w:name="envelope return"/>
+    <w:lsdException w:unhideWhenUsed="0" w:uiPriority="0" w:semiHidden="0" w:name="footnote reference"/>
+    <w:lsdException w:unhideWhenUsed="0" w:uiPriority="0" w:semiHidden="0" w:name="annotation reference"/>
+    <w:lsdException w:unhideWhenUsed="0" w:uiPriority="0" w:semiHidden="0" w:name="line number"/>
+    <w:lsdException w:unhideWhenUsed="0" w:uiPriority="0" w:semiHidden="0" w:name="page number"/>
+    <w:lsdException w:unhideWhenUsed="0" w:uiPriority="0" w:semiHidden="0" w:name="endnote reference"/>
+    <w:lsdException w:unhideWhenUsed="0" w:uiPriority="0" w:semiHidden="0" w:name="endnote text"/>
+    <w:lsdException w:unhideWhenUsed="0" w:uiPriority="0" w:semiHidden="0" w:name="table of authorities"/>
+    <w:lsdException w:unhideWhenUsed="0" w:uiPriority="0" w:semiHidden="0" w:name="macro"/>
+    <w:lsdException w:unhideWhenUsed="0" w:uiPriority="0" w:semiHidden="0" w:name="toa heading"/>
+    <w:lsdException w:unhideWhenUsed="0" w:uiPriority="0" w:semiHidden="0" w:name="List"/>
+    <w:lsdException w:unhideWhenUsed="0" w:uiPriority="0" w:semiHidden="0" w:name="List Bullet"/>
+    <w:lsdException w:unhideWhenUsed="0" w:uiPriority="0" w:semiHidden="0" w:name="List Number"/>
+    <w:lsdException w:unhideWhenUsed="0" w:uiPriority="0" w:semiHidden="0" w:name="List 2"/>
+    <w:lsdException w:unhideWhenUsed="0" w:uiPriority="0" w:semiHidden="0" w:name="List 3"/>
+    <w:lsdException w:unhideWhenUsed="0" w:uiPriority="0" w:semiHidden="0" w:name="List 4"/>
+    <w:lsdException w:unhideWhenUsed="0" w:uiPriority="0" w:semiHidden="0" w:name="List 5"/>
+    <w:lsdException w:unhideWhenUsed="0" w:uiPriority="0" w:semiHidden="0" w:name="List Bullet 2"/>
+    <w:lsdException w:unhideWhenUsed="0" w:uiPriority="0" w:semiHidden="0" w:name="List Bullet 3"/>
+    <w:lsdException w:unhideWhenUsed="0" w:uiPriority="0" w:semiHidden="0" w:name="List Bullet 4"/>
+    <w:lsdException w:unhideWhenUsed="0" w:uiPriority="0" w:semiHidden="0" w:name="List Bullet 5"/>
+    <w:lsdException w:unhideWhenUsed="0" w:uiPriority="0" w:semiHidden="0" w:name="List Number 2"/>
+    <w:lsdException w:unhideWhenUsed="0" w:uiPriority="0" w:semiHidden="0" w:name="List Number 3"/>
+    <w:lsdException w:unhideWhenUsed="0" w:uiPriority="0" w:semiHidden="0" w:name="List Number 4"/>
+    <w:lsdException w:unhideWhenUsed="0" w:uiPriority="0" w:semiHidden="0" w:name="List Number 5"/>
+    <w:lsdException w:qFormat="1" w:unhideWhenUsed="0" w:uiPriority="0" w:semiHidden="0" w:name="Title"/>
+    <w:lsdException w:unhideWhenUsed="0" w:uiPriority="0" w:semiHidden="0" w:name="Closing"/>
+    <w:lsdException w:unhideWhenUsed="0" w:uiPriority="0" w:semiHidden="0" w:name="Signature"/>
+    <w:lsdException w:qFormat="1" w:unhideWhenUsed="0" w:uiPriority="0" w:name="Default Paragraph Font"/>
+    <w:lsdException w:qFormat="1" w:unhideWhenUsed="0" w:uiPriority="0" w:name="Body Text"/>
+    <w:lsdException w:unhideWhenUsed="0" w:uiPriority="0" w:semiHidden="0" w:name="Body Text Indent"/>
+    <w:lsdException w:unhideWhenUsed="0" w:uiPriority="0" w:semiHidden="0" w:name="List Continue"/>
+    <w:lsdException w:unhideWhenUsed="0" w:uiPriority="0" w:semiHidden="0" w:name="List Continue 2"/>
+    <w:lsdException w:unhideWhenUsed="0" w:uiPriority="0" w:semiHidden="0" w:name="List Continue 3"/>
+    <w:lsdException w:unhideWhenUsed="0" w:uiPriority="0" w:semiHidden="0" w:name="List Continue 4"/>
+    <w:lsdException w:unhideWhenUsed="0" w:uiPriority="0" w:semiHidden="0" w:name="List Continue 5"/>
+    <w:lsdException w:unhideWhenUsed="0" w:uiPriority="0" w:semiHidden="0" w:name="Message Header"/>
+    <w:lsdException w:qFormat="1" w:unhideWhenUsed="0" w:uiPriority="0" w:semiHidden="0" w:name="Subtitle"/>
+    <w:lsdException w:unhideWhenUsed="0" w:uiPriority="0" w:semiHidden="0" w:name="Salutation"/>
+    <w:lsdException w:unhideWhenUsed="0" w:uiPriority="0" w:semiHidden="0" w:name="Date"/>
+    <w:lsdException w:unhideWhenUsed="0" w:uiPriority="0" w:semiHidden="0" w:name="Body Text First Indent"/>
+    <w:lsdException w:unhideWhenUsed="0" w:uiPriority="0" w:semiHidden="0" w:name="Body Text First Indent 2"/>
+    <w:lsdException w:uiPriority="99" w:name="Note Heading"/>
+    <w:lsdException w:unhideWhenUsed="0" w:uiPriority="0" w:semiHidden="0" w:name="Body Text 2"/>
+    <w:lsdException w:unhideWhenUsed="0" w:uiPriority="0" w:semiHidden="0" w:name="Body Text 3"/>
+    <w:lsdException w:unhideWhenUsed="0" w:uiPriority="0" w:semiHidden="0" w:name="Body Text Indent 2"/>
+    <w:lsdException w:unhideWhenUsed="0" w:uiPriority="0" w:semiHidden="0" w:name="Body Text Indent 3"/>
+    <w:lsdException w:unhideWhenUsed="0" w:uiPriority="0" w:semiHidden="0" w:name="Block Text"/>
+    <w:lsdException w:unhideWhenUsed="0" w:uiPriority="0" w:semiHidden="0" w:name="Hyperlink"/>
+    <w:lsdException w:unhideWhenUsed="0" w:uiPriority="0" w:semiHidden="0" w:name="FollowedHyperlink"/>
+    <w:lsdException w:qFormat="1" w:unhideWhenUsed="0" w:uiPriority="0" w:semiHidden="0" w:name="Strong"/>
+    <w:lsdException w:qFormat="1" w:unhideWhenUsed="0" w:uiPriority="0" w:semiHidden="0" w:name="Emphasis"/>
+    <w:lsdException w:unhideWhenUsed="0" w:uiPriority="0" w:semiHidden="0" w:name="Document Map"/>
+    <w:lsdException w:unhideWhenUsed="0" w:uiPriority="0" w:semiHidden="0" w:name="Plain Text"/>
+    <w:lsdException w:unhideWhenUsed="0" w:uiPriority="0" w:semiHidden="0" w:name="E-mail Signature"/>
+    <w:lsdException w:qFormat="1" w:unhideWhenUsed="0" w:uiPriority="0" w:semiHidden="0" w:name="Normal (Web)"/>
+    <w:lsdException w:unhideWhenUsed="0" w:uiPriority="0" w:semiHidden="0" w:name="HTML Acronym"/>
+    <w:lsdException w:unhideWhenUsed="0" w:uiPriority="0" w:semiHidden="0" w:name="HTML Address"/>
+    <w:lsdException w:unhideWhenUsed="0" w:uiPriority="0" w:semiHidden="0" w:name="HTML Cite"/>
+    <w:lsdException w:unhideWhenUsed="0" w:uiPriority="0" w:semiHidden="0" w:name="HTML Code"/>
+    <w:lsdException w:unhideWhenUsed="0" w:uiPriority="0" w:semiHidden="0" w:name="HTML Definition"/>
+    <w:lsdException w:unhideWhenUsed="0" w:uiPriority="0" w:semiHidden="0" w:name="HTML Keyboard"/>
+    <w:lsdException w:unhideWhenUsed="0" w:uiPriority="0" w:semiHidden="0" w:name="HTML Preformatted"/>
+    <w:lsdException w:unhideWhenUsed="0" w:uiPriority="0" w:semiHidden="0" w:name="HTML Sample"/>
+    <w:lsdException w:unhideWhenUsed="0" w:uiPriority="0" w:semiHidden="0" w:name="HTML Typewriter"/>
+    <w:lsdException w:unhideWhenUsed="0" w:uiPriority="0" w:semiHidden="0" w:name="HTML Variable"/>
+    <w:lsdException w:qFormat="1" w:unhideWhenUsed="0" w:uiPriority="0" w:name="Normal Table"/>
+    <w:lsdException w:unhideWhenUsed="0" w:uiPriority="0" w:semiHidden="0" w:name="annotation subject"/>
+    <w:lsdException w:unhideWhenUsed="0" w:uiPriority="0" w:semiHidden="0" w:name="Table Simple 1"/>
+    <w:lsdException w:unhideWhenUsed="0" w:uiPriority="0" w:semiHidden="0" w:name="Table Simple 2"/>
+    <w:lsdException w:unhideWhenUsed="0" w:uiPriority="0" w:semiHidden="0" w:name="Table Simple 3"/>
+    <w:lsdException w:unhideWhenUsed="0" w:uiPriority="0" w:semiHidden="0" w:name="Table Classic 1"/>
+    <w:lsdException w:unhideWhenUsed="0" w:uiPriority="0" w:semiHidden="0" w:name="Table Classic 2"/>
+    <w:lsdException w:unhideWhenUsed="0" w:uiPriority="0" w:semiHidden="0" w:name="Table Classic 3"/>
+    <w:lsdException w:unhideWhenUsed="0" w:uiPriority="0" w:semiHidden="0" w:name="Table Classic 4"/>
+    <w:lsdException w:unhideWhenUsed="0" w:uiPriority="0" w:semiHidden="0" w:name="Table Colorful 1"/>
+    <w:lsdException w:unhideWhenUsed="0" w:uiPriority="0" w:semiHidden="0" w:name="Table Colorful 2"/>
+    <w:lsdException w:unhideWhenUsed="0" w:uiPriority="0" w:semiHidden="0" w:name="Table Colorful 3"/>
+    <w:lsdException w:unhideWhenUsed="0" w:uiPriority="0" w:semiHidden="0" w:name="Table Columns 1"/>
+    <w:lsdException w:unhideWhenUsed="0" w:uiPriority="0" w:semiHidden="0" w:name="Table Columns 2"/>
+    <w:lsdException w:unhideWhenUsed="0" w:uiPriority="0" w:semiHidden="0" w:name="Table Columns 3"/>
+    <w:lsdException w:unhideWhenUsed="0" w:uiPriority="0" w:semiHidden="0" w:name="Table Columns 4"/>
+    <w:lsdException w:unhideWhenUsed="0" w:uiPriority="0" w:semiHidden="0" w:name="Table Columns 5"/>
+    <w:lsdException w:unhideWhenUsed="0" w:uiPriority="0" w:semiHidden="0" w:name="Table Grid 1"/>
+    <w:lsdException w:unhideWhenUsed="0" w:uiPriority="0" w:semiHidden="0" w:name="Table Grid 2"/>
+    <w:lsdException w:unhideWhenUsed="0" w:uiPriority="0" w:semiHidden="0" w:name="Table Grid 3"/>
+    <w:lsdException w:unhideWhenUsed="0" w:uiPriority="0" w:semiHidden="0" w:name="Table Grid 4"/>
+    <w:lsdException w:unhideWhenUsed="0" w:uiPriority="0" w:semiHidden="0" w:name="Table Grid 5"/>
+    <w:lsdException w:unhideWhenUsed="0" w:uiPriority="0" w:semiHidden="0" w:name="Table Grid 6"/>
+    <w:lsdException w:unhideWhenUsed="0" w:uiPriority="0" w:semiHidden="0" w:name="Table Grid 7"/>
+    <w:lsdException w:unhideWhenUsed="0" w:uiPriority="0" w:semiHidden="0" w:name="Table Grid 8"/>
+    <w:lsdException w:unhideWhenUsed="0" w:uiPriority="0" w:semiHidden="0" w:name="Table List 1"/>
+    <w:lsdException w:unhideWhenUsed="0" w:uiPriority="0" w:semiHidden="0" w:name="Table List 2"/>
+    <w:lsdException w:unhideWhenUsed="0" w:uiPriority="0" w:semiHidden="0" w:name="Table List 3"/>
+    <w:lsdException w:unhideWhenUsed="0" w:uiPriority="0" w:semiHidden="0" w:name="Table List 4"/>
+    <w:lsdException w:unhideWhenUsed="0" w:uiPriority="0" w:semiHidden="0" w:name="Table List 5"/>
+    <w:lsdException w:unhideWhenUsed="0" w:uiPriority="0" w:semiHidden="0" w:name="Table List 6"/>
+    <w:lsdException w:unhideWhenUsed="0" w:uiPriority="0" w:semiHidden="0" w:name="Table List 7"/>
+    <w:lsdException w:unhideWhenUsed="0" w:uiPriority="0" w:semiHidden="0" w:name="Table List 8"/>
+    <w:lsdException w:unhideWhenUsed="0" w:uiPriority="0" w:semiHidden="0" w:name="Table 3D effects 1"/>
+    <w:lsdException w:unhideWhenUsed="0" w:uiPriority="0" w:semiHidden="0" w:name="Table 3D effects 2"/>
+    <w:lsdException w:unhideWhenUsed="0" w:uiPriority="0" w:semiHidden="0" w:name="Table 3D effects 3"/>
+    <w:lsdException w:unhideWhenUsed="0" w:uiPriority="0" w:semiHidden="0" w:name="Table Contemporary"/>
+    <w:lsdException w:unhideWhenUsed="0" w:uiPriority="0" w:semiHidden="0" w:name="Table Elegant"/>
+    <w:lsdException w:unhideWhenUsed="0" w:uiPriority="0" w:semiHidden="0" w:name="Table Professional"/>
+    <w:lsdException w:unhideWhenUsed="0" w:uiPriority="0" w:semiHidden="0" w:name="Table Subtle 1"/>
+    <w:lsdException w:unhideWhenUsed="0" w:uiPriority="0" w:semiHidden="0" w:name="Table Subtle 2"/>
+    <w:lsdException w:unhideWhenUsed="0" w:uiPriority="0" w:semiHidden="0" w:name="Table Web 1"/>
+    <w:lsdException w:unhideWhenUsed="0" w:uiPriority="0" w:semiHidden="0" w:name="Table Web 2"/>
+    <w:lsdException w:unhideWhenUsed="0" w:uiPriority="0" w:semiHidden="0" w:name="Table Web 3"/>
+    <w:lsdException w:unhideWhenUsed="0" w:uiPriority="0" w:semiHidden="0" w:name="Balloon Text"/>
+    <w:lsdException w:qFormat="1" w:unhideWhenUsed="0" w:uiPriority="0" w:semiHidden="0" w:name="Table Grid"/>
+    <w:lsdException w:unhideWhenUsed="0" w:uiPriority="0" w:semiHidden="0" w:name="Table Theme"/>
+    <w:lsdException w:unhideWhenUsed="0" w:uiPriority="60" w:semiHidden="0" w:name="Light Shading"/>
+    <w:lsdException w:unhideWhenUsed="0" w:uiPriority="61" w:semiHidden="0" w:name="Light List"/>
+    <w:lsdException w:unhideWhenUsed="0" w:uiPriority="62" w:semiHidden="0" w:name="Light Grid"/>
+    <w:lsdException w:unhideWhenUsed="0" w:uiPriority="63" w:semiHidden="0" w:name="Medium Shading 1"/>
+    <w:lsdException w:unhideWhenUsed="0" w:uiPriority="64" w:semiHidden="0" w:name="Medium Shading 2"/>
+    <w:lsdException w:unhideWhenUsed="0" w:uiPriority="65" w:semiHidden="0" w:name="Medium List 1"/>
+    <w:lsdException w:unhideWhenUsed="0" w:uiPriority="66" w:semiHidden="0" w:name="Medium List 2"/>
+    <w:lsdException w:unhideWhenUsed="0" w:uiPriority="67" w:semiHidden="0" w:name="Medium Grid 1"/>
+    <w:lsdException w:unhideWhenUsed="0" w:uiPriority="68" w:semiHidden="0" w:name="Medium Grid 2"/>
+    <w:lsdException w:unhideWhenUsed="0" w:uiPriority="69" w:semiHidden="0" w:name="Medium Grid 3"/>
+    <w:lsdException w:unhideWhenUsed="0" w:uiPriority="70" w:semiHidden="0" w:name="Dark List"/>
+    <w:lsdException w:unhideWhenUsed="0" w:uiPriority="71" w:semiHidden="0" w:name="Colorful Shading"/>
+    <w:lsdException w:unhideWhenUsed="0" w:uiPriority="72" w:semiHidden="0" w:name="Colorful List"/>
+    <w:lsdException w:unhideWhenUsed="0" w:uiPriority="73" w:semiHidden="0" w:name="Colorful Grid"/>
+    <w:lsdException w:unhideWhenUsed="0" w:uiPriority="60" w:semiHidden="0" w:name="Light Shading Accent 1"/>
+    <w:lsdException w:unhideWhenUsed="0" w:uiPriority="61" w:semiHidden="0" w:name="Light List Accent 1"/>
+    <w:lsdException w:unhideWhenUsed="0" w:uiPriority="62" w:semiHidden="0" w:name="Light Grid Accent 1"/>
+    <w:lsdException w:unhideWhenUsed="0" w:uiPriority="63" w:semiHidden="0" w:name="Medium Shading 1 Accent 1"/>
+    <w:lsdException w:unhideWhenUsed="0" w:uiPriority="64" w:semiHidden="0" w:name="Medium Shading 2 Accent 1"/>
+    <w:lsdException w:unhideWhenUsed="0" w:uiPriority="65" w:semiHidden="0" w:name="Medium List 1 Accent 1"/>
+    <w:lsdException w:unhideWhenUsed="0" w:uiPriority="66" w:semiHidden="0" w:name="Medium List 2 Accent 1"/>
+    <w:lsdException w:unhideWhenUsed="0" w:uiPriority="67" w:semiHidden="0" w:name="Medium Grid 1 Accent 1"/>
+    <w:lsdException w:unhideWhenUsed="0" w:uiPriority="68" w:semiHidden="0" w:name="Medium Grid 2 Accent 1"/>
+    <w:lsdException w:unhideWhenUsed="0" w:uiPriority="69" w:semiHidden="0" w:name="Medium Grid 3 Accent 1"/>
+    <w:lsdException w:unhideWhenUsed="0" w:uiPriority="70" w:semiHidden="0" w:name="Dark List Accent 1"/>
+    <w:lsdException w:unhideWhenUsed="0" w:uiPriority="71" w:semiHidden="0" w:name="Colorful Shading Accent 1"/>
+    <w:lsdException w:unhideWhenUsed="0" w:uiPriority="72" w:semiHidden="0" w:name="Colorful List Accent 1"/>
+    <w:lsdException w:unhideWhenUsed="0" w:uiPriority="73" w:semiHidden="0" w:name="Colorful Grid Accent 1"/>
+    <w:lsdException w:unhideWhenUsed="0" w:uiPriority="60" w:semiHidden="0" w:name="Light Shading Accent 2"/>
+    <w:lsdException w:unhideWhenUsed="0" w:uiPriority="61" w:semiHidden="0" w:name="Light List Accent 2"/>
+    <w:lsdException w:unhideWhenUsed="0" w:uiPriority="62" w:semiHidden="0" w:name="Light Grid Accent 2"/>
+    <w:lsdException w:unhideWhenUsed="0" w:uiPriority="63" w:semiHidden="0" w:name="Medium Shading 1 Accent 2"/>
+    <w:lsdException w:unhideWhenUsed="0" w:uiPriority="64" w:semiHidden="0" w:name="Medium Shading 2 Accent 2"/>
+    <w:lsdException w:unhideWhenUsed="0" w:uiPriority="65" w:semiHidden="0" w:name="Medium List 1 Accent 2"/>
+    <w:lsdException w:unhideWhenUsed="0" w:uiPriority="66" w:semiHidden="0" w:name="Medium List 2 Accent 2"/>
+    <w:lsdException w:unhideWhenUsed="0" w:uiPriority="67" w:semiHidden="0" w:name="Medium Grid 1 Accent 2"/>
+    <w:lsdException w:unhideWhenUsed="0" w:uiPriority="68" w:semiHidden="0" w:name="Medium Grid 2 Accent 2"/>
+    <w:lsdException w:unhideWhenUsed="0" w:uiPriority="69" w:semiHidden="0" w:name="Medium Grid 3 Accent 2"/>
+    <w:lsdException w:unhideWhenUsed="0" w:uiPriority="70" w:semiHidden="0" w:name="Dark List Accent 2"/>
+    <w:lsdException w:unhideWhenUsed="0" w:uiPriority="71" w:semiHidden="0" w:name="Colorful Shading Accent 2"/>
+    <w:lsdException w:unhideWhenUsed="0" w:uiPriority="72" w:semiHidden="0" w:name="Colorful List Accent 2"/>
+    <w:lsdException w:unhideWhenUsed="0" w:uiPriority="73" w:semiHidden="0" w:name="Colorful Grid Accent 2"/>
+    <w:lsdException w:unhideWhenUsed="0" w:uiPriority="60" w:semiHidden="0" w:name="Light Shading Accent 3"/>
+    <w:lsdException w:unhideWhenUsed="0" w:uiPriority="61" w:semiHidden="0" w:name="Light List Accent 3"/>
+    <w:lsdException w:unhideWhenUsed="0" w:uiPriority="62" w:semiHidden="0" w:name="Light Grid Accent 3"/>
+    <w:lsdException w:unhideWhenUsed="0" w:uiPriority="63" w:semiHidden="0" w:name="Medium Shading 1 Accent 3"/>
+    <w:lsdException w:unhideWhenUsed="0" w:uiPriority="64" w:semiHidden="0" w:name="Medium Shading 2 Accent 3"/>
+    <w:lsdException w:unhideWhenUsed="0" w:uiPriority="65" w:semiHidden="0" w:name="Medium List 1 Accent 3"/>
+    <w:lsdException w:unhideWhenUsed="0" w:uiPriority="66" w:semiHidden="0" w:name="Medium List 2 Accent 3"/>
+    <w:lsdException w:unhideWhenUsed="0" w:uiPriority="67" w:semiHidden="0" w:name="Medium Grid 1 Accent 3"/>
+    <w:lsdException w:unhideWhenUsed="0" w:uiPriority="68" w:semiHidden="0" w:name="Medium Grid 2 Accent 3"/>
+    <w:lsdException w:unhideWhenUsed="0" w:uiPriority="69" w:semiHidden="0" w:name="Medium Grid 3 Accent 3"/>
+    <w:lsdException w:unhideWhenUsed="0" w:uiPriority="70" w:semiHidden="0" w:name="Dark List Accent 3"/>
+    <w:lsdException w:unhideWhenUsed="0" w:uiPriority="71" w:semiHidden="0" w:name="Colorful Shading Accent 3"/>
+    <w:lsdException w:unhideWhenUsed="0" w:uiPriority="72" w:semiHidden="0" w:name="Colorful List Accent 3"/>
+    <w:lsdException w:unhideWhenUsed="0" w:uiPriority="73" w:semiHidden="0" w:name="Colorful Grid Accent 3"/>
+    <w:lsdException w:unhideWhenUsed="0" w:uiPriority="60" w:semiHidden="0" w:name="Light Shading Accent 4"/>
+    <w:lsdException w:unhideWhenUsed="0" w:uiPriority="61" w:semiHidden="0" w:name="Light List Accent 4"/>
+    <w:lsdException w:unhideWhenUsed="0" w:uiPriority="62" w:semiHidden="0" w:name="Light Grid Accent 4"/>
+    <w:lsdException w:unhideWhenUsed="0" w:uiPriority="63" w:semiHidden="0" w:name="Medium Shading 1 Accent 4"/>
+    <w:lsdException w:unhideWhenUsed="0" w:uiPriority="64" w:semiHidden="0" w:name="Medium Shading 2 Accent 4"/>
+    <w:lsdException w:unhideWhenUsed="0" w:uiPriority="65" w:semiHidden="0" w:name="Medium List 1 Accent 4"/>
+    <w:lsdException w:unhideWhenUsed="0" w:uiPriority="66" w:semiHidden="0" w:name="Medium List 2 Accent 4"/>
+    <w:lsdException w:unhideWhenUsed="0" w:uiPriority="67" w:semiHidden="0" w:name="Medium Grid 1 Accent 4"/>
+    <w:lsdException w:unhideWhenUsed="0" w:uiPriority="68" w:semiHidden="0" w:name="Medium Grid 2 Accent 4"/>
+    <w:lsdException w:unhideWhenUsed="0" w:uiPriority="69" w:semiHidden="0" w:name="Medium Grid 3 Accent 4"/>
+    <w:lsdException w:unhideWhenUsed="0" w:uiPriority="70" w:semiHidden="0" w:name="Dark List Accent 4"/>
+    <w:lsdException w:unhideWhenUsed="0" w:uiPriority="71" w:semiHidden="0" w:name="Colorful Shading Accent 4"/>
+    <w:lsdException w:unhideWhenUsed="0" w:uiPriority="72" w:semiHidden="0" w:name="Colorful List Accent 4"/>
+    <w:lsdException w:unhideWhenUsed="0" w:uiPriority="73" w:semiHidden="0" w:name="Colorful Grid Accent 4"/>
+    <w:lsdException w:unhideWhenUsed="0" w:uiPriority="60" w:semiHidden="0" w:name="Light Shading Accent 5"/>
+    <w:lsdException w:unhideWhenUsed="0" w:uiPriority="61" w:semiHidden="0" w:name="Light List Accent 5"/>
+    <w:lsdException w:unhideWhenUsed="0" w:uiPriority="62" w:semiHidden="0" w:name="Light Grid Accent 5"/>
+    <w:lsdException w:unhideWhenUsed="0" w:uiPriority="63" w:semiHidden="0" w:name="Medium Shading 1 Accent 5"/>
+    <w:lsdException w:unhideWhenUsed="0" w:uiPriority="64" w:semiHidden="0" w:name="Medium Shading 2 Accent 5"/>
+    <w:lsdException w:unhideWhenUsed="0" w:uiPriority="65" w:semiHidden="0" w:name="Medium List 1 Accent 5"/>
+    <w:lsdException w:unhideWhenUsed="0" w:uiPriority="66" w:semiHidden="0" w:name="Medium List 2 Accent 5"/>
+    <w:lsdException w:unhideWhenUsed="0" w:uiPriority="67" w:semiHidden="0" w:name="Medium Grid 1 Accent 5"/>
+    <w:lsdException w:unhideWhenUsed="0" w:uiPriority="68" w:semiHidden="0" w:name="Medium Grid 2 Accent 5"/>
+    <w:lsdException w:unhideWhenUsed="0" w:uiPriority="69" w:semiHidden="0" w:name="Medium Grid 3 Accent 5"/>
+    <w:lsdException w:unhideWhenUsed="0" w:uiPriority="70" w:semiHidden="0" w:name="Dark List Accent 5"/>
+    <w:lsdException w:unhideWhenUsed="0" w:uiPriority="71" w:semiHidden="0" w:name="Colorful Shading Accent 5"/>
+    <w:lsdException w:unhideWhenUsed="0" w:uiPriority="72" w:semiHidden="0" w:name="Colorful List Accent 5"/>
+    <w:lsdException w:unhideWhenUsed="0" w:uiPriority="73" w:semiHidden="0" w:name="Colorful Grid Accent 5"/>
+    <w:lsdException w:unhideWhenUsed="0" w:uiPriority="60" w:semiHidden="0" w:name="Light Shading Accent 6"/>
+    <w:lsdException w:unhideWhenUsed="0" w:uiPriority="61" w:semiHidden="0" w:name="Light List Accent 6"/>
+    <w:lsdException w:unhideWhenUsed="0" w:uiPriority="62" w:semiHidden="0" w:name="Light Grid Accent 6"/>
+    <w:lsdException w:unhideWhenUsed="0" w:uiPriority="63" w:semiHidden="0" w:name="Medium Shading 1 Accent 6"/>
+    <w:lsdException w:unhideWhenUsed="0" w:uiPriority="64" w:semiHidden="0" w:name="Medium Shading 2 Accent 6"/>
+    <w:lsdException w:unhideWhenUsed="0" w:uiPriority="65" w:semiHidden="0" w:name="Medium List 1 Accent 6"/>
+    <w:lsdException w:unhideWhenUsed="0" w:uiPriority="66" w:semiHidden="0" w:name="Medium List 2 Accent 6"/>
+    <w:lsdException w:unhideWhenUsed="0" w:uiPriority="67" w:semiHidden="0" w:name="Medium Grid 1 Accent 6"/>
+    <w:lsdException w:unhideWhenUsed="0" w:uiPriority="68" w:semiHidden="0" w:name="Medium Grid 2 Accent 6"/>
+    <w:lsdException w:unhideWhenUsed="0" w:uiPriority="69" w:semiHidden="0" w:name="Medium Grid 3 Accent 6"/>
+    <w:lsdException w:unhideWhenUsed="0" w:uiPriority="70" w:semiHidden="0" w:name="Dark List Accent 6"/>
+    <w:lsdException w:unhideWhenUsed="0" w:uiPriority="71" w:semiHidden="0" w:name="Colorful Shading Accent 6"/>
+    <w:lsdException w:unhideWhenUsed="0" w:uiPriority="72" w:semiHidden="0" w:name="Colorful List Accent 6"/>
+    <w:lsdException w:unhideWhenUsed="0" w:uiPriority="73" w:semiHidden="0" w:name="Colorful Grid Accent 6"/>
   </w:latentStyles>
-  <w:style w:type="paragraph" w:default="1" w:styleId="Normal">
+  <w:style w:type="paragraph" w:default="1" w:styleId="1">
     <w:name w:val="Normal"/>
     <w:qFormat/>
+    <w:uiPriority w:val="0"/>
     <w:pPr>
       <w:kinsoku w:val="0"/>
       <w:autoSpaceDE w:val="0"/>
@@ -5552,7 +5706,7 @@
       <w:textAlignment w:val="baseline"/>
     </w:pPr>
     <w:rPr>
-      <w:rFonts w:ascii="Arial" w:eastAsia="宋体" w:hAnsi="Arial" w:cs="Arial"/>
+      <w:rFonts w:ascii="Arial" w:hAnsi="Arial" w:eastAsia="宋体" w:cs="Arial"/>
       <w:snapToGrid w:val="0"/>
       <w:color w:val="000000"/>
       <w:kern w:val="0"/>
@@ -5561,11 +5715,12 @@
       <w:lang w:val="en-US" w:eastAsia="en-US" w:bidi="ar-SA"/>
     </w:rPr>
   </w:style>
-  <w:style w:type="paragraph" w:styleId="Heading1">
+  <w:style w:type="paragraph" w:styleId="2">
     <w:name w:val="heading 1"/>
-    <w:basedOn w:val="Normal"/>
-    <w:next w:val="Normal"/>
+    <w:basedOn w:val="1"/>
+    <w:next w:val="1"/>
     <w:qFormat/>
+    <w:uiPriority w:val="0"/>
     <w:pPr>
       <w:keepNext/>
       <w:keepLines/>
@@ -5583,12 +5738,13 @@
       <w:sz w:val="44"/>
     </w:rPr>
   </w:style>
-  <w:style w:type="paragraph" w:styleId="Heading2">
+  <w:style w:type="paragraph" w:styleId="3">
     <w:name w:val="heading 2"/>
-    <w:basedOn w:val="Normal"/>
-    <w:next w:val="Normal"/>
+    <w:basedOn w:val="1"/>
+    <w:next w:val="1"/>
     <w:unhideWhenUsed/>
     <w:qFormat/>
+    <w:uiPriority w:val="0"/>
     <w:pPr>
       <w:keepNext/>
       <w:keepLines/>
@@ -5601,18 +5757,19 @@
       <w:outlineLvl w:val="1"/>
     </w:pPr>
     <w:rPr>
-      <w:rFonts w:ascii="Arial" w:eastAsia="黑体" w:hAnsi="Arial"/>
+      <w:rFonts w:ascii="Arial" w:hAnsi="Arial" w:eastAsia="黑体"/>
       <w:b/>
       <w:sz w:val="32"/>
     </w:rPr>
   </w:style>
-  <w:style w:type="paragraph" w:styleId="Heading3">
+  <w:style w:type="paragraph" w:styleId="4">
     <w:name w:val="heading 3"/>
-    <w:basedOn w:val="Normal"/>
-    <w:next w:val="Normal"/>
+    <w:basedOn w:val="1"/>
+    <w:next w:val="1"/>
     <w:semiHidden/>
     <w:unhideWhenUsed/>
     <w:qFormat/>
+    <w:uiPriority w:val="0"/>
     <w:pPr>
       <w:keepNext/>
       <w:keepLines/>
@@ -5629,12 +5786,13 @@
       <w:sz w:val="32"/>
     </w:rPr>
   </w:style>
-  <w:style w:type="paragraph" w:styleId="Heading4">
+  <w:style w:type="paragraph" w:styleId="5">
     <w:name w:val="heading 4"/>
-    <w:basedOn w:val="Normal"/>
-    <w:next w:val="Normal"/>
+    <w:basedOn w:val="1"/>
+    <w:next w:val="1"/>
     <w:unhideWhenUsed/>
     <w:qFormat/>
+    <w:uiPriority w:val="0"/>
     <w:pPr>
       <w:keepNext/>
       <w:keepLines/>
@@ -5647,18 +5805,19 @@
       <w:outlineLvl w:val="3"/>
     </w:pPr>
     <w:rPr>
-      <w:rFonts w:ascii="Arial" w:eastAsia="黑体" w:hAnsi="Arial"/>
+      <w:rFonts w:ascii="Arial" w:hAnsi="Arial" w:eastAsia="黑体"/>
       <w:b/>
       <w:sz w:val="28"/>
     </w:rPr>
   </w:style>
-  <w:style w:type="paragraph" w:styleId="Heading5">
+  <w:style w:type="paragraph" w:styleId="6">
     <w:name w:val="heading 5"/>
-    <w:basedOn w:val="Normal"/>
-    <w:next w:val="Normal"/>
+    <w:basedOn w:val="1"/>
+    <w:next w:val="1"/>
     <w:semiHidden/>
     <w:unhideWhenUsed/>
     <w:qFormat/>
+    <w:uiPriority w:val="0"/>
     <w:pPr>
       <w:keepNext/>
       <w:keepLines/>
@@ -5675,13 +5834,14 @@
       <w:sz w:val="28"/>
     </w:rPr>
   </w:style>
-  <w:style w:type="paragraph" w:styleId="Heading6">
+  <w:style w:type="paragraph" w:styleId="7">
     <w:name w:val="heading 6"/>
-    <w:basedOn w:val="Normal"/>
-    <w:next w:val="Normal"/>
+    <w:basedOn w:val="1"/>
+    <w:next w:val="1"/>
     <w:semiHidden/>
     <w:unhideWhenUsed/>
     <w:qFormat/>
+    <w:uiPriority w:val="0"/>
     <w:pPr>
       <w:keepNext/>
       <w:keepLines/>
@@ -5694,18 +5854,19 @@
       <w:outlineLvl w:val="5"/>
     </w:pPr>
     <w:rPr>
-      <w:rFonts w:ascii="Arial" w:eastAsia="黑体" w:hAnsi="Arial"/>
+      <w:rFonts w:ascii="Arial" w:hAnsi="Arial" w:eastAsia="黑体"/>
       <w:b/>
       <w:sz w:val="24"/>
     </w:rPr>
   </w:style>
-  <w:style w:type="paragraph" w:styleId="Heading7">
+  <w:style w:type="paragraph" w:styleId="8">
     <w:name w:val="heading 7"/>
-    <w:basedOn w:val="Normal"/>
-    <w:next w:val="Normal"/>
+    <w:basedOn w:val="1"/>
+    <w:next w:val="1"/>
     <w:semiHidden/>
     <w:unhideWhenUsed/>
     <w:qFormat/>
+    <w:uiPriority w:val="0"/>
     <w:pPr>
       <w:keepNext/>
       <w:keepLines/>
@@ -5722,13 +5883,14 @@
       <w:sz w:val="24"/>
     </w:rPr>
   </w:style>
-  <w:style w:type="paragraph" w:styleId="Heading8">
+  <w:style w:type="paragraph" w:styleId="9">
     <w:name w:val="heading 8"/>
-    <w:basedOn w:val="Normal"/>
-    <w:next w:val="Normal"/>
+    <w:basedOn w:val="1"/>
+    <w:next w:val="1"/>
     <w:semiHidden/>
     <w:unhideWhenUsed/>
     <w:qFormat/>
+    <w:uiPriority w:val="0"/>
     <w:pPr>
       <w:keepNext/>
       <w:keepLines/>
@@ -5741,17 +5903,18 @@
       <w:outlineLvl w:val="7"/>
     </w:pPr>
     <w:rPr>
-      <w:rFonts w:ascii="Arial" w:eastAsia="黑体" w:hAnsi="Arial"/>
+      <w:rFonts w:ascii="Arial" w:hAnsi="Arial" w:eastAsia="黑体"/>
       <w:sz w:val="24"/>
     </w:rPr>
   </w:style>
-  <w:style w:type="paragraph" w:styleId="Heading9">
+  <w:style w:type="paragraph" w:styleId="10">
     <w:name w:val="heading 9"/>
-    <w:basedOn w:val="Normal"/>
-    <w:next w:val="Normal"/>
+    <w:basedOn w:val="1"/>
+    <w:next w:val="1"/>
     <w:semiHidden/>
     <w:unhideWhenUsed/>
     <w:qFormat/>
+    <w:uiPriority w:val="0"/>
     <w:pPr>
       <w:keepNext/>
       <w:keepLines/>
@@ -5764,19 +5927,21 @@
       <w:outlineLvl w:val="8"/>
     </w:pPr>
     <w:rPr>
-      <w:rFonts w:ascii="Arial" w:eastAsia="黑体" w:hAnsi="Arial"/>
+      <w:rFonts w:ascii="Arial" w:hAnsi="Arial" w:eastAsia="黑体"/>
       <w:sz w:val="21"/>
     </w:rPr>
   </w:style>
-  <w:style w:type="character" w:default="1" w:styleId="DefaultParagraphFont">
+  <w:style w:type="character" w:default="1" w:styleId="22">
     <w:name w:val="Default Paragraph Font"/>
     <w:semiHidden/>
     <w:qFormat/>
+    <w:uiPriority w:val="0"/>
   </w:style>
-  <w:style w:type="table" w:default="1" w:styleId="TableNormal">
+  <w:style w:type="table" w:default="1" w:styleId="20">
     <w:name w:val="Normal Table"/>
     <w:semiHidden/>
     <w:qFormat/>
+    <w:uiPriority w:val="0"/>
     <w:tblPr>
       <w:tblCellMar>
         <w:top w:w="0" w:type="dxa"/>
@@ -5786,39 +5951,43 @@
       </w:tblCellMar>
     </w:tblPr>
   </w:style>
-  <w:style w:type="paragraph" w:styleId="CommentText">
+  <w:style w:type="paragraph" w:styleId="11">
     <w:name w:val="annotation text"/>
-    <w:basedOn w:val="Normal"/>
+    <w:basedOn w:val="1"/>
     <w:qFormat/>
+    <w:uiPriority w:val="0"/>
     <w:pPr>
       <w:jc w:val="left"/>
     </w:pPr>
   </w:style>
-  <w:style w:type="paragraph" w:styleId="BodyText">
+  <w:style w:type="paragraph" w:styleId="12">
     <w:name w:val="Body Text"/>
-    <w:basedOn w:val="Normal"/>
+    <w:basedOn w:val="1"/>
     <w:semiHidden/>
     <w:qFormat/>
+    <w:uiPriority w:val="0"/>
     <w:rPr>
-      <w:rFonts w:ascii="Arial" w:eastAsia="Arial" w:hAnsi="Arial" w:cs="Arial"/>
+      <w:rFonts w:ascii="Arial" w:hAnsi="Arial" w:eastAsia="Arial" w:cs="Arial"/>
       <w:sz w:val="21"/>
       <w:szCs w:val="21"/>
       <w:lang w:val="en-US" w:eastAsia="en-US" w:bidi="ar-SA"/>
     </w:rPr>
   </w:style>
-  <w:style w:type="paragraph" w:styleId="TOC3">
+  <w:style w:type="paragraph" w:styleId="13">
     <w:name w:val="toc 3"/>
-    <w:basedOn w:val="Normal"/>
-    <w:next w:val="Normal"/>
+    <w:basedOn w:val="1"/>
+    <w:next w:val="1"/>
     <w:qFormat/>
+    <w:uiPriority w:val="0"/>
     <w:pPr>
       <w:ind w:left="840" w:leftChars="400"/>
     </w:pPr>
   </w:style>
-  <w:style w:type="paragraph" w:styleId="Footer">
+  <w:style w:type="paragraph" w:styleId="14">
     <w:name w:val="footer"/>
-    <w:basedOn w:val="Normal"/>
+    <w:basedOn w:val="1"/>
     <w:qFormat/>
+    <w:uiPriority w:val="0"/>
     <w:pPr>
       <w:tabs>
         <w:tab w:val="center" w:pos="4153"/>
@@ -5831,16 +6000,17 @@
       <w:sz w:val="18"/>
     </w:rPr>
   </w:style>
-  <w:style w:type="paragraph" w:styleId="Header">
+  <w:style w:type="paragraph" w:styleId="15">
     <w:name w:val="header"/>
-    <w:basedOn w:val="Normal"/>
+    <w:basedOn w:val="1"/>
     <w:qFormat/>
+    <w:uiPriority w:val="0"/>
     <w:pPr>
       <w:pBdr>
-        <w:top w:val="nil"/>
-        <w:left w:val="nil"/>
-        <w:bottom w:val="nil"/>
-        <w:right w:val="nil"/>
+        <w:top w:val="none" w:color="auto" w:sz="0" w:space="0"/>
+        <w:left w:val="none" w:color="auto" w:sz="0" w:space="0"/>
+        <w:bottom w:val="none" w:color="auto" w:sz="0" w:space="0"/>
+        <w:right w:val="none" w:color="auto" w:sz="0" w:space="0"/>
       </w:pBdr>
       <w:tabs>
         <w:tab w:val="center" w:pos="4153"/>
@@ -5855,37 +6025,41 @@
       <w:sz w:val="18"/>
     </w:rPr>
   </w:style>
-  <w:style w:type="paragraph" w:styleId="TOC1">
+  <w:style w:type="paragraph" w:styleId="16">
     <w:name w:val="toc 1"/>
-    <w:basedOn w:val="Normal"/>
-    <w:next w:val="Normal"/>
+    <w:basedOn w:val="1"/>
+    <w:next w:val="1"/>
     <w:qFormat/>
+    <w:uiPriority w:val="0"/>
     <w:rPr>
-      <w:rFonts w:ascii="Arial" w:eastAsia="Microsoft JhengHei" w:hAnsi="Arial"/>
+      <w:rFonts w:ascii="Arial" w:hAnsi="Arial" w:eastAsia="Microsoft JhengHei"/>
       <w:sz w:val="24"/>
     </w:rPr>
   </w:style>
-  <w:style w:type="paragraph" w:styleId="TOC2">
+  <w:style w:type="paragraph" w:styleId="17">
     <w:name w:val="toc 2"/>
-    <w:basedOn w:val="Normal"/>
-    <w:next w:val="Normal"/>
+    <w:basedOn w:val="1"/>
+    <w:next w:val="1"/>
     <w:qFormat/>
+    <w:uiPriority w:val="0"/>
     <w:pPr>
       <w:ind w:left="420" w:leftChars="200"/>
     </w:pPr>
   </w:style>
-  <w:style w:type="paragraph" w:styleId="NormalWeb">
+  <w:style w:type="paragraph" w:styleId="18">
     <w:name w:val="Normal (Web)"/>
-    <w:basedOn w:val="Normal"/>
+    <w:basedOn w:val="1"/>
     <w:qFormat/>
+    <w:uiPriority w:val="0"/>
     <w:rPr>
       <w:sz w:val="24"/>
     </w:rPr>
   </w:style>
-  <w:style w:type="paragraph" w:styleId="Title">
+  <w:style w:type="paragraph" w:styleId="19">
     <w:name w:val="Title"/>
-    <w:basedOn w:val="Normal"/>
+    <w:basedOn w:val="1"/>
     <w:qFormat/>
+    <w:uiPriority w:val="0"/>
     <w:pPr>
       <w:spacing w:before="240" w:beforeLines="0" w:beforeAutospacing="0" w:after="60" w:afterLines="0" w:afterAutospacing="0"/>
       <w:jc w:val="center"/>
@@ -5897,68 +6071,73 @@
       <w:sz w:val="32"/>
     </w:rPr>
   </w:style>
-  <w:style w:type="table" w:styleId="TableGrid">
+  <w:style w:type="table" w:styleId="21">
     <w:name w:val="Table Grid"/>
-    <w:basedOn w:val="TableNormal"/>
+    <w:basedOn w:val="20"/>
     <w:qFormat/>
+    <w:uiPriority w:val="0"/>
     <w:pPr>
       <w:widowControl w:val="0"/>
       <w:jc w:val="both"/>
     </w:pPr>
     <w:tblPr>
       <w:tblBorders>
-        <w:top w:val="single" w:sz="4" w:space="0" w:color="auto"/>
-        <w:left w:val="single" w:sz="4" w:space="0" w:color="auto"/>
-        <w:bottom w:val="single" w:sz="4" w:space="0" w:color="auto"/>
-        <w:right w:val="single" w:sz="4" w:space="0" w:color="auto"/>
-        <w:insideH w:val="single" w:sz="4" w:space="0" w:color="auto"/>
-        <w:insideV w:val="single" w:sz="4" w:space="0" w:color="auto"/>
+        <w:top w:val="single" w:color="auto" w:sz="4" w:space="0"/>
+        <w:left w:val="single" w:color="auto" w:sz="4" w:space="0"/>
+        <w:bottom w:val="single" w:color="auto" w:sz="4" w:space="0"/>
+        <w:right w:val="single" w:color="auto" w:sz="4" w:space="0"/>
+        <w:insideH w:val="single" w:color="auto" w:sz="4" w:space="0"/>
+        <w:insideV w:val="single" w:color="auto" w:sz="4" w:space="0"/>
       </w:tblBorders>
     </w:tblPr>
   </w:style>
-  <w:style w:type="character" w:styleId="Strong">
+  <w:style w:type="character" w:styleId="23">
     <w:name w:val="Strong"/>
-    <w:basedOn w:val="DefaultParagraphFont"/>
+    <w:basedOn w:val="22"/>
     <w:qFormat/>
+    <w:uiPriority w:val="0"/>
     <w:rPr>
       <w:b/>
     </w:rPr>
   </w:style>
-  <w:style w:type="paragraph" w:customStyle="1" w:styleId="a">
+  <w:style w:type="paragraph" w:customStyle="1" w:styleId="24">
     <w:name w:val="柴_公司名"/>
-    <w:basedOn w:val="Title"/>
+    <w:basedOn w:val="19"/>
     <w:qFormat/>
+    <w:uiPriority w:val="0"/>
     <w:pPr>
       <w:spacing w:after="600" w:afterLines="600"/>
     </w:pPr>
     <w:rPr>
-      <w:rFonts w:ascii="宋体" w:eastAsia="宋体" w:hAnsi="宋体" w:cs="宋体" w:hint="eastAsia"/>
+      <w:rFonts w:hint="eastAsia" w:ascii="宋体" w:hAnsi="宋体" w:eastAsia="宋体" w:cs="宋体"/>
       <w:bCs/>
       <w:spacing w:val="-6"/>
       <w:sz w:val="52"/>
       <w:szCs w:val="52"/>
     </w:rPr>
   </w:style>
-  <w:style w:type="paragraph" w:customStyle="1" w:styleId="a0">
+  <w:style w:type="paragraph" w:customStyle="1" w:styleId="25">
     <w:name w:val="柴_文档名"/>
-    <w:basedOn w:val="Title"/>
+    <w:basedOn w:val="19"/>
     <w:qFormat/>
+    <w:uiPriority w:val="0"/>
     <w:pPr>
       <w:spacing w:after="900" w:afterLines="900"/>
     </w:pPr>
     <w:rPr>
-      <w:rFonts w:ascii="黑体" w:eastAsia="黑体" w:hAnsi="黑体" w:cs="黑体"/>
+      <w:rFonts w:ascii="黑体" w:hAnsi="黑体" w:eastAsia="黑体" w:cs="黑体"/>
       <w:bCs/>
       <w:spacing w:val="-7"/>
       <w:sz w:val="52"/>
       <w:szCs w:val="52"/>
     </w:rPr>
   </w:style>
-  <w:style w:type="table" w:customStyle="1" w:styleId="TableNormal0">
+  <w:style w:type="table" w:customStyle="1" w:styleId="26">
     <w:name w:val="Table Normal_0"/>
     <w:semiHidden/>
     <w:unhideWhenUsed/>
     <w:qFormat/>
+    <w:uiPriority w:val="0"/>
     <w:tblPr>
       <w:tblCellMar>
         <w:top w:w="0" w:type="dxa"/>
@@ -5968,81 +6147,87 @@
       </w:tblCellMar>
     </w:tblPr>
   </w:style>
-  <w:style w:type="paragraph" w:customStyle="1" w:styleId="TableText">
+  <w:style w:type="paragraph" w:customStyle="1" w:styleId="27">
     <w:name w:val="Table Text"/>
-    <w:basedOn w:val="Normal"/>
+    <w:basedOn w:val="1"/>
     <w:semiHidden/>
     <w:qFormat/>
+    <w:uiPriority w:val="0"/>
     <w:rPr>
-      <w:rFonts w:ascii="宋体" w:eastAsia="宋体" w:hAnsi="宋体" w:cs="宋体"/>
+      <w:rFonts w:ascii="宋体" w:hAnsi="宋体" w:eastAsia="宋体" w:cs="宋体"/>
       <w:sz w:val="21"/>
       <w:szCs w:val="21"/>
       <w:lang w:val="en-US" w:eastAsia="en-US" w:bidi="ar-SA"/>
     </w:rPr>
   </w:style>
-  <w:style w:type="paragraph" w:customStyle="1" w:styleId="1">
+  <w:style w:type="paragraph" w:customStyle="1" w:styleId="28">
     <w:name w:val="柴_标题1"/>
-    <w:basedOn w:val="Heading1"/>
-    <w:next w:val="a1"/>
-    <w:link w:val="1Char"/>
+    <w:basedOn w:val="2"/>
+    <w:next w:val="29"/>
+    <w:link w:val="38"/>
     <w:qFormat/>
+    <w:uiPriority w:val="0"/>
     <w:pPr>
       <w:spacing w:before="100" w:after="90" w:line="360" w:lineRule="auto"/>
     </w:pPr>
     <w:rPr>
-      <w:rFonts w:ascii="Arial" w:eastAsia="宋体" w:hAnsi="Arial"/>
+      <w:rFonts w:ascii="Arial" w:hAnsi="Arial" w:eastAsia="宋体"/>
       <w:sz w:val="32"/>
     </w:rPr>
   </w:style>
-  <w:style w:type="paragraph" w:customStyle="1" w:styleId="a1">
+  <w:style w:type="paragraph" w:customStyle="1" w:styleId="29">
     <w:name w:val="柴_正文"/>
-    <w:basedOn w:val="BodyText"/>
-    <w:link w:val="Char"/>
+    <w:basedOn w:val="12"/>
+    <w:link w:val="42"/>
     <w:qFormat/>
+    <w:uiPriority w:val="0"/>
     <w:pPr>
       <w:spacing w:line="360" w:lineRule="auto"/>
       <w:ind w:firstLine="470" w:firstLineChars="200"/>
     </w:pPr>
     <w:rPr>
-      <w:rFonts w:ascii="Arial" w:eastAsia="宋体" w:hAnsi="Arial"/>
+      <w:rFonts w:ascii="Arial" w:hAnsi="Arial" w:eastAsia="宋体"/>
       <w:sz w:val="24"/>
       <w:lang w:eastAsia="zh-CN"/>
     </w:rPr>
   </w:style>
-  <w:style w:type="paragraph" w:customStyle="1" w:styleId="2">
+  <w:style w:type="paragraph" w:customStyle="1" w:styleId="30">
     <w:name w:val="柴_标题2"/>
-    <w:basedOn w:val="Heading2"/>
-    <w:next w:val="a1"/>
+    <w:basedOn w:val="3"/>
+    <w:next w:val="29"/>
     <w:qFormat/>
+    <w:uiPriority w:val="0"/>
     <w:pPr>
       <w:spacing w:line="360" w:lineRule="auto"/>
     </w:pPr>
     <w:rPr>
-      <w:rFonts w:ascii="Arial" w:eastAsia="宋体" w:hAnsi="Arial"/>
+      <w:rFonts w:ascii="Arial" w:hAnsi="Arial" w:eastAsia="宋体"/>
       <w:sz w:val="28"/>
     </w:rPr>
   </w:style>
-  <w:style w:type="paragraph" w:customStyle="1" w:styleId="3">
+  <w:style w:type="paragraph" w:customStyle="1" w:styleId="31">
     <w:name w:val="柴_标题3"/>
-    <w:basedOn w:val="Heading3"/>
-    <w:next w:val="a1"/>
+    <w:basedOn w:val="4"/>
+    <w:next w:val="29"/>
     <w:qFormat/>
+    <w:uiPriority w:val="0"/>
     <w:pPr>
       <w:spacing w:line="360" w:lineRule="auto"/>
       <w:ind w:left="0" w:firstLine="472" w:firstLineChars="200"/>
     </w:pPr>
     <w:rPr>
-      <w:rFonts w:ascii="宋体" w:eastAsia="宋体" w:hAnsi="宋体" w:cs="宋体"/>
+      <w:rFonts w:ascii="宋体" w:hAnsi="宋体" w:eastAsia="宋体" w:cs="宋体"/>
       <w:spacing w:val="-2"/>
       <w:sz w:val="24"/>
       <w:szCs w:val="24"/>
     </w:rPr>
   </w:style>
-  <w:style w:type="paragraph" w:customStyle="1" w:styleId="a2">
+  <w:style w:type="paragraph" w:customStyle="1" w:styleId="32">
     <w:name w:val="柴_目录"/>
-    <w:basedOn w:val="Normal"/>
-    <w:next w:val="BodyText"/>
+    <w:basedOn w:val="1"/>
+    <w:next w:val="12"/>
     <w:qFormat/>
+    <w:uiPriority w:val="0"/>
     <w:pPr>
       <w:tabs>
         <w:tab w:val="right" w:leader="dot" w:pos="8442"/>
@@ -6050,59 +6235,64 @@
       <w:ind w:left="0" w:leftChars="0"/>
     </w:pPr>
     <w:rPr>
-      <w:rFonts w:ascii="Arial" w:eastAsia="Microsoft JhengHei" w:hAnsi="Arial"/>
+      <w:rFonts w:ascii="Arial" w:hAnsi="Arial" w:eastAsia="Microsoft JhengHei"/>
       <w:sz w:val="24"/>
     </w:rPr>
   </w:style>
-  <w:style w:type="paragraph" w:customStyle="1" w:styleId="WPSOffice1">
+  <w:style w:type="paragraph" w:customStyle="1" w:styleId="33">
     <w:name w:val="WPSOffice手动目录 1"/>
     <w:qFormat/>
+    <w:uiPriority w:val="0"/>
     <w:pPr>
       <w:ind w:leftChars="0"/>
     </w:pPr>
     <w:rPr>
-      <w:rFonts w:ascii="Times New Roman" w:eastAsia="宋体" w:hAnsi="Times New Roman" w:cs="Times New Roman"/>
+      <w:rFonts w:ascii="Times New Roman" w:hAnsi="Times New Roman" w:eastAsia="宋体" w:cs="Times New Roman"/>
       <w:sz w:val="20"/>
       <w:szCs w:val="20"/>
     </w:rPr>
   </w:style>
-  <w:style w:type="paragraph" w:customStyle="1" w:styleId="WPSOffice2">
+  <w:style w:type="paragraph" w:customStyle="1" w:styleId="34">
     <w:name w:val="WPSOffice手动目录 2"/>
     <w:qFormat/>
+    <w:uiPriority w:val="0"/>
     <w:pPr>
       <w:ind w:leftChars="200"/>
     </w:pPr>
     <w:rPr>
-      <w:rFonts w:ascii="Times New Roman" w:eastAsia="宋体" w:hAnsi="Times New Roman" w:cs="Times New Roman"/>
+      <w:rFonts w:ascii="Times New Roman" w:hAnsi="Times New Roman" w:eastAsia="宋体" w:cs="Times New Roman"/>
       <w:sz w:val="20"/>
       <w:szCs w:val="20"/>
     </w:rPr>
   </w:style>
-  <w:style w:type="paragraph" w:customStyle="1" w:styleId="WPSOffice3">
+  <w:style w:type="paragraph" w:customStyle="1" w:styleId="35">
     <w:name w:val="WPSOffice手动目录 3"/>
     <w:qFormat/>
+    <w:uiPriority w:val="0"/>
     <w:pPr>
       <w:ind w:leftChars="400"/>
     </w:pPr>
     <w:rPr>
-      <w:rFonts w:ascii="Times New Roman" w:eastAsia="宋体" w:hAnsi="Times New Roman" w:cs="Times New Roman"/>
+      <w:rFonts w:ascii="Times New Roman" w:hAnsi="Times New Roman" w:eastAsia="宋体" w:cs="Times New Roman"/>
       <w:sz w:val="20"/>
       <w:szCs w:val="20"/>
     </w:rPr>
   </w:style>
-  <w:style w:type="paragraph" w:customStyle="1" w:styleId="Compact">
+  <w:style w:type="paragraph" w:customStyle="1" w:styleId="36">
     <w:name w:val="Compact"/>
-    <w:basedOn w:val="BodyText"/>
+    <w:basedOn w:val="12"/>
     <w:qFormat/>
+    <w:uiPriority w:val="0"/>
     <w:pPr>
       <w:spacing w:before="36" w:after="36"/>
     </w:pPr>
   </w:style>
-  <w:style w:type="table" w:customStyle="1" w:styleId="Table">
+  <w:style w:type="table" w:customStyle="1" w:styleId="37">
     <w:name w:val="Table"/>
     <w:semiHidden/>
     <w:unhideWhenUsed/>
     <w:qFormat/>
+    <w:uiPriority w:val="0"/>
     <w:tblPr>
       <w:tblCellMar>
         <w:top w:w="0" w:type="dxa"/>
@@ -6114,26 +6304,28 @@
     <w:tblStylePr w:type="firstRow">
       <w:tcPr>
         <w:tcBorders>
-          <w:bottom w:val="single" w:sz="0" w:space="0" w:color="auto"/>
+          <w:bottom w:val="single" w:color="auto" w:sz="0" w:space="0"/>
         </w:tcBorders>
         <w:vAlign w:val="bottom"/>
       </w:tcPr>
     </w:tblStylePr>
   </w:style>
-  <w:style w:type="character" w:customStyle="1" w:styleId="1Char">
+  <w:style w:type="character" w:customStyle="1" w:styleId="38">
     <w:name w:val="柴_标题1 Char"/>
-    <w:link w:val="1"/>
+    <w:link w:val="28"/>
     <w:qFormat/>
+    <w:uiPriority w:val="0"/>
     <w:rPr>
-      <w:rFonts w:ascii="Arial" w:eastAsia="宋体" w:hAnsi="Arial"/>
+      <w:rFonts w:ascii="Arial" w:hAnsi="Arial" w:eastAsia="宋体"/>
       <w:sz w:val="32"/>
     </w:rPr>
   </w:style>
-  <w:style w:type="table" w:customStyle="1" w:styleId="TableNormal1">
+  <w:style w:type="table" w:customStyle="1" w:styleId="39">
     <w:name w:val="Table Normal_1"/>
     <w:semiHidden/>
     <w:unhideWhenUsed/>
     <w:qFormat/>
+    <w:uiPriority w:val="0"/>
     <w:tblPr>
       <w:tblCellMar>
         <w:top w:w="0" w:type="dxa"/>
@@ -6143,10 +6335,11 @@
       </w:tblCellMar>
     </w:tblPr>
   </w:style>
-  <w:style w:type="paragraph" w:customStyle="1" w:styleId="a3">
+  <w:style w:type="paragraph" w:customStyle="1" w:styleId="40">
     <w:name w:val="柴_正文_无缩进"/>
-    <w:basedOn w:val="Normal"/>
+    <w:basedOn w:val="1"/>
     <w:qFormat/>
+    <w:uiPriority w:val="0"/>
     <w:pPr>
       <w:ind w:firstLine="0" w:firstLineChars="0"/>
     </w:pPr>
@@ -6156,29 +6349,31 @@
       <w:lang w:eastAsia="zh-CN"/>
     </w:rPr>
   </w:style>
-  <w:style w:type="paragraph" w:customStyle="1" w:styleId="4">
+  <w:style w:type="paragraph" w:customStyle="1" w:styleId="41">
     <w:name w:val="柴_标题4"/>
-    <w:basedOn w:val="Heading4"/>
-    <w:next w:val="Normal"/>
+    <w:basedOn w:val="5"/>
+    <w:next w:val="1"/>
     <w:qFormat/>
+    <w:uiPriority w:val="0"/>
     <w:pPr>
       <w:widowControl w:val="0"/>
       <w:spacing w:before="160" w:line="360" w:lineRule="auto"/>
-      <w:ind w:left="981" w:hanging="862" w:leftChars="300"/>
+      <w:ind w:left="981" w:leftChars="300" w:hanging="862"/>
     </w:pPr>
     <w:rPr>
-      <w:rFonts w:ascii="Calibri" w:eastAsia="宋体" w:hAnsi="Calibri" w:cs="宋体" w:hint="eastAsia"/>
+      <w:rFonts w:hint="eastAsia" w:ascii="Calibri" w:hAnsi="Calibri" w:eastAsia="宋体" w:cs="宋体"/>
       <w:sz w:val="24"/>
       <w:szCs w:val="24"/>
       <w:lang w:eastAsia="zh-CN" w:bidi="zh-CN"/>
     </w:rPr>
   </w:style>
-  <w:style w:type="character" w:customStyle="1" w:styleId="Char">
+  <w:style w:type="character" w:customStyle="1" w:styleId="42">
     <w:name w:val="柴_正文 Char"/>
-    <w:link w:val="a1"/>
+    <w:link w:val="29"/>
     <w:qFormat/>
+    <w:uiPriority w:val="0"/>
     <w:rPr>
-      <w:rFonts w:ascii="Arial" w:eastAsia="宋体" w:hAnsi="Arial"/>
+      <w:rFonts w:ascii="Arial" w:hAnsi="Arial" w:eastAsia="宋体"/>
       <w:sz w:val="24"/>
       <w:lang w:eastAsia="zh-CN"/>
     </w:rPr>
